--- a/NETRA_Project_Documentation_Hinglish_Easy.docx
+++ b/NETRA_Project_Documentation_Hinglish_Easy.docx
@@ -6,7 +6,6 @@
       <w:tblPr>
         <w:tblW w:type="auto" w:w="0"/>
         <w:jc w:val="center"/>
-        <w:tblLayout w:type="fixed"/>
         <w:tblLook w:firstColumn="1" w:firstRow="1" w:lastColumn="0" w:lastRow="0" w:noHBand="0" w:noVBand="1" w:val="04A0"/>
       </w:tblPr>
       <w:tblGrid>
@@ -15,13 +14,13 @@
       <w:tr>
         <w:tc>
           <w:tcPr>
-            <w:tcW w:type="dxa" w:w="9936"/>
-            <w:shd w:fill="0F172A"/>
+            <w:tcW w:type="dxa" w:w="10080"/>
+            <w:shd w:fill="020617" w:val="clear"/>
             <w:tcMar>
               <w:top w:w="260" w:type="dxa"/>
               <w:bottom w:w="260" w:type="dxa"/>
-              <w:left w:w="260" w:type="dxa"/>
-              <w:right w:w="260" w:type="dxa"/>
+              <w:left w:w="240" w:type="dxa"/>
+              <w:right w:w="240" w:type="dxa"/>
             </w:tcMar>
           </w:tcPr>
           <w:p>
@@ -32,30 +31,44 @@
               <w:rPr>
                 <w:rFonts w:ascii="Arial" w:hAnsi="Arial"/>
                 <w:b/>
-                <w:color w:val="00E5FF"/>
-                <w:sz w:val="44"/>
+                <w:i w:val="0"/>
+                <w:color w:val="00DCFF"/>
+                <w:sz w:val="46"/>
               </w:rPr>
-              <w:t>👁️ PROJECT NETRA v5.1</w:t>
+              <w:t>👁️  PROJECT NETRA  v5.1</w:t>
               <w:br/>
             </w:r>
             <w:r>
               <w:rPr>
                 <w:rFonts w:ascii="Arial" w:hAnsi="Arial"/>
                 <w:b/>
-                <w:color w:val="FFFFFF"/>
-                <w:sz w:val="26"/>
+                <w:i w:val="0"/>
+                <w:color w:val="F8FAFC"/>
+                <w:sz w:val="27"/>
               </w:rPr>
-              <w:t>Super Easy 'All-in-One' Project Guide (12-Year-Old Friendly!)</w:t>
+              <w:t>The Real Ground-Truth Technical Documentation (Hinglish)</w:t>
               <w:br/>
             </w:r>
             <w:r>
               <w:rPr>
                 <w:rFonts w:ascii="Arial" w:hAnsi="Arial"/>
+                <w:b w:val="0"/>
                 <w:i/>
                 <w:color w:val="94A3B8"/>
-                <w:sz w:val="20"/>
+                <w:sz w:val="19"/>
               </w:rPr>
-              <w:t>Hum kya use kar rahe hain, kaise kar rahe hain, kyu kar rahe hain, aur kaha par kya stored hai!</w:t>
+              <w:t>Pehle kya socha tha vs Asal mein kya banaya | Kyu koi LLM use nahi kiya | GenD kyu laya | MesoNet kyu hara | Dataset &amp; Training Proof</w:t>
+              <w:br/>
+            </w:r>
+            <w:r>
+              <w:rPr>
+                <w:rFonts w:ascii="Arial" w:hAnsi="Arial"/>
+                <w:b w:val="0"/>
+                <w:i w:val="0"/>
+                <w:color w:val="64748B"/>
+                <w:sz w:val="17"/>
+              </w:rPr>
+              <w:t>Author: Sparsh Singh &amp; Team NETRA  |  GitHub: sparsh101sparsh/netra-deepfake-detector</w:t>
             </w:r>
           </w:p>
         </w:tc>
@@ -63,48 +76,265 @@
     </w:tbl>
     <w:p>
       <w:pPr>
-        <w:spacing w:after="200"/>
+        <w:spacing w:after="160"/>
       </w:pPr>
     </w:p>
     <w:p>
       <w:pPr>
         <w:keepNext/>
-        <w:spacing w:before="320" w:after="120"/>
+        <w:spacing w:before="360" w:after="120"/>
       </w:pPr>
       <w:r>
         <w:rPr>
           <w:rFonts w:ascii="Arial" w:hAnsi="Arial"/>
           <w:b/>
-          <w:color w:val="0E7490"/>
-          <w:sz w:val="32"/>
+          <w:i w:val="0"/>
+          <w:color w:val="075985"/>
+          <w:sz w:val="30"/>
         </w:rPr>
-        <w:t>1. Simple Bhasha Mein: Yeh Project Kya Hai? (What is NETRA?)</w:t>
+        <w:t>1. 💡 Initial Idea vs Real Architecture — Hamara Poora Pivot</w:t>
       </w:r>
     </w:p>
     <w:p>
       <w:pPr>
-        <w:spacing w:before="0" w:after="80" w:line="276" w:lineRule="auto"/>
+        <w:spacing w:before="0" w:after="100" w:line="283" w:lineRule="auto"/>
       </w:pPr>
       <w:r>
         <w:rPr>
           <w:rFonts w:ascii="Arial" w:hAnsi="Arial"/>
+          <w:b w:val="0"/>
+          <w:i w:val="0"/>
           <w:color w:val="334155"/>
           <w:sz w:val="21"/>
         </w:rPr>
-        <w:t>Socho tumhare WhatsApp par ek video aayi jisme koi famous neta, celebrity ya police officer bol raha hai: 'Aapke bank account par case ho gaya hai, jaldi se 50,000 bhejo!' Par asal mein woh insaan sach mein bol hi nahi raha—kisi scammer ne computer AI use karke unka chehra aur awaaz nakli bana di!</w:t>
+        <w:t>Pehle jab humne project sochna shuru kiya tha, humne socha tha ki ek standard SaaS banayenge: ek model chalega aur peeche koi LLM (jaise Claude, GPT ya Bedrock) baithkar lambi-chaudi markdown report likhega. Lekin jaise hi humne real testing shuru ki, hume samajh aaya ki yeh approach poori tarah BEKAAR hai.</w:t>
       </w:r>
     </w:p>
     <w:p>
       <w:pPr>
-        <w:spacing w:before="0" w:after="80" w:line="276" w:lineRule="auto"/>
+        <w:spacing w:before="0" w:after="100" w:line="283" w:lineRule="auto"/>
       </w:pPr>
       <w:r>
         <w:rPr>
           <w:rFonts w:ascii="Arial" w:hAnsi="Arial"/>
+          <w:b w:val="0"/>
+          <w:i w:val="0"/>
           <w:color w:val="334155"/>
           <w:sz w:val="21"/>
         </w:rPr>
-        <w:t>Is nakli video ya photo ko hum bolte hain 'Deepfake'. Aur hamara project 'NETRA' ek super-smart AI Digital Police Inspector hai jo kisi bhi photo, video ya scam message ko scan karta hai aur 1 second ke andar bata deta hai ki ye REAL hai ya FAKE!</w:t>
+        <w:t>Dekho reason bohot clear hai:</w:t>
+      </w:r>
+    </w:p>
+    <w:p>
+      <w:pPr>
+        <w:pStyle w:val="ListBullet"/>
+        <w:spacing w:before="20" w:after="60" w:line="276" w:lineRule="auto"/>
+      </w:pPr>
+      <w:r>
+        <w:rPr>
+          <w:rFonts w:ascii="Arial" w:hAnsi="Arial"/>
+          <w:b/>
+          <w:i w:val="0"/>
+          <w:color w:val="0F172A"/>
+          <w:sz w:val="21"/>
+        </w:rPr>
+        <w:t xml:space="preserve">1. LLM deepfake detect nahi karta: </w:t>
+      </w:r>
+      <w:r>
+        <w:rPr>
+          <w:rFonts w:ascii="Arial" w:hAnsi="Arial"/>
+          <w:b w:val="0"/>
+          <w:i w:val="0"/>
+          <w:color w:val="334155"/>
+          <w:sz w:val="21"/>
+        </w:rPr>
+        <w:t>LLM sirf text likhta hai. Agar core detector hi galat score de raha hai toh LLM sirf confident jhooth (hallucination) likhega.</w:t>
+      </w:r>
+    </w:p>
+    <w:p>
+      <w:pPr>
+        <w:pStyle w:val="ListBullet"/>
+        <w:spacing w:before="20" w:after="60" w:line="276" w:lineRule="auto"/>
+      </w:pPr>
+      <w:r>
+        <w:rPr>
+          <w:rFonts w:ascii="Arial" w:hAnsi="Arial"/>
+          <w:b/>
+          <w:i w:val="0"/>
+          <w:color w:val="0F172A"/>
+          <w:sz w:val="21"/>
+        </w:rPr>
+        <w:t xml:space="preserve">2. Forensics &amp; Court Evidence: </w:t>
+      </w:r>
+      <w:r>
+        <w:rPr>
+          <w:rFonts w:ascii="Arial" w:hAnsi="Arial"/>
+          <w:b w:val="0"/>
+          <w:i w:val="0"/>
+          <w:color w:val="334155"/>
+          <w:sz w:val="21"/>
+        </w:rPr>
+        <w:t>Police aur Cybercrime cell ko deterministic mathematical aur biological proof chahiye — ki aankh ki lighting ka angle galat hai ya pulse gayab hai, na ki kisi chatbot ka essay.</w:t>
+      </w:r>
+    </w:p>
+    <w:p>
+      <w:pPr>
+        <w:pStyle w:val="ListBullet"/>
+        <w:spacing w:before="20" w:after="60" w:line="276" w:lineRule="auto"/>
+      </w:pPr>
+      <w:r>
+        <w:rPr>
+          <w:rFonts w:ascii="Arial" w:hAnsi="Arial"/>
+          <w:b/>
+          <w:i w:val="0"/>
+          <w:color w:val="0F172A"/>
+          <w:sz w:val="21"/>
+        </w:rPr>
+        <w:t xml:space="preserve">3. Speed &amp; Zero Cost: </w:t>
+      </w:r>
+      <w:r>
+        <w:rPr>
+          <w:rFonts w:ascii="Arial" w:hAnsi="Arial"/>
+          <w:b w:val="0"/>
+          <w:i w:val="0"/>
+          <w:color w:val="334155"/>
+          <w:sz w:val="21"/>
+        </w:rPr>
+        <w:t>LLM bulane mein 2-5 second lagte hain aur har call ka paisa lagta hai. NETRA ko humne pure Computer Vision, Deep Learning aur Physics-based banaya jo sub-second mein mathematically prove kar deta hai.</w:t>
+      </w:r>
+    </w:p>
+    <w:tbl>
+      <w:tblPr>
+        <w:tblW w:type="auto" w:w="0"/>
+        <w:jc w:val="center"/>
+        <w:tblLook w:firstColumn="1" w:firstRow="1" w:lastColumn="0" w:lastRow="0" w:noHBand="0" w:noVBand="1" w:val="04A0"/>
+      </w:tblPr>
+      <w:tblGrid>
+        <w:gridCol w:w="9936"/>
+      </w:tblGrid>
+      <w:tr>
+        <w:tc>
+          <w:tcPr>
+            <w:tcW w:type="dxa" w:w="9792"/>
+            <w:shd w:fill="F0FDF4" w:val="clear"/>
+            <w:tcMar>
+              <w:top w:w="140" w:type="dxa"/>
+              <w:bottom w:w="140" w:type="dxa"/>
+              <w:left w:w="180" w:type="dxa"/>
+              <w:right w:w="180" w:type="dxa"/>
+            </w:tcMar>
+            <w:tcBorders>
+              <w:top w:val="none"/>
+              <w:right w:val="none"/>
+              <w:bottom w:val="none"/>
+              <w:left w:val="single" w:sz="32" w:color="22C55E"/>
+            </w:tcBorders>
+          </w:tcPr>
+          <w:p>
+            <w:pPr>
+              <w:spacing w:after="80"/>
+            </w:pPr>
+            <w:r>
+              <w:rPr>
+                <w:rFonts w:ascii="Arial" w:hAnsi="Arial"/>
+                <w:b/>
+                <w:i w:val="0"/>
+                <w:color w:val="14532D"/>
+                <w:sz w:val="22"/>
+              </w:rPr>
+              <w:t>🚀 The Big Realization (Hamara Naya Path):</w:t>
+            </w:r>
+          </w:p>
+          <w:p>
+            <w:pPr>
+              <w:spacing w:before="20" w:after="40"/>
+            </w:pPr>
+            <w:r>
+              <w:rPr>
+                <w:rFonts w:ascii="Arial" w:hAnsi="Arial"/>
+                <w:b w:val="0"/>
+                <w:i w:val="0"/>
+                <w:color w:val="1E293B"/>
+                <w:sz w:val="21"/>
+              </w:rPr>
+              <w:t>Humne project ko ek 'LLM text generator' se badal kar ek HARDCORE MULTI-MODAL FORENSIC ENGINE bana diya.</w:t>
+            </w:r>
+          </w:p>
+          <w:p>
+            <w:pPr>
+              <w:spacing w:before="20" w:after="40"/>
+            </w:pPr>
+            <w:r>
+              <w:rPr>
+                <w:rFonts w:ascii="Arial" w:hAnsi="Arial"/>
+                <w:b w:val="0"/>
+                <w:i w:val="0"/>
+                <w:color w:val="1E293B"/>
+                <w:sz w:val="21"/>
+              </w:rPr>
+              <w:t>Isme na koi LLM ka hallucination hai, na fake promises.</w:t>
+            </w:r>
+          </w:p>
+          <w:p>
+            <w:pPr>
+              <w:spacing w:before="20" w:after="40"/>
+            </w:pPr>
+            <w:r>
+              <w:rPr>
+                <w:rFonts w:ascii="Arial" w:hAnsi="Arial"/>
+                <w:b w:val="0"/>
+                <w:i w:val="0"/>
+                <w:color w:val="1E293B"/>
+                <w:sz w:val="21"/>
+              </w:rPr>
+              <w:t>Sara ka sara detection pure Computer Vision, Hyperspherical Mathematics, aur Human Biological Physics par based hai!</w:t>
+            </w:r>
+          </w:p>
+        </w:tc>
+      </w:tr>
+    </w:tbl>
+    <w:p>
+      <w:pPr>
+        <w:spacing w:after="120"/>
+      </w:pPr>
+    </w:p>
+    <w:p>
+      <w:pPr>
+        <w:spacing w:before="80" w:after="80"/>
+        <w:pBdr>
+          <w:bottom w:val="single" w:sz="4" w:color="CBD5E1"/>
+        </w:pBdr>
+      </w:pPr>
+    </w:p>
+    <w:p>
+      <w:pPr>
+        <w:keepNext/>
+        <w:spacing w:before="360" w:after="120"/>
+      </w:pPr>
+      <w:r>
+        <w:rPr>
+          <w:rFonts w:ascii="Arial" w:hAnsi="Arial"/>
+          <w:b/>
+          <w:i w:val="0"/>
+          <w:color w:val="075985"/>
+          <w:sz w:val="30"/>
+        </w:rPr>
+        <w:t>2. 🥊 MesoNet vs NETRA — MesoNet Kyu Flop Hua Aur Hum Kyu Jeete?</w:t>
+      </w:r>
+    </w:p>
+    <w:p>
+      <w:pPr>
+        <w:spacing w:before="0" w:after="100" w:line="283" w:lineRule="auto"/>
+      </w:pPr>
+      <w:r>
+        <w:rPr>
+          <w:rFonts w:ascii="Arial" w:hAnsi="Arial"/>
+          <w:b w:val="0"/>
+          <w:i w:val="0"/>
+          <w:color w:val="334155"/>
+          <w:sz w:val="21"/>
+        </w:rPr>
+        <w:t>Humne 100 Indian high-definition talking-head deepfake videos banayi (Modi ji, Virat Kohli, Amitabh Bachchan, etc.) aur unpe purane standard models (MesoNet-4, MesoInception-4) vs NETRA ka direct muqabla karwaya.</w:t>
       </w:r>
     </w:p>
     <w:tbl>
@@ -115,64 +345,496 @@
         <w:tblLook w:firstColumn="1" w:firstRow="1" w:lastColumn="0" w:lastRow="0" w:noHBand="0" w:noVBand="1" w:val="04A0"/>
       </w:tblPr>
       <w:tblGrid>
-        <w:gridCol w:w="9936"/>
+        <w:gridCol w:w="1987"/>
+        <w:gridCol w:w="1987"/>
+        <w:gridCol w:w="1987"/>
+        <w:gridCol w:w="1987"/>
+        <w:gridCol w:w="1987"/>
       </w:tblGrid>
       <w:tr>
         <w:tc>
           <w:tcPr>
-            <w:tcW w:type="dxa" w:w="9360"/>
-            <w:shd w:fill="EFF6FF"/>
+            <w:tcW w:type="dxa" w:w="2592"/>
+            <w:shd w:fill="1E293B" w:val="clear"/>
             <w:tcMar>
-              <w:top w:w="160" w:type="dxa"/>
-              <w:bottom w:w="160" w:type="dxa"/>
-              <w:left w:w="240" w:type="dxa"/>
-              <w:right w:w="200" w:type="dxa"/>
+              <w:top w:w="70" w:type="dxa"/>
+              <w:bottom w:w="70" w:type="dxa"/>
+              <w:left w:w="80" w:type="dxa"/>
+              <w:right w:w="80" w:type="dxa"/>
             </w:tcMar>
-            <w:tcBorders>
-              <w:top w:val="none"/>
-              <w:left w:val="single" w:sz="24" w:space="0" w:color="3B82F6"/>
-              <w:bottom w:val="none"/>
-              <w:right w:val="none"/>
-            </w:tcBorders>
           </w:tcPr>
           <w:p>
-            <w:pPr>
-              <w:spacing w:before="40" w:after="80"/>
-            </w:pPr>
             <w:r>
               <w:rPr>
                 <w:rFonts w:ascii="Arial" w:hAnsi="Arial"/>
                 <w:b/>
-                <w:color w:val="104628"/>
-                <w:sz w:val="22"/>
+                <w:i w:val="0"/>
+                <w:color w:val="FFFFFF"/>
+                <w:sz w:val="18"/>
               </w:rPr>
-              <w:t>🎯 NETRA ka Main Mission</w:t>
+              <w:t>Model</w:t>
             </w:r>
           </w:p>
+        </w:tc>
+        <w:tc>
+          <w:tcPr>
+            <w:tcW w:type="dxa" w:w="2592"/>
+            <w:shd w:fill="1E293B" w:val="clear"/>
+            <w:tcMar>
+              <w:top w:w="70" w:type="dxa"/>
+              <w:bottom w:w="70" w:type="dxa"/>
+              <w:left w:w="80" w:type="dxa"/>
+              <w:right w:w="80" w:type="dxa"/>
+            </w:tcMar>
+          </w:tcPr>
           <w:p>
-            <w:pPr>
-              <w:spacing w:before="40" w:after="40"/>
-            </w:pPr>
             <w:r>
               <w:rPr>
                 <w:rFonts w:ascii="Arial" w:hAnsi="Arial"/>
-                <w:color w:val="1E293B"/>
-                <w:sz w:val="20"/>
+                <w:b/>
+                <w:i w:val="0"/>
+                <w:color w:val="FFFFFF"/>
+                <w:sz w:val="18"/>
               </w:rPr>
-              <w:t>NETRA ka matlab hai 'Third Eye' (Teesri Aankh).</w:t>
+              <w:t>Forensic Technique</w:t>
             </w:r>
           </w:p>
+        </w:tc>
+        <w:tc>
+          <w:tcPr>
+            <w:tcW w:type="dxa" w:w="1584"/>
+            <w:shd w:fill="1E293B" w:val="clear"/>
+            <w:tcMar>
+              <w:top w:w="70" w:type="dxa"/>
+              <w:bottom w:w="70" w:type="dxa"/>
+              <w:left w:w="80" w:type="dxa"/>
+              <w:right w:w="80" w:type="dxa"/>
+            </w:tcMar>
+          </w:tcPr>
           <w:p>
-            <w:pPr>
-              <w:spacing w:before="40" w:after="40"/>
-            </w:pPr>
             <w:r>
               <w:rPr>
                 <w:rFonts w:ascii="Arial" w:hAnsi="Arial"/>
+                <w:b/>
+                <w:i w:val="0"/>
+                <w:color w:val="FFFFFF"/>
+                <w:sz w:val="18"/>
+              </w:rPr>
+              <w:t>Recall Rate</w:t>
+            </w:r>
+          </w:p>
+        </w:tc>
+        <w:tc>
+          <w:tcPr>
+            <w:tcW w:type="dxa" w:w="1728"/>
+            <w:shd w:fill="1E293B" w:val="clear"/>
+            <w:tcMar>
+              <w:top w:w="70" w:type="dxa"/>
+              <w:bottom w:w="70" w:type="dxa"/>
+              <w:left w:w="80" w:type="dxa"/>
+              <w:right w:w="80" w:type="dxa"/>
+            </w:tcMar>
+          </w:tcPr>
+          <w:p>
+            <w:r>
+              <w:rPr>
+                <w:rFonts w:ascii="Arial" w:hAnsi="Arial"/>
+                <w:b/>
+                <w:i w:val="0"/>
+                <w:color w:val="FFFFFF"/>
+                <w:sz w:val="18"/>
+              </w:rPr>
+              <w:t>Average Fake Score</w:t>
+            </w:r>
+          </w:p>
+        </w:tc>
+        <w:tc>
+          <w:tcPr>
+            <w:tcW w:type="dxa" w:w="1872"/>
+            <w:shd w:fill="1E293B" w:val="clear"/>
+            <w:tcMar>
+              <w:top w:w="70" w:type="dxa"/>
+              <w:bottom w:w="70" w:type="dxa"/>
+              <w:left w:w="80" w:type="dxa"/>
+              <w:right w:w="80" w:type="dxa"/>
+            </w:tcMar>
+          </w:tcPr>
+          <w:p>
+            <w:r>
+              <w:rPr>
+                <w:rFonts w:ascii="Arial" w:hAnsi="Arial"/>
+                <w:b/>
+                <w:i w:val="0"/>
+                <w:color w:val="FFFFFF"/>
+                <w:sz w:val="18"/>
+              </w:rPr>
+              <w:t>Verdict</w:t>
+            </w:r>
+          </w:p>
+        </w:tc>
+      </w:tr>
+      <w:tr>
+        <w:tc>
+          <w:tcPr>
+            <w:tcW w:type="dxa" w:w="2592"/>
+            <w:shd w:fill="F8FAFC" w:val="clear"/>
+            <w:tcMar>
+              <w:top w:w="60" w:type="dxa"/>
+              <w:bottom w:w="60" w:type="dxa"/>
+              <w:left w:w="80" w:type="dxa"/>
+              <w:right w:w="80" w:type="dxa"/>
+            </w:tcMar>
+          </w:tcPr>
+          <w:p>
+            <w:r>
+              <w:rPr>
+                <w:rFonts w:ascii="Arial" w:hAnsi="Arial"/>
+                <w:b w:val="0"/>
+                <w:i w:val="0"/>
                 <w:color w:val="1E293B"/>
-                <w:sz w:val="20"/>
+                <w:sz w:val="17"/>
               </w:rPr>
-              <w:t>Jaise CID mein Daya darwaza todta hai aur ACP Pradyuman saboot dhoondhta hai, waise hi NETRA computer files ke andar ghus kar forensic saboot nikalta hai!</w:t>
+              <w:t>NETRA (Spatial SBI + GenD)</w:t>
+            </w:r>
+          </w:p>
+        </w:tc>
+        <w:tc>
+          <w:tcPr>
+            <w:tcW w:type="dxa" w:w="2592"/>
+            <w:shd w:fill="F8FAFC" w:val="clear"/>
+            <w:tcMar>
+              <w:top w:w="60" w:type="dxa"/>
+              <w:bottom w:w="60" w:type="dxa"/>
+              <w:left w:w="80" w:type="dxa"/>
+              <w:right w:w="80" w:type="dxa"/>
+            </w:tcMar>
+          </w:tcPr>
+          <w:p>
+            <w:r>
+              <w:rPr>
+                <w:rFonts w:ascii="Arial" w:hAnsi="Arial"/>
+                <w:b w:val="0"/>
+                <w:i w:val="0"/>
+                <w:color w:val="1E293B"/>
+                <w:sz w:val="17"/>
+              </w:rPr>
+              <w:t>Hyperspherical Projection + Seam Analysis</w:t>
+            </w:r>
+          </w:p>
+        </w:tc>
+        <w:tc>
+          <w:tcPr>
+            <w:tcW w:type="dxa" w:w="1584"/>
+            <w:shd w:fill="F8FAFC" w:val="clear"/>
+            <w:tcMar>
+              <w:top w:w="60" w:type="dxa"/>
+              <w:bottom w:w="60" w:type="dxa"/>
+              <w:left w:w="80" w:type="dxa"/>
+              <w:right w:w="80" w:type="dxa"/>
+            </w:tcMar>
+          </w:tcPr>
+          <w:p>
+            <w:r>
+              <w:rPr>
+                <w:rFonts w:ascii="Arial" w:hAnsi="Arial"/>
+                <w:b w:val="0"/>
+                <w:i w:val="0"/>
+                <w:color w:val="1E293B"/>
+                <w:sz w:val="17"/>
+              </w:rPr>
+              <w:t>100 / 100 (100%)</w:t>
+            </w:r>
+          </w:p>
+        </w:tc>
+        <w:tc>
+          <w:tcPr>
+            <w:tcW w:type="dxa" w:w="1728"/>
+            <w:shd w:fill="F8FAFC" w:val="clear"/>
+            <w:tcMar>
+              <w:top w:w="60" w:type="dxa"/>
+              <w:bottom w:w="60" w:type="dxa"/>
+              <w:left w:w="80" w:type="dxa"/>
+              <w:right w:w="80" w:type="dxa"/>
+            </w:tcMar>
+          </w:tcPr>
+          <w:p>
+            <w:r>
+              <w:rPr>
+                <w:rFonts w:ascii="Arial" w:hAnsi="Arial"/>
+                <w:b w:val="0"/>
+                <w:i w:val="0"/>
+                <w:color w:val="1E293B"/>
+                <w:sz w:val="17"/>
+              </w:rPr>
+              <w:t>94.8% – 99.2%</w:t>
+            </w:r>
+          </w:p>
+        </w:tc>
+        <w:tc>
+          <w:tcPr>
+            <w:tcW w:type="dxa" w:w="1872"/>
+            <w:shd w:fill="F8FAFC" w:val="clear"/>
+            <w:tcMar>
+              <w:top w:w="60" w:type="dxa"/>
+              <w:bottom w:w="60" w:type="dxa"/>
+              <w:left w:w="80" w:type="dxa"/>
+              <w:right w:w="80" w:type="dxa"/>
+            </w:tcMar>
+          </w:tcPr>
+          <w:p>
+            <w:r>
+              <w:rPr>
+                <w:rFonts w:ascii="Arial" w:hAnsi="Arial"/>
+                <w:b w:val="0"/>
+                <w:i w:val="0"/>
+                <w:color w:val="1E293B"/>
+                <w:sz w:val="17"/>
+              </w:rPr>
+              <w:t>🟢 Institutional Certainty</w:t>
+            </w:r>
+          </w:p>
+        </w:tc>
+      </w:tr>
+      <w:tr>
+        <w:tc>
+          <w:tcPr>
+            <w:tcW w:type="dxa" w:w="2592"/>
+            <w:shd w:fill="FFFFFF" w:val="clear"/>
+            <w:tcMar>
+              <w:top w:w="60" w:type="dxa"/>
+              <w:bottom w:w="60" w:type="dxa"/>
+              <w:left w:w="80" w:type="dxa"/>
+              <w:right w:w="80" w:type="dxa"/>
+            </w:tcMar>
+          </w:tcPr>
+          <w:p>
+            <w:r>
+              <w:rPr>
+                <w:rFonts w:ascii="Arial" w:hAnsi="Arial"/>
+                <w:b w:val="0"/>
+                <w:i w:val="0"/>
+                <w:color w:val="1E293B"/>
+                <w:sz w:val="17"/>
+              </w:rPr>
+              <w:t>MesoInception-4</w:t>
+            </w:r>
+          </w:p>
+        </w:tc>
+        <w:tc>
+          <w:tcPr>
+            <w:tcW w:type="dxa" w:w="2592"/>
+            <w:shd w:fill="FFFFFF" w:val="clear"/>
+            <w:tcMar>
+              <w:top w:w="60" w:type="dxa"/>
+              <w:bottom w:w="60" w:type="dxa"/>
+              <w:left w:w="80" w:type="dxa"/>
+              <w:right w:w="80" w:type="dxa"/>
+            </w:tcMar>
+          </w:tcPr>
+          <w:p>
+            <w:r>
+              <w:rPr>
+                <w:rFonts w:ascii="Arial" w:hAnsi="Arial"/>
+                <w:b w:val="0"/>
+                <w:i w:val="0"/>
+                <w:color w:val="1E293B"/>
+                <w:sz w:val="17"/>
+              </w:rPr>
+              <w:t>Multi-Scale Frequency Inception (2018)</w:t>
+            </w:r>
+          </w:p>
+        </w:tc>
+        <w:tc>
+          <w:tcPr>
+            <w:tcW w:type="dxa" w:w="1584"/>
+            <w:shd w:fill="FFFFFF" w:val="clear"/>
+            <w:tcMar>
+              <w:top w:w="60" w:type="dxa"/>
+              <w:bottom w:w="60" w:type="dxa"/>
+              <w:left w:w="80" w:type="dxa"/>
+              <w:right w:w="80" w:type="dxa"/>
+            </w:tcMar>
+          </w:tcPr>
+          <w:p>
+            <w:r>
+              <w:rPr>
+                <w:rFonts w:ascii="Arial" w:hAnsi="Arial"/>
+                <w:b w:val="0"/>
+                <w:i w:val="0"/>
+                <w:color w:val="1E293B"/>
+                <w:sz w:val="17"/>
+              </w:rPr>
+              <w:t>100 / 100 (100%)</w:t>
+            </w:r>
+          </w:p>
+        </w:tc>
+        <w:tc>
+          <w:tcPr>
+            <w:tcW w:type="dxa" w:w="1728"/>
+            <w:shd w:fill="FFFFFF" w:val="clear"/>
+            <w:tcMar>
+              <w:top w:w="60" w:type="dxa"/>
+              <w:bottom w:w="60" w:type="dxa"/>
+              <w:left w:w="80" w:type="dxa"/>
+              <w:right w:w="80" w:type="dxa"/>
+            </w:tcMar>
+          </w:tcPr>
+          <w:p>
+            <w:r>
+              <w:rPr>
+                <w:rFonts w:ascii="Arial" w:hAnsi="Arial"/>
+                <w:b w:val="0"/>
+                <w:i w:val="0"/>
+                <w:color w:val="1E293B"/>
+                <w:sz w:val="17"/>
+              </w:rPr>
+              <w:t>57.5% – 61.3%</w:t>
+            </w:r>
+          </w:p>
+        </w:tc>
+        <w:tc>
+          <w:tcPr>
+            <w:tcW w:type="dxa" w:w="1872"/>
+            <w:shd w:fill="FFFFFF" w:val="clear"/>
+            <w:tcMar>
+              <w:top w:w="60" w:type="dxa"/>
+              <w:bottom w:w="60" w:type="dxa"/>
+              <w:left w:w="80" w:type="dxa"/>
+              <w:right w:w="80" w:type="dxa"/>
+            </w:tcMar>
+          </w:tcPr>
+          <w:p>
+            <w:r>
+              <w:rPr>
+                <w:rFonts w:ascii="Arial" w:hAnsi="Arial"/>
+                <w:b w:val="0"/>
+                <w:i w:val="0"/>
+                <w:color w:val="1E293B"/>
+                <w:sz w:val="17"/>
+              </w:rPr>
+              <w:t>🟡 Weak / Borderline</w:t>
+            </w:r>
+          </w:p>
+        </w:tc>
+      </w:tr>
+      <w:tr>
+        <w:tc>
+          <w:tcPr>
+            <w:tcW w:type="dxa" w:w="2592"/>
+            <w:shd w:fill="F8FAFC" w:val="clear"/>
+            <w:tcMar>
+              <w:top w:w="60" w:type="dxa"/>
+              <w:bottom w:w="60" w:type="dxa"/>
+              <w:left w:w="80" w:type="dxa"/>
+              <w:right w:w="80" w:type="dxa"/>
+            </w:tcMar>
+          </w:tcPr>
+          <w:p>
+            <w:r>
+              <w:rPr>
+                <w:rFonts w:ascii="Arial" w:hAnsi="Arial"/>
+                <w:b w:val="0"/>
+                <w:i w:val="0"/>
+                <w:color w:val="1E293B"/>
+                <w:sz w:val="17"/>
+              </w:rPr>
+              <w:t>MesoNet-4</w:t>
+            </w:r>
+          </w:p>
+        </w:tc>
+        <w:tc>
+          <w:tcPr>
+            <w:tcW w:type="dxa" w:w="2592"/>
+            <w:shd w:fill="F8FAFC" w:val="clear"/>
+            <w:tcMar>
+              <w:top w:w="60" w:type="dxa"/>
+              <w:bottom w:w="60" w:type="dxa"/>
+              <w:left w:w="80" w:type="dxa"/>
+              <w:right w:w="80" w:type="dxa"/>
+            </w:tcMar>
+          </w:tcPr>
+          <w:p>
+            <w:r>
+              <w:rPr>
+                <w:rFonts w:ascii="Arial" w:hAnsi="Arial"/>
+                <w:b w:val="0"/>
+                <w:i w:val="0"/>
+                <w:color w:val="1E293B"/>
+                <w:sz w:val="17"/>
+              </w:rPr>
+              <w:t>4-Layer Compact ConvNet (2018)</w:t>
+            </w:r>
+          </w:p>
+        </w:tc>
+        <w:tc>
+          <w:tcPr>
+            <w:tcW w:type="dxa" w:w="1584"/>
+            <w:shd w:fill="F8FAFC" w:val="clear"/>
+            <w:tcMar>
+              <w:top w:w="60" w:type="dxa"/>
+              <w:bottom w:w="60" w:type="dxa"/>
+              <w:left w:w="80" w:type="dxa"/>
+              <w:right w:w="80" w:type="dxa"/>
+            </w:tcMar>
+          </w:tcPr>
+          <w:p>
+            <w:r>
+              <w:rPr>
+                <w:rFonts w:ascii="Arial" w:hAnsi="Arial"/>
+                <w:b w:val="0"/>
+                <w:i w:val="0"/>
+                <w:color w:val="1E293B"/>
+                <w:sz w:val="17"/>
+              </w:rPr>
+              <w:t>100 / 100 (100%)</w:t>
+            </w:r>
+          </w:p>
+        </w:tc>
+        <w:tc>
+          <w:tcPr>
+            <w:tcW w:type="dxa" w:w="1728"/>
+            <w:shd w:fill="F8FAFC" w:val="clear"/>
+            <w:tcMar>
+              <w:top w:w="60" w:type="dxa"/>
+              <w:bottom w:w="60" w:type="dxa"/>
+              <w:left w:w="80" w:type="dxa"/>
+              <w:right w:w="80" w:type="dxa"/>
+            </w:tcMar>
+          </w:tcPr>
+          <w:p>
+            <w:r>
+              <w:rPr>
+                <w:rFonts w:ascii="Arial" w:hAnsi="Arial"/>
+                <w:b w:val="0"/>
+                <w:i w:val="0"/>
+                <w:color w:val="1E293B"/>
+                <w:sz w:val="17"/>
+              </w:rPr>
+              <w:t>51.0% – 56.1%</w:t>
+            </w:r>
+          </w:p>
+        </w:tc>
+        <w:tc>
+          <w:tcPr>
+            <w:tcW w:type="dxa" w:w="1872"/>
+            <w:shd w:fill="F8FAFC" w:val="clear"/>
+            <w:tcMar>
+              <w:top w:w="60" w:type="dxa"/>
+              <w:bottom w:w="60" w:type="dxa"/>
+              <w:left w:w="80" w:type="dxa"/>
+              <w:right w:w="80" w:type="dxa"/>
+            </w:tcMar>
+          </w:tcPr>
+          <w:p>
+            <w:r>
+              <w:rPr>
+                <w:rFonts w:ascii="Arial" w:hAnsi="Arial"/>
+                <w:b w:val="0"/>
+                <w:i w:val="0"/>
+                <w:color w:val="1E293B"/>
+                <w:sz w:val="17"/>
+              </w:rPr>
+              <w:t>🔴 Coin-Flip (Random Guess)</w:t>
             </w:r>
           </w:p>
         </w:tc>
@@ -186,29 +848,743 @@
     <w:p>
       <w:pPr>
         <w:keepNext/>
-        <w:spacing w:before="320" w:after="120"/>
+        <w:spacing w:before="260" w:after="80"/>
       </w:pPr>
       <w:r>
         <w:rPr>
           <w:rFonts w:ascii="Arial" w:hAnsi="Arial"/>
           <w:b/>
-          <w:color w:val="0E7490"/>
-          <w:sz w:val="32"/>
+          <w:i w:val="0"/>
+          <w:color w:val="4338CA"/>
+          <w:sz w:val="25"/>
         </w:rPr>
-        <w:t>2. Hum Kya Kya Use Kar Rahe Hain? (Tech Stack Simplified)</w:t>
+        <w:t>Asli Technical Reason: MesoNet 51% par kyu atka?</w:t>
       </w:r>
     </w:p>
     <w:p>
       <w:pPr>
-        <w:spacing w:before="0" w:after="80" w:line="276" w:lineRule="auto"/>
+        <w:spacing w:before="0" w:after="100" w:line="283" w:lineRule="auto"/>
       </w:pPr>
       <w:r>
         <w:rPr>
           <w:rFonts w:ascii="Arial" w:hAnsi="Arial"/>
+          <w:b w:val="0"/>
+          <w:i w:val="0"/>
           <w:color w:val="334155"/>
           <w:sz w:val="21"/>
         </w:rPr>
-        <w:t>Is pure project ko banane ke liye humne sabse powerful aur modern tools use kiye hain. Dekho yaha par humne kya kya use kiya hai aur kyu kiya hai:</w:t>
+        <w:t>MesoNet 2018 mein bana tha jab deepfakes bohot kache bante the — low resolution, blurry edges, pixelation. MesoNet unhi pixel-level blur aur compression artifacts ko dhoondhta hai.</w:t>
+      </w:r>
+    </w:p>
+    <w:p>
+      <w:pPr>
+        <w:spacing w:before="0" w:after="100" w:line="283" w:lineRule="auto"/>
+      </w:pPr>
+      <w:r>
+        <w:rPr>
+          <w:rFonts w:ascii="Arial" w:hAnsi="Arial"/>
+          <w:b w:val="0"/>
+          <w:i w:val="0"/>
+          <w:color w:val="334155"/>
+          <w:sz w:val="21"/>
+        </w:rPr>
+        <w:t>Lekin aaj ke modern deepfakes (jo humne banaye) unme humne use kiya:</w:t>
+      </w:r>
+    </w:p>
+    <w:p>
+      <w:pPr>
+        <w:pStyle w:val="ListBullet"/>
+        <w:spacing w:before="20" w:after="60" w:line="276" w:lineRule="auto"/>
+      </w:pPr>
+      <w:r>
+        <w:rPr>
+          <w:rFonts w:ascii="Arial" w:hAnsi="Arial"/>
+          <w:b/>
+          <w:i w:val="0"/>
+          <w:color w:val="0F172A"/>
+          <w:sz w:val="21"/>
+        </w:rPr>
+        <w:t xml:space="preserve">InSwapper-128: </w:t>
+      </w:r>
+      <w:r>
+        <w:rPr>
+          <w:rFonts w:ascii="Arial" w:hAnsi="Arial"/>
+          <w:b w:val="0"/>
+          <w:i w:val="0"/>
+          <w:color w:val="334155"/>
+          <w:sz w:val="21"/>
+        </w:rPr>
+        <w:t>Neural latent space mein identity swap karta hai.</w:t>
+      </w:r>
+    </w:p>
+    <w:p>
+      <w:pPr>
+        <w:pStyle w:val="ListBullet"/>
+        <w:spacing w:before="20" w:after="60" w:line="276" w:lineRule="auto"/>
+      </w:pPr>
+      <w:r>
+        <w:rPr>
+          <w:rFonts w:ascii="Arial" w:hAnsi="Arial"/>
+          <w:b/>
+          <w:i w:val="0"/>
+          <w:color w:val="0F172A"/>
+          <w:sz w:val="21"/>
+        </w:rPr>
+        <w:t xml:space="preserve">GPEN-BFR-512 GAN: </w:t>
+      </w:r>
+      <w:r>
+        <w:rPr>
+          <w:rFonts w:ascii="Arial" w:hAnsi="Arial"/>
+          <w:b w:val="0"/>
+          <w:i w:val="0"/>
+          <w:color w:val="334155"/>
+          <w:sz w:val="21"/>
+        </w:rPr>
+        <w:t>Photorealistic restoration — skin ke pores, wrinkles, palkon ke baal, aankhon ki natural chamak sab naye sire se GAN render kar deta hai.</w:t>
+      </w:r>
+    </w:p>
+    <w:p>
+      <w:pPr>
+        <w:pStyle w:val="ListBullet"/>
+        <w:spacing w:before="20" w:after="60" w:line="276" w:lineRule="auto"/>
+      </w:pPr>
+      <w:r>
+        <w:rPr>
+          <w:rFonts w:ascii="Arial" w:hAnsi="Arial"/>
+          <w:b/>
+          <w:i w:val="0"/>
+          <w:color w:val="0F172A"/>
+          <w:sz w:val="21"/>
+        </w:rPr>
+        <w:t xml:space="preserve">Reinhard LAB Lighting: </w:t>
+      </w:r>
+      <w:r>
+        <w:rPr>
+          <w:rFonts w:ascii="Arial" w:hAnsi="Arial"/>
+          <w:b w:val="0"/>
+          <w:i w:val="0"/>
+          <w:color w:val="334155"/>
+          <w:sz w:val="21"/>
+        </w:rPr>
+        <w:t>Gardi ya room ki ambient light aur skin tone ko channel-by-channel match karta hai.</w:t>
+      </w:r>
+    </w:p>
+    <w:p>
+      <w:pPr>
+        <w:spacing w:before="0" w:after="100" w:line="283" w:lineRule="auto"/>
+      </w:pPr>
+      <w:r>
+        <w:rPr>
+          <w:rFonts w:ascii="Arial" w:hAnsi="Arial"/>
+          <w:b w:val="0"/>
+          <w:i w:val="0"/>
+          <w:color w:val="334155"/>
+          <w:sz w:val="21"/>
+        </w:rPr>
+        <w:t>👉 Result: Jab MesoNet ne GPEN se bane face ko dekha, usko laga "Arre waah! Itne sharp pores aur crystal clear skin! Ye toh pakka REAL insaan hai!" Aur MesoNet ka score 51% (matlab coin toss) par gir gaya.</w:t>
+      </w:r>
+    </w:p>
+    <w:p>
+      <w:pPr>
+        <w:keepNext/>
+        <w:spacing w:before="260" w:after="80"/>
+      </w:pPr>
+      <w:r>
+        <w:rPr>
+          <w:rFonts w:ascii="Arial" w:hAnsi="Arial"/>
+          <w:b/>
+          <w:i w:val="0"/>
+          <w:color w:val="4338CA"/>
+          <w:sz w:val="25"/>
+        </w:rPr>
+        <w:t>Toh NETRA ne kaise pakda (99.2%)?</w:t>
+      </w:r>
+    </w:p>
+    <w:p>
+      <w:pPr>
+        <w:spacing w:before="0" w:after="100" w:line="283" w:lineRule="auto"/>
+      </w:pPr>
+      <w:r>
+        <w:rPr>
+          <w:rFonts w:ascii="Arial" w:hAnsi="Arial"/>
+          <w:b w:val="0"/>
+          <w:i w:val="0"/>
+          <w:color w:val="334155"/>
+          <w:sz w:val="21"/>
+        </w:rPr>
+        <w:t>NETRA ne superficial skin texture ko dekhna chhod diya. NETRA dekhta hai:</w:t>
+      </w:r>
+    </w:p>
+    <w:p>
+      <w:pPr>
+        <w:pStyle w:val="ListBullet"/>
+        <w:spacing w:before="20" w:after="60" w:line="276" w:lineRule="auto"/>
+      </w:pPr>
+      <w:r>
+        <w:rPr>
+          <w:rFonts w:ascii="Arial" w:hAnsi="Arial"/>
+          <w:b/>
+          <w:i w:val="0"/>
+          <w:color w:val="0F172A"/>
+          <w:sz w:val="21"/>
+        </w:rPr>
+        <w:t xml:space="preserve">1. Sub-pixel Alpha Blending Seams: </w:t>
+      </w:r>
+      <w:r>
+        <w:rPr>
+          <w:rFonts w:ascii="Arial" w:hAnsi="Arial"/>
+          <w:b w:val="0"/>
+          <w:i w:val="0"/>
+          <w:color w:val="334155"/>
+          <w:sz w:val="21"/>
+        </w:rPr>
+        <w:t>Jaha naya chehra body ke sath composite hua hai, waha microscopic gradient mismatch.</w:t>
+      </w:r>
+    </w:p>
+    <w:p>
+      <w:pPr>
+        <w:pStyle w:val="ListBullet"/>
+        <w:spacing w:before="20" w:after="60" w:line="276" w:lineRule="auto"/>
+      </w:pPr>
+      <w:r>
+        <w:rPr>
+          <w:rFonts w:ascii="Arial" w:hAnsi="Arial"/>
+          <w:b/>
+          <w:i w:val="0"/>
+          <w:color w:val="0F172A"/>
+          <w:sz w:val="21"/>
+        </w:rPr>
+        <w:t xml:space="preserve">2. Reinhard LAB Lighting Gradient: </w:t>
+      </w:r>
+      <w:r>
+        <w:rPr>
+          <w:rFonts w:ascii="Arial" w:hAnsi="Arial"/>
+          <w:b w:val="0"/>
+          <w:i w:val="0"/>
+          <w:color w:val="334155"/>
+          <w:sz w:val="21"/>
+        </w:rPr>
+        <w:t>Face ka light source aur background vehicle cabin ke light source mein subtle angle difference.</w:t>
+      </w:r>
+    </w:p>
+    <w:p>
+      <w:pPr>
+        <w:pStyle w:val="ListBullet"/>
+        <w:spacing w:before="20" w:after="60" w:line="276" w:lineRule="auto"/>
+      </w:pPr>
+      <w:r>
+        <w:rPr>
+          <w:rFonts w:ascii="Arial" w:hAnsi="Arial"/>
+          <w:b/>
+          <w:i w:val="0"/>
+          <w:color w:val="0F172A"/>
+          <w:sz w:val="21"/>
+        </w:rPr>
+        <w:t xml:space="preserve">3. Hyperspherical Normalization: </w:t>
+      </w:r>
+      <w:r>
+        <w:rPr>
+          <w:rFonts w:ascii="Arial" w:hAnsi="Arial"/>
+          <w:b w:val="0"/>
+          <w:i w:val="0"/>
+          <w:color w:val="334155"/>
+          <w:sz w:val="21"/>
+        </w:rPr>
+        <w:t>Image kitni bhi sharp ya HD ho, features ko unit sphere pe project karke model sirf structural residual dekhta hai.</w:t>
+      </w:r>
+    </w:p>
+    <w:p>
+      <w:pPr>
+        <w:spacing w:before="80" w:after="80"/>
+        <w:pBdr>
+          <w:bottom w:val="single" w:sz="4" w:color="CBD5E1"/>
+        </w:pBdr>
+      </w:pPr>
+    </w:p>
+    <w:p>
+      <w:pPr>
+        <w:keepNext/>
+        <w:spacing w:before="360" w:after="120"/>
+      </w:pPr>
+      <w:r>
+        <w:rPr>
+          <w:rFonts w:ascii="Arial" w:hAnsi="Arial"/>
+          <w:b/>
+          <w:i w:val="0"/>
+          <w:color w:val="075985"/>
+          <w:sz w:val="30"/>
+        </w:rPr>
+        <w:t>3. 🧩 GenD Ko NETRA Ke Sath Integrate Kyu Kiya?</w:t>
+      </w:r>
+    </w:p>
+    <w:p>
+      <w:pPr>
+        <w:spacing w:before="0" w:after="100" w:line="283" w:lineRule="auto"/>
+      </w:pPr>
+      <w:r>
+        <w:rPr>
+          <w:rFonts w:ascii="Arial" w:hAnsi="Arial"/>
+          <w:b w:val="0"/>
+          <w:i w:val="0"/>
+          <w:color w:val="334155"/>
+          <w:sz w:val="21"/>
+        </w:rPr>
+        <w:t>Jab humne pehla NETRA spatial model train kiya tha, humne jab Indian celebrity test images par chalaya toh ek bohot bada shock laga:</w:t>
+      </w:r>
+    </w:p>
+    <w:p>
+      <w:pPr>
+        <w:pStyle w:val="ListBullet"/>
+        <w:spacing w:before="20" w:after="60" w:line="276" w:lineRule="auto"/>
+      </w:pPr>
+      <w:r>
+        <w:rPr>
+          <w:rFonts w:ascii="Arial" w:hAnsi="Arial"/>
+          <w:b/>
+          <w:i w:val="0"/>
+          <w:color w:val="0F172A"/>
+          <w:sz w:val="21"/>
+        </w:rPr>
+        <w:t xml:space="preserve">Problem 1 (False Alarms): </w:t>
+      </w:r>
+      <w:r>
+        <w:rPr>
+          <w:rFonts w:ascii="Arial" w:hAnsi="Arial"/>
+          <w:b w:val="0"/>
+          <w:i w:val="0"/>
+          <w:color w:val="334155"/>
+          <w:sz w:val="21"/>
+        </w:rPr>
+        <w:t>Real Indian studio portraits (jo high-end DSLR cameras se khinche the) unhe model FAKE bol raha tha (67.9% False Positive Rate)! Kyunki unki sharpness itni zyada thi ki un-normalized linear head confuse ho gaya.</w:t>
+      </w:r>
+    </w:p>
+    <w:p>
+      <w:pPr>
+        <w:pStyle w:val="ListBullet"/>
+        <w:spacing w:before="20" w:after="60" w:line="276" w:lineRule="auto"/>
+      </w:pPr>
+      <w:r>
+        <w:rPr>
+          <w:rFonts w:ascii="Arial" w:hAnsi="Arial"/>
+          <w:b/>
+          <w:i w:val="0"/>
+          <w:color w:val="0F172A"/>
+          <w:sz w:val="21"/>
+        </w:rPr>
+        <w:t xml:space="preserve">Problem 2 (Missed Fakes): </w:t>
+      </w:r>
+      <w:r>
+        <w:rPr>
+          <w:rFonts w:ascii="Arial" w:hAnsi="Arial"/>
+          <w:b w:val="0"/>
+          <w:i w:val="0"/>
+          <w:color w:val="334155"/>
+          <w:sz w:val="21"/>
+        </w:rPr>
+        <w:t>GPEN restore kiye hue 38.5% deepfakes ko model REAL samajh raha tha kyunki Poisson blend ki boundary GPEN ne mita di thi.</w:t>
+      </w:r>
+    </w:p>
+    <w:p>
+      <w:pPr>
+        <w:spacing w:before="0" w:after="100" w:line="283" w:lineRule="auto"/>
+      </w:pPr>
+      <w:r>
+        <w:rPr>
+          <w:rFonts w:ascii="Arial" w:hAnsi="Arial"/>
+          <w:b w:val="0"/>
+          <w:i w:val="0"/>
+          <w:color w:val="334155"/>
+          <w:sz w:val="21"/>
+        </w:rPr>
+        <w:t>Tab humne research ki aur WACV 2026 ka latest foundation model introduce kiya — GenD (ViT-L/14).</w:t>
+      </w:r>
+    </w:p>
+    <w:p>
+      <w:pPr>
+        <w:keepNext/>
+        <w:spacing w:before="260" w:after="80"/>
+      </w:pPr>
+      <w:r>
+        <w:rPr>
+          <w:rFonts w:ascii="Arial" w:hAnsi="Arial"/>
+          <w:b/>
+          <w:i w:val="0"/>
+          <w:color w:val="4338CA"/>
+          <w:sz w:val="25"/>
+        </w:rPr>
+        <w:t>GenD ka Magic: Unit Hypersphere Projection (L2 Normalization)</w:t>
+      </w:r>
+    </w:p>
+    <w:p>
+      <w:pPr>
+        <w:spacing w:before="0" w:after="100" w:line="283" w:lineRule="auto"/>
+      </w:pPr>
+      <w:r>
+        <w:rPr>
+          <w:rFonts w:ascii="Arial" w:hAnsi="Arial"/>
+          <w:b w:val="0"/>
+          <w:i w:val="0"/>
+          <w:color w:val="334155"/>
+          <w:sz w:val="21"/>
+        </w:rPr>
+        <w:t>GenD ne ek revolutionary concept diya: Image chahe kitni bhi bright ho, kitni bhi sharp ho, ya kisi bhi camera se li ho — uske 1024-dimensional feature vector ko L2 normalize karke ek unit sphere (ek ball ki surface) par project kar do.</w:t>
+      </w:r>
+    </w:p>
+    <w:tbl>
+      <w:tblPr>
+        <w:tblW w:type="auto" w:w="0"/>
+        <w:jc w:val="center"/>
+        <w:tblLook w:firstColumn="1" w:firstRow="1" w:lastColumn="0" w:lastRow="0" w:noHBand="0" w:noVBand="1" w:val="04A0"/>
+      </w:tblPr>
+      <w:tblGrid>
+        <w:gridCol w:w="9936"/>
+      </w:tblGrid>
+      <w:tr>
+        <w:tc>
+          <w:tcPr>
+            <w:tcW w:type="dxa" w:w="9792"/>
+            <w:shd w:fill="F5F3FF" w:val="clear"/>
+            <w:tcMar>
+              <w:top w:w="140" w:type="dxa"/>
+              <w:bottom w:w="140" w:type="dxa"/>
+              <w:left w:w="180" w:type="dxa"/>
+              <w:right w:w="180" w:type="dxa"/>
+            </w:tcMar>
+            <w:tcBorders>
+              <w:top w:val="none"/>
+              <w:right w:val="none"/>
+              <w:bottom w:val="none"/>
+              <w:left w:val="single" w:sz="32" w:color="8B5CF6"/>
+            </w:tcBorders>
+          </w:tcPr>
+          <w:p>
+            <w:pPr>
+              <w:spacing w:after="80"/>
+            </w:pPr>
+            <w:r>
+              <w:rPr>
+                <w:rFonts w:ascii="Arial" w:hAnsi="Arial"/>
+                <w:b/>
+                <w:i w:val="0"/>
+                <w:color w:val="5B21B6"/>
+                <w:sz w:val="22"/>
+              </w:rPr>
+              <w:t>🎯 Simple 12-Year-Old Explanation of Hypersphere:</w:t>
+            </w:r>
+          </w:p>
+          <w:p>
+            <w:pPr>
+              <w:spacing w:before="20" w:after="40"/>
+            </w:pPr>
+            <w:r>
+              <w:rPr>
+                <w:rFonts w:ascii="Arial" w:hAnsi="Arial"/>
+                <w:b w:val="0"/>
+                <w:i w:val="0"/>
+                <w:color w:val="1E293B"/>
+                <w:sz w:val="21"/>
+              </w:rPr>
+              <w:t>Socho 2 log hain: Ek ne bohot mehnge studio light mein photo li, doosre ne saste phone se andhere mein.</w:t>
+            </w:r>
+          </w:p>
+          <w:p>
+            <w:pPr>
+              <w:spacing w:before="20" w:after="40"/>
+            </w:pPr>
+            <w:r>
+              <w:rPr>
+                <w:rFonts w:ascii="Arial" w:hAnsi="Arial"/>
+                <w:b w:val="0"/>
+                <w:i w:val="0"/>
+                <w:color w:val="1E293B"/>
+                <w:sz w:val="21"/>
+              </w:rPr>
+              <w:t>Normal model dono ke light aur sharpness ko dekh kar confuse ho jata hai.</w:t>
+            </w:r>
+          </w:p>
+          <w:p>
+            <w:pPr>
+              <w:spacing w:before="20" w:after="40"/>
+            </w:pPr>
+            <w:r>
+              <w:rPr>
+                <w:rFonts w:ascii="Arial" w:hAnsi="Arial"/>
+                <w:b w:val="0"/>
+                <w:i w:val="0"/>
+                <w:color w:val="1E293B"/>
+                <w:sz w:val="21"/>
+              </w:rPr>
+              <w:t>GenD dono photos ki brightness aur contrast ka 'weight' 1 bana deta hai (Unit Sphere) — ab sirf chehre ke andar ka geometrical jhooth bachta hai!</w:t>
+            </w:r>
+          </w:p>
+          <w:p>
+            <w:pPr>
+              <w:spacing w:before="20" w:after="40"/>
+            </w:pPr>
+            <w:r>
+              <w:rPr>
+                <w:rFonts w:ascii="Arial" w:hAnsi="Arial"/>
+                <w:b w:val="0"/>
+                <w:i w:val="0"/>
+                <w:color w:val="1E293B"/>
+                <w:sz w:val="21"/>
+              </w:rPr>
+              <w:t>Result: Indian faces par GenD ne 94.2% accuracy aur 100% fake recall achieve kiya!</w:t>
+            </w:r>
+          </w:p>
+        </w:tc>
+      </w:tr>
+    </w:tbl>
+    <w:p>
+      <w:pPr>
+        <w:spacing w:after="120"/>
+      </w:pPr>
+    </w:p>
+    <w:p>
+      <w:pPr>
+        <w:keepNext/>
+        <w:spacing w:before="260" w:after="80"/>
+      </w:pPr>
+      <w:r>
+        <w:rPr>
+          <w:rFonts w:ascii="Arial" w:hAnsi="Arial"/>
+          <w:b/>
+          <w:i w:val="0"/>
+          <w:color w:val="4338CA"/>
+          <w:sz w:val="25"/>
+        </w:rPr>
+        <w:t>The Two-Stage Cascade (Best of Both Worlds):</w:t>
+      </w:r>
+    </w:p>
+    <w:p>
+      <w:pPr>
+        <w:spacing w:before="0" w:after="100" w:line="283" w:lineRule="auto"/>
+      </w:pPr>
+      <w:r>
+        <w:rPr>
+          <w:rFonts w:ascii="Arial" w:hAnsi="Arial"/>
+          <w:b w:val="0"/>
+          <w:i w:val="0"/>
+          <w:color w:val="334155"/>
+          <w:sz w:val="21"/>
+        </w:rPr>
+        <w:t>GenD ViT-L/14 bohot accurate hai lekin thoda heavy hai (~110ms). NETRA ka EfficientNet-B4 super fast hai (~25ms).</w:t>
+      </w:r>
+    </w:p>
+    <w:p>
+      <w:pPr>
+        <w:spacing w:before="0" w:after="100" w:line="283" w:lineRule="auto"/>
+      </w:pPr>
+      <w:r>
+        <w:rPr>
+          <w:rFonts w:ascii="Arial" w:hAnsi="Arial"/>
+          <w:b w:val="0"/>
+          <w:i w:val="0"/>
+          <w:color w:val="334155"/>
+          <w:sz w:val="21"/>
+        </w:rPr>
+        <w:t>Humne dono ko cascade router mein daal diya:</w:t>
+      </w:r>
+    </w:p>
+    <w:p>
+      <w:pPr>
+        <w:pStyle w:val="ListBullet"/>
+        <w:spacing w:before="20" w:after="60" w:line="276" w:lineRule="auto"/>
+      </w:pPr>
+      <w:r>
+        <w:rPr>
+          <w:rFonts w:ascii="Arial" w:hAnsi="Arial"/>
+          <w:b/>
+          <w:i w:val="0"/>
+          <w:color w:val="0F172A"/>
+          <w:sz w:val="21"/>
+        </w:rPr>
+        <w:t xml:space="preserve">Stage 1 (Fast NETRA): </w:t>
+      </w:r>
+      <w:r>
+        <w:rPr>
+          <w:rFonts w:ascii="Arial" w:hAnsi="Arial"/>
+          <w:b w:val="0"/>
+          <w:i w:val="0"/>
+          <w:color w:val="334155"/>
+          <w:sz w:val="21"/>
+        </w:rPr>
+        <w:t>80% normal videos ko 25ms mein scan karke clear verdict de deta hai.</w:t>
+      </w:r>
+    </w:p>
+    <w:p>
+      <w:pPr>
+        <w:pStyle w:val="ListBullet"/>
+        <w:spacing w:before="20" w:after="60" w:line="276" w:lineRule="auto"/>
+      </w:pPr>
+      <w:r>
+        <w:rPr>
+          <w:rFonts w:ascii="Arial" w:hAnsi="Arial"/>
+          <w:b/>
+          <w:i w:val="0"/>
+          <w:color w:val="0F172A"/>
+          <w:sz w:val="21"/>
+        </w:rPr>
+        <w:t xml:space="preserve">Stage 2 (GenD Foundation Arbiter): </w:t>
+      </w:r>
+      <w:r>
+        <w:rPr>
+          <w:rFonts w:ascii="Arial" w:hAnsi="Arial"/>
+          <w:b w:val="0"/>
+          <w:i w:val="0"/>
+          <w:color w:val="334155"/>
+          <w:sz w:val="21"/>
+        </w:rPr>
+        <w:t>Agar koi video bohot tricky ya ambiguous hai (score 0.25 se 0.75 ke beech), toh woh turant GenD ke paas jata hai final confirmation ke liye.</w:t>
+      </w:r>
+    </w:p>
+    <w:p>
+      <w:pPr>
+        <w:spacing w:before="80" w:after="80"/>
+        <w:pBdr>
+          <w:bottom w:val="single" w:sz="4" w:color="CBD5E1"/>
+        </w:pBdr>
+      </w:pPr>
+    </w:p>
+    <w:p>
+      <w:pPr>
+        <w:keepNext/>
+        <w:spacing w:before="360" w:after="120"/>
+      </w:pPr>
+      <w:r>
+        <w:rPr>
+          <w:rFonts w:ascii="Arial" w:hAnsi="Arial"/>
+          <w:b/>
+          <w:i w:val="0"/>
+          <w:color w:val="075985"/>
+          <w:sz w:val="30"/>
+        </w:rPr>
+        <w:t>4. 🏋️ Training Story, Scripts &amp; Datasets (Kaha Hai Aur Kaise Hua)</w:t>
+      </w:r>
+    </w:p>
+    <w:p>
+      <w:pPr>
+        <w:keepNext/>
+        <w:spacing w:before="260" w:after="80"/>
+      </w:pPr>
+      <w:r>
+        <w:rPr>
+          <w:rFonts w:ascii="Arial" w:hAnsi="Arial"/>
+          <w:b/>
+          <w:i w:val="0"/>
+          <w:color w:val="4338CA"/>
+          <w:sz w:val="25"/>
+        </w:rPr>
+        <w:t>4.1 Training Environment &amp; Script</w:t>
+      </w:r>
+    </w:p>
+    <w:p>
+      <w:pPr>
+        <w:spacing w:before="0" w:after="100" w:line="283" w:lineRule="auto"/>
+      </w:pPr>
+      <w:r>
+        <w:rPr>
+          <w:rFonts w:ascii="Arial" w:hAnsi="Arial"/>
+          <w:b w:val="0"/>
+          <w:i w:val="0"/>
+          <w:color w:val="334155"/>
+          <w:sz w:val="21"/>
+        </w:rPr>
+        <w:t>NETRA ka spatial backbone Kaggle ke T4/P100 GPU environments par train kiya gaya tha.</w:t>
+      </w:r>
+    </w:p>
+    <w:p>
+      <w:pPr>
+        <w:pStyle w:val="ListBullet"/>
+        <w:spacing w:before="20" w:after="60" w:line="276" w:lineRule="auto"/>
+      </w:pPr>
+      <w:r>
+        <w:rPr>
+          <w:rFonts w:ascii="Arial" w:hAnsi="Arial"/>
+          <w:b/>
+          <w:i w:val="0"/>
+          <w:color w:val="0F172A"/>
+          <w:sz w:val="21"/>
+        </w:rPr>
+        <w:t xml:space="preserve">Training Script: </w:t>
+      </w:r>
+      <w:r>
+        <w:rPr>
+          <w:rFonts w:ascii="Arial" w:hAnsi="Arial"/>
+          <w:b w:val="0"/>
+          <w:i w:val="0"/>
+          <w:color w:val="334155"/>
+          <w:sz w:val="21"/>
+        </w:rPr>
+        <w:t>netra/training/kaggle-spatial-notebook/script.py (aur v2 training ke liye netra/training/train_netra_v2.py)</w:t>
+      </w:r>
+    </w:p>
+    <w:p>
+      <w:pPr>
+        <w:pStyle w:val="ListBullet"/>
+        <w:spacing w:before="20" w:after="60" w:line="276" w:lineRule="auto"/>
+      </w:pPr>
+      <w:r>
+        <w:rPr>
+          <w:rFonts w:ascii="Arial" w:hAnsi="Arial"/>
+          <w:b/>
+          <w:i w:val="0"/>
+          <w:color w:val="0F172A"/>
+          <w:sz w:val="21"/>
+        </w:rPr>
+        <w:t xml:space="preserve">Loss Function: </w:t>
+      </w:r>
+      <w:r>
+        <w:rPr>
+          <w:rFonts w:ascii="Arial" w:hAnsi="Arial"/>
+          <w:b w:val="0"/>
+          <w:i w:val="0"/>
+          <w:color w:val="334155"/>
+          <w:sz w:val="21"/>
+        </w:rPr>
+        <w:t>PairedSupConLoss (Supervised Contrastive Loss + Cross Entropy with label smoothing)</w:t>
+      </w:r>
+    </w:p>
+    <w:p>
+      <w:pPr>
+        <w:pStyle w:val="ListBullet"/>
+        <w:spacing w:before="20" w:after="60" w:line="276" w:lineRule="auto"/>
+      </w:pPr>
+      <w:r>
+        <w:rPr>
+          <w:rFonts w:ascii="Arial" w:hAnsi="Arial"/>
+          <w:b/>
+          <w:i w:val="0"/>
+          <w:color w:val="0F172A"/>
+          <w:sz w:val="21"/>
+        </w:rPr>
+        <w:t xml:space="preserve">Augmentations (augmentations.py): </w:t>
+      </w:r>
+      <w:r>
+        <w:rPr>
+          <w:rFonts w:ascii="Arial" w:hAnsi="Arial"/>
+          <w:b w:val="0"/>
+          <w:i w:val="0"/>
+          <w:color w:val="334155"/>
+          <w:sz w:val="21"/>
+        </w:rPr>
+        <w:t>Random JPEG Compression (Quality 30-90) simulate karke model ko WhatsApp compression ke liye immune banaya.</w:t>
+      </w:r>
+    </w:p>
+    <w:p>
+      <w:pPr>
+        <w:keepNext/>
+        <w:spacing w:before="260" w:after="80"/>
+      </w:pPr>
+      <w:r>
+        <w:rPr>
+          <w:rFonts w:ascii="Arial" w:hAnsi="Arial"/>
+          <w:b/>
+          <w:i w:val="0"/>
+          <w:color w:val="4338CA"/>
+          <w:sz w:val="25"/>
+        </w:rPr>
+        <w:t>4.2 Sabhi Datasets Ki Poori Detail (Where is everything?)</w:t>
       </w:r>
     </w:p>
     <w:tbl>
@@ -228,12 +1604,12 @@
         <w:tc>
           <w:tcPr>
             <w:tcW w:type="dxa" w:w="2448"/>
-            <w:shd w:fill="1E293B"/>
+            <w:shd w:fill="1E293B" w:val="clear"/>
             <w:tcMar>
-              <w:top w:w="100" w:type="dxa"/>
-              <w:bottom w:w="100" w:type="dxa"/>
-              <w:left w:w="100" w:type="dxa"/>
-              <w:right w:w="100" w:type="dxa"/>
+              <w:top w:w="70" w:type="dxa"/>
+              <w:bottom w:w="70" w:type="dxa"/>
+              <w:left w:w="80" w:type="dxa"/>
+              <w:right w:w="80" w:type="dxa"/>
             </w:tcMar>
           </w:tcPr>
           <w:p>
@@ -241,22 +1617,23 @@
               <w:rPr>
                 <w:rFonts w:ascii="Arial" w:hAnsi="Arial"/>
                 <w:b/>
+                <w:i w:val="0"/>
                 <w:color w:val="FFFFFF"/>
-                <w:sz w:val="19"/>
+                <w:sz w:val="18"/>
               </w:rPr>
-              <w:t>Component</w:t>
+              <w:t>Dataset Name</w:t>
             </w:r>
           </w:p>
         </w:tc>
         <w:tc>
           <w:tcPr>
-            <w:tcW w:type="dxa" w:w="2448"/>
-            <w:shd w:fill="1E293B"/>
+            <w:tcW w:type="dxa" w:w="2880"/>
+            <w:shd w:fill="1E293B" w:val="clear"/>
             <w:tcMar>
-              <w:top w:w="100" w:type="dxa"/>
-              <w:bottom w:w="100" w:type="dxa"/>
-              <w:left w:w="100" w:type="dxa"/>
-              <w:right w:w="100" w:type="dxa"/>
+              <w:top w:w="70" w:type="dxa"/>
+              <w:bottom w:w="70" w:type="dxa"/>
+              <w:left w:w="80" w:type="dxa"/>
+              <w:right w:w="80" w:type="dxa"/>
             </w:tcMar>
           </w:tcPr>
           <w:p>
@@ -264,22 +1641,23 @@
               <w:rPr>
                 <w:rFonts w:ascii="Arial" w:hAnsi="Arial"/>
                 <w:b/>
+                <w:i w:val="0"/>
                 <w:color w:val="FFFFFF"/>
-                <w:sz w:val="19"/>
+                <w:sz w:val="18"/>
               </w:rPr>
-              <w:t>Tool / Technology</w:t>
+              <w:t>Source / Location</w:t>
             </w:r>
           </w:p>
         </w:tc>
         <w:tc>
           <w:tcPr>
-            <w:tcW w:type="dxa" w:w="2448"/>
-            <w:shd w:fill="1E293B"/>
+            <w:tcW w:type="dxa" w:w="2016"/>
+            <w:shd w:fill="1E293B" w:val="clear"/>
             <w:tcMar>
-              <w:top w:w="100" w:type="dxa"/>
-              <w:bottom w:w="100" w:type="dxa"/>
-              <w:left w:w="100" w:type="dxa"/>
-              <w:right w:w="100" w:type="dxa"/>
+              <w:top w:w="70" w:type="dxa"/>
+              <w:bottom w:w="70" w:type="dxa"/>
+              <w:left w:w="80" w:type="dxa"/>
+              <w:right w:w="80" w:type="dxa"/>
             </w:tcMar>
           </w:tcPr>
           <w:p>
@@ -287,22 +1665,23 @@
               <w:rPr>
                 <w:rFonts w:ascii="Arial" w:hAnsi="Arial"/>
                 <w:b/>
+                <w:i w:val="0"/>
                 <w:color w:val="FFFFFF"/>
-                <w:sz w:val="19"/>
+                <w:sz w:val="18"/>
               </w:rPr>
-              <w:t>Kyu Use Kiya? (Why)</w:t>
+              <w:t>Size / Count</w:t>
             </w:r>
           </w:p>
         </w:tc>
         <w:tc>
           <w:tcPr>
-            <w:tcW w:type="dxa" w:w="2448"/>
-            <w:shd w:fill="1E293B"/>
+            <w:tcW w:type="dxa" w:w="2736"/>
+            <w:shd w:fill="1E293B" w:val="clear"/>
             <w:tcMar>
-              <w:top w:w="100" w:type="dxa"/>
-              <w:bottom w:w="100" w:type="dxa"/>
-              <w:left w:w="100" w:type="dxa"/>
-              <w:right w:w="100" w:type="dxa"/>
+              <w:top w:w="70" w:type="dxa"/>
+              <w:bottom w:w="70" w:type="dxa"/>
+              <w:left w:w="80" w:type="dxa"/>
+              <w:right w:w="80" w:type="dxa"/>
             </w:tcMar>
           </w:tcPr>
           <w:p>
@@ -310,10 +1689,11 @@
               <w:rPr>
                 <w:rFonts w:ascii="Arial" w:hAnsi="Arial"/>
                 <w:b/>
+                <w:i w:val="0"/>
                 <w:color w:val="FFFFFF"/>
-                <w:sz w:val="19"/>
+                <w:sz w:val="18"/>
               </w:rPr>
-              <w:t>Kaise Kaam Karta Hai? (How)</w:t>
+              <w:t>Role in Project</w:t>
             </w:r>
           </w:p>
         </w:tc>
@@ -322,100 +1702,96 @@
         <w:tc>
           <w:tcPr>
             <w:tcW w:type="dxa" w:w="2448"/>
-            <w:shd w:fill="F8FAFC"/>
+            <w:shd w:fill="F8FAFC" w:val="clear"/>
             <w:tcMar>
-              <w:top w:w="80" w:type="dxa"/>
-              <w:bottom w:w="80" w:type="dxa"/>
+              <w:top w:w="60" w:type="dxa"/>
+              <w:bottom w:w="60" w:type="dxa"/>
               <w:left w:w="80" w:type="dxa"/>
               <w:right w:w="80" w:type="dxa"/>
             </w:tcMar>
           </w:tcPr>
           <w:p>
-            <w:pPr>
-              <w:spacing w:before="0" w:after="0"/>
-            </w:pPr>
             <w:r>
               <w:rPr>
                 <w:rFonts w:ascii="Arial" w:hAnsi="Arial"/>
+                <w:b w:val="0"/>
+                <w:i w:val="0"/>
                 <w:color w:val="1E293B"/>
                 <w:sz w:val="17"/>
               </w:rPr>
-              <w:t>Frontend (Chehra)</w:t>
+              <w:t>Indian Face Dataset</w:t>
             </w:r>
           </w:p>
         </w:tc>
         <w:tc>
           <w:tcPr>
-            <w:tcW w:type="dxa" w:w="2448"/>
-            <w:shd w:fill="F8FAFC"/>
+            <w:tcW w:type="dxa" w:w="2880"/>
+            <w:shd w:fill="F8FAFC" w:val="clear"/>
             <w:tcMar>
-              <w:top w:w="80" w:type="dxa"/>
-              <w:bottom w:w="80" w:type="dxa"/>
+              <w:top w:w="60" w:type="dxa"/>
+              <w:bottom w:w="60" w:type="dxa"/>
               <w:left w:w="80" w:type="dxa"/>
               <w:right w:w="80" w:type="dxa"/>
             </w:tcMar>
           </w:tcPr>
           <w:p>
-            <w:pPr>
-              <w:spacing w:before="0" w:after="0"/>
-            </w:pPr>
             <w:r>
               <w:rPr>
                 <w:rFonts w:ascii="Arial" w:hAnsi="Arial"/>
+                <w:b w:val="0"/>
+                <w:i w:val="0"/>
                 <w:color w:val="1E293B"/>
                 <w:sz w:val="17"/>
               </w:rPr>
-              <w:t>Next.js 14 (React) + Tailwind CSS + Lucide Icons</w:t>
+              <w:t>Kaggle: aryankashyapnaveen/indian-face-dataset</w:t>
             </w:r>
           </w:p>
         </w:tc>
         <w:tc>
           <w:tcPr>
-            <w:tcW w:type="dxa" w:w="2448"/>
-            <w:shd w:fill="F8FAFC"/>
+            <w:tcW w:type="dxa" w:w="2016"/>
+            <w:shd w:fill="F8FAFC" w:val="clear"/>
             <w:tcMar>
-              <w:top w:w="80" w:type="dxa"/>
-              <w:bottom w:w="80" w:type="dxa"/>
+              <w:top w:w="60" w:type="dxa"/>
+              <w:bottom w:w="60" w:type="dxa"/>
               <w:left w:w="80" w:type="dxa"/>
               <w:right w:w="80" w:type="dxa"/>
             </w:tcMar>
           </w:tcPr>
           <w:p>
-            <w:pPr>
-              <w:spacing w:before="0" w:after="0"/>
-            </w:pPr>
             <w:r>
               <w:rPr>
                 <w:rFonts w:ascii="Arial" w:hAnsi="Arial"/>
+                <w:b w:val="0"/>
+                <w:i w:val="0"/>
                 <w:color w:val="1E293B"/>
                 <w:sz w:val="17"/>
               </w:rPr>
-              <w:t>Taaki website super-fast khule, phone aur laptop dono pe mast dikhe, aur futuristic dark cyberpunk look mile.</w:t>
+              <w:t>35,000+ Real Indian Images</w:t>
             </w:r>
           </w:p>
         </w:tc>
         <w:tc>
           <w:tcPr>
-            <w:tcW w:type="dxa" w:w="2448"/>
-            <w:shd w:fill="F8FAFC"/>
+            <w:tcW w:type="dxa" w:w="2736"/>
+            <w:shd w:fill="F8FAFC" w:val="clear"/>
             <w:tcMar>
-              <w:top w:w="80" w:type="dxa"/>
-              <w:bottom w:w="80" w:type="dxa"/>
+              <w:top w:w="60" w:type="dxa"/>
+              <w:bottom w:w="60" w:type="dxa"/>
               <w:left w:w="80" w:type="dxa"/>
               <w:right w:w="80" w:type="dxa"/>
             </w:tcMar>
           </w:tcPr>
           <w:p>
-            <w:pPr>
-              <w:spacing w:before="0" w:after="0"/>
-            </w:pPr>
             <w:r>
               <w:rPr>
                 <w:rFonts w:ascii="Arial" w:hAnsi="Arial"/>
+                <w:b w:val="0"/>
+                <w:i w:val="0"/>
                 <w:color w:val="1E293B"/>
                 <w:sz w:val="17"/>
               </w:rPr>
-              <w:t>Yeh user ko Sundar UI, 3D animated eye scanner, radar map, aur drag-and-drop file upload dikhata hai.</w:t>
+              <w:t>Real training baseline for Indian demographics</w:t>
             </w:r>
           </w:p>
         </w:tc>
@@ -424,100 +1800,96 @@
         <w:tc>
           <w:tcPr>
             <w:tcW w:type="dxa" w:w="2448"/>
-            <w:shd w:fill="FFFFFF"/>
+            <w:shd w:fill="FFFFFF" w:val="clear"/>
             <w:tcMar>
-              <w:top w:w="80" w:type="dxa"/>
-              <w:bottom w:w="80" w:type="dxa"/>
+              <w:top w:w="60" w:type="dxa"/>
+              <w:bottom w:w="60" w:type="dxa"/>
               <w:left w:w="80" w:type="dxa"/>
               <w:right w:w="80" w:type="dxa"/>
             </w:tcMar>
           </w:tcPr>
           <w:p>
-            <w:pPr>
-              <w:spacing w:before="0" w:after="0"/>
-            </w:pPr>
             <w:r>
               <w:rPr>
                 <w:rFonts w:ascii="Arial" w:hAnsi="Arial"/>
+                <w:b w:val="0"/>
+                <w:i w:val="0"/>
                 <w:color w:val="1E293B"/>
                 <w:sz w:val="17"/>
               </w:rPr>
-              <w:t>Backend (Dimag)</w:t>
+              <w:t>SBI Generated Fakes</w:t>
             </w:r>
           </w:p>
         </w:tc>
         <w:tc>
           <w:tcPr>
-            <w:tcW w:type="dxa" w:w="2448"/>
-            <w:shd w:fill="FFFFFF"/>
+            <w:tcW w:type="dxa" w:w="2880"/>
+            <w:shd w:fill="FFFFFF" w:val="clear"/>
             <w:tcMar>
-              <w:top w:w="80" w:type="dxa"/>
-              <w:bottom w:w="80" w:type="dxa"/>
+              <w:top w:w="60" w:type="dxa"/>
+              <w:bottom w:w="60" w:type="dxa"/>
               <w:left w:w="80" w:type="dxa"/>
               <w:right w:w="80" w:type="dxa"/>
             </w:tcMar>
           </w:tcPr>
           <w:p>
-            <w:pPr>
-              <w:spacing w:before="0" w:after="0"/>
-            </w:pPr>
             <w:r>
               <w:rPr>
                 <w:rFonts w:ascii="Arial" w:hAnsi="Arial"/>
+                <w:b w:val="0"/>
+                <w:i w:val="0"/>
                 <w:color w:val="1E293B"/>
                 <w:sz w:val="17"/>
               </w:rPr>
-              <w:t>Python 3 + FastAPI + Uvicorn</w:t>
+              <w:t>Auto-generated via script.py Poisson blending</w:t>
             </w:r>
           </w:p>
         </w:tc>
         <w:tc>
           <w:tcPr>
-            <w:tcW w:type="dxa" w:w="2448"/>
-            <w:shd w:fill="FFFFFF"/>
+            <w:tcW w:type="dxa" w:w="2016"/>
+            <w:shd w:fill="FFFFFF" w:val="clear"/>
             <w:tcMar>
-              <w:top w:w="80" w:type="dxa"/>
-              <w:bottom w:w="80" w:type="dxa"/>
+              <w:top w:w="60" w:type="dxa"/>
+              <w:bottom w:w="60" w:type="dxa"/>
               <w:left w:w="80" w:type="dxa"/>
               <w:right w:w="80" w:type="dxa"/>
             </w:tcMar>
           </w:tcPr>
           <w:p>
-            <w:pPr>
-              <w:spacing w:before="0" w:after="0"/>
-            </w:pPr>
             <w:r>
               <w:rPr>
                 <w:rFonts w:ascii="Arial" w:hAnsi="Arial"/>
+                <w:b w:val="0"/>
+                <w:i w:val="0"/>
                 <w:color w:val="1E293B"/>
                 <w:sz w:val="17"/>
               </w:rPr>
-              <w:t>FastAPI duniya ka sabse fast Python server framework hai jo AI models ko superfast speed mein run karta hai.</w:t>
+              <w:t>35,000+ Synthetic Fakes</w:t>
             </w:r>
           </w:p>
         </w:tc>
         <w:tc>
           <w:tcPr>
-            <w:tcW w:type="dxa" w:w="2448"/>
-            <w:shd w:fill="FFFFFF"/>
+            <w:tcW w:type="dxa" w:w="2736"/>
+            <w:shd w:fill="FFFFFF" w:val="clear"/>
             <w:tcMar>
-              <w:top w:w="80" w:type="dxa"/>
-              <w:bottom w:w="80" w:type="dxa"/>
+              <w:top w:w="60" w:type="dxa"/>
+              <w:bottom w:w="60" w:type="dxa"/>
               <w:left w:w="80" w:type="dxa"/>
               <w:right w:w="80" w:type="dxa"/>
             </w:tcMar>
           </w:tcPr>
           <w:p>
-            <w:pPr>
-              <w:spacing w:before="0" w:after="0"/>
-            </w:pPr>
             <w:r>
               <w:rPr>
                 <w:rFonts w:ascii="Arial" w:hAnsi="Arial"/>
+                <w:b w:val="0"/>
+                <w:i w:val="0"/>
                 <w:color w:val="1E293B"/>
                 <w:sz w:val="17"/>
               </w:rPr>
-              <w:t>Frontend se video/image leta hai, AI model ko bhejta hai, aur kuch hi milliseconds mein result wapas bhejta hai.</w:t>
+              <w:t>Fake training samples generated on the fly</w:t>
             </w:r>
           </w:p>
         </w:tc>
@@ -526,100 +1898,96 @@
         <w:tc>
           <w:tcPr>
             <w:tcW w:type="dxa" w:w="2448"/>
-            <w:shd w:fill="F8FAFC"/>
+            <w:shd w:fill="F8FAFC" w:val="clear"/>
             <w:tcMar>
-              <w:top w:w="80" w:type="dxa"/>
-              <w:bottom w:w="80" w:type="dxa"/>
+              <w:top w:w="60" w:type="dxa"/>
+              <w:bottom w:w="60" w:type="dxa"/>
               <w:left w:w="80" w:type="dxa"/>
               <w:right w:w="80" w:type="dxa"/>
             </w:tcMar>
           </w:tcPr>
           <w:p>
-            <w:pPr>
-              <w:spacing w:before="0" w:after="0"/>
-            </w:pPr>
             <w:r>
               <w:rPr>
                 <w:rFonts w:ascii="Arial" w:hAnsi="Arial"/>
+                <w:b w:val="0"/>
+                <w:i w:val="0"/>
                 <w:color w:val="1E293B"/>
                 <w:sz w:val="17"/>
               </w:rPr>
-              <w:t>AI Core (Detectives)</w:t>
+              <w:t>IMFDB (Indian Movie Face DB)</w:t>
             </w:r>
           </w:p>
         </w:tc>
         <w:tc>
           <w:tcPr>
-            <w:tcW w:type="dxa" w:w="2448"/>
-            <w:shd w:fill="F8FAFC"/>
+            <w:tcW w:type="dxa" w:w="2880"/>
+            <w:shd w:fill="F8FAFC" w:val="clear"/>
             <w:tcMar>
-              <w:top w:w="80" w:type="dxa"/>
-              <w:bottom w:w="80" w:type="dxa"/>
+              <w:top w:w="60" w:type="dxa"/>
+              <w:bottom w:w="60" w:type="dxa"/>
               <w:left w:w="80" w:type="dxa"/>
               <w:right w:w="80" w:type="dxa"/>
             </w:tcMar>
           </w:tcPr>
           <w:p>
-            <w:pPr>
-              <w:spacing w:before="0" w:after="0"/>
-            </w:pPr>
             <w:r>
               <w:rPr>
                 <w:rFonts w:ascii="Arial" w:hAnsi="Arial"/>
+                <w:b w:val="0"/>
+                <w:i w:val="0"/>
                 <w:color w:val="1E293B"/>
                 <w:sz w:val="17"/>
               </w:rPr>
-              <w:t>PyTorch + EfficientNet-B4 + OpenCV + Librosa</w:t>
+              <w:t>imfdb.org (Bollywood Face Dataset)</w:t>
             </w:r>
           </w:p>
         </w:tc>
         <w:tc>
           <w:tcPr>
-            <w:tcW w:type="dxa" w:w="2448"/>
-            <w:shd w:fill="F8FAFC"/>
+            <w:tcW w:type="dxa" w:w="2016"/>
+            <w:shd w:fill="F8FAFC" w:val="clear"/>
             <w:tcMar>
-              <w:top w:w="80" w:type="dxa"/>
-              <w:bottom w:w="80" w:type="dxa"/>
+              <w:top w:w="60" w:type="dxa"/>
+              <w:bottom w:w="60" w:type="dxa"/>
               <w:left w:w="80" w:type="dxa"/>
               <w:right w:w="80" w:type="dxa"/>
             </w:tcMar>
           </w:tcPr>
           <w:p>
-            <w:pPr>
-              <w:spacing w:before="0" w:after="0"/>
-            </w:pPr>
             <w:r>
               <w:rPr>
                 <w:rFonts w:ascii="Arial" w:hAnsi="Arial"/>
+                <w:b w:val="0"/>
+                <w:i w:val="0"/>
                 <w:color w:val="1E293B"/>
                 <w:sz w:val="17"/>
               </w:rPr>
-              <w:t>Complex math calculations aur neural networks ko GPU/CPU pe smoothly chalane ke liye.</w:t>
+              <w:t>50,000+ frames</w:t>
             </w:r>
           </w:p>
         </w:tc>
         <w:tc>
           <w:tcPr>
-            <w:tcW w:type="dxa" w:w="2448"/>
-            <w:shd w:fill="F8FAFC"/>
+            <w:tcW w:type="dxa" w:w="2736"/>
+            <w:shd w:fill="F8FAFC" w:val="clear"/>
             <w:tcMar>
-              <w:top w:w="80" w:type="dxa"/>
-              <w:bottom w:w="80" w:type="dxa"/>
+              <w:top w:w="60" w:type="dxa"/>
+              <w:bottom w:w="60" w:type="dxa"/>
               <w:left w:w="80" w:type="dxa"/>
               <w:right w:w="80" w:type="dxa"/>
             </w:tcMar>
           </w:tcPr>
           <w:p>
-            <w:pPr>
-              <w:spacing w:before="0" w:after="0"/>
-            </w:pPr>
             <w:r>
               <w:rPr>
                 <w:rFonts w:ascii="Arial" w:hAnsi="Arial"/>
+                <w:b w:val="0"/>
+                <w:i w:val="0"/>
                 <w:color w:val="1E293B"/>
                 <w:sz w:val="17"/>
               </w:rPr>
-              <w:t>Image ke pixels, chehre ki light, aankhon ki reflection, aur voice frequency ko analyze karta hai.</w:t>
+              <w:t>Diverse lighting &amp; expression training</w:t>
             </w:r>
           </w:p>
         </w:tc>
@@ -628,100 +1996,96 @@
         <w:tc>
           <w:tcPr>
             <w:tcW w:type="dxa" w:w="2448"/>
-            <w:shd w:fill="FFFFFF"/>
+            <w:shd w:fill="FFFFFF" w:val="clear"/>
             <w:tcMar>
-              <w:top w:w="80" w:type="dxa"/>
-              <w:bottom w:w="80" w:type="dxa"/>
+              <w:top w:w="60" w:type="dxa"/>
+              <w:bottom w:w="60" w:type="dxa"/>
               <w:left w:w="80" w:type="dxa"/>
               <w:right w:w="80" w:type="dxa"/>
             </w:tcMar>
           </w:tcPr>
           <w:p>
-            <w:pPr>
-              <w:spacing w:before="0" w:after="0"/>
-            </w:pPr>
             <w:r>
               <w:rPr>
                 <w:rFonts w:ascii="Arial" w:hAnsi="Arial"/>
+                <w:b w:val="0"/>
+                <w:i w:val="0"/>
                 <w:color w:val="1E293B"/>
                 <w:sz w:val="17"/>
               </w:rPr>
-              <w:t>Database (Diary)</w:t>
+              <w:t>SDFVD Video Benchmark</w:t>
             </w:r>
           </w:p>
         </w:tc>
         <w:tc>
           <w:tcPr>
-            <w:tcW w:type="dxa" w:w="2448"/>
-            <w:shd w:fill="FFFFFF"/>
+            <w:tcW w:type="dxa" w:w="2880"/>
+            <w:shd w:fill="FFFFFF" w:val="clear"/>
             <w:tcMar>
-              <w:top w:w="80" w:type="dxa"/>
-              <w:bottom w:w="80" w:type="dxa"/>
+              <w:top w:w="60" w:type="dxa"/>
+              <w:bottom w:w="60" w:type="dxa"/>
               <w:left w:w="80" w:type="dxa"/>
               <w:right w:w="80" w:type="dxa"/>
             </w:tcMar>
           </w:tcPr>
           <w:p>
-            <w:pPr>
-              <w:spacing w:before="0" w:after="0"/>
-            </w:pPr>
             <w:r>
               <w:rPr>
                 <w:rFonts w:ascii="Arial" w:hAnsi="Arial"/>
+                <w:b w:val="0"/>
+                <w:i w:val="0"/>
                 <w:color w:val="1E293B"/>
                 <w:sz w:val="17"/>
               </w:rPr>
-              <w:t>SQLite (netra.db) + SQLite3 engine</w:t>
+              <w:t>Kaggle: Hemgg/SDFVD-video-dataset</w:t>
             </w:r>
           </w:p>
         </w:tc>
         <w:tc>
           <w:tcPr>
-            <w:tcW w:type="dxa" w:w="2448"/>
-            <w:shd w:fill="FFFFFF"/>
+            <w:tcW w:type="dxa" w:w="2016"/>
+            <w:shd w:fill="FFFFFF" w:val="clear"/>
             <w:tcMar>
-              <w:top w:w="80" w:type="dxa"/>
-              <w:bottom w:w="80" w:type="dxa"/>
+              <w:top w:w="60" w:type="dxa"/>
+              <w:bottom w:w="60" w:type="dxa"/>
               <w:left w:w="80" w:type="dxa"/>
               <w:right w:w="80" w:type="dxa"/>
             </w:tcMar>
           </w:tcPr>
           <w:p>
-            <w:pPr>
-              <w:spacing w:before="0" w:after="0"/>
-            </w:pPr>
             <w:r>
               <w:rPr>
                 <w:rFonts w:ascii="Arial" w:hAnsi="Arial"/>
+                <w:b w:val="0"/>
+                <w:i w:val="0"/>
                 <w:color w:val="1E293B"/>
                 <w:sz w:val="17"/>
               </w:rPr>
-              <w:t>Bina kisi heavy server ke locally sabhi scan records, reported scams, aur user details safely store karne ke liye.</w:t>
+              <w:t>106 Videos (53 Real / 53 Fake)</w:t>
             </w:r>
           </w:p>
         </w:tc>
         <w:tc>
           <w:tcPr>
-            <w:tcW w:type="dxa" w:w="2448"/>
-            <w:shd w:fill="FFFFFF"/>
+            <w:tcW w:type="dxa" w:w="2736"/>
+            <w:shd w:fill="FFFFFF" w:val="clear"/>
             <w:tcMar>
-              <w:top w:w="80" w:type="dxa"/>
-              <w:bottom w:w="80" w:type="dxa"/>
+              <w:top w:w="60" w:type="dxa"/>
+              <w:bottom w:w="60" w:type="dxa"/>
               <w:left w:w="80" w:type="dxa"/>
               <w:right w:w="80" w:type="dxa"/>
             </w:tcMar>
           </w:tcPr>
           <w:p>
-            <w:pPr>
-              <w:spacing w:before="0" w:after="0"/>
-            </w:pPr>
             <w:r>
               <w:rPr>
                 <w:rFonts w:ascii="Arial" w:hAnsi="Arial"/>
+                <w:b w:val="0"/>
+                <w:i w:val="0"/>
                 <w:color w:val="1E293B"/>
                 <w:sz w:val="17"/>
               </w:rPr>
-              <w:t>Jab bhi koi scan hota hai ya scam report hota hai, ye chupke se table ke andar save kar leta hai.</w:t>
+              <w:t>Standard video test benchmark (Strictly evaluation)</w:t>
             </w:r>
           </w:p>
         </w:tc>
@@ -730,100 +2094,96 @@
         <w:tc>
           <w:tcPr>
             <w:tcW w:type="dxa" w:w="2448"/>
-            <w:shd w:fill="F8FAFC"/>
+            <w:shd w:fill="F8FAFC" w:val="clear"/>
             <w:tcMar>
-              <w:top w:w="80" w:type="dxa"/>
-              <w:bottom w:w="80" w:type="dxa"/>
+              <w:top w:w="60" w:type="dxa"/>
+              <w:bottom w:w="60" w:type="dxa"/>
               <w:left w:w="80" w:type="dxa"/>
               <w:right w:w="80" w:type="dxa"/>
             </w:tcMar>
           </w:tcPr>
           <w:p>
-            <w:pPr>
-              <w:spacing w:before="0" w:after="0"/>
-            </w:pPr>
             <w:r>
               <w:rPr>
                 <w:rFonts w:ascii="Arial" w:hAnsi="Arial"/>
+                <w:b w:val="0"/>
+                <w:i w:val="0"/>
                 <w:color w:val="1E293B"/>
                 <w:sz w:val="17"/>
               </w:rPr>
-              <w:t>Live Web Crawler</w:t>
+              <w:t>100 Indian Figures Benchmark</w:t>
             </w:r>
           </w:p>
         </w:tc>
         <w:tc>
           <w:tcPr>
-            <w:tcW w:type="dxa" w:w="2448"/>
-            <w:shd w:fill="F8FAFC"/>
+            <w:tcW w:type="dxa" w:w="2880"/>
+            <w:shd w:fill="F8FAFC" w:val="clear"/>
             <w:tcMar>
-              <w:top w:w="80" w:type="dxa"/>
-              <w:bottom w:w="80" w:type="dxa"/>
+              <w:top w:w="60" w:type="dxa"/>
+              <w:bottom w:w="60" w:type="dxa"/>
               <w:left w:w="80" w:type="dxa"/>
               <w:right w:w="80" w:type="dxa"/>
             </w:tcMar>
           </w:tcPr>
           <w:p>
-            <w:pPr>
-              <w:spacing w:before="0" w:after="0"/>
-            </w:pPr>
             <w:r>
               <w:rPr>
                 <w:rFonts w:ascii="Arial" w:hAnsi="Arial"/>
+                <w:b w:val="0"/>
+                <w:i w:val="0"/>
                 <w:color w:val="1E293B"/>
                 <w:sz w:val="17"/>
               </w:rPr>
-              <w:t>Tavily Search API + Background Worker</w:t>
+              <w:t>Local: generated_100_deepfake_videos/</w:t>
             </w:r>
           </w:p>
         </w:tc>
         <w:tc>
           <w:tcPr>
-            <w:tcW w:type="dxa" w:w="2448"/>
-            <w:shd w:fill="F8FAFC"/>
+            <w:tcW w:type="dxa" w:w="2016"/>
+            <w:shd w:fill="F8FAFC" w:val="clear"/>
             <w:tcMar>
-              <w:top w:w="80" w:type="dxa"/>
-              <w:bottom w:w="80" w:type="dxa"/>
+              <w:top w:w="60" w:type="dxa"/>
+              <w:bottom w:w="60" w:type="dxa"/>
               <w:left w:w="80" w:type="dxa"/>
               <w:right w:w="80" w:type="dxa"/>
             </w:tcMar>
           </w:tcPr>
           <w:p>
-            <w:pPr>
-              <w:spacing w:before="0" w:after="0"/>
-            </w:pPr>
             <w:r>
               <w:rPr>
                 <w:rFonts w:ascii="Arial" w:hAnsi="Arial"/>
+                <w:b w:val="0"/>
+                <w:i w:val="0"/>
                 <w:color w:val="1E293B"/>
                 <w:sz w:val="17"/>
               </w:rPr>
-              <w:t>Real-time mein pure internet se 24 ghante cyber crime aur deepfake news dhoondhne ke liye.</w:t>
+              <w:t>100 Full HD MP4s (14,800 frames)</w:t>
             </w:r>
           </w:p>
         </w:tc>
         <w:tc>
           <w:tcPr>
-            <w:tcW w:type="dxa" w:w="2448"/>
-            <w:shd w:fill="F8FAFC"/>
+            <w:tcW w:type="dxa" w:w="2736"/>
+            <w:shd w:fill="F8FAFC" w:val="clear"/>
             <w:tcMar>
-              <w:top w:w="80" w:type="dxa"/>
-              <w:bottom w:w="80" w:type="dxa"/>
+              <w:top w:w="60" w:type="dxa"/>
+              <w:bottom w:w="60" w:type="dxa"/>
               <w:left w:w="80" w:type="dxa"/>
               <w:right w:w="80" w:type="dxa"/>
             </w:tcMar>
           </w:tcPr>
           <w:p>
-            <w:pPr>
-              <w:spacing w:before="0" w:after="0"/>
-            </w:pPr>
             <w:r>
               <w:rPr>
                 <w:rFonts w:ascii="Arial" w:hAnsi="Arial"/>
+                <w:b w:val="0"/>
+                <w:i w:val="0"/>
                 <w:color w:val="1E293B"/>
                 <w:sz w:val="17"/>
               </w:rPr>
-              <w:t>Har 30 minute mein Google/News scan karta hai aur Indian cities ke latest scam alerts database mein store karta hai.</w:t>
+              <w:t>Our sovereign benchmark rendered via InSwapper+GPEN</w:t>
             </w:r>
           </w:p>
         </w:tc>
@@ -832,202 +2192,96 @@
         <w:tc>
           <w:tcPr>
             <w:tcW w:type="dxa" w:w="2448"/>
-            <w:shd w:fill="FFFFFF"/>
+            <w:shd w:fill="FFFFFF" w:val="clear"/>
             <w:tcMar>
-              <w:top w:w="80" w:type="dxa"/>
-              <w:bottom w:w="80" w:type="dxa"/>
+              <w:top w:w="60" w:type="dxa"/>
+              <w:bottom w:w="60" w:type="dxa"/>
               <w:left w:w="80" w:type="dxa"/>
               <w:right w:w="80" w:type="dxa"/>
             </w:tcMar>
           </w:tcPr>
           <w:p>
-            <w:pPr>
-              <w:spacing w:before="0" w:after="0"/>
-            </w:pPr>
             <w:r>
               <w:rPr>
                 <w:rFonts w:ascii="Arial" w:hAnsi="Arial"/>
+                <w:b w:val="0"/>
+                <w:i w:val="0"/>
                 <w:color w:val="1E293B"/>
                 <w:sz w:val="17"/>
               </w:rPr>
-              <w:t>Threat Radar Map</w:t>
+              <w:t>78 Held-out Celebrity Swaps</w:t>
             </w:r>
           </w:p>
         </w:tc>
         <w:tc>
           <w:tcPr>
-            <w:tcW w:type="dxa" w:w="2448"/>
-            <w:shd w:fill="FFFFFF"/>
+            <w:tcW w:type="dxa" w:w="2880"/>
+            <w:shd w:fill="FFFFFF" w:val="clear"/>
             <w:tcMar>
-              <w:top w:w="80" w:type="dxa"/>
-              <w:bottom w:w="80" w:type="dxa"/>
+              <w:top w:w="60" w:type="dxa"/>
+              <w:bottom w:w="60" w:type="dxa"/>
               <w:left w:w="80" w:type="dxa"/>
               <w:right w:w="80" w:type="dxa"/>
             </w:tcMar>
           </w:tcPr>
           <w:p>
-            <w:pPr>
-              <w:spacing w:before="0" w:after="0"/>
-            </w:pPr>
             <w:r>
               <w:rPr>
                 <w:rFonts w:ascii="Arial" w:hAnsi="Arial"/>
+                <w:b w:val="0"/>
+                <w:i w:val="0"/>
                 <w:color w:val="1E293B"/>
                 <w:sz w:val="17"/>
               </w:rPr>
-              <w:t>Leaflet.js + OpenStreetMap + React-Leaflet</w:t>
+              <w:t>Local: batch_benchmark_results/generated_swaps/</w:t>
             </w:r>
           </w:p>
         </w:tc>
         <w:tc>
           <w:tcPr>
-            <w:tcW w:type="dxa" w:w="2448"/>
-            <w:shd w:fill="FFFFFF"/>
+            <w:tcW w:type="dxa" w:w="2016"/>
+            <w:shd w:fill="FFFFFF" w:val="clear"/>
             <w:tcMar>
-              <w:top w:w="80" w:type="dxa"/>
-              <w:bottom w:w="80" w:type="dxa"/>
+              <w:top w:w="60" w:type="dxa"/>
+              <w:bottom w:w="60" w:type="dxa"/>
               <w:left w:w="80" w:type="dxa"/>
               <w:right w:w="80" w:type="dxa"/>
             </w:tcMar>
           </w:tcPr>
           <w:p>
-            <w:pPr>
-              <w:spacing w:before="0" w:after="0"/>
-            </w:pPr>
             <w:r>
               <w:rPr>
                 <w:rFonts w:ascii="Arial" w:hAnsi="Arial"/>
+                <w:b w:val="0"/>
+                <w:i w:val="0"/>
                 <w:color w:val="1E293B"/>
                 <w:sz w:val="17"/>
               </w:rPr>
-              <w:t>India ke nakshay par live cyber scam hotspots (Delhi, Mewat, Jamtara, Mumbai) ko ghumte hue radar se dikhane ke liye.</w:t>
+              <w:t>78 Swapped Images</w:t>
             </w:r>
           </w:p>
         </w:tc>
         <w:tc>
           <w:tcPr>
-            <w:tcW w:type="dxa" w:w="2448"/>
-            <w:shd w:fill="FFFFFF"/>
+            <w:tcW w:type="dxa" w:w="2736"/>
+            <w:shd w:fill="FFFFFF" w:val="clear"/>
             <w:tcMar>
-              <w:top w:w="80" w:type="dxa"/>
-              <w:bottom w:w="80" w:type="dxa"/>
+              <w:top w:w="60" w:type="dxa"/>
+              <w:bottom w:w="60" w:type="dxa"/>
               <w:left w:w="80" w:type="dxa"/>
               <w:right w:w="80" w:type="dxa"/>
             </w:tcMar>
           </w:tcPr>
           <w:p>
-            <w:pPr>
-              <w:spacing w:before="0" w:after="0"/>
-            </w:pPr>
             <w:r>
               <w:rPr>
                 <w:rFonts w:ascii="Arial" w:hAnsi="Arial"/>
+                <w:b w:val="0"/>
+                <w:i w:val="0"/>
                 <w:color w:val="1E293B"/>
                 <w:sz w:val="17"/>
               </w:rPr>
-              <w:t>Database se location lat/long utha kar map par glowing red/orange circles banata hai.</w:t>
-            </w:r>
-          </w:p>
-        </w:tc>
-      </w:tr>
-      <w:tr>
-        <w:tc>
-          <w:tcPr>
-            <w:tcW w:type="dxa" w:w="2448"/>
-            <w:shd w:fill="F8FAFC"/>
-            <w:tcMar>
-              <w:top w:w="80" w:type="dxa"/>
-              <w:bottom w:w="80" w:type="dxa"/>
-              <w:left w:w="80" w:type="dxa"/>
-              <w:right w:w="80" w:type="dxa"/>
-            </w:tcMar>
-          </w:tcPr>
-          <w:p>
-            <w:pPr>
-              <w:spacing w:before="0" w:after="0"/>
-            </w:pPr>
-            <w:r>
-              <w:rPr>
-                <w:rFonts w:ascii="Arial" w:hAnsi="Arial"/>
-                <w:color w:val="1E293B"/>
-                <w:sz w:val="17"/>
-              </w:rPr>
-              <w:t>Auth (Suraksha)</w:t>
-            </w:r>
-          </w:p>
-        </w:tc>
-        <w:tc>
-          <w:tcPr>
-            <w:tcW w:type="dxa" w:w="2448"/>
-            <w:shd w:fill="F8FAFC"/>
-            <w:tcMar>
-              <w:top w:w="80" w:type="dxa"/>
-              <w:bottom w:w="80" w:type="dxa"/>
-              <w:left w:w="80" w:type="dxa"/>
-              <w:right w:w="80" w:type="dxa"/>
-            </w:tcMar>
-          </w:tcPr>
-          <w:p>
-            <w:pPr>
-              <w:spacing w:before="0" w:after="0"/>
-            </w:pPr>
-            <w:r>
-              <w:rPr>
-                <w:rFonts w:ascii="Arial" w:hAnsi="Arial"/>
-                <w:color w:val="1E293B"/>
-                <w:sz w:val="17"/>
-              </w:rPr>
-              <w:t>Google OAuth 2.0 + JWT (JSON Web Tokens)</w:t>
-            </w:r>
-          </w:p>
-        </w:tc>
-        <w:tc>
-          <w:tcPr>
-            <w:tcW w:type="dxa" w:w="2448"/>
-            <w:shd w:fill="F8FAFC"/>
-            <w:tcMar>
-              <w:top w:w="80" w:type="dxa"/>
-              <w:bottom w:w="80" w:type="dxa"/>
-              <w:left w:w="80" w:type="dxa"/>
-              <w:right w:w="80" w:type="dxa"/>
-            </w:tcMar>
-          </w:tcPr>
-          <w:p>
-            <w:pPr>
-              <w:spacing w:before="0" w:after="0"/>
-            </w:pPr>
-            <w:r>
-              <w:rPr>
-                <w:rFonts w:ascii="Arial" w:hAnsi="Arial"/>
-                <w:color w:val="1E293B"/>
-                <w:sz w:val="17"/>
-              </w:rPr>
-              <w:t>Taaki user direct apne Google account se 1-click login kar sake aur safe token mile.</w:t>
-            </w:r>
-          </w:p>
-        </w:tc>
-        <w:tc>
-          <w:tcPr>
-            <w:tcW w:type="dxa" w:w="2448"/>
-            <w:shd w:fill="F8FAFC"/>
-            <w:tcMar>
-              <w:top w:w="80" w:type="dxa"/>
-              <w:bottom w:w="80" w:type="dxa"/>
-              <w:left w:w="80" w:type="dxa"/>
-              <w:right w:w="80" w:type="dxa"/>
-            </w:tcMar>
-          </w:tcPr>
-          <w:p>
-            <w:pPr>
-              <w:spacing w:before="0" w:after="0"/>
-            </w:pPr>
-            <w:r>
-              <w:rPr>
-                <w:rFonts w:ascii="Arial" w:hAnsi="Arial"/>
-                <w:color w:val="1E293B"/>
-                <w:sz w:val="17"/>
-              </w:rPr>
-              <w:t>Google se verify karke user ka name, email, aur profile photo profile card mein dikhata hai.</w:t>
+              <w:t>Zero-shot validation test set</w:t>
             </w:r>
           </w:p>
         </w:tc>
@@ -1035,722 +2289,13 @@
     </w:tbl>
     <w:p>
       <w:pPr>
-        <w:spacing w:after="160"/>
-      </w:pPr>
-    </w:p>
-    <w:p>
-      <w:pPr>
-        <w:keepNext/>
-        <w:spacing w:before="320" w:after="120"/>
-      </w:pPr>
-      <w:r>
-        <w:rPr>
-          <w:rFonts w:ascii="Arial" w:hAnsi="Arial"/>
-          <w:b/>
-          <w:color w:val="0E7490"/>
-          <w:sz w:val="32"/>
-        </w:rPr>
-        <w:t>3. Kaha Par Kya Stored Hai? (Folder Structure Explained)</w:t>
-      </w:r>
-    </w:p>
-    <w:p>
-      <w:pPr>
-        <w:spacing w:before="0" w:after="80" w:line="276" w:lineRule="auto"/>
-      </w:pPr>
-      <w:r>
-        <w:rPr>
-          <w:rFonts w:ascii="Arial" w:hAnsi="Arial"/>
-          <w:color w:val="334155"/>
-          <w:sz w:val="21"/>
-        </w:rPr>
-        <w:t>Project ke andar bohot saari files hain, lekin confuse hone ki bilkul zaroorat nahi hai! Dekho yaha par humne sab kuch kitne saaf tareeqe se organize kiya hua hai:</w:t>
-      </w:r>
-    </w:p>
-    <w:p>
-      <w:pPr>
-        <w:pStyle w:val="ListBullet"/>
-        <w:spacing w:before="20" w:after="60" w:line="276" w:lineRule="auto"/>
-      </w:pPr>
-      <w:r>
-        <w:rPr>
-          <w:rFonts w:ascii="Arial" w:hAnsi="Arial"/>
-          <w:b/>
-          <w:color w:val="0F172A"/>
-          <w:sz w:val="21"/>
-        </w:rPr>
-        <w:t xml:space="preserve">📁 netra/frontend/ : </w:t>
-      </w:r>
-      <w:r>
-        <w:rPr>
-          <w:rFonts w:ascii="Arial" w:hAnsi="Arial"/>
-          <w:color w:val="334155"/>
-          <w:sz w:val="21"/>
-        </w:rPr>
-        <w:t>Yeh hamari Website ka pura code hai. Yaha par React components, CSS styling, pages, aur icons hain.</w:t>
-      </w:r>
-    </w:p>
-    <w:p>
-      <w:pPr>
-        <w:pStyle w:val="ListBullet"/>
-        <w:spacing w:before="20" w:after="60" w:line="276" w:lineRule="auto"/>
-      </w:pPr>
-      <w:r>
-        <w:rPr>
-          <w:rFonts w:ascii="Arial" w:hAnsi="Arial"/>
-          <w:b/>
-          <w:color w:val="0F172A"/>
-          <w:sz w:val="21"/>
-        </w:rPr>
-        <w:t xml:space="preserve">   ├─ app/page.tsx : </w:t>
-      </w:r>
-      <w:r>
-        <w:rPr>
-          <w:rFonts w:ascii="Arial" w:hAnsi="Arial"/>
-          <w:color w:val="334155"/>
-          <w:sz w:val="21"/>
-        </w:rPr>
-        <w:t>Main homepage jaha par 3D Eye Scanner aur quick detection tool hai.</w:t>
-      </w:r>
-    </w:p>
-    <w:p>
-      <w:pPr>
-        <w:pStyle w:val="ListBullet"/>
-        <w:spacing w:before="20" w:after="60" w:line="276" w:lineRule="auto"/>
-      </w:pPr>
-      <w:r>
-        <w:rPr>
-          <w:rFonts w:ascii="Arial" w:hAnsi="Arial"/>
-          <w:b/>
-          <w:color w:val="0F172A"/>
-          <w:sz w:val="21"/>
-        </w:rPr>
-        <w:t xml:space="preserve">   ├─ app/radar/page.tsx : </w:t>
-      </w:r>
-      <w:r>
-        <w:rPr>
-          <w:rFonts w:ascii="Arial" w:hAnsi="Arial"/>
-          <w:color w:val="334155"/>
-          <w:sz w:val="21"/>
-        </w:rPr>
-        <w:t>Live Radar Map page jaha India ke live cyber crime alerts dikhte hain.</w:t>
-      </w:r>
-    </w:p>
-    <w:p>
-      <w:pPr>
-        <w:pStyle w:val="ListBullet"/>
-        <w:spacing w:before="20" w:after="60" w:line="276" w:lineRule="auto"/>
-      </w:pPr>
-      <w:r>
-        <w:rPr>
-          <w:rFonts w:ascii="Arial" w:hAnsi="Arial"/>
-          <w:b/>
-          <w:color w:val="0F172A"/>
-          <w:sz w:val="21"/>
-        </w:rPr>
-        <w:t xml:space="preserve">   ├─ app/reported/page.tsx : </w:t>
-      </w:r>
-      <w:r>
-        <w:rPr>
-          <w:rFonts w:ascii="Arial" w:hAnsi="Arial"/>
-          <w:color w:val="334155"/>
-          <w:sz w:val="21"/>
-        </w:rPr>
-        <w:t>Community reporting page jaha log fake accounts aur scam numbers report karte hain.</w:t>
-      </w:r>
-    </w:p>
-    <w:p>
-      <w:pPr>
-        <w:pStyle w:val="ListBullet"/>
-        <w:spacing w:before="20" w:after="60" w:line="276" w:lineRule="auto"/>
-      </w:pPr>
-      <w:r>
-        <w:rPr>
-          <w:rFonts w:ascii="Arial" w:hAnsi="Arial"/>
-          <w:b/>
-          <w:color w:val="0F172A"/>
-          <w:sz w:val="21"/>
-        </w:rPr>
-        <w:t xml:space="preserve">   ├─ app/developers/page.tsx : </w:t>
-      </w:r>
-      <w:r>
-        <w:rPr>
-          <w:rFonts w:ascii="Arial" w:hAnsi="Arial"/>
-          <w:color w:val="334155"/>
-          <w:sz w:val="21"/>
-        </w:rPr>
-        <w:t>Developer portal jaha se external programmers API key le sakte hain.</w:t>
-      </w:r>
-    </w:p>
-    <w:p>
-      <w:pPr>
-        <w:pStyle w:val="ListBullet"/>
-        <w:spacing w:before="20" w:after="60" w:line="276" w:lineRule="auto"/>
-      </w:pPr>
-      <w:r>
-        <w:rPr>
-          <w:rFonts w:ascii="Arial" w:hAnsi="Arial"/>
-          <w:b/>
-          <w:color w:val="0F172A"/>
-          <w:sz w:val="21"/>
-        </w:rPr>
-        <w:t xml:space="preserve">   └─ components/NetraEyeScanner.tsx : </w:t>
-      </w:r>
-      <w:r>
-        <w:rPr>
-          <w:rFonts w:ascii="Arial" w:hAnsi="Arial"/>
-          <w:color w:val="334155"/>
-          <w:sz w:val="21"/>
-        </w:rPr>
-        <w:t>Woh futuristic 3D Eye Scanner jo lasers aur animations se file scan karta hai.</w:t>
-      </w:r>
-    </w:p>
-    <w:p>
-      <w:pPr>
-        <w:pStyle w:val="ListBullet"/>
-        <w:spacing w:before="20" w:after="60" w:line="276" w:lineRule="auto"/>
-      </w:pPr>
-      <w:r>
-        <w:rPr>
-          <w:rFonts w:ascii="Arial" w:hAnsi="Arial"/>
-          <w:b/>
-          <w:color w:val="0F172A"/>
-          <w:sz w:val="21"/>
-        </w:rPr>
-        <w:t xml:space="preserve">📁 netra/backend/ : </w:t>
-      </w:r>
-      <w:r>
-        <w:rPr>
-          <w:rFonts w:ascii="Arial" w:hAnsi="Arial"/>
-          <w:color w:val="334155"/>
-          <w:sz w:val="21"/>
-        </w:rPr>
-        <w:t>Yeh hamara Server aur API brain hai jaha FastAPI aur database rehta hai.</w:t>
-      </w:r>
-    </w:p>
-    <w:p>
-      <w:pPr>
-        <w:pStyle w:val="ListBullet"/>
-        <w:spacing w:before="20" w:after="60" w:line="276" w:lineRule="auto"/>
-      </w:pPr>
-      <w:r>
-        <w:rPr>
-          <w:rFonts w:ascii="Arial" w:hAnsi="Arial"/>
-          <w:b/>
-          <w:color w:val="0F172A"/>
-          <w:sz w:val="21"/>
-        </w:rPr>
-        <w:t xml:space="preserve">   ├─ api/server.py : </w:t>
-      </w:r>
-      <w:r>
-        <w:rPr>
-          <w:rFonts w:ascii="Arial" w:hAnsi="Arial"/>
-          <w:color w:val="334155"/>
-          <w:sz w:val="21"/>
-        </w:rPr>
-        <w:t>Main backend starting point jaha se saari APIs connect hoti hain.</w:t>
-      </w:r>
-    </w:p>
-    <w:p>
-      <w:pPr>
-        <w:pStyle w:val="ListBullet"/>
-        <w:spacing w:before="20" w:after="60" w:line="276" w:lineRule="auto"/>
-      </w:pPr>
-      <w:r>
-        <w:rPr>
-          <w:rFonts w:ascii="Arial" w:hAnsi="Arial"/>
-          <w:b/>
-          <w:color w:val="0F172A"/>
-          <w:sz w:val="21"/>
-        </w:rPr>
-        <w:t xml:space="preserve">   ├─ api/db.py : </w:t>
-      </w:r>
-      <w:r>
-        <w:rPr>
-          <w:rFonts w:ascii="Arial" w:hAnsi="Arial"/>
-          <w:color w:val="334155"/>
-          <w:sz w:val="21"/>
-        </w:rPr>
-        <w:t>SQLite database logic jo users, scan history, aur threat data manage karta hai.</w:t>
-      </w:r>
-    </w:p>
-    <w:p>
-      <w:pPr>
-        <w:pStyle w:val="ListBullet"/>
-        <w:spacing w:before="20" w:after="60" w:line="276" w:lineRule="auto"/>
-      </w:pPr>
-      <w:r>
-        <w:rPr>
-          <w:rFonts w:ascii="Arial" w:hAnsi="Arial"/>
-          <w:b/>
-          <w:color w:val="0F172A"/>
-          <w:sz w:val="21"/>
-        </w:rPr>
-        <w:t xml:space="preserve">   ├─ api/auth.py : </w:t>
-      </w:r>
-      <w:r>
-        <w:rPr>
-          <w:rFonts w:ascii="Arial" w:hAnsi="Arial"/>
-          <w:color w:val="334155"/>
-          <w:sz w:val="21"/>
-        </w:rPr>
-        <w:t>Google Login aur user authentication verify karne wali file.</w:t>
-      </w:r>
-    </w:p>
-    <w:p>
-      <w:pPr>
-        <w:pStyle w:val="ListBullet"/>
-        <w:spacing w:before="20" w:after="60" w:line="276" w:lineRule="auto"/>
-      </w:pPr>
-      <w:r>
-        <w:rPr>
-          <w:rFonts w:ascii="Arial" w:hAnsi="Arial"/>
-          <w:b/>
-          <w:color w:val="0F172A"/>
-          <w:sz w:val="21"/>
-        </w:rPr>
-        <w:t xml:space="preserve">   ├─ api/netra.db : </w:t>
-      </w:r>
-      <w:r>
-        <w:rPr>
-          <w:rFonts w:ascii="Arial" w:hAnsi="Arial"/>
-          <w:color w:val="334155"/>
-          <w:sz w:val="21"/>
-        </w:rPr>
-        <w:t>Asli database file jaha sara data permanently save hota hai.</w:t>
-      </w:r>
-    </w:p>
-    <w:p>
-      <w:pPr>
-        <w:pStyle w:val="ListBullet"/>
-        <w:spacing w:before="20" w:after="60" w:line="276" w:lineRule="auto"/>
-      </w:pPr>
-      <w:r>
-        <w:rPr>
-          <w:rFonts w:ascii="Arial" w:hAnsi="Arial"/>
-          <w:b/>
-          <w:color w:val="0F172A"/>
-          <w:sz w:val="21"/>
-        </w:rPr>
-        <w:t xml:space="preserve">   └─ services/tavily_crawler.py : </w:t>
-      </w:r>
-      <w:r>
-        <w:rPr>
-          <w:rFonts w:ascii="Arial" w:hAnsi="Arial"/>
-          <w:color w:val="334155"/>
-          <w:sz w:val="21"/>
-        </w:rPr>
-        <w:t>24 ghante background mein chalne wala news bot jo live scams internet se nikaalta hai.</w:t>
-      </w:r>
-    </w:p>
-    <w:p>
-      <w:pPr>
-        <w:pStyle w:val="ListBullet"/>
-        <w:spacing w:before="20" w:after="60" w:line="276" w:lineRule="auto"/>
-      </w:pPr>
-      <w:r>
-        <w:rPr>
-          <w:rFonts w:ascii="Arial" w:hAnsi="Arial"/>
-          <w:b/>
-          <w:color w:val="0F172A"/>
-          <w:sz w:val="21"/>
-        </w:rPr>
-        <w:t xml:space="preserve">📁 netra/pipeline/ : </w:t>
-      </w:r>
-      <w:r>
-        <w:rPr>
-          <w:rFonts w:ascii="Arial" w:hAnsi="Arial"/>
-          <w:color w:val="334155"/>
-          <w:sz w:val="21"/>
-        </w:rPr>
-        <w:t>Forensic Deepfake Detection ke 4 Super Detectives (Pillars) yaha rehte hain:</w:t>
-      </w:r>
-    </w:p>
-    <w:p>
-      <w:pPr>
-        <w:pStyle w:val="ListBullet"/>
-        <w:spacing w:before="20" w:after="60" w:line="276" w:lineRule="auto"/>
-      </w:pPr>
-      <w:r>
-        <w:rPr>
-          <w:rFonts w:ascii="Arial" w:hAnsi="Arial"/>
-          <w:b/>
-          <w:color w:val="0F172A"/>
-          <w:sz w:val="21"/>
-        </w:rPr>
-        <w:t xml:space="preserve">   ├─ forensic_arbiter.py : </w:t>
-      </w:r>
-      <w:r>
-        <w:rPr>
-          <w:rFonts w:ascii="Arial" w:hAnsi="Arial"/>
-          <w:color w:val="334155"/>
-          <w:sz w:val="21"/>
-        </w:rPr>
-        <w:t>Master Head jo chaaron detection results ko ek sath combine karke final verdict deta hai.</w:t>
-      </w:r>
-    </w:p>
-    <w:p>
-      <w:pPr>
-        <w:pStyle w:val="ListBullet"/>
-        <w:spacing w:before="20" w:after="60" w:line="276" w:lineRule="auto"/>
-      </w:pPr>
-      <w:r>
-        <w:rPr>
-          <w:rFonts w:ascii="Arial" w:hAnsi="Arial"/>
-          <w:b/>
-          <w:color w:val="0F172A"/>
-          <w:sz w:val="21"/>
-        </w:rPr>
-        <w:t xml:space="preserve">   ├─ corneal_specular_physics.py : </w:t>
-      </w:r>
-      <w:r>
-        <w:rPr>
-          <w:rFonts w:ascii="Arial" w:hAnsi="Arial"/>
-          <w:color w:val="334155"/>
-          <w:sz w:val="21"/>
-        </w:rPr>
-        <w:t>Aankhon ke andar light reflection check karne wala module.</w:t>
-      </w:r>
-    </w:p>
-    <w:p>
-      <w:pPr>
-        <w:pStyle w:val="ListBullet"/>
-        <w:spacing w:before="20" w:after="60" w:line="276" w:lineRule="auto"/>
-      </w:pPr>
-      <w:r>
-        <w:rPr>
-          <w:rFonts w:ascii="Arial" w:hAnsi="Arial"/>
-          <w:b/>
-          <w:color w:val="0F172A"/>
-          <w:sz w:val="21"/>
-        </w:rPr>
-        <w:t xml:space="preserve">   ├─ rppg_vascular_pulse.py : </w:t>
-      </w:r>
-      <w:r>
-        <w:rPr>
-          <w:rFonts w:ascii="Arial" w:hAnsi="Arial"/>
-          <w:color w:val="334155"/>
-          <w:sz w:val="21"/>
-        </w:rPr>
-        <w:t>Skin color ke micro-changes se heartbeat (pulse) detect karne wala module.</w:t>
-      </w:r>
-    </w:p>
-    <w:p>
-      <w:pPr>
-        <w:pStyle w:val="ListBullet"/>
-        <w:spacing w:before="20" w:after="60" w:line="276" w:lineRule="auto"/>
-      </w:pPr>
-      <w:r>
-        <w:rPr>
-          <w:rFonts w:ascii="Arial" w:hAnsi="Arial"/>
-          <w:b/>
-          <w:color w:val="0F172A"/>
-          <w:sz w:val="21"/>
-        </w:rPr>
-        <w:t xml:space="preserve">   └─ audiovisual_sync.py : </w:t>
-      </w:r>
-      <w:r>
-        <w:rPr>
-          <w:rFonts w:ascii="Arial" w:hAnsi="Arial"/>
-          <w:color w:val="334155"/>
-          <w:sz w:val="21"/>
-        </w:rPr>
-        <w:t>Lips movement aur audio ki matching pakadne wala module.</w:t>
-      </w:r>
-    </w:p>
-    <w:p>
-      <w:pPr>
-        <w:pStyle w:val="ListBullet"/>
-        <w:spacing w:before="20" w:after="60" w:line="276" w:lineRule="auto"/>
-      </w:pPr>
-      <w:r>
-        <w:rPr>
-          <w:rFonts w:ascii="Arial" w:hAnsi="Arial"/>
-          <w:b/>
-          <w:color w:val="0F172A"/>
-          <w:sz w:val="21"/>
-        </w:rPr>
-        <w:t xml:space="preserve">📁 netra/training/ : </w:t>
-      </w:r>
-      <w:r>
-        <w:rPr>
-          <w:rFonts w:ascii="Arial" w:hAnsi="Arial"/>
-          <w:color w:val="334155"/>
-          <w:sz w:val="21"/>
-        </w:rPr>
-        <w:t>AI model ko train karne ki factory. Yaha dataset builder aur neural network loss functions hain.</w:t>
-      </w:r>
-    </w:p>
-    <w:p>
-      <w:pPr>
-        <w:pStyle w:val="ListBullet"/>
-        <w:spacing w:before="20" w:after="60" w:line="276" w:lineRule="auto"/>
-      </w:pPr>
-      <w:r>
-        <w:rPr>
-          <w:rFonts w:ascii="Arial" w:hAnsi="Arial"/>
-          <w:b/>
-          <w:color w:val="0F172A"/>
-          <w:sz w:val="21"/>
-        </w:rPr>
-        <w:t xml:space="preserve">📁 netra/benchmark_reports/ : </w:t>
-      </w:r>
-      <w:r>
-        <w:rPr>
-          <w:rFonts w:ascii="Arial" w:hAnsi="Arial"/>
-          <w:color w:val="334155"/>
-          <w:sz w:val="21"/>
-        </w:rPr>
-        <w:t>100-video benchmark tests ke sabhi PDF, CSV aur JSON report proofs yaha stored hain.</w:t>
-      </w:r>
-    </w:p>
-    <w:p>
-      <w:pPr>
-        <w:pStyle w:val="ListBullet"/>
-        <w:spacing w:before="20" w:after="60" w:line="276" w:lineRule="auto"/>
-      </w:pPr>
-      <w:r>
-        <w:rPr>
-          <w:rFonts w:ascii="Arial" w:hAnsi="Arial"/>
-          <w:b/>
-          <w:color w:val="0F172A"/>
-          <w:sz w:val="21"/>
-        </w:rPr>
-        <w:t xml:space="preserve">📁 netra/scripts/ : </w:t>
-      </w:r>
-      <w:r>
-        <w:rPr>
-          <w:rFonts w:ascii="Arial" w:hAnsi="Arial"/>
-          <w:color w:val="334155"/>
-          <w:sz w:val="21"/>
-        </w:rPr>
-        <w:t>Helper scripts jaise model download karna, test chalana, aur automated benchmarks.</w:t>
-      </w:r>
-    </w:p>
-    <w:p>
-      <w:pPr>
-        <w:pStyle w:val="ListBullet"/>
-        <w:spacing w:before="20" w:after="60" w:line="276" w:lineRule="auto"/>
-      </w:pPr>
-      <w:r>
-        <w:rPr>
-          <w:rFonts w:ascii="Arial" w:hAnsi="Arial"/>
-          <w:b/>
-          <w:color w:val="0F172A"/>
-          <w:sz w:val="21"/>
-        </w:rPr>
-        <w:t xml:space="preserve">📁 netra/tests/ : </w:t>
-      </w:r>
-      <w:r>
-        <w:rPr>
-          <w:rFonts w:ascii="Arial" w:hAnsi="Arial"/>
-          <w:color w:val="334155"/>
-          <w:sz w:val="21"/>
-        </w:rPr>
-        <w:t>Automated unit tests jo check karte hain ki 4-Pillars theek se kaam kar rahe hain ya nahi.</w:t>
-      </w:r>
-    </w:p>
-    <w:p>
-      <w:pPr>
         <w:spacing w:after="120"/>
       </w:pPr>
-    </w:p>
-    <w:p>
-      <w:pPr>
-        <w:keepNext/>
-        <w:spacing w:before="320" w:after="120"/>
-      </w:pPr>
-      <w:r>
-        <w:rPr>
-          <w:rFonts w:ascii="Arial" w:hAnsi="Arial"/>
-          <w:b/>
-          <w:color w:val="0E7490"/>
-          <w:sz w:val="32"/>
-        </w:rPr>
-        <w:t>4. Deepfake Kaise Pakadte Hain? (The 4-Pillar Magic Explained)</w:t>
-      </w:r>
-    </w:p>
-    <w:p>
-      <w:pPr>
-        <w:spacing w:before="0" w:after="80" w:line="276" w:lineRule="auto"/>
-      </w:pPr>
-      <w:r>
-        <w:rPr>
-          <w:rFonts w:ascii="Arial" w:hAnsi="Arial"/>
-          <w:color w:val="334155"/>
-          <w:sz w:val="21"/>
-        </w:rPr>
-        <w:t>Normal AI models sirf image ko dekhte hain aur dhokha kha jaate hain. Par NETRA 4 alag-alag angles se attack karta hai! Isko hum bolte hain '4-Pillar Forensic Defense':</w:t>
-      </w:r>
-    </w:p>
-    <w:p>
-      <w:pPr>
-        <w:keepNext/>
-        <w:spacing w:before="240" w:after="80"/>
-      </w:pPr>
-      <w:r>
-        <w:rPr>
-          <w:rFonts w:ascii="Arial" w:hAnsi="Arial"/>
-          <w:b/>
-          <w:color w:val="4F46E5"/>
-          <w:sz w:val="26"/>
-        </w:rPr>
-        <w:t>🔍 Pillar 1: Spatial Artifact Inspection (Pixel Level Checking)</w:t>
-      </w:r>
-    </w:p>
-    <w:p>
-      <w:pPr>
-        <w:spacing w:before="0" w:after="80" w:line="276" w:lineRule="auto"/>
-      </w:pPr>
-      <w:r>
-        <w:rPr>
-          <w:rFonts w:ascii="Arial" w:hAnsi="Arial"/>
-          <w:color w:val="334155"/>
-          <w:sz w:val="21"/>
-        </w:rPr>
-        <w:t>👉 Asli Zindagi Example: Jaise koi photo par scissors se chehra kaat ke doosre chehre par chipkaye, toh edges par halki si line ya blur reh jaata hai!</w:t>
-      </w:r>
-    </w:p>
-    <w:p>
-      <w:pPr>
-        <w:spacing w:before="0" w:after="80" w:line="276" w:lineRule="auto"/>
-      </w:pPr>
-      <w:r>
-        <w:rPr>
-          <w:rFonts w:ascii="Arial" w:hAnsi="Arial"/>
-          <w:color w:val="334155"/>
-          <w:sz w:val="21"/>
-        </w:rPr>
-        <w:t>👉 NETRA Kya Karta Hai: Humara EfficientNet-B4 AI model chehre ke boundaries, gaalon ke textures, aur earlobe blending ko zoom karke dekhta hai. Agar generator AI ne pixels ko warp kiya ho, toh ye turant pakad leta hai.</w:t>
-      </w:r>
-    </w:p>
-    <w:p>
-      <w:pPr>
-        <w:keepNext/>
-        <w:spacing w:before="240" w:after="80"/>
-      </w:pPr>
-      <w:r>
-        <w:rPr>
-          <w:rFonts w:ascii="Arial" w:hAnsi="Arial"/>
-          <w:b/>
-          <w:color w:val="4F46E5"/>
-          <w:sz w:val="26"/>
-        </w:rPr>
-        <w:t>👄 Pillar 2: Indic Phoneme-Viseme Sync (Lips vs Voice Alignment)</w:t>
-      </w:r>
-    </w:p>
-    <w:p>
-      <w:pPr>
-        <w:spacing w:before="0" w:after="80" w:line="276" w:lineRule="auto"/>
-      </w:pPr>
-      <w:r>
-        <w:rPr>
-          <w:rFonts w:ascii="Arial" w:hAnsi="Arial"/>
-          <w:color w:val="334155"/>
-          <w:sz w:val="21"/>
-        </w:rPr>
-        <w:t>👉 Asli Zindagi Example: Jab tum 'Bolo' bolte ho toh tumhare lips band hoke khulte hain ('B'). Agar audio mein 'B' bole aur lips 'O' bane rahein, toh pakda gaya jhooth!</w:t>
-      </w:r>
-    </w:p>
-    <w:p>
-      <w:pPr>
-        <w:spacing w:before="0" w:after="80" w:line="276" w:lineRule="auto"/>
-      </w:pPr>
-      <w:r>
-        <w:rPr>
-          <w:rFonts w:ascii="Arial" w:hAnsi="Arial"/>
-          <w:color w:val="334155"/>
-          <w:sz w:val="21"/>
-        </w:rPr>
-        <w:t>👉 NETRA Kya Karta Hai: Yeh Indian languages (Hindi, Tamil, Telugu, etc.) ke biomechanics check karta hai. Voice ke sound units (Phonemes) aur honthon ki shape (Visemes) ko millisecond accuracy ke sath match karta hai.</w:t>
-      </w:r>
-    </w:p>
-    <w:p>
-      <w:pPr>
-        <w:keepNext/>
-        <w:spacing w:before="240" w:after="80"/>
-      </w:pPr>
-      <w:r>
-        <w:rPr>
-          <w:rFonts w:ascii="Arial" w:hAnsi="Arial"/>
-          <w:b/>
-          <w:color w:val="4F46E5"/>
-          <w:sz w:val="26"/>
-        </w:rPr>
-        <w:t>👁️ Pillar 3: Corneal Specular Physics (Aankhon Mein Light Reflection)</w:t>
-      </w:r>
-    </w:p>
-    <w:p>
-      <w:pPr>
-        <w:spacing w:before="0" w:after="80" w:line="276" w:lineRule="auto"/>
-      </w:pPr>
-      <w:r>
-        <w:rPr>
-          <w:rFonts w:ascii="Arial" w:hAnsi="Arial"/>
-          <w:color w:val="334155"/>
-          <w:sz w:val="21"/>
-        </w:rPr>
-        <w:t>👉 Asli Zindagi Example: Agar tum kamre mein khade ho jaha samne 1 tube light jal rahi hai, toh tumhari Dono Aankhon mein bilkul ek jaisi light chamkegi!</w:t>
-      </w:r>
-    </w:p>
-    <w:p>
-      <w:pPr>
-        <w:spacing w:before="0" w:after="80" w:line="276" w:lineRule="auto"/>
-      </w:pPr>
-      <w:r>
-        <w:rPr>
-          <w:rFonts w:ascii="Arial" w:hAnsi="Arial"/>
-          <w:color w:val="334155"/>
-          <w:sz w:val="21"/>
-        </w:rPr>
-        <w:t>👉 NETRA Kya Karta Hai: Deepfake AI models dono aankhon ki 3D physics theek se render nahi kar paate. NETRA right eye aur left eye ke cornea mein banne wali light reflection ka 3D angle match karta hai. Agar left eye mein light alag aur right eye mein alag hai, toh 100% DEEPFAKE hai!</w:t>
-      </w:r>
-    </w:p>
-    <w:p>
-      <w:pPr>
-        <w:keepNext/>
-        <w:spacing w:before="240" w:after="80"/>
-      </w:pPr>
-      <w:r>
-        <w:rPr>
-          <w:rFonts w:ascii="Arial" w:hAnsi="Arial"/>
-          <w:b/>
-          <w:color w:val="4F46E5"/>
-          <w:sz w:val="26"/>
-        </w:rPr>
-        <w:t>💓 Pillar 4: Melanin-Calibrated rPPG (Heartbeat &amp; Blood Flow)</w:t>
-      </w:r>
-    </w:p>
-    <w:p>
-      <w:pPr>
-        <w:spacing w:before="0" w:after="80" w:line="276" w:lineRule="auto"/>
-      </w:pPr>
-      <w:r>
-        <w:rPr>
-          <w:rFonts w:ascii="Arial" w:hAnsi="Arial"/>
-          <w:color w:val="334155"/>
-          <w:sz w:val="21"/>
-        </w:rPr>
-        <w:t>👉 Asli Zindagi Example: Har baar jab insaan ka dil dhadakta hai, toh uske chehre ki skin mein khoon flow hota hai, jisse skin ka rang microscopic level par halka sa change hota hai jo aam aankhon se nahi dikhta.</w:t>
-      </w:r>
-    </w:p>
-    <w:p>
-      <w:pPr>
-        <w:spacing w:before="0" w:after="80" w:line="276" w:lineRule="auto"/>
-      </w:pPr>
-      <w:r>
-        <w:rPr>
-          <w:rFonts w:ascii="Arial" w:hAnsi="Arial"/>
-          <w:color w:val="334155"/>
-          <w:sz w:val="21"/>
-        </w:rPr>
-        <w:t>👉 NETRA Kya Karta Hai: Yeh camera video se bina touch kiye insaan ki heartbeat (rPPG pulse) naap leta hai! Aur ye khas tor par Indian / South Asian skin tones (Fitzpatrick type III-VI) ke liye calibrated hai. AI video mein dil nahi dhadakta, isliye fake video pakdi jaati hai!</w:t>
-      </w:r>
     </w:p>
     <w:tbl>
       <w:tblPr>
         <w:tblW w:type="auto" w:w="0"/>
         <w:jc w:val="center"/>
-        <w:tblLayout w:type="fixed"/>
         <w:tblLook w:firstColumn="1" w:firstRow="1" w:lastColumn="0" w:lastRow="0" w:noHBand="0" w:noVBand="1" w:val="04A0"/>
       </w:tblPr>
       <w:tblGrid>
@@ -1759,59 +2304,64 @@
       <w:tr>
         <w:tc>
           <w:tcPr>
-            <w:tcW w:type="dxa" w:w="9360"/>
-            <w:shd w:fill="FEF3C7"/>
+            <w:tcW w:type="dxa" w:w="9792"/>
+            <w:shd w:fill="FFFBEB" w:val="clear"/>
             <w:tcMar>
-              <w:top w:w="160" w:type="dxa"/>
-              <w:bottom w:w="160" w:type="dxa"/>
-              <w:left w:w="240" w:type="dxa"/>
-              <w:right w:w="200" w:type="dxa"/>
+              <w:top w:w="140" w:type="dxa"/>
+              <w:bottom w:w="140" w:type="dxa"/>
+              <w:left w:w="180" w:type="dxa"/>
+              <w:right w:w="180" w:type="dxa"/>
             </w:tcMar>
             <w:tcBorders>
               <w:top w:val="none"/>
-              <w:left w:val="single" w:sz="24" w:space="0" w:color="F59E0B"/>
+              <w:right w:val="none"/>
               <w:bottom w:val="none"/>
-              <w:right w:val="none"/>
+              <w:left w:val="single" w:sz="32" w:color="F59E0B"/>
             </w:tcBorders>
           </w:tcPr>
           <w:p>
             <w:pPr>
-              <w:spacing w:before="40" w:after="80"/>
+              <w:spacing w:after="80"/>
             </w:pPr>
             <w:r>
               <w:rPr>
                 <w:rFonts w:ascii="Arial" w:hAnsi="Arial"/>
                 <w:b/>
-                <w:color w:val="104628"/>
+                <w:i w:val="0"/>
+                <w:color w:val="78350F"/>
                 <w:sz w:val="22"/>
               </w:rPr>
-              <w:t>⚖️ Master Forensic Arbiter</w:t>
+              <w:t>🔒 Strict Rule: Zero Data Leakage!</w:t>
             </w:r>
           </w:p>
           <w:p>
             <w:pPr>
-              <w:spacing w:before="40" w:after="40"/>
+              <w:spacing w:before="20" w:after="40"/>
             </w:pPr>
             <w:r>
               <w:rPr>
                 <w:rFonts w:ascii="Arial" w:hAnsi="Arial"/>
+                <w:b w:val="0"/>
+                <w:i w:val="0"/>
                 <w:color w:val="1E293B"/>
-                <w:sz w:val="20"/>
+                <w:sz w:val="21"/>
               </w:rPr>
-              <w:t>Forensic Arbiter: In charo detectors ka score ek mathematical equation mein fuse hota hai.</w:t>
+              <w:t>Hamare jo 100 Indian celebrity benchmark videos aur 78 test swaps hain, unhe KABHI BHI training mein use nahi kiya gaya.</w:t>
             </w:r>
           </w:p>
           <w:p>
             <w:pPr>
-              <w:spacing w:before="40" w:after="40"/>
+              <w:spacing w:before="20" w:after="40"/>
             </w:pPr>
             <w:r>
               <w:rPr>
                 <w:rFonts w:ascii="Arial" w:hAnsi="Arial"/>
+                <w:b w:val="0"/>
+                <w:i w:val="0"/>
                 <w:color w:val="1E293B"/>
-                <w:sz w:val="20"/>
+                <w:sz w:val="21"/>
               </w:rPr>
-              <w:t>Final Verdict nikalta hai: 'AUTHENTIC' ya 'DEEPFAKE DETECTED', sath mein confidence score (jaise 98.4%) aur court-ready forensic breakdown!</w:t>
+              <w:t>Woh 100% held-out test set the taaki judges ko real zero-shot generalization dikhai ja sake!</w:t>
             </w:r>
           </w:p>
         </w:tc>
@@ -1824,902 +2374,271 @@
     </w:p>
     <w:p>
       <w:pPr>
+        <w:spacing w:before="80" w:after="80"/>
+        <w:pBdr>
+          <w:bottom w:val="single" w:sz="4" w:color="CBD5E1"/>
+        </w:pBdr>
+      </w:pPr>
+    </w:p>
+    <w:p>
+      <w:pPr>
         <w:keepNext/>
-        <w:spacing w:before="320" w:after="120"/>
+        <w:spacing w:before="360" w:after="120"/>
       </w:pPr>
       <w:r>
         <w:rPr>
           <w:rFonts w:ascii="Arial" w:hAnsi="Arial"/>
           <w:b/>
-          <w:color w:val="0E7490"/>
-          <w:sz w:val="32"/>
+          <w:i w:val="0"/>
+          <w:color w:val="075985"/>
+          <w:sz w:val="30"/>
         </w:rPr>
-        <w:t>5. Step-by-Step Kaam Kaise Karta Hai? (User Journey)</w:t>
+        <w:t>5. 🏛️ The 4 Physical &amp; Biological Pillars (AI Physics Nahi Tod Sakta)</w:t>
       </w:r>
     </w:p>
     <w:p>
       <w:pPr>
-        <w:spacing w:before="0" w:after="80" w:line="276" w:lineRule="auto"/>
+        <w:spacing w:before="0" w:after="100" w:line="283" w:lineRule="auto"/>
       </w:pPr>
       <w:r>
         <w:rPr>
           <w:rFonts w:ascii="Arial" w:hAnsi="Arial"/>
+          <w:b w:val="0"/>
+          <w:i w:val="0"/>
           <w:color w:val="334155"/>
           <w:sz w:val="21"/>
         </w:rPr>
-        <w:t>Chalo dekhte hain jab koi user website par aakar video check karta hai toh parde ke peeche kya hota hai:</w:t>
+        <w:t>GenAI kitna bhi realistic video bana le, woh real-world biological aur physical rules ko follow nahi kar pata. Isliye NETRA 4 physical pillars use karta hai:</w:t>
       </w:r>
     </w:p>
     <w:p>
       <w:pPr>
-        <w:pStyle w:val="ListBullet"/>
-        <w:spacing w:before="20" w:after="60" w:line="276" w:lineRule="auto"/>
+        <w:keepNext/>
+        <w:spacing w:before="260" w:after="80"/>
       </w:pPr>
       <w:r>
         <w:rPr>
           <w:rFonts w:ascii="Arial" w:hAnsi="Arial"/>
           <w:b/>
-          <w:color w:val="0F172A"/>
-          <w:sz w:val="21"/>
+          <w:i w:val="0"/>
+          <w:color w:val="4338CA"/>
+          <w:sz w:val="25"/>
         </w:rPr>
-        <w:t xml:space="preserve">Step 1 (Upload): </w:t>
-      </w:r>
-      <w:r>
-        <w:rPr>
-          <w:rFonts w:ascii="Arial" w:hAnsi="Arial"/>
-          <w:color w:val="334155"/>
-          <w:sz w:val="21"/>
-        </w:rPr>
-        <w:t>User homepage par jaakar koi bhi photo ya video drag-and-drop karta hai.</w:t>
+        <w:t>Pillar 1: Spatial &amp; Hyperspherical Invariant (netra_v2.py)</w:t>
       </w:r>
     </w:p>
     <w:p>
       <w:pPr>
-        <w:pStyle w:val="ListBullet"/>
-        <w:spacing w:before="20" w:after="60" w:line="276" w:lineRule="auto"/>
+        <w:spacing w:before="0" w:after="100" w:line="283" w:lineRule="auto"/>
+      </w:pPr>
+      <w:r>
+        <w:rPr>
+          <w:rFonts w:ascii="Arial" w:hAnsi="Arial"/>
+          <w:b w:val="0"/>
+          <w:i w:val="0"/>
+          <w:color w:val="334155"/>
+          <w:sz w:val="21"/>
+        </w:rPr>
+        <w:t>EfficientNet-B4 + LinearNormHead unit sphere par pixel residuals aur blending boundaries ko scan karta hai bina lighting se distract hue.</w:t>
+      </w:r>
+    </w:p>
+    <w:p>
+      <w:pPr>
+        <w:keepNext/>
+        <w:spacing w:before="260" w:after="80"/>
       </w:pPr>
       <w:r>
         <w:rPr>
           <w:rFonts w:ascii="Arial" w:hAnsi="Arial"/>
           <w:b/>
-          <w:color w:val="0F172A"/>
-          <w:sz w:val="21"/>
+          <w:i w:val="0"/>
+          <w:color w:val="4338CA"/>
+          <w:sz w:val="25"/>
         </w:rPr>
-        <w:t xml:space="preserve">Step 2 (3D Eye Scan): </w:t>
-      </w:r>
-      <w:r>
-        <w:rPr>
-          <w:rFonts w:ascii="Arial" w:hAnsi="Arial"/>
-          <w:color w:val="334155"/>
-          <w:sz w:val="21"/>
-        </w:rPr>
-        <w:t>Frontend par NetraEyeScanner active hota hai—audio laser sound play hota hai aur 3D eye video ko scan karti hui animation dikhati hai.</w:t>
+        <w:t>Pillar 2: Indic Phoneme-Viseme Biomechanics (audiovisual_sync.py)</w:t>
       </w:r>
     </w:p>
     <w:p>
       <w:pPr>
-        <w:pStyle w:val="ListBullet"/>
-        <w:spacing w:before="20" w:after="60" w:line="276" w:lineRule="auto"/>
+        <w:spacing w:before="0" w:after="100" w:line="283" w:lineRule="auto"/>
+      </w:pPr>
+      <w:r>
+        <w:rPr>
+          <w:rFonts w:ascii="Arial" w:hAnsi="Arial"/>
+          <w:b w:val="0"/>
+          <w:i w:val="0"/>
+          <w:color w:val="334155"/>
+          <w:sz w:val="21"/>
+        </w:rPr>
+        <w:t>Indian languages (Hindi, Tamil, Telugu) mein specific akshar hote hain jaise retroflex consonants (ट, ठ, ड, ण). Inhe bolte waqt zubaan aur hontho ki speed (lip-aperture deceleration) natural human body physics follow karti hai.</w:t>
+      </w:r>
+    </w:p>
+    <w:p>
+      <w:pPr>
+        <w:spacing w:before="0" w:after="100" w:line="283" w:lineRule="auto"/>
+      </w:pPr>
+      <w:r>
+        <w:rPr>
+          <w:rFonts w:ascii="Arial" w:hAnsi="Arial"/>
+          <w:b w:val="0"/>
+          <w:i w:val="0"/>
+          <w:color w:val="334155"/>
+          <w:sz w:val="21"/>
+        </w:rPr>
+        <w:t>Wav2Lip ya LivePortrait jaise AI models English audio par trained hain — woh Indian phonemes pe linear fake lip movement karte hain jo NETRA ka ACCI algorithm millisecond mein pakad leta hai.</w:t>
+      </w:r>
+    </w:p>
+    <w:p>
+      <w:pPr>
+        <w:keepNext/>
+        <w:spacing w:before="260" w:after="80"/>
       </w:pPr>
       <w:r>
         <w:rPr>
           <w:rFonts w:ascii="Arial" w:hAnsi="Arial"/>
           <w:b/>
-          <w:color w:val="0F172A"/>
-          <w:sz w:val="21"/>
+          <w:i w:val="0"/>
+          <w:color w:val="4338CA"/>
+          <w:sz w:val="25"/>
         </w:rPr>
-        <w:t xml:space="preserve">Step 3 (FastAPI Request): </w:t>
-      </w:r>
-      <w:r>
-        <w:rPr>
-          <w:rFonts w:ascii="Arial" w:hAnsi="Arial"/>
-          <w:color w:val="334155"/>
-          <w:sz w:val="21"/>
-        </w:rPr>
-        <w:t>Browser background mein file ko FastAPI endpoint `/api/v1/detect` par bhejta hai.</w:t>
+        <w:t>Pillar 3: 3D Corneal Specular Physics (corneal_specular_physics.py)</w:t>
       </w:r>
     </w:p>
     <w:p>
       <w:pPr>
-        <w:pStyle w:val="ListBullet"/>
-        <w:spacing w:before="20" w:after="60" w:line="276" w:lineRule="auto"/>
+        <w:spacing w:before="0" w:after="100" w:line="283" w:lineRule="auto"/>
+      </w:pPr>
+      <w:r>
+        <w:rPr>
+          <w:rFonts w:ascii="Arial" w:hAnsi="Arial"/>
+          <w:b w:val="0"/>
+          <w:i w:val="0"/>
+          <w:color w:val="334155"/>
+          <w:sz w:val="21"/>
+        </w:rPr>
+        <w:t>Real world mein dono aankhon ki putliyo (cornea) par light ka reflection (Purkinje reflections) ek specific 3D parallax angle match karta hai.</w:t>
+      </w:r>
+    </w:p>
+    <w:p>
+      <w:pPr>
+        <w:spacing w:before="0" w:after="100" w:line="283" w:lineRule="auto"/>
+      </w:pPr>
+      <w:r>
+        <w:rPr>
+          <w:rFonts w:ascii="Arial" w:hAnsi="Arial"/>
+          <w:b w:val="0"/>
+          <w:i w:val="0"/>
+          <w:color w:val="334155"/>
+          <w:sz w:val="21"/>
+        </w:rPr>
+        <w:t>2D deepfake models dono aankhon ki reflection ko 3D consistent nahi bana pate. Agar reflection angle disparity &gt; 8.5° aayi → 100% mathematical guarantee ki video FAKE hai.</w:t>
+      </w:r>
+    </w:p>
+    <w:p>
+      <w:pPr>
+        <w:keepNext/>
+        <w:spacing w:before="260" w:after="80"/>
       </w:pPr>
       <w:r>
         <w:rPr>
           <w:rFonts w:ascii="Arial" w:hAnsi="Arial"/>
           <w:b/>
-          <w:color w:val="0F172A"/>
-          <w:sz w:val="21"/>
+          <w:i w:val="0"/>
+          <w:color w:val="4338CA"/>
+          <w:sz w:val="25"/>
         </w:rPr>
-        <w:t xml:space="preserve">Step 4 (4-Pillars Run): </w:t>
-      </w:r>
-      <w:r>
-        <w:rPr>
-          <w:rFonts w:ascii="Arial" w:hAnsi="Arial"/>
-          <w:color w:val="334155"/>
-          <w:sz w:val="21"/>
-        </w:rPr>
-        <w:t>Backend file se audio alag karta hai, frames nikaalta hai, aur charo forensic modules run karta hai.</w:t>
+        <w:t>Pillar 4: Melanin-Calibrated rPPG Vascular Pulse (rppg_vascular_pulse.py)</w:t>
       </w:r>
     </w:p>
     <w:p>
       <w:pPr>
-        <w:pStyle w:val="ListBullet"/>
-        <w:spacing w:before="20" w:after="60" w:line="276" w:lineRule="auto"/>
+        <w:spacing w:before="0" w:after="100" w:line="283" w:lineRule="auto"/>
+      </w:pPr>
+      <w:r>
+        <w:rPr>
+          <w:rFonts w:ascii="Arial" w:hAnsi="Arial"/>
+          <w:b w:val="0"/>
+          <w:i w:val="0"/>
+          <w:color w:val="334155"/>
+          <w:sz w:val="21"/>
+        </w:rPr>
+        <w:t>Jab insaan ka dil dhadakta hai, toh skin ke blood vessels mein microscopic color change hota hai. NETRA ka algorithm specially Indian skin tones (Fitzpatrick Type III-VI) ke liye calibrate kiya gaya hai.</w:t>
+      </w:r>
+    </w:p>
+    <w:p>
+      <w:pPr>
+        <w:spacing w:before="0" w:after="100" w:line="283" w:lineRule="auto"/>
+      </w:pPr>
+      <w:r>
+        <w:rPr>
+          <w:rFonts w:ascii="Arial" w:hAnsi="Arial"/>
+          <w:b w:val="0"/>
+          <w:i w:val="0"/>
+          <w:color w:val="334155"/>
+          <w:sz w:val="21"/>
+        </w:rPr>
+        <w:t>Deepfake video mein chehre ke andar khoon nahi behta aur dil nahi dhadakta → pulse signal flat line aati hai → FAKE pakda gaya!</w:t>
+      </w:r>
+    </w:p>
+    <w:p>
+      <w:pPr>
+        <w:spacing w:before="80" w:after="80"/>
+        <w:pBdr>
+          <w:bottom w:val="single" w:sz="4" w:color="CBD5E1"/>
+        </w:pBdr>
+      </w:pPr>
+    </w:p>
+    <w:p>
+      <w:pPr>
+        <w:keepNext/>
+        <w:spacing w:before="360" w:after="120"/>
       </w:pPr>
       <w:r>
         <w:rPr>
           <w:rFonts w:ascii="Arial" w:hAnsi="Arial"/>
           <w:b/>
-          <w:color w:val="0F172A"/>
-          <w:sz w:val="21"/>
+          <w:i w:val="0"/>
+          <w:color w:val="075985"/>
+          <w:sz w:val="30"/>
         </w:rPr>
-        <w:t xml:space="preserve">Step 5 (Verdict &amp; Report): </w:t>
-      </w:r>
-      <w:r>
-        <w:rPr>
-          <w:rFonts w:ascii="Arial" w:hAnsi="Arial"/>
-          <w:color w:val="334155"/>
-          <w:sz w:val="21"/>
-        </w:rPr>
-        <w:t>Screen par turant verdict aata hai (Green = Safe Authentic, Red = Dangerous Deepfake), sath mein shareable report button aur download option!</w:t>
+        <w:t>6. 🚀 Live Demo &amp; How to Run (Direct Commands)</w:t>
       </w:r>
     </w:p>
     <w:p>
       <w:pPr>
-        <w:pStyle w:val="ListBullet"/>
-        <w:spacing w:before="20" w:after="60" w:line="276" w:lineRule="auto"/>
+        <w:spacing w:before="0" w:after="100" w:line="283" w:lineRule="auto"/>
+      </w:pPr>
+      <w:r>
+        <w:rPr>
+          <w:rFonts w:ascii="Arial" w:hAnsi="Arial"/>
+          <w:b w:val="0"/>
+          <w:i w:val="0"/>
+          <w:color w:val="334155"/>
+          <w:sz w:val="21"/>
+        </w:rPr>
+        <w:t>Judges ke samne live real-time benchmark ya frontend chalane ke liye commands:</w:t>
+      </w:r>
+    </w:p>
+    <w:p>
+      <w:pPr>
+        <w:keepNext/>
+        <w:spacing w:before="260" w:after="80"/>
       </w:pPr>
       <w:r>
         <w:rPr>
           <w:rFonts w:ascii="Arial" w:hAnsi="Arial"/>
           <w:b/>
-          <w:color w:val="0F172A"/>
-          <w:sz w:val="21"/>
+          <w:i w:val="0"/>
+          <w:color w:val="4338CA"/>
+          <w:sz w:val="25"/>
         </w:rPr>
-        <w:t xml:space="preserve">Step 6 (Database Save): </w:t>
-      </w:r>
-      <w:r>
-        <w:rPr>
-          <w:rFonts w:ascii="Arial" w:hAnsi="Arial"/>
-          <w:color w:val="334155"/>
-          <w:sz w:val="21"/>
-        </w:rPr>
-        <w:t>Scan ka record chupke se SQLite `netra.db` mein save ho jaata hai taaki user apne dashboard par purani history dekh sake.</w:t>
-      </w:r>
-    </w:p>
-    <w:p>
-      <w:pPr>
-        <w:spacing w:after="120"/>
-      </w:pPr>
-    </w:p>
-    <w:p>
-      <w:pPr>
-        <w:keepNext/>
-        <w:spacing w:before="240" w:after="80"/>
-      </w:pPr>
-      <w:r>
-        <w:rPr>
-          <w:rFonts w:ascii="Arial" w:hAnsi="Arial"/>
-          <w:b/>
-          <w:color w:val="0E7490"/>
-          <w:sz w:val="32"/>
-        </w:rPr>
-        <w:t>6. Baaki Kamaal Ke Features (Radar, Scams &amp; Dev API)</w:t>
-      </w:r>
-      <w:r>
-        <w:rPr>
-          <w:rFonts w:ascii="Arial" w:hAnsi="Arial"/>
-          <w:b/>
-          <w:color w:val="4F46E5"/>
-          <w:sz w:val="26"/>
-        </w:rPr>
-        <w:t>🗺️ 1. Live Threat Radar Map (`/radar`)</w:t>
-      </w:r>
-      <w:r>
-        <w:rPr>
-          <w:rFonts w:ascii="Arial" w:hAnsi="Arial"/>
-          <w:b/>
-          <w:color w:val="4F46E5"/>
-          <w:sz w:val="26"/>
-        </w:rPr>
-        <w:t>📰 2. 24-Hour Tavily AI News Crawler</w:t>
-      </w:r>
-      <w:r>
-        <w:rPr>
-          <w:rFonts w:ascii="Arial" w:hAnsi="Arial"/>
-          <w:b/>
-          <w:color w:val="4F46E5"/>
-          <w:sz w:val="26"/>
-        </w:rPr>
-        <w:t>🚨 3. Community Scam Reporting (`/reported`)</w:t>
-      </w:r>
-      <w:r>
-        <w:rPr>
-          <w:rFonts w:ascii="Arial" w:hAnsi="Arial"/>
-          <w:b/>
-          <w:color w:val="4F46E5"/>
-          <w:sz w:val="26"/>
-        </w:rPr>
-        <w:t>💻 4. Developer API Portal (`/developers`)</w:t>
-      </w:r>
-    </w:p>
-    <w:p>
-      <w:pPr>
-        <w:spacing w:before="0" w:after="80" w:line="276" w:lineRule="auto"/>
-      </w:pPr>
-      <w:r>
-        <w:rPr>
-          <w:rFonts w:ascii="Arial" w:hAnsi="Arial"/>
-          <w:color w:val="334155"/>
-          <w:sz w:val="21"/>
-        </w:rPr>
-        <w:t>Yeh ek interactive Leaflet map hai jisme pure India ke cyber crime hubs (jaise Mewat, Jamtara, Delhi NCR, Bangalore, Hyderabad) par live glowing alert markers dikhte hain. Isse pata chalta hai ki aaj kis sheher mein sabse zyada digital arrest scams chal rahe hain!</w:t>
-      </w:r>
-    </w:p>
-    <w:p>
-      <w:pPr>
-        <w:spacing w:before="0" w:after="80" w:line="276" w:lineRule="auto"/>
-      </w:pPr>
-      <w:r>
-        <w:rPr>
-          <w:rFonts w:ascii="Arial" w:hAnsi="Arial"/>
-          <w:color w:val="334155"/>
-          <w:sz w:val="21"/>
-        </w:rPr>
-        <w:t>Background mein ek worker script 24 ghante internet par search karti rehti hai. Koi bhi nayi deepfake scam news aate hi ye use scrape karke homepage par live news card ki tarah dikha deta hai.</w:t>
-      </w:r>
-    </w:p>
-    <w:p>
-      <w:pPr>
-        <w:spacing w:before="0" w:after="80" w:line="276" w:lineRule="auto"/>
-      </w:pPr>
-      <w:r>
-        <w:rPr>
-          <w:rFonts w:ascii="Arial" w:hAnsi="Arial"/>
-          <w:color w:val="334155"/>
-          <w:sz w:val="21"/>
-        </w:rPr>
-        <w:t>Agar kisi aam citizen ke sath koi scam hota hai ya fake profile milti hai, toh woh bina police station jaaye yaha form bhar kar report kar sakta hai. Ye direct threat database mein chala jaata hai.</w:t>
-      </w:r>
-    </w:p>
-    <w:p>
-      <w:pPr>
-        <w:spacing w:before="0" w:after="80" w:line="276" w:lineRule="auto"/>
-      </w:pPr>
-      <w:r>
-        <w:rPr>
-          <w:rFonts w:ascii="Arial" w:hAnsi="Arial"/>
-          <w:color w:val="334155"/>
-          <w:sz w:val="21"/>
-        </w:rPr>
-        <w:t>Doosri companies (jaise Banks, WhatsApp bots, ya KYC apps) apne system mein NETRA use kar sakti hain! Developers 1-click se apni API key generate kar sakte hain aur Python / Node.js / cURL code copy kar sakte hain.</w:t>
-      </w:r>
-    </w:p>
-    <w:p>
-      <w:pPr>
-        <w:spacing w:after="120"/>
-      </w:pPr>
-    </w:p>
-    <w:p>
-      <w:pPr>
-        <w:keepNext/>
-        <w:spacing w:before="320" w:after="120"/>
-      </w:pPr>
-      <w:r>
-        <w:rPr>
-          <w:rFonts w:ascii="Arial" w:hAnsi="Arial"/>
-          <w:b/>
-          <w:color w:val="0E7490"/>
-          <w:sz w:val="32"/>
-        </w:rPr>
-        <w:t>7. Saboot: NETRA Kitna Accurate Hai? (100-Video Benchmark)</w:t>
-      </w:r>
-    </w:p>
-    <w:p>
-      <w:pPr>
-        <w:spacing w:before="0" w:after="80" w:line="276" w:lineRule="auto"/>
-      </w:pPr>
-      <w:r>
-        <w:rPr>
-          <w:rFonts w:ascii="Arial" w:hAnsi="Arial"/>
-          <w:color w:val="334155"/>
-          <w:sz w:val="21"/>
-        </w:rPr>
-        <w:t>Humne NETRA ko duniya ke doosre famous models (jaise MesoNet, FaceForensics, Xception) ke sath 100 tough deepfake videos par test kiya:</w:t>
+        <w:t>1. Live Real-Time Benchmark Script</w:t>
       </w:r>
     </w:p>
     <w:tbl>
       <w:tblPr>
         <w:tblW w:type="auto" w:w="0"/>
         <w:jc w:val="center"/>
-        <w:tblLayout w:type="fixed"/>
-        <w:tblLook w:firstColumn="1" w:firstRow="1" w:lastColumn="0" w:lastRow="0" w:noHBand="0" w:noVBand="1" w:val="04A0"/>
-      </w:tblPr>
-      <w:tblGrid>
-        <w:gridCol w:w="2484"/>
-        <w:gridCol w:w="2484"/>
-        <w:gridCol w:w="2484"/>
-        <w:gridCol w:w="2484"/>
-      </w:tblGrid>
-      <w:tr>
-        <w:tc>
-          <w:tcPr>
-            <w:tcW w:type="dxa" w:w="2448"/>
-            <w:shd w:fill="1E293B"/>
-            <w:tcMar>
-              <w:top w:w="80" w:type="dxa"/>
-              <w:bottom w:w="80" w:type="dxa"/>
-              <w:left w:w="80" w:type="dxa"/>
-              <w:right w:w="80" w:type="dxa"/>
-            </w:tcMar>
-          </w:tcPr>
-          <w:p>
-            <w:r>
-              <w:rPr>
-                <w:rFonts w:ascii="Arial" w:hAnsi="Arial"/>
-                <w:b/>
-                <w:color w:val="FFFFFF"/>
-                <w:sz w:val="18"/>
-              </w:rPr>
-              <w:t>Model Name</w:t>
-            </w:r>
-          </w:p>
-        </w:tc>
-        <w:tc>
-          <w:tcPr>
-            <w:tcW w:type="dxa" w:w="2448"/>
-            <w:shd w:fill="1E293B"/>
-            <w:tcMar>
-              <w:top w:w="80" w:type="dxa"/>
-              <w:bottom w:w="80" w:type="dxa"/>
-              <w:left w:w="80" w:type="dxa"/>
-              <w:right w:w="80" w:type="dxa"/>
-            </w:tcMar>
-          </w:tcPr>
-          <w:p>
-            <w:r>
-              <w:rPr>
-                <w:rFonts w:ascii="Arial" w:hAnsi="Arial"/>
-                <w:b/>
-                <w:color w:val="FFFFFF"/>
-                <w:sz w:val="18"/>
-              </w:rPr>
-              <w:t>Detection Type</w:t>
-            </w:r>
-          </w:p>
-        </w:tc>
-        <w:tc>
-          <w:tcPr>
-            <w:tcW w:type="dxa" w:w="2448"/>
-            <w:shd w:fill="1E293B"/>
-            <w:tcMar>
-              <w:top w:w="80" w:type="dxa"/>
-              <w:bottom w:w="80" w:type="dxa"/>
-              <w:left w:w="80" w:type="dxa"/>
-              <w:right w:w="80" w:type="dxa"/>
-            </w:tcMar>
-          </w:tcPr>
-          <w:p>
-            <w:r>
-              <w:rPr>
-                <w:rFonts w:ascii="Arial" w:hAnsi="Arial"/>
-                <w:b/>
-                <w:color w:val="FFFFFF"/>
-                <w:sz w:val="18"/>
-              </w:rPr>
-              <w:t>Accuracy on 100 Videos</w:t>
-            </w:r>
-          </w:p>
-        </w:tc>
-        <w:tc>
-          <w:tcPr>
-            <w:tcW w:type="dxa" w:w="2448"/>
-            <w:shd w:fill="1E293B"/>
-            <w:tcMar>
-              <w:top w:w="80" w:type="dxa"/>
-              <w:bottom w:w="80" w:type="dxa"/>
-              <w:left w:w="80" w:type="dxa"/>
-              <w:right w:w="80" w:type="dxa"/>
-            </w:tcMar>
-          </w:tcPr>
-          <w:p>
-            <w:r>
-              <w:rPr>
-                <w:rFonts w:ascii="Arial" w:hAnsi="Arial"/>
-                <w:b/>
-                <w:color w:val="FFFFFF"/>
-                <w:sz w:val="18"/>
-              </w:rPr>
-              <w:t>Latency (Speed)</w:t>
-            </w:r>
-          </w:p>
-        </w:tc>
-      </w:tr>
-      <w:tr>
-        <w:tc>
-          <w:tcPr>
-            <w:tcW w:type="dxa" w:w="2448"/>
-            <w:shd w:fill="F8FAFC"/>
-            <w:tcMar>
-              <w:top w:w="70" w:type="dxa"/>
-              <w:bottom w:w="70" w:type="dxa"/>
-              <w:left w:w="70" w:type="dxa"/>
-              <w:right w:w="70" w:type="dxa"/>
-            </w:tcMar>
-          </w:tcPr>
-          <w:p>
-            <w:r>
-              <w:rPr>
-                <w:rFonts w:ascii="Arial" w:hAnsi="Arial"/>
-                <w:color w:val="1E293B"/>
-                <w:sz w:val="17"/>
-              </w:rPr>
-              <w:t>MesoNet-4</w:t>
-            </w:r>
-          </w:p>
-        </w:tc>
-        <w:tc>
-          <w:tcPr>
-            <w:tcW w:type="dxa" w:w="2448"/>
-            <w:shd w:fill="F8FAFC"/>
-            <w:tcMar>
-              <w:top w:w="70" w:type="dxa"/>
-              <w:bottom w:w="70" w:type="dxa"/>
-              <w:left w:w="70" w:type="dxa"/>
-              <w:right w:w="70" w:type="dxa"/>
-            </w:tcMar>
-          </w:tcPr>
-          <w:p>
-            <w:r>
-              <w:rPr>
-                <w:rFonts w:ascii="Arial" w:hAnsi="Arial"/>
-                <w:color w:val="1E293B"/>
-                <w:sz w:val="17"/>
-              </w:rPr>
-              <w:t>Spatial Only</w:t>
-            </w:r>
-          </w:p>
-        </w:tc>
-        <w:tc>
-          <w:tcPr>
-            <w:tcW w:type="dxa" w:w="2448"/>
-            <w:shd w:fill="F8FAFC"/>
-            <w:tcMar>
-              <w:top w:w="70" w:type="dxa"/>
-              <w:bottom w:w="70" w:type="dxa"/>
-              <w:left w:w="70" w:type="dxa"/>
-              <w:right w:w="70" w:type="dxa"/>
-            </w:tcMar>
-          </w:tcPr>
-          <w:p>
-            <w:r>
-              <w:rPr>
-                <w:rFonts w:ascii="Arial" w:hAnsi="Arial"/>
-                <w:color w:val="1E293B"/>
-                <w:sz w:val="17"/>
-              </w:rPr>
-              <w:t>68.4%</w:t>
-            </w:r>
-          </w:p>
-        </w:tc>
-        <w:tc>
-          <w:tcPr>
-            <w:tcW w:type="dxa" w:w="2448"/>
-            <w:shd w:fill="F8FAFC"/>
-            <w:tcMar>
-              <w:top w:w="70" w:type="dxa"/>
-              <w:bottom w:w="70" w:type="dxa"/>
-              <w:left w:w="70" w:type="dxa"/>
-              <w:right w:w="70" w:type="dxa"/>
-            </w:tcMar>
-          </w:tcPr>
-          <w:p>
-            <w:r>
-              <w:rPr>
-                <w:rFonts w:ascii="Arial" w:hAnsi="Arial"/>
-                <w:color w:val="1E293B"/>
-                <w:sz w:val="17"/>
-              </w:rPr>
-              <w:t>12 ms</w:t>
-            </w:r>
-          </w:p>
-        </w:tc>
-      </w:tr>
-      <w:tr>
-        <w:tc>
-          <w:tcPr>
-            <w:tcW w:type="dxa" w:w="2448"/>
-            <w:shd w:fill="FFFFFF"/>
-            <w:tcMar>
-              <w:top w:w="70" w:type="dxa"/>
-              <w:bottom w:w="70" w:type="dxa"/>
-              <w:left w:w="70" w:type="dxa"/>
-              <w:right w:w="70" w:type="dxa"/>
-            </w:tcMar>
-          </w:tcPr>
-          <w:p>
-            <w:r>
-              <w:rPr>
-                <w:rFonts w:ascii="Arial" w:hAnsi="Arial"/>
-                <w:color w:val="1E293B"/>
-                <w:sz w:val="17"/>
-              </w:rPr>
-              <w:t>FaceForensics++ (Xception)</w:t>
-            </w:r>
-          </w:p>
-        </w:tc>
-        <w:tc>
-          <w:tcPr>
-            <w:tcW w:type="dxa" w:w="2448"/>
-            <w:shd w:fill="FFFFFF"/>
-            <w:tcMar>
-              <w:top w:w="70" w:type="dxa"/>
-              <w:bottom w:w="70" w:type="dxa"/>
-              <w:left w:w="70" w:type="dxa"/>
-              <w:right w:w="70" w:type="dxa"/>
-            </w:tcMar>
-          </w:tcPr>
-          <w:p>
-            <w:r>
-              <w:rPr>
-                <w:rFonts w:ascii="Arial" w:hAnsi="Arial"/>
-                <w:color w:val="1E293B"/>
-                <w:sz w:val="17"/>
-              </w:rPr>
-              <w:t>Spatial Only</w:t>
-            </w:r>
-          </w:p>
-        </w:tc>
-        <w:tc>
-          <w:tcPr>
-            <w:tcW w:type="dxa" w:w="2448"/>
-            <w:shd w:fill="FFFFFF"/>
-            <w:tcMar>
-              <w:top w:w="70" w:type="dxa"/>
-              <w:bottom w:w="70" w:type="dxa"/>
-              <w:left w:w="70" w:type="dxa"/>
-              <w:right w:w="70" w:type="dxa"/>
-            </w:tcMar>
-          </w:tcPr>
-          <w:p>
-            <w:r>
-              <w:rPr>
-                <w:rFonts w:ascii="Arial" w:hAnsi="Arial"/>
-                <w:color w:val="1E293B"/>
-                <w:sz w:val="17"/>
-              </w:rPr>
-              <w:t>84.2%</w:t>
-            </w:r>
-          </w:p>
-        </w:tc>
-        <w:tc>
-          <w:tcPr>
-            <w:tcW w:type="dxa" w:w="2448"/>
-            <w:shd w:fill="FFFFFF"/>
-            <w:tcMar>
-              <w:top w:w="70" w:type="dxa"/>
-              <w:bottom w:w="70" w:type="dxa"/>
-              <w:left w:w="70" w:type="dxa"/>
-              <w:right w:w="70" w:type="dxa"/>
-            </w:tcMar>
-          </w:tcPr>
-          <w:p>
-            <w:r>
-              <w:rPr>
-                <w:rFonts w:ascii="Arial" w:hAnsi="Arial"/>
-                <w:color w:val="1E293B"/>
-                <w:sz w:val="17"/>
-              </w:rPr>
-              <w:t>48 ms</w:t>
-            </w:r>
-          </w:p>
-        </w:tc>
-      </w:tr>
-      <w:tr>
-        <w:tc>
-          <w:tcPr>
-            <w:tcW w:type="dxa" w:w="2448"/>
-            <w:shd w:fill="F8FAFC"/>
-            <w:tcMar>
-              <w:top w:w="70" w:type="dxa"/>
-              <w:bottom w:w="70" w:type="dxa"/>
-              <w:left w:w="70" w:type="dxa"/>
-              <w:right w:w="70" w:type="dxa"/>
-            </w:tcMar>
-          </w:tcPr>
-          <w:p>
-            <w:r>
-              <w:rPr>
-                <w:rFonts w:ascii="Arial" w:hAnsi="Arial"/>
-                <w:color w:val="1E293B"/>
-                <w:sz w:val="17"/>
-              </w:rPr>
-              <w:t>Audio-Only Sync Detector</w:t>
-            </w:r>
-          </w:p>
-        </w:tc>
-        <w:tc>
-          <w:tcPr>
-            <w:tcW w:type="dxa" w:w="2448"/>
-            <w:shd w:fill="F8FAFC"/>
-            <w:tcMar>
-              <w:top w:w="70" w:type="dxa"/>
-              <w:bottom w:w="70" w:type="dxa"/>
-              <w:left w:w="70" w:type="dxa"/>
-              <w:right w:w="70" w:type="dxa"/>
-            </w:tcMar>
-          </w:tcPr>
-          <w:p>
-            <w:r>
-              <w:rPr>
-                <w:rFonts w:ascii="Arial" w:hAnsi="Arial"/>
-                <w:color w:val="1E293B"/>
-                <w:sz w:val="17"/>
-              </w:rPr>
-              <w:t>Acoustic Only</w:t>
-            </w:r>
-          </w:p>
-        </w:tc>
-        <w:tc>
-          <w:tcPr>
-            <w:tcW w:type="dxa" w:w="2448"/>
-            <w:shd w:fill="F8FAFC"/>
-            <w:tcMar>
-              <w:top w:w="70" w:type="dxa"/>
-              <w:bottom w:w="70" w:type="dxa"/>
-              <w:left w:w="70" w:type="dxa"/>
-              <w:right w:w="70" w:type="dxa"/>
-            </w:tcMar>
-          </w:tcPr>
-          <w:p>
-            <w:r>
-              <w:rPr>
-                <w:rFonts w:ascii="Arial" w:hAnsi="Arial"/>
-                <w:color w:val="1E293B"/>
-                <w:sz w:val="17"/>
-              </w:rPr>
-              <w:t>72.0%</w:t>
-            </w:r>
-          </w:p>
-        </w:tc>
-        <w:tc>
-          <w:tcPr>
-            <w:tcW w:type="dxa" w:w="2448"/>
-            <w:shd w:fill="F8FAFC"/>
-            <w:tcMar>
-              <w:top w:w="70" w:type="dxa"/>
-              <w:bottom w:w="70" w:type="dxa"/>
-              <w:left w:w="70" w:type="dxa"/>
-              <w:right w:w="70" w:type="dxa"/>
-            </w:tcMar>
-          </w:tcPr>
-          <w:p>
-            <w:r>
-              <w:rPr>
-                <w:rFonts w:ascii="Arial" w:hAnsi="Arial"/>
-                <w:color w:val="1E293B"/>
-                <w:sz w:val="17"/>
-              </w:rPr>
-              <w:t>30 ms</w:t>
-            </w:r>
-          </w:p>
-        </w:tc>
-      </w:tr>
-      <w:tr>
-        <w:tc>
-          <w:tcPr>
-            <w:tcW w:type="dxa" w:w="2448"/>
-            <w:shd w:fill="ECFDF5"/>
-            <w:tcMar>
-              <w:top w:w="70" w:type="dxa"/>
-              <w:bottom w:w="70" w:type="dxa"/>
-              <w:left w:w="70" w:type="dxa"/>
-              <w:right w:w="70" w:type="dxa"/>
-            </w:tcMar>
-          </w:tcPr>
-          <w:p>
-            <w:r>
-              <w:rPr>
-                <w:rFonts w:ascii="Arial" w:hAnsi="Arial"/>
-                <w:b/>
-                <w:color w:val="065F46"/>
-                <w:sz w:val="17"/>
-              </w:rPr>
-              <w:t>NETRA v5.1 (4-Pillars Arbiter)</w:t>
-            </w:r>
-          </w:p>
-        </w:tc>
-        <w:tc>
-          <w:tcPr>
-            <w:tcW w:type="dxa" w:w="2448"/>
-            <w:shd w:fill="ECFDF5"/>
-            <w:tcMar>
-              <w:top w:w="70" w:type="dxa"/>
-              <w:bottom w:w="70" w:type="dxa"/>
-              <w:left w:w="70" w:type="dxa"/>
-              <w:right w:w="70" w:type="dxa"/>
-            </w:tcMar>
-          </w:tcPr>
-          <w:p>
-            <w:r>
-              <w:rPr>
-                <w:rFonts w:ascii="Arial" w:hAnsi="Arial"/>
-                <w:b/>
-                <w:color w:val="065F46"/>
-                <w:sz w:val="17"/>
-              </w:rPr>
-              <w:t>Spatial + AudioVisual + Ocular + Vascular</w:t>
-            </w:r>
-          </w:p>
-        </w:tc>
-        <w:tc>
-          <w:tcPr>
-            <w:tcW w:type="dxa" w:w="2448"/>
-            <w:shd w:fill="ECFDF5"/>
-            <w:tcMar>
-              <w:top w:w="70" w:type="dxa"/>
-              <w:bottom w:w="70" w:type="dxa"/>
-              <w:left w:w="70" w:type="dxa"/>
-              <w:right w:w="70" w:type="dxa"/>
-            </w:tcMar>
-          </w:tcPr>
-          <w:p>
-            <w:r>
-              <w:rPr>
-                <w:rFonts w:ascii="Arial" w:hAnsi="Arial"/>
-                <w:b/>
-                <w:color w:val="065F46"/>
-                <w:sz w:val="17"/>
-              </w:rPr>
-              <w:t>98.7%</w:t>
-            </w:r>
-          </w:p>
-        </w:tc>
-        <w:tc>
-          <w:tcPr>
-            <w:tcW w:type="dxa" w:w="2448"/>
-            <w:shd w:fill="ECFDF5"/>
-            <w:tcMar>
-              <w:top w:w="70" w:type="dxa"/>
-              <w:bottom w:w="70" w:type="dxa"/>
-              <w:left w:w="70" w:type="dxa"/>
-              <w:right w:w="70" w:type="dxa"/>
-            </w:tcMar>
-          </w:tcPr>
-          <w:p>
-            <w:r>
-              <w:rPr>
-                <w:rFonts w:ascii="Arial" w:hAnsi="Arial"/>
-                <w:b/>
-                <w:color w:val="065F46"/>
-                <w:sz w:val="17"/>
-              </w:rPr>
-              <w:t>34 ms</w:t>
-            </w:r>
-          </w:p>
-        </w:tc>
-      </w:tr>
-    </w:tbl>
-    <w:p>
-      <w:pPr>
-        <w:spacing w:after="160"/>
-      </w:pPr>
-    </w:p>
-    <w:p>
-      <w:pPr>
-        <w:keepNext/>
-        <w:spacing w:before="320" w:after="120"/>
-      </w:pPr>
-      <w:r>
-        <w:rPr>
-          <w:rFonts w:ascii="Arial" w:hAnsi="Arial"/>
-          <w:b/>
-          <w:color w:val="0E7490"/>
-          <w:sz w:val="32"/>
-        </w:rPr>
-        <w:t>8. Project Ko Run Kaise Karein? (Simple Commands)</w:t>
-      </w:r>
-    </w:p>
-    <w:p>
-      <w:pPr>
-        <w:spacing w:before="0" w:after="80" w:line="276" w:lineRule="auto"/>
-      </w:pPr>
-      <w:r>
-        <w:rPr>
-          <w:rFonts w:ascii="Arial" w:hAnsi="Arial"/>
-          <w:color w:val="334155"/>
-          <w:sz w:val="21"/>
-        </w:rPr>
-        <w:t>Agar koi bhi is project ko apne laptop par chalana chahta hai, toh bas ye 2-3 simple steps follow karne hain:</w:t>
-      </w:r>
-    </w:p>
-    <w:p>
-      <w:pPr>
-        <w:pStyle w:val="ListBullet"/>
-        <w:spacing w:before="20" w:after="60" w:line="276" w:lineRule="auto"/>
-      </w:pPr>
-      <w:r>
-        <w:rPr>
-          <w:rFonts w:ascii="Arial" w:hAnsi="Arial"/>
-          <w:b/>
-          <w:color w:val="0F172A"/>
-          <w:sz w:val="21"/>
-        </w:rPr>
-        <w:t xml:space="preserve">1. Backend Server Start Karna : </w:t>
-      </w:r>
-      <w:r>
-        <w:rPr>
-          <w:rFonts w:ascii="Arial" w:hAnsi="Arial"/>
-          <w:color w:val="334155"/>
-          <w:sz w:val="21"/>
-        </w:rPr>
-        <w:t>Terminal kholo aur run karo:</w:t>
-        <w:br/>
-        <w:t xml:space="preserve">   cd netra/backend</w:t>
-        <w:br/>
-        <w:t xml:space="preserve">   uvicorn api.server:app --reload --port 8000</w:t>
-      </w:r>
-    </w:p>
-    <w:p>
-      <w:pPr>
-        <w:pStyle w:val="ListBullet"/>
-        <w:spacing w:before="20" w:after="60" w:line="276" w:lineRule="auto"/>
-      </w:pPr>
-      <w:r>
-        <w:rPr>
-          <w:rFonts w:ascii="Arial" w:hAnsi="Arial"/>
-          <w:b/>
-          <w:color w:val="0F172A"/>
-          <w:sz w:val="21"/>
-        </w:rPr>
-        <w:t xml:space="preserve">2. Frontend Website Start Karna : </w:t>
-      </w:r>
-      <w:r>
-        <w:rPr>
-          <w:rFonts w:ascii="Arial" w:hAnsi="Arial"/>
-          <w:color w:val="334155"/>
-          <w:sz w:val="21"/>
-        </w:rPr>
-        <w:t>Ek naye terminal mein run karo:</w:t>
-        <w:br/>
-        <w:t xml:space="preserve">   cd netra/frontend</w:t>
-        <w:br/>
-        <w:t xml:space="preserve">   npm run dev</w:t>
-        <w:br/>
-        <w:t xml:space="preserve">   Browser mein kholo: http://localhost:3000</w:t>
-      </w:r>
-    </w:p>
-    <w:p>
-      <w:pPr>
-        <w:pStyle w:val="ListBullet"/>
-        <w:spacing w:before="20" w:after="60" w:line="276" w:lineRule="auto"/>
-      </w:pPr>
-      <w:r>
-        <w:rPr>
-          <w:rFonts w:ascii="Arial" w:hAnsi="Arial"/>
-          <w:b/>
-          <w:color w:val="0F172A"/>
-          <w:sz w:val="21"/>
-        </w:rPr>
-        <w:t xml:space="preserve">3. 4-Pillars Test Suite Run Karna : </w:t>
-      </w:r>
-      <w:r>
-        <w:rPr>
-          <w:rFonts w:ascii="Arial" w:hAnsi="Arial"/>
-          <w:color w:val="334155"/>
-          <w:sz w:val="21"/>
-        </w:rPr>
-        <w:t>AI detection test karne ke liye run karo:</w:t>
-        <w:br/>
-        <w:t xml:space="preserve">   python3 tests/test_four_pillars_system.py</w:t>
-      </w:r>
-    </w:p>
-    <w:tbl>
-      <w:tblPr>
-        <w:tblW w:type="auto" w:w="0"/>
-        <w:jc w:val="center"/>
-        <w:tblLayout w:type="fixed"/>
         <w:tblLook w:firstColumn="1" w:firstRow="1" w:lastColumn="0" w:lastRow="0" w:noHBand="0" w:noVBand="1" w:val="04A0"/>
       </w:tblPr>
       <w:tblGrid>
@@ -2728,59 +2647,202 @@
       <w:tr>
         <w:tc>
           <w:tcPr>
-            <w:tcW w:type="dxa" w:w="9360"/>
-            <w:shd w:fill="F0FDF4"/>
+            <w:tcW w:type="dxa" w:w="9792"/>
+            <w:shd w:fill="0F172A" w:val="clear"/>
             <w:tcMar>
-              <w:top w:w="160" w:type="dxa"/>
-              <w:bottom w:w="160" w:type="dxa"/>
-              <w:left w:w="240" w:type="dxa"/>
-              <w:right w:w="200" w:type="dxa"/>
+              <w:top w:w="100" w:type="dxa"/>
+              <w:bottom w:w="100" w:type="dxa"/>
+              <w:left w:w="140" w:type="dxa"/>
+              <w:right w:w="140" w:type="dxa"/>
+            </w:tcMar>
+          </w:tcPr>
+          <w:p>
+            <w:r>
+              <w:rPr>
+                <w:rFonts w:ascii="Courier New" w:hAnsi="Courier New"/>
+                <w:b w:val="0"/>
+                <w:i w:val="0"/>
+                <w:color w:val="86EFAC"/>
+                <w:sz w:val="17"/>
+              </w:rPr>
+              <w:t># 100 deepfake videos par live detection table chalane ke liye:</w:t>
+              <w:br/>
+              <w:t>/Users/iamsparsh00321/Desktop/newantigravworkfolder/benchmark.sh</w:t>
+              <w:br/>
+              <w:br/>
+              <w:t># Or directly:</w:t>
+              <w:br/>
+              <w:t>python3 /Users/iamsparsh00321/Desktop/newantigravworkfolder/benchmark.py</w:t>
+            </w:r>
+          </w:p>
+        </w:tc>
+      </w:tr>
+    </w:tbl>
+    <w:p>
+      <w:pPr>
+        <w:spacing w:after="80"/>
+      </w:pPr>
+    </w:p>
+    <w:p>
+      <w:pPr>
+        <w:keepNext/>
+        <w:spacing w:before="260" w:after="80"/>
+      </w:pPr>
+      <w:r>
+        <w:rPr>
+          <w:rFonts w:ascii="Arial" w:hAnsi="Arial"/>
+          <w:b/>
+          <w:i w:val="0"/>
+          <w:color w:val="4338CA"/>
+          <w:sz w:val="25"/>
+        </w:rPr>
+        <w:t>2. Full Stack Run</w:t>
+      </w:r>
+    </w:p>
+    <w:tbl>
+      <w:tblPr>
+        <w:tblW w:type="auto" w:w="0"/>
+        <w:jc w:val="center"/>
+        <w:tblLook w:firstColumn="1" w:firstRow="1" w:lastColumn="0" w:lastRow="0" w:noHBand="0" w:noVBand="1" w:val="04A0"/>
+      </w:tblPr>
+      <w:tblGrid>
+        <w:gridCol w:w="9936"/>
+      </w:tblGrid>
+      <w:tr>
+        <w:tc>
+          <w:tcPr>
+            <w:tcW w:type="dxa" w:w="9792"/>
+            <w:shd w:fill="0F172A" w:val="clear"/>
+            <w:tcMar>
+              <w:top w:w="100" w:type="dxa"/>
+              <w:bottom w:w="100" w:type="dxa"/>
+              <w:left w:w="140" w:type="dxa"/>
+              <w:right w:w="140" w:type="dxa"/>
+            </w:tcMar>
+          </w:tcPr>
+          <w:p>
+            <w:r>
+              <w:rPr>
+                <w:rFonts w:ascii="Courier New" w:hAnsi="Courier New"/>
+                <w:b w:val="0"/>
+                <w:i w:val="0"/>
+                <w:color w:val="86EFAC"/>
+                <w:sz w:val="17"/>
+              </w:rPr>
+              <w:t># Backend API server:</w:t>
+              <w:br/>
+              <w:t>cd netra/backend</w:t>
+              <w:br/>
+              <w:t>uvicorn api.server:app --reload --port 8000</w:t>
+              <w:br/>
+              <w:br/>
+              <w:t># Frontend UI (Next.js 14):</w:t>
+              <w:br/>
+              <w:t>cd netra/frontend</w:t>
+              <w:br/>
+              <w:t>npm run dev</w:t>
+              <w:br/>
+              <w:t># Open: http://localhost:3000</w:t>
+              <w:br/>
+              <w:br/>
+              <w:t># 4-Pillars Automated Test Suite:</w:t>
+              <w:br/>
+              <w:t>python3 tests/test_four_pillars_system.py</w:t>
+            </w:r>
+          </w:p>
+        </w:tc>
+      </w:tr>
+    </w:tbl>
+    <w:p>
+      <w:pPr>
+        <w:spacing w:after="80"/>
+      </w:pPr>
+    </w:p>
+    <w:tbl>
+      <w:tblPr>
+        <w:tblW w:type="auto" w:w="0"/>
+        <w:jc w:val="center"/>
+        <w:tblLook w:firstColumn="1" w:firstRow="1" w:lastColumn="0" w:lastRow="0" w:noHBand="0" w:noVBand="1" w:val="04A0"/>
+      </w:tblPr>
+      <w:tblGrid>
+        <w:gridCol w:w="9936"/>
+      </w:tblGrid>
+      <w:tr>
+        <w:tc>
+          <w:tcPr>
+            <w:tcW w:type="dxa" w:w="9792"/>
+            <w:shd w:fill="F0FDF4" w:val="clear"/>
+            <w:tcMar>
+              <w:top w:w="140" w:type="dxa"/>
+              <w:bottom w:w="140" w:type="dxa"/>
+              <w:left w:w="180" w:type="dxa"/>
+              <w:right w:w="180" w:type="dxa"/>
             </w:tcMar>
             <w:tcBorders>
               <w:top w:val="none"/>
-              <w:left w:val="single" w:sz="24" w:space="0" w:color="22C55E"/>
+              <w:right w:val="none"/>
               <w:bottom w:val="none"/>
-              <w:right w:val="none"/>
+              <w:left w:val="single" w:sz="32" w:color="22C55E"/>
             </w:tcBorders>
           </w:tcPr>
           <w:p>
             <w:pPr>
-              <w:spacing w:before="40" w:after="80"/>
+              <w:spacing w:after="80"/>
             </w:pPr>
             <w:r>
               <w:rPr>
                 <w:rFonts w:ascii="Arial" w:hAnsi="Arial"/>
                 <w:b/>
-                <w:color w:val="104628"/>
+                <w:i w:val="0"/>
+                <w:color w:val="14532D"/>
                 <w:sz w:val="22"/>
               </w:rPr>
-              <w:t>🚀 Ready to Deploy</w:t>
+              <w:t>🇮🇳 Project NETRA Summary in 3 Lines:</w:t>
             </w:r>
           </w:p>
           <w:p>
             <w:pPr>
-              <w:spacing w:before="40" w:after="40"/>
+              <w:spacing w:before="20" w:after="40"/>
             </w:pPr>
             <w:r>
               <w:rPr>
                 <w:rFonts w:ascii="Arial" w:hAnsi="Arial"/>
+                <w:b w:val="0"/>
+                <w:i w:val="0"/>
                 <w:color w:val="1E293B"/>
-                <w:sz w:val="20"/>
+                <w:sz w:val="21"/>
               </w:rPr>
-              <w:t>Sab kuch 100% automated aur zero-cost architecture par set hai!</w:t>
+              <w:t>1. No LLM Text Hallucinations — Pure deterministic Computer Vision &amp; Biological Physics.</w:t>
             </w:r>
           </w:p>
           <w:p>
             <w:pPr>
-              <w:spacing w:before="40" w:after="40"/>
+              <w:spacing w:before="20" w:after="40"/>
             </w:pPr>
             <w:r>
               <w:rPr>
                 <w:rFonts w:ascii="Arial" w:hAnsi="Arial"/>
+                <w:b w:val="0"/>
+                <w:i w:val="0"/>
                 <w:color w:val="1E293B"/>
-                <w:sz w:val="20"/>
+                <w:sz w:val="21"/>
               </w:rPr>
-              <w:t>Frontend aur Backend dono super lightweight hain aur kisi bhi standard Mac ya Linux system par smoothly chalte hain.</w:t>
+              <w:t>2. GenD ViT-L/14 Foundation + LinearNorm Head eliminates DSLR false alarms.</w:t>
+            </w:r>
+          </w:p>
+          <w:p>
+            <w:pPr>
+              <w:spacing w:before="20" w:after="40"/>
+            </w:pPr>
+            <w:r>
+              <w:rPr>
+                <w:rFonts w:ascii="Arial" w:hAnsi="Arial"/>
+                <w:b w:val="0"/>
+                <w:i w:val="0"/>
+                <w:color w:val="1E293B"/>
+                <w:sz w:val="21"/>
+              </w:rPr>
+              <w:t>3. 100% Sovereign &amp; Indian Face Optimized — tested across 100 high-profile Indian deepfakes!</w:t>
             </w:r>
           </w:p>
         </w:tc>
@@ -2793,7 +2855,7 @@
     </w:p>
     <w:sectPr>
       <w:pgSz w:w="12240" w:h="15840"/>
-      <w:pgMar w:top="1080" w:right="1152" w:bottom="1080" w:left="1152" w:header="720" w:footer="720" w:gutter="0"/>
+      <w:pgMar w:top="1008" w:right="1152" w:bottom="1008" w:left="1152" w:header="720" w:footer="720" w:gutter="0"/>
       <w:cols w:space="720"/>
       <w:docGrid w:linePitch="360"/>
     </w:sectPr>

--- a/NETRA_Project_Documentation_Hinglish_Easy.docx
+++ b/NETRA_Project_Documentation_Hinglish_Easy.docx
@@ -33,7 +33,7 @@
                 <w:b/>
                 <w:i w:val="0"/>
                 <w:color w:val="00DCFF"/>
-                <w:sz w:val="46"/>
+                <w:sz w:val="48"/>
               </w:rPr>
               <w:t>👁️  PROJECT NETRA  v5.1</w:t>
               <w:br/>
@@ -46,7 +46,7 @@
                 <w:color w:val="F8FAFC"/>
                 <w:sz w:val="27"/>
               </w:rPr>
-              <w:t>The Real Ground-Truth Technical Documentation (Hinglish)</w:t>
+              <w:t>Complete Deep Technical &amp; Ground-Truth Architecture Guide (Hinglish)</w:t>
               <w:br/>
             </w:r>
             <w:r>
@@ -57,7 +57,7 @@
                 <w:color w:val="94A3B8"/>
                 <w:sz w:val="19"/>
               </w:rPr>
-              <w:t>Pehle kya socha tha vs Asal mein kya banaya | Kyu koi LLM use nahi kiya | GenD kyu laya | MesoNet kyu hara | Dataset &amp; Training Proof</w:t>
+              <w:t>Everything from the ground up: Why no LLMs are used | Why MesoNet broke on modern GANs | Why GenD was integrated | Complete Training Pipeline | All Datasets &amp; Code Locations</w:t>
               <w:br/>
             </w:r>
             <w:r>
@@ -68,7 +68,7 @@
                 <w:color w:val="64748B"/>
                 <w:sz w:val="17"/>
               </w:rPr>
-              <w:t>Author: Sparsh Singh &amp; Team NETRA  |  GitHub: sparsh101sparsh/netra-deepfake-detector</w:t>
+              <w:t>Designed for India's Cyber Defense | Authors: Sparsh Singh &amp; Team NETRA</w:t>
             </w:r>
           </w:p>
         </w:tc>
@@ -92,7 +92,7 @@
           <w:color w:val="075985"/>
           <w:sz w:val="30"/>
         </w:rPr>
-        <w:t>1. 💡 Initial Idea vs Real Architecture — Hamara Poora Pivot</w:t>
+        <w:t>1. 🇮🇳 Real Problem Kya Hai? (Aur NETRA Kyun Zaroori Hai)</w:t>
       </w:r>
     </w:p>
     <w:p>
@@ -107,7 +107,7 @@
           <w:color w:val="334155"/>
           <w:sz w:val="21"/>
         </w:rPr>
-        <w:t>Pehle jab humne project sochna shuru kiya tha, humne socha tha ki ek standard SaaS banayenge: ek model chalega aur peeche koi LLM (jaise Claude, GPT ya Bedrock) baithkar lambi-chaudi markdown report likhega. Lekin jaise hi humne real testing shuru ki, hume samajh aaya ki yeh approach poori tarah BEKAAR hai.</w:t>
+        <w:t>Socho ek 60 saal ke retired uncle ke WhatsApp par video call aati hai. Screen par ek police officer ki uniform mein aadmi bolta hai: "Aapka aadhar card narcotics smuggling mein use hua hai. Turant 2 lakh rupaye security deposit karo warna arrest warrant niklega." Uncle darr jaate hain aur paise bhej dete hain. Asal mein woh officer koi real police wala nahi tha — kisi scammer ne AI se police officer ka chehra aur awaaz video par chipka di thi. Is scam ko India mein kehte hain: DIGITAL ARREST.</w:t>
       </w:r>
     </w:p>
     <w:p>
@@ -122,7 +122,155 @@
           <w:color w:val="334155"/>
           <w:sz w:val="21"/>
         </w:rPr>
-        <w:t>Dekho reason bohot clear hai:</w:t>
+        <w:t>Iske alawa:</w:t>
+      </w:r>
+    </w:p>
+    <w:p>
+      <w:pPr>
+        <w:pStyle w:val="ListBullet"/>
+        <w:spacing w:before="20" w:after="60" w:line="276" w:lineRule="auto"/>
+      </w:pPr>
+      <w:r>
+        <w:rPr>
+          <w:rFonts w:ascii="Arial" w:hAnsi="Arial"/>
+          <w:b/>
+          <w:i w:val="0"/>
+          <w:color w:val="0F172A"/>
+          <w:sz w:val="21"/>
+        </w:rPr>
+        <w:t xml:space="preserve">Stock Market &amp; VIP Trading Scams: </w:t>
+      </w:r>
+      <w:r>
+        <w:rPr>
+          <w:rFonts w:ascii="Arial" w:hAnsi="Arial"/>
+          <w:b w:val="0"/>
+          <w:i w:val="0"/>
+          <w:color w:val="334155"/>
+          <w:sz w:val="21"/>
+        </w:rPr>
+        <w:t>Mukesh Ambani, Gautam Adani, ya Sudha Murty ke fake deepfakes banakar 'guaranteed 500% profit' wale Telegram groups promote hote hain.</w:t>
+      </w:r>
+    </w:p>
+    <w:p>
+      <w:pPr>
+        <w:pStyle w:val="ListBullet"/>
+        <w:spacing w:before="20" w:after="60" w:line="276" w:lineRule="auto"/>
+      </w:pPr>
+      <w:r>
+        <w:rPr>
+          <w:rFonts w:ascii="Arial" w:hAnsi="Arial"/>
+          <w:b/>
+          <w:i w:val="0"/>
+          <w:color w:val="0F172A"/>
+          <w:sz w:val="21"/>
+        </w:rPr>
+        <w:t xml:space="preserve">Political Impersonation: </w:t>
+      </w:r>
+      <w:r>
+        <w:rPr>
+          <w:rFonts w:ascii="Arial" w:hAnsi="Arial"/>
+          <w:b w:val="0"/>
+          <w:i w:val="0"/>
+          <w:color w:val="334155"/>
+          <w:sz w:val="21"/>
+        </w:rPr>
+        <w:t>Election ke time politicians ke nakli bayaan aur fake controversial videos viral karwa kar dange aur confusion create kiya jata hai.</w:t>
+      </w:r>
+    </w:p>
+    <w:p>
+      <w:pPr>
+        <w:pStyle w:val="ListBullet"/>
+        <w:spacing w:before="20" w:after="60" w:line="276" w:lineRule="auto"/>
+      </w:pPr>
+      <w:r>
+        <w:rPr>
+          <w:rFonts w:ascii="Arial" w:hAnsi="Arial"/>
+          <w:b/>
+          <w:i w:val="0"/>
+          <w:color w:val="0F172A"/>
+          <w:sz w:val="21"/>
+        </w:rPr>
+        <w:t xml:space="preserve">Voice Clone Kidnapping Calls: </w:t>
+      </w:r>
+      <w:r>
+        <w:rPr>
+          <w:rFonts w:ascii="Arial" w:hAnsi="Arial"/>
+          <w:b w:val="0"/>
+          <w:i w:val="0"/>
+          <w:color w:val="334155"/>
+          <w:sz w:val="21"/>
+        </w:rPr>
+        <w:t>Parents ko call karke unke bache ki bilkul hu-bahu cloned awaaz mein chillakar bola jata hai ki 'Mujhe bachao, kidnap ho gaya hoon'.</w:t>
+      </w:r>
+    </w:p>
+    <w:p>
+      <w:pPr>
+        <w:spacing w:before="0" w:after="100" w:line="283" w:lineRule="auto"/>
+      </w:pPr>
+      <w:r>
+        <w:rPr>
+          <w:rFonts w:ascii="Arial" w:hAnsi="Arial"/>
+          <w:b w:val="0"/>
+          <w:i w:val="0"/>
+          <w:color w:val="334155"/>
+          <w:sz w:val="21"/>
+        </w:rPr>
+        <w:t>👉 NETRA ka mission: Ek aisi "Teesri Aankh" (Neural Evaluation &amp; Tracking Research Architecture) jo kisi bhi photo, video, ya audio ko sub-second mein scan karke 100% court-ready, mathematical aur physical proof ke saath bata sake ki yeh REAL hai ya AI-generated FAKE.</w:t>
+      </w:r>
+    </w:p>
+    <w:p>
+      <w:pPr>
+        <w:spacing w:before="80" w:after="80"/>
+        <w:pBdr>
+          <w:bottom w:val="single" w:sz="4" w:color="CBD5E1"/>
+        </w:pBdr>
+      </w:pPr>
+    </w:p>
+    <w:p>
+      <w:pPr>
+        <w:keepNext/>
+        <w:spacing w:before="360" w:after="120"/>
+      </w:pPr>
+      <w:r>
+        <w:rPr>
+          <w:rFonts w:ascii="Arial" w:hAnsi="Arial"/>
+          <w:b/>
+          <w:i w:val="0"/>
+          <w:color w:val="075985"/>
+          <w:sz w:val="30"/>
+        </w:rPr>
+        <w:t>2. 💡 The Big Architectural Pivot — Initial Idea vs Ground Reality</w:t>
+      </w:r>
+    </w:p>
+    <w:p>
+      <w:pPr>
+        <w:spacing w:before="0" w:after="100" w:line="283" w:lineRule="auto"/>
+      </w:pPr>
+      <w:r>
+        <w:rPr>
+          <w:rFonts w:ascii="Arial" w:hAnsi="Arial"/>
+          <w:b w:val="0"/>
+          <w:i w:val="0"/>
+          <w:color w:val="334155"/>
+          <w:sz w:val="21"/>
+        </w:rPr>
+        <w:t>Pehle jab humne project start kiya tha, humne socha tha ki ek standard SaaS web-app banayenge: video aayega, kuch basic detector chalenge, aur peeche koi LLM (jaise Claude, GPT, Bedrock ya Moonshot Kimi) baithkar lambi report likhega. Lekin jaise hi humne real testing shuru ki, hume samajh aaya ki yeh pura approach FLAWED hai!</w:t>
+      </w:r>
+    </w:p>
+    <w:p>
+      <w:pPr>
+        <w:keepNext/>
+        <w:spacing w:before="260" w:after="80"/>
+      </w:pPr>
+      <w:r>
+        <w:rPr>
+          <w:rFonts w:ascii="Arial" w:hAnsi="Arial"/>
+          <w:b/>
+          <w:i w:val="0"/>
+          <w:color w:val="4338CA"/>
+          <w:sz w:val="25"/>
+        </w:rPr>
+        <w:t>Kyu Humne LLM Approach Ko Poori Tarah Dump Kar Diya?</w:t>
       </w:r>
     </w:p>
     <w:p>
@@ -148,7 +296,7 @@
           <w:color w:val="334155"/>
           <w:sz w:val="21"/>
         </w:rPr>
-        <w:t>LLM sirf text likhta hai. Agar core detector hi galat score de raha hai toh LLM sirf confident jhooth (hallucination) likhega.</w:t>
+        <w:t>LLM ko video ke pixel level artifacts ka koi idea nahi hota. LLM sirf text generate karta hai. Agar detector ne galat score diya, toh LLM pure confidence ke sath jhooth (hallucination) likhega.</w:t>
       </w:r>
     </w:p>
     <w:p>
@@ -164,7 +312,7 @@
           <w:color w:val="0F172A"/>
           <w:sz w:val="21"/>
         </w:rPr>
-        <w:t xml:space="preserve">2. Forensics &amp; Court Evidence: </w:t>
+        <w:t xml:space="preserve">2. Legal &amp; Court Inadmissibility: </w:t>
       </w:r>
       <w:r>
         <w:rPr>
@@ -174,7 +322,7 @@
           <w:color w:val="334155"/>
           <w:sz w:val="21"/>
         </w:rPr>
-        <w:t>Police aur Cybercrime cell ko deterministic mathematical aur biological proof chahiye — ki aankh ki lighting ka angle galat hai ya pulse gayab hai, na ki kisi chatbot ka essay.</w:t>
+        <w:t>Indian Evidence Act ya Cyber Forensics court mein judge ko deterministic physical aur biological facts chahiye hote hain (jaise: corneal reflection ka angle 14.4° mismatch hai ya vascular pulse missing hai). Chatbot ke paragraphs judge ke samne reject ho jate hain.</w:t>
       </w:r>
     </w:p>
     <w:p>
@@ -190,7 +338,7 @@
           <w:color w:val="0F172A"/>
           <w:sz w:val="21"/>
         </w:rPr>
-        <w:t xml:space="preserve">3. Speed &amp; Zero Cost: </w:t>
+        <w:t xml:space="preserve">3. Latency &amp; Per-Query Cost: </w:t>
       </w:r>
       <w:r>
         <w:rPr>
@@ -200,7 +348,7 @@
           <w:color w:val="334155"/>
           <w:sz w:val="21"/>
         </w:rPr>
-        <w:t>LLM bulane mein 2-5 second lagte hain aur har call ka paisa lagta hai. NETRA ko humne pure Computer Vision, Deep Learning aur Physics-based banaya jo sub-second mein mathematically prove kar deta hai.</w:t>
+        <w:t>Har video scan par LLM API call karne se 3-6 second ka delay hota hai aur hazaron rupaye ka API bill aata hai. NETRA ko zero-cost, self-hostable aur sub-second banana tha.</w:t>
       </w:r>
     </w:p>
     <w:tbl>
@@ -218,10 +366,10 @@
             <w:tcW w:type="dxa" w:w="9792"/>
             <w:shd w:fill="F0FDF4" w:val="clear"/>
             <w:tcMar>
-              <w:top w:w="140" w:type="dxa"/>
-              <w:bottom w:w="140" w:type="dxa"/>
-              <w:left w:w="180" w:type="dxa"/>
-              <w:right w:w="180" w:type="dxa"/>
+              <w:top w:w="130" w:type="dxa"/>
+              <w:bottom w:w="130" w:type="dxa"/>
+              <w:left w:w="160" w:type="dxa"/>
+              <w:right w:w="160" w:type="dxa"/>
             </w:tcMar>
             <w:tcBorders>
               <w:top w:val="none"/>
@@ -232,7 +380,7 @@
           </w:tcPr>
           <w:p>
             <w:pPr>
-              <w:spacing w:after="80"/>
+              <w:spacing w:after="60"/>
             </w:pPr>
             <w:r>
               <w:rPr>
@@ -242,7 +390,7 @@
                 <w:color w:val="14532D"/>
                 <w:sz w:val="22"/>
               </w:rPr>
-              <w:t>🚀 The Big Realization (Hamara Naya Path):</w:t>
+              <w:t>🚀 Hamara Ground-Truth Naya Path:</w:t>
             </w:r>
           </w:p>
           <w:p>
@@ -257,7 +405,7 @@
                 <w:color w:val="1E293B"/>
                 <w:sz w:val="21"/>
               </w:rPr>
-              <w:t>Humne project ko ek 'LLM text generator' se badal kar ek HARDCORE MULTI-MODAL FORENSIC ENGINE bana diya.</w:t>
+              <w:t>Humne project ko ek 'LLM text generator' se convert karke ek DETERMINISTIC FORENSIC &amp; BIOMETRIC ENGINE bana diya!</w:t>
             </w:r>
           </w:p>
           <w:p>
@@ -272,7 +420,7 @@
                 <w:color w:val="1E293B"/>
                 <w:sz w:val="21"/>
               </w:rPr>
-              <w:t>Isme na koi LLM ka hallucination hai, na fake promises.</w:t>
+              <w:t>Detection 100% pure Computer Vision, Hyperspherical Normalization (GenD), aur 4 Physical/Biological laws par chalta hai.</w:t>
             </w:r>
           </w:p>
           <w:p>
@@ -287,7 +435,7 @@
                 <w:color w:val="1E293B"/>
                 <w:sz w:val="21"/>
               </w:rPr>
-              <w:t>Sara ka sara detection pure Computer Vision, Hyperspherical Mathematics, aur Human Biological Physics par based hai!</w:t>
+              <w:t>Zero hallucination, zero per-query LLM cost, instant sub-second verification!</w:t>
             </w:r>
           </w:p>
         </w:tc>
@@ -295,7 +443,7 @@
     </w:tbl>
     <w:p>
       <w:pPr>
-        <w:spacing w:after="120"/>
+        <w:spacing w:after="100"/>
       </w:pPr>
     </w:p>
     <w:p>
@@ -319,7 +467,7 @@
           <w:color w:val="075985"/>
           <w:sz w:val="30"/>
         </w:rPr>
-        <w:t>2. 🥊 MesoNet vs NETRA — MesoNet Kyu Flop Hua Aur Hum Kyu Jeete?</w:t>
+        <w:t>3. 🎬 Hamari Deepfake Creation Pipeline (100 Indian Videos Kaise Banaye?)</w:t>
       </w:r>
     </w:p>
     <w:p>
@@ -334,7 +482,287 @@
           <w:color w:val="334155"/>
           <w:sz w:val="21"/>
         </w:rPr>
-        <w:t>Humne 100 Indian high-definition talking-head deepfake videos banayi (Modi ji, Virat Kohli, Amitabh Bachchan, etc.) aur unpe purane standard models (MesoNet-4, MesoInception-4) vs NETRA ka direct muqabla karwaya.</w:t>
+        <w:t>MesoNet aur NETRA ko test karne ke liye hume high-definition, photorealistic deepfake videos chahiye the. Humne 100 Indian prominent personalities (politicians, cricketers, business leaders, actors, army generals) ki 1080p deepfake videos render kiye.</w:t>
+      </w:r>
+    </w:p>
+    <w:p>
+      <w:pPr>
+        <w:keepNext/>
+        <w:spacing w:before="260" w:after="80"/>
+      </w:pPr>
+      <w:r>
+        <w:rPr>
+          <w:rFonts w:ascii="Arial" w:hAnsi="Arial"/>
+          <w:b/>
+          <w:i w:val="0"/>
+          <w:color w:val="4338CA"/>
+          <w:sz w:val="25"/>
+        </w:rPr>
+        <w:t>Render Pipeline Breakdown (Step-by-Step):</w:t>
+      </w:r>
+    </w:p>
+    <w:p>
+      <w:pPr>
+        <w:pStyle w:val="ListBullet"/>
+        <w:spacing w:before="20" w:after="60" w:line="276" w:lineRule="auto"/>
+      </w:pPr>
+      <w:r>
+        <w:rPr>
+          <w:rFonts w:ascii="Arial" w:hAnsi="Arial"/>
+          <w:b/>
+          <w:i w:val="0"/>
+          <w:color w:val="0F172A"/>
+          <w:sz w:val="21"/>
+        </w:rPr>
+        <w:t xml:space="preserve">1. Source Identity Embedding (ArcFace): </w:t>
+      </w:r>
+      <w:r>
+        <w:rPr>
+          <w:rFonts w:ascii="Arial" w:hAnsi="Arial"/>
+          <w:b w:val="0"/>
+          <w:i w:val="0"/>
+          <w:color w:val="334155"/>
+          <w:sz w:val="21"/>
+        </w:rPr>
+        <w:t>Har celebrity ke frontal portraits se 512-dimensional identity embedding vector extract kiya.</w:t>
+      </w:r>
+    </w:p>
+    <w:p>
+      <w:pPr>
+        <w:pStyle w:val="ListBullet"/>
+        <w:spacing w:before="20" w:after="60" w:line="276" w:lineRule="auto"/>
+      </w:pPr>
+      <w:r>
+        <w:rPr>
+          <w:rFonts w:ascii="Arial" w:hAnsi="Arial"/>
+          <w:b/>
+          <w:i w:val="0"/>
+          <w:color w:val="0F172A"/>
+          <w:sz w:val="21"/>
+        </w:rPr>
+        <w:t xml:space="preserve">2. Neural Face Swap (InSwapper-128 ONNX): </w:t>
+      </w:r>
+      <w:r>
+        <w:rPr>
+          <w:rFonts w:ascii="Arial" w:hAnsi="Arial"/>
+          <w:b w:val="0"/>
+          <w:i w:val="0"/>
+          <w:color w:val="334155"/>
+          <w:sz w:val="21"/>
+        </w:rPr>
+        <w:t>Target driving video ke har frame par target face ko celebrity ke face se neural latent space mein swap kiya.</w:t>
+      </w:r>
+    </w:p>
+    <w:p>
+      <w:pPr>
+        <w:pStyle w:val="ListBullet"/>
+        <w:spacing w:before="20" w:after="60" w:line="276" w:lineRule="auto"/>
+      </w:pPr>
+      <w:r>
+        <w:rPr>
+          <w:rFonts w:ascii="Arial" w:hAnsi="Arial"/>
+          <w:b/>
+          <w:i w:val="0"/>
+          <w:color w:val="0F172A"/>
+          <w:sz w:val="21"/>
+        </w:rPr>
+        <w:t xml:space="preserve">3. Photorealistic GAN Restoration (GPEN-BFR-512): </w:t>
+      </w:r>
+      <w:r>
+        <w:rPr>
+          <w:rFonts w:ascii="Arial" w:hAnsi="Arial"/>
+          <w:b w:val="0"/>
+          <w:i w:val="0"/>
+          <w:color w:val="334155"/>
+          <w:sz w:val="21"/>
+        </w:rPr>
+        <w:t>InSwapper ke 128px face ko GPEN GAN se super-resolve karke 512px banaya — isne natural skin pores, realistic wrinkles, palkein, aur corneal specular eye reflections render kiye.</w:t>
+      </w:r>
+    </w:p>
+    <w:p>
+      <w:pPr>
+        <w:pStyle w:val="ListBullet"/>
+        <w:spacing w:before="20" w:after="60" w:line="276" w:lineRule="auto"/>
+      </w:pPr>
+      <w:r>
+        <w:rPr>
+          <w:rFonts w:ascii="Arial" w:hAnsi="Arial"/>
+          <w:b/>
+          <w:i w:val="0"/>
+          <w:color w:val="0F172A"/>
+          <w:sz w:val="21"/>
+        </w:rPr>
+        <w:t xml:space="preserve">4. Lighting Transfer (Reinhard LAB Color Harmonization): </w:t>
+      </w:r>
+      <w:r>
+        <w:rPr>
+          <w:rFonts w:ascii="Arial" w:hAnsi="Arial"/>
+          <w:b w:val="0"/>
+          <w:i w:val="0"/>
+          <w:color w:val="334155"/>
+          <w:sz w:val="21"/>
+        </w:rPr>
+        <w:t>Vehicle cabin ya room ki ambient lighting ko target face ke Lightness ($L^*$) aur Chroma ($a^*, b^*$) channels ke sath mathematically match kiya.</w:t>
+      </w:r>
+    </w:p>
+    <w:p>
+      <w:pPr>
+        <w:pStyle w:val="ListBullet"/>
+        <w:spacing w:before="20" w:after="60" w:line="276" w:lineRule="auto"/>
+      </w:pPr>
+      <w:r>
+        <w:rPr>
+          <w:rFonts w:ascii="Arial" w:hAnsi="Arial"/>
+          <w:b/>
+          <w:i w:val="0"/>
+          <w:color w:val="0F172A"/>
+          <w:sz w:val="21"/>
+        </w:rPr>
+        <w:t xml:space="preserve">5. Boundary Blending (Gaussian Soft-Mask &amp; Laplacian Pyramids): </w:t>
+      </w:r>
+      <w:r>
+        <w:rPr>
+          <w:rFonts w:ascii="Arial" w:hAnsi="Arial"/>
+          <w:b w:val="0"/>
+          <w:i w:val="0"/>
+          <w:color w:val="334155"/>
+          <w:sz w:val="21"/>
+        </w:rPr>
+        <w:t>Sub-pixel radius par Gaussian feathering ki taaki face jawline aur forehead par bina cut-line ke blend ho.</w:t>
+      </w:r>
+    </w:p>
+    <w:tbl>
+      <w:tblPr>
+        <w:tblW w:type="auto" w:w="0"/>
+        <w:jc w:val="center"/>
+        <w:tblLook w:firstColumn="1" w:firstRow="1" w:lastColumn="0" w:lastRow="0" w:noHBand="0" w:noVBand="1" w:val="04A0"/>
+      </w:tblPr>
+      <w:tblGrid>
+        <w:gridCol w:w="9936"/>
+      </w:tblGrid>
+      <w:tr>
+        <w:tc>
+          <w:tcPr>
+            <w:tcW w:type="dxa" w:w="9792"/>
+            <w:shd w:fill="F5F3FF" w:val="clear"/>
+            <w:tcMar>
+              <w:top w:w="130" w:type="dxa"/>
+              <w:bottom w:w="130" w:type="dxa"/>
+              <w:left w:w="160" w:type="dxa"/>
+              <w:right w:w="160" w:type="dxa"/>
+            </w:tcMar>
+            <w:tcBorders>
+              <w:top w:val="none"/>
+              <w:right w:val="none"/>
+              <w:bottom w:val="none"/>
+              <w:left w:val="single" w:sz="32" w:color="8B5CF6"/>
+            </w:tcBorders>
+          </w:tcPr>
+          <w:p>
+            <w:pPr>
+              <w:spacing w:after="60"/>
+            </w:pPr>
+            <w:r>
+              <w:rPr>
+                <w:rFonts w:ascii="Arial" w:hAnsi="Arial"/>
+                <w:b/>
+                <w:i w:val="0"/>
+                <w:color w:val="5B21B6"/>
+                <w:sz w:val="22"/>
+              </w:rPr>
+              <w:t>⚡ AMD MI300X Cloud Rendering Infrastructure:</w:t>
+            </w:r>
+          </w:p>
+          <w:p>
+            <w:pPr>
+              <w:spacing w:before="20" w:after="40"/>
+            </w:pPr>
+            <w:r>
+              <w:rPr>
+                <w:rFonts w:ascii="Arial" w:hAnsi="Arial"/>
+                <w:b w:val="0"/>
+                <w:i w:val="0"/>
+                <w:color w:val="1E293B"/>
+                <w:sz w:val="21"/>
+              </w:rPr>
+              <w:t>Local Mac CPU par 100 videos render karne mein ~300 minutes (5 ghante) lag rahe the.</w:t>
+            </w:r>
+          </w:p>
+          <w:p>
+            <w:pPr>
+              <w:spacing w:before="20" w:after="40"/>
+            </w:pPr>
+            <w:r>
+              <w:rPr>
+                <w:rFonts w:ascii="Arial" w:hAnsi="Arial"/>
+                <w:b w:val="0"/>
+                <w:i w:val="0"/>
+                <w:color w:val="1E293B"/>
+                <w:sz w:val="21"/>
+              </w:rPr>
+              <w:t>Humne render_amd_exact_quality.py ko AMD MI300X Cloud GPU instance par deploy kiya (ROCm PyTorch container).</w:t>
+            </w:r>
+          </w:p>
+          <w:p>
+            <w:pPr>
+              <w:spacing w:before="20" w:after="40"/>
+            </w:pPr>
+            <w:r>
+              <w:rPr>
+                <w:rFonts w:ascii="Arial" w:hAnsi="Arial"/>
+                <w:b w:val="0"/>
+                <w:i w:val="0"/>
+                <w:color w:val="1E293B"/>
+                <w:sz w:val="21"/>
+              </w:rPr>
+              <w:t>Result: Sirf ~12-15 minutes ke andar sabhi 100 HD videos (14,800 frames, ~345MB) render ho kar Mac par download ho gaye!</w:t>
+            </w:r>
+          </w:p>
+        </w:tc>
+      </w:tr>
+    </w:tbl>
+    <w:p>
+      <w:pPr>
+        <w:spacing w:after="100"/>
+      </w:pPr>
+    </w:p>
+    <w:p>
+      <w:pPr>
+        <w:spacing w:before="80" w:after="80"/>
+        <w:pBdr>
+          <w:bottom w:val="single" w:sz="4" w:color="CBD5E1"/>
+        </w:pBdr>
+      </w:pPr>
+    </w:p>
+    <w:p>
+      <w:pPr>
+        <w:keepNext/>
+        <w:spacing w:before="360" w:after="120"/>
+      </w:pPr>
+      <w:r>
+        <w:rPr>
+          <w:rFonts w:ascii="Arial" w:hAnsi="Arial"/>
+          <w:b/>
+          <w:i w:val="0"/>
+          <w:color w:val="075985"/>
+          <w:sz w:val="30"/>
+        </w:rPr>
+        <w:t>4. 💀 MesoNet vs NETRA — MesoNet Kyu Flop Hua Aur NETRA Kyu Jeeta?</w:t>
+      </w:r>
+    </w:p>
+    <w:p>
+      <w:pPr>
+        <w:spacing w:before="0" w:after="100" w:line="283" w:lineRule="auto"/>
+      </w:pPr>
+      <w:r>
+        <w:rPr>
+          <w:rFonts w:ascii="Arial" w:hAnsi="Arial"/>
+          <w:b w:val="0"/>
+          <w:i w:val="0"/>
+          <w:color w:val="334155"/>
+          <w:sz w:val="21"/>
+        </w:rPr>
+        <w:t>Humne 100 generated Indian deepfake videos par MesoNet-4, MesoInception-4 aur NETRA ko run kiya:</w:t>
       </w:r>
     </w:p>
     <w:tbl>
@@ -372,7 +800,7 @@
                 <w:color w:val="FFFFFF"/>
                 <w:sz w:val="18"/>
               </w:rPr>
-              <w:t>Model</w:t>
+              <w:t>Model Architecture</w:t>
             </w:r>
           </w:p>
         </w:tc>
@@ -396,7 +824,7 @@
                 <w:color w:val="FFFFFF"/>
                 <w:sz w:val="18"/>
               </w:rPr>
-              <w:t>Forensic Technique</w:t>
+              <w:t>Forensic Methodology</w:t>
             </w:r>
           </w:p>
         </w:tc>
@@ -444,7 +872,7 @@
                 <w:color w:val="FFFFFF"/>
                 <w:sz w:val="18"/>
               </w:rPr>
-              <w:t>Average Fake Score</w:t>
+              <w:t>Mean Fake Score</w:t>
             </w:r>
           </w:p>
         </w:tc>
@@ -468,7 +896,7 @@
                 <w:color w:val="FFFFFF"/>
                 <w:sz w:val="18"/>
               </w:rPr>
-              <w:t>Verdict</w:t>
+              <w:t>Conviction Verdict</w:t>
             </w:r>
           </w:p>
         </w:tc>
@@ -494,7 +922,9 @@
                 <w:color w:val="1E293B"/>
                 <w:sz w:val="17"/>
               </w:rPr>
-              <w:t>NETRA (Spatial SBI + GenD)</w:t>
+              <w:t>NETRA Spatial SBI</w:t>
+              <w:br/>
+              <w:t>(EfficientNet-B4 + GenD)</w:t>
             </w:r>
           </w:p>
         </w:tc>
@@ -518,7 +948,9 @@
                 <w:color w:val="1E293B"/>
                 <w:sz w:val="17"/>
               </w:rPr>
-              <w:t>Hyperspherical Projection + Seam Analysis</w:t>
+              <w:t>Hyperspherical Projection +</w:t>
+              <w:br/>
+              <w:t>Sub-pixel Seam Analysis</w:t>
             </w:r>
           </w:p>
         </w:tc>
@@ -591,6 +1023,8 @@
                 <w:sz w:val="17"/>
               </w:rPr>
               <w:t>🟢 Institutional Certainty</w:t>
+              <w:br/>
+              <w:t>(Court-Ready Proof)</w:t>
             </w:r>
           </w:p>
         </w:tc>
@@ -640,7 +1074,9 @@
                 <w:color w:val="1E293B"/>
                 <w:sz w:val="17"/>
               </w:rPr>
-              <w:t>Multi-Scale Frequency Inception (2018)</w:t>
+              <w:t>Multi-Scale Inception</w:t>
+              <w:br/>
+              <w:t>Frequency Kernels (2018)</w:t>
             </w:r>
           </w:p>
         </w:tc>
@@ -713,6 +1149,8 @@
                 <w:sz w:val="17"/>
               </w:rPr>
               <w:t>🟡 Weak / Borderline</w:t>
+              <w:br/>
+              <w:t>(Unreliable)</w:t>
             </w:r>
           </w:p>
         </w:tc>
@@ -762,7 +1200,9 @@
                 <w:color w:val="1E293B"/>
                 <w:sz w:val="17"/>
               </w:rPr>
-              <w:t>4-Layer Compact ConvNet (2018)</w:t>
+              <w:t>4-Layer Compact ConvNet</w:t>
+              <w:br/>
+              <w:t>(2018 Baseline)</w:t>
             </w:r>
           </w:p>
         </w:tc>
@@ -835,6 +1275,8 @@
                 <w:sz w:val="17"/>
               </w:rPr>
               <w:t>🔴 Coin-Flip (Random Guess)</w:t>
+              <w:br/>
+              <w:t>(Completely Obsolete)</w:t>
             </w:r>
           </w:p>
         </w:tc>
@@ -858,7 +1300,7 @@
           <w:color w:val="4338CA"/>
           <w:sz w:val="25"/>
         </w:rPr>
-        <w:t>Asli Technical Reason: MesoNet 51% par kyu atka?</w:t>
+        <w:t>Technical Reason: MesoNet 51% (Coin Toss) Par Kyu Atka?</w:t>
       </w:r>
     </w:p>
     <w:p>
@@ -873,7 +1315,7 @@
           <w:color w:val="334155"/>
           <w:sz w:val="21"/>
         </w:rPr>
-        <w:t>MesoNet 2018 mein bana tha jab deepfakes bohot kache bante the — low resolution, blurry edges, pixelation. MesoNet unhi pixel-level blur aur compression artifacts ko dhoondhta hai.</w:t>
+        <w:t>MesoNet 2018 mein publish hua tha. Us time deepfakes early DeepFaceLab ya standard autoencoders se bante the, jinme obvious compression artifacts, pixelation aur blurring hoti thi. MesoNet ka compact 4-layer CNN unhi blurred frequency bands ko search karta hai.</w:t>
       </w:r>
     </w:p>
     <w:p>
@@ -888,100 +1330,7 @@
           <w:color w:val="334155"/>
           <w:sz w:val="21"/>
         </w:rPr>
-        <w:t>Lekin aaj ke modern deepfakes (jo humne banaye) unme humne use kiya:</w:t>
-      </w:r>
-    </w:p>
-    <w:p>
-      <w:pPr>
-        <w:pStyle w:val="ListBullet"/>
-        <w:spacing w:before="20" w:after="60" w:line="276" w:lineRule="auto"/>
-      </w:pPr>
-      <w:r>
-        <w:rPr>
-          <w:rFonts w:ascii="Arial" w:hAnsi="Arial"/>
-          <w:b/>
-          <w:i w:val="0"/>
-          <w:color w:val="0F172A"/>
-          <w:sz w:val="21"/>
-        </w:rPr>
-        <w:t xml:space="preserve">InSwapper-128: </w:t>
-      </w:r>
-      <w:r>
-        <w:rPr>
-          <w:rFonts w:ascii="Arial" w:hAnsi="Arial"/>
-          <w:b w:val="0"/>
-          <w:i w:val="0"/>
-          <w:color w:val="334155"/>
-          <w:sz w:val="21"/>
-        </w:rPr>
-        <w:t>Neural latent space mein identity swap karta hai.</w:t>
-      </w:r>
-    </w:p>
-    <w:p>
-      <w:pPr>
-        <w:pStyle w:val="ListBullet"/>
-        <w:spacing w:before="20" w:after="60" w:line="276" w:lineRule="auto"/>
-      </w:pPr>
-      <w:r>
-        <w:rPr>
-          <w:rFonts w:ascii="Arial" w:hAnsi="Arial"/>
-          <w:b/>
-          <w:i w:val="0"/>
-          <w:color w:val="0F172A"/>
-          <w:sz w:val="21"/>
-        </w:rPr>
-        <w:t xml:space="preserve">GPEN-BFR-512 GAN: </w:t>
-      </w:r>
-      <w:r>
-        <w:rPr>
-          <w:rFonts w:ascii="Arial" w:hAnsi="Arial"/>
-          <w:b w:val="0"/>
-          <w:i w:val="0"/>
-          <w:color w:val="334155"/>
-          <w:sz w:val="21"/>
-        </w:rPr>
-        <w:t>Photorealistic restoration — skin ke pores, wrinkles, palkon ke baal, aankhon ki natural chamak sab naye sire se GAN render kar deta hai.</w:t>
-      </w:r>
-    </w:p>
-    <w:p>
-      <w:pPr>
-        <w:pStyle w:val="ListBullet"/>
-        <w:spacing w:before="20" w:after="60" w:line="276" w:lineRule="auto"/>
-      </w:pPr>
-      <w:r>
-        <w:rPr>
-          <w:rFonts w:ascii="Arial" w:hAnsi="Arial"/>
-          <w:b/>
-          <w:i w:val="0"/>
-          <w:color w:val="0F172A"/>
-          <w:sz w:val="21"/>
-        </w:rPr>
-        <w:t xml:space="preserve">Reinhard LAB Lighting: </w:t>
-      </w:r>
-      <w:r>
-        <w:rPr>
-          <w:rFonts w:ascii="Arial" w:hAnsi="Arial"/>
-          <w:b w:val="0"/>
-          <w:i w:val="0"/>
-          <w:color w:val="334155"/>
-          <w:sz w:val="21"/>
-        </w:rPr>
-        <w:t>Gardi ya room ki ambient light aur skin tone ko channel-by-channel match karta hai.</w:t>
-      </w:r>
-    </w:p>
-    <w:p>
-      <w:pPr>
-        <w:spacing w:before="0" w:after="100" w:line="283" w:lineRule="auto"/>
-      </w:pPr>
-      <w:r>
-        <w:rPr>
-          <w:rFonts w:ascii="Arial" w:hAnsi="Arial"/>
-          <w:b w:val="0"/>
-          <w:i w:val="0"/>
-          <w:color w:val="334155"/>
-          <w:sz w:val="21"/>
-        </w:rPr>
-        <w:t>👉 Result: Jab MesoNet ne GPEN se bane face ko dekha, usko laga "Arre waah! Itne sharp pores aur crystal clear skin! Ye toh pakka REAL insaan hai!" Aur MesoNet ka score 51% (matlab coin toss) par gir gaya.</w:t>
+        <w:t>Lekin hamari pipeline ne **GPEN-BFR-512 GAN** use kiya. GPEN ne face ko crystal-clear skin pores, natural eye reflections aur sharp facial details de diye. Jab MesoNet ne in high-frequency details ko dekha, uske frequency filters dhoka kha gaye! MesoNet ko laga "Itna sharp face toh kisi real camera ka hi ho sakta hai", aur usne fake probability ko drop karke ~51% kar diya — yani model ko kuch pata hi nahi chala!</w:t>
       </w:r>
     </w:p>
     <w:p>
@@ -997,7 +1346,7 @@
           <w:color w:val="4338CA"/>
           <w:sz w:val="25"/>
         </w:rPr>
-        <w:t>Toh NETRA ne kaise pakda (99.2%)?</w:t>
+        <w:t>Toh NETRA Ne 99.2% Certainty Se Kaise Pakda?</w:t>
       </w:r>
     </w:p>
     <w:p>
@@ -1012,7 +1361,7 @@
           <w:color w:val="334155"/>
           <w:sz w:val="21"/>
         </w:rPr>
-        <w:t>NETRA ne superficial skin texture ko dekhna chhod diya. NETRA dekhta hai:</w:t>
+        <w:t>NETRA ne superficial skin sharpness dekhna band kiya aur deep structural composite signatures par focus kiya:</w:t>
       </w:r>
     </w:p>
     <w:p>
@@ -1038,7 +1387,7 @@
           <w:color w:val="334155"/>
           <w:sz w:val="21"/>
         </w:rPr>
-        <w:t>Jaha naya chehra body ke sath composite hua hai, waha microscopic gradient mismatch.</w:t>
+        <w:t>Jaha swapped face target body ke saath stitch hota hai, waha microscopic spatial transition gradients ko detect karta hai.</w:t>
       </w:r>
     </w:p>
     <w:p>
@@ -1054,7 +1403,7 @@
           <w:color w:val="0F172A"/>
           <w:sz w:val="21"/>
         </w:rPr>
-        <w:t xml:space="preserve">2. Reinhard LAB Lighting Gradient: </w:t>
+        <w:t xml:space="preserve">2. Reinhard LAB Lighting Disparities: </w:t>
       </w:r>
       <w:r>
         <w:rPr>
@@ -1064,7 +1413,7 @@
           <w:color w:val="334155"/>
           <w:sz w:val="21"/>
         </w:rPr>
-        <w:t>Face ka light source aur background vehicle cabin ke light source mein subtle angle difference.</w:t>
+        <w:t>Face ke light distribution aur ambient vehicle lighting ke directional mismatch ko pakadta hai.</w:t>
       </w:r>
     </w:p>
     <w:p>
@@ -1080,7 +1429,7 @@
           <w:color w:val="0F172A"/>
           <w:sz w:val="21"/>
         </w:rPr>
-        <w:t xml:space="preserve">3. Hyperspherical Normalization: </w:t>
+        <w:t xml:space="preserve">3. Facial Landmark Coherence: </w:t>
       </w:r>
       <w:r>
         <w:rPr>
@@ -1090,7 +1439,7 @@
           <w:color w:val="334155"/>
           <w:sz w:val="21"/>
         </w:rPr>
-        <w:t>Image kitni bhi sharp ya HD ho, features ko unit sphere pe project karke model sirf structural residual dekhta hai.</w:t>
+        <w:t>Dynamic speech aur head movement ke dauran facial landmark trajectories ke subtle warping ko scan karta hai.</w:t>
       </w:r>
     </w:p>
     <w:p>
@@ -1114,7 +1463,7 @@
           <w:color w:val="075985"/>
           <w:sz w:val="30"/>
         </w:rPr>
-        <w:t>3. 🧩 GenD Ko NETRA Ke Sath Integrate Kyu Kiya?</w:t>
+        <w:t>5. 🧠 GenD Ko NETRA Ke Saath Integrate Kyu Kiya?</w:t>
       </w:r>
     </w:p>
     <w:p>
@@ -1129,105 +1478,7 @@
           <w:color w:val="334155"/>
           <w:sz w:val="21"/>
         </w:rPr>
-        <w:t>Jab humne pehla NETRA spatial model train kiya tha, humne jab Indian celebrity test images par chalaya toh ek bohot bada shock laga:</w:t>
-      </w:r>
-    </w:p>
-    <w:p>
-      <w:pPr>
-        <w:pStyle w:val="ListBullet"/>
-        <w:spacing w:before="20" w:after="60" w:line="276" w:lineRule="auto"/>
-      </w:pPr>
-      <w:r>
-        <w:rPr>
-          <w:rFonts w:ascii="Arial" w:hAnsi="Arial"/>
-          <w:b/>
-          <w:i w:val="0"/>
-          <w:color w:val="0F172A"/>
-          <w:sz w:val="21"/>
-        </w:rPr>
-        <w:t xml:space="preserve">Problem 1 (False Alarms): </w:t>
-      </w:r>
-      <w:r>
-        <w:rPr>
-          <w:rFonts w:ascii="Arial" w:hAnsi="Arial"/>
-          <w:b w:val="0"/>
-          <w:i w:val="0"/>
-          <w:color w:val="334155"/>
-          <w:sz w:val="21"/>
-        </w:rPr>
-        <w:t>Real Indian studio portraits (jo high-end DSLR cameras se khinche the) unhe model FAKE bol raha tha (67.9% False Positive Rate)! Kyunki unki sharpness itni zyada thi ki un-normalized linear head confuse ho gaya.</w:t>
-      </w:r>
-    </w:p>
-    <w:p>
-      <w:pPr>
-        <w:pStyle w:val="ListBullet"/>
-        <w:spacing w:before="20" w:after="60" w:line="276" w:lineRule="auto"/>
-      </w:pPr>
-      <w:r>
-        <w:rPr>
-          <w:rFonts w:ascii="Arial" w:hAnsi="Arial"/>
-          <w:b/>
-          <w:i w:val="0"/>
-          <w:color w:val="0F172A"/>
-          <w:sz w:val="21"/>
-        </w:rPr>
-        <w:t xml:space="preserve">Problem 2 (Missed Fakes): </w:t>
-      </w:r>
-      <w:r>
-        <w:rPr>
-          <w:rFonts w:ascii="Arial" w:hAnsi="Arial"/>
-          <w:b w:val="0"/>
-          <w:i w:val="0"/>
-          <w:color w:val="334155"/>
-          <w:sz w:val="21"/>
-        </w:rPr>
-        <w:t>GPEN restore kiye hue 38.5% deepfakes ko model REAL samajh raha tha kyunki Poisson blend ki boundary GPEN ne mita di thi.</w:t>
-      </w:r>
-    </w:p>
-    <w:p>
-      <w:pPr>
-        <w:spacing w:before="0" w:after="100" w:line="283" w:lineRule="auto"/>
-      </w:pPr>
-      <w:r>
-        <w:rPr>
-          <w:rFonts w:ascii="Arial" w:hAnsi="Arial"/>
-          <w:b w:val="0"/>
-          <w:i w:val="0"/>
-          <w:color w:val="334155"/>
-          <w:sz w:val="21"/>
-        </w:rPr>
-        <w:t>Tab humne research ki aur WACV 2026 ka latest foundation model introduce kiya — GenD (ViT-L/14).</w:t>
-      </w:r>
-    </w:p>
-    <w:p>
-      <w:pPr>
-        <w:keepNext/>
-        <w:spacing w:before="260" w:after="80"/>
-      </w:pPr>
-      <w:r>
-        <w:rPr>
-          <w:rFonts w:ascii="Arial" w:hAnsi="Arial"/>
-          <w:b/>
-          <w:i w:val="0"/>
-          <w:color w:val="4338CA"/>
-          <w:sz w:val="25"/>
-        </w:rPr>
-        <w:t>GenD ka Magic: Unit Hypersphere Projection (L2 Normalization)</w:t>
-      </w:r>
-    </w:p>
-    <w:p>
-      <w:pPr>
-        <w:spacing w:before="0" w:after="100" w:line="283" w:lineRule="auto"/>
-      </w:pPr>
-      <w:r>
-        <w:rPr>
-          <w:rFonts w:ascii="Arial" w:hAnsi="Arial"/>
-          <w:b w:val="0"/>
-          <w:i w:val="0"/>
-          <w:color w:val="334155"/>
-          <w:sz w:val="21"/>
-        </w:rPr>
-        <w:t>GenD ne ek revolutionary concept diya: Image chahe kitni bhi bright ho, kitni bhi sharp ho, ya kisi bhi camera se li ho — uske 1024-dimensional feature vector ko L2 normalize karke ek unit sphere (ek ball ki surface) par project kar do.</w:t>
+        <w:t>Jab humne pehla NETRA v1 model banaya tha, humne usko apne 156-image Indian dataset (78 GPEN Swaps + 78 Real Portraits) par evaluate kiya. Waha hume 2 bohot bade jhatke lage:</w:t>
       </w:r>
     </w:p>
     <w:tbl>
@@ -1243,33 +1494,33 @@
         <w:tc>
           <w:tcPr>
             <w:tcW w:type="dxa" w:w="9792"/>
-            <w:shd w:fill="F5F3FF" w:val="clear"/>
+            <w:shd w:fill="FFF1F2" w:val="clear"/>
             <w:tcMar>
-              <w:top w:w="140" w:type="dxa"/>
-              <w:bottom w:w="140" w:type="dxa"/>
-              <w:left w:w="180" w:type="dxa"/>
-              <w:right w:w="180" w:type="dxa"/>
+              <w:top w:w="130" w:type="dxa"/>
+              <w:bottom w:w="130" w:type="dxa"/>
+              <w:left w:w="160" w:type="dxa"/>
+              <w:right w:w="160" w:type="dxa"/>
             </w:tcMar>
             <w:tcBorders>
               <w:top w:val="none"/>
               <w:right w:val="none"/>
               <w:bottom w:val="none"/>
-              <w:left w:val="single" w:sz="32" w:color="8B5CF6"/>
+              <w:left w:val="single" w:sz="32" w:color="F43F5E"/>
             </w:tcBorders>
           </w:tcPr>
           <w:p>
             <w:pPr>
-              <w:spacing w:after="80"/>
+              <w:spacing w:after="60"/>
             </w:pPr>
             <w:r>
               <w:rPr>
                 <w:rFonts w:ascii="Arial" w:hAnsi="Arial"/>
                 <w:b/>
                 <w:i w:val="0"/>
-                <w:color w:val="5B21B6"/>
+                <w:color w:val="9F1239"/>
                 <w:sz w:val="22"/>
               </w:rPr>
-              <w:t>🎯 Simple 12-Year-Old Explanation of Hypersphere:</w:t>
+              <w:t>⚠️ NETRA v1 Ke 2 Major Failure Modes:</w:t>
             </w:r>
           </w:p>
           <w:p>
@@ -1284,7 +1535,7 @@
                 <w:color w:val="1E293B"/>
                 <w:sz w:val="21"/>
               </w:rPr>
-              <w:t>Socho 2 log hain: Ek ne bohot mehnge studio light mein photo li, doosre ne saste phone se andhere mein.</w:t>
+              <w:t>1. 67.9% False Positive Rate (DSLR Studio Photos Ko Fake Bol Diya):</w:t>
             </w:r>
           </w:p>
           <w:p>
@@ -1299,7 +1550,7 @@
                 <w:color w:val="1E293B"/>
                 <w:sz w:val="21"/>
               </w:rPr>
-              <w:t>Normal model dono ke light aur sharpness ko dekh kar confuse ho jata hai.</w:t>
+              <w:t xml:space="preserve">   Real Indian celebrities ki sharp DSLR photos ko model ne 100% fake bol diya!</w:t>
             </w:r>
           </w:p>
           <w:p>
@@ -1314,7 +1565,7 @@
                 <w:color w:val="1E293B"/>
                 <w:sz w:val="21"/>
               </w:rPr>
-              <w:t>GenD dono photos ki brightness aur contrast ka 'weight' 1 bana deta hai (Unit Sphere) — ab sirf chehre ke andar ka geometrical jhooth bachta hai!</w:t>
+              <w:t xml:space="preserve">   Kyun? Un-normalized Linear(1792,2) head mein high contrast aur sharpness feature magnitude ko explode kar deta tha.</w:t>
             </w:r>
           </w:p>
           <w:p>
@@ -1329,7 +1580,608 @@
                 <w:color w:val="1E293B"/>
                 <w:sz w:val="21"/>
               </w:rPr>
-              <w:t>Result: Indian faces par GenD ne 94.2% accuracy aur 100% fake recall achieve kiya!</w:t>
+              <w:t>2. 38.5% False Negative Rate (GPEN Deepfakes Ko Real Bol Diya):</w:t>
+            </w:r>
+          </w:p>
+          <w:p>
+            <w:pPr>
+              <w:spacing w:before="20" w:after="40"/>
+            </w:pPr>
+            <w:r>
+              <w:rPr>
+                <w:rFonts w:ascii="Arial" w:hAnsi="Arial"/>
+                <w:b w:val="0"/>
+                <w:i w:val="0"/>
+                <w:color w:val="1E293B"/>
+                <w:sz w:val="21"/>
+              </w:rPr>
+              <w:t xml:space="preserve">   SBI training ne model ko 'Poisson boundary' dhoondhna sikhaya tha, lekin GPEN ne saari boundaries smooth kar di thi!</w:t>
+            </w:r>
+          </w:p>
+        </w:tc>
+      </w:tr>
+    </w:tbl>
+    <w:p>
+      <w:pPr>
+        <w:spacing w:after="100"/>
+      </w:pPr>
+    </w:p>
+    <w:p>
+      <w:pPr>
+        <w:keepNext/>
+        <w:spacing w:before="260" w:after="80"/>
+      </w:pPr>
+      <w:r>
+        <w:rPr>
+          <w:rFonts w:ascii="Arial" w:hAnsi="Arial"/>
+          <w:b/>
+          <w:i w:val="0"/>
+          <w:color w:val="4338CA"/>
+          <w:sz w:val="25"/>
+        </w:rPr>
+        <w:t>The Solution: GenD WACV 2026 ViT-L/14 Foundation Backbone</w:t>
+      </w:r>
+    </w:p>
+    <w:p>
+      <w:pPr>
+        <w:spacing w:before="0" w:after="100" w:line="283" w:lineRule="auto"/>
+      </w:pPr>
+      <w:r>
+        <w:rPr>
+          <w:rFonts w:ascii="Arial" w:hAnsi="Arial"/>
+          <w:b w:val="0"/>
+          <w:i w:val="0"/>
+          <w:color w:val="334155"/>
+          <w:sz w:val="21"/>
+        </w:rPr>
+        <w:t>GenD (Generalizable Deepfake Detection) ne ek revolutionary mathematical concept introduce kiya: **L2 Hyperspherical Unit Projection**.</w:t>
+      </w:r>
+    </w:p>
+    <w:p>
+      <w:pPr>
+        <w:keepNext/>
+        <w:spacing w:before="180" w:after="60"/>
+      </w:pPr>
+      <w:r>
+        <w:rPr>
+          <w:rFonts w:ascii="Arial" w:hAnsi="Arial"/>
+          <w:b/>
+          <w:i w:val="0"/>
+          <w:color w:val="0F766E"/>
+          <w:sz w:val="22"/>
+        </w:rPr>
+        <w:t>Hyperspherical Projection Kaise Kaam Karta Hai? (12-Year-Old Explanation)</w:t>
+      </w:r>
+    </w:p>
+    <w:p>
+      <w:pPr>
+        <w:spacing w:before="0" w:after="100" w:line="283" w:lineRule="auto"/>
+      </w:pPr>
+      <w:r>
+        <w:rPr>
+          <w:rFonts w:ascii="Arial" w:hAnsi="Arial"/>
+          <w:b w:val="0"/>
+          <w:i w:val="0"/>
+          <w:color w:val="334155"/>
+          <w:sz w:val="21"/>
+        </w:rPr>
+        <w:t>Normal neural networks mein agar photo bohot sharp ya bright ho, toh uska mathematical feature vector bohot bada (high magnitude) ho jata hai. Model image ke content ke bajaye brightness/contrast se confuse ho jata hai.</w:t>
+      </w:r>
+    </w:p>
+    <w:p>
+      <w:pPr>
+        <w:spacing w:before="0" w:after="100" w:line="283" w:lineRule="auto"/>
+      </w:pPr>
+      <w:r>
+        <w:rPr>
+          <w:rFonts w:ascii="Arial" w:hAnsi="Arial"/>
+          <w:b w:val="0"/>
+          <w:i w:val="0"/>
+          <w:color w:val="334155"/>
+          <w:sz w:val="21"/>
+        </w:rPr>
+        <w:t>GenD har image ke 1024-dimensional feature vector ko $L_2$ normalize karke ek unit hypersphere (ek ball ki surface) par project kar deta hai. Isse image ki brightness, sharpness ya camera type ka magnitude ZERO ho jata hai. Ab model sirf vector ka DIRECTION dekhta hai.</w:t>
+      </w:r>
+    </w:p>
+    <w:tbl>
+      <w:tblPr>
+        <w:tblW w:type="auto" w:w="0"/>
+        <w:jc w:val="center"/>
+        <w:tblLayout w:type="fixed"/>
+        <w:tblLook w:firstColumn="1" w:firstRow="1" w:lastColumn="0" w:lastRow="0" w:noHBand="0" w:noVBand="1" w:val="04A0"/>
+      </w:tblPr>
+      <w:tblGrid>
+        <w:gridCol w:w="2484"/>
+        <w:gridCol w:w="2484"/>
+        <w:gridCol w:w="2484"/>
+        <w:gridCol w:w="2484"/>
+      </w:tblGrid>
+      <w:tr>
+        <w:tc>
+          <w:tcPr>
+            <w:tcW w:type="dxa" w:w="2880"/>
+            <w:shd w:fill="1E293B" w:val="clear"/>
+            <w:tcMar>
+              <w:top w:w="70" w:type="dxa"/>
+              <w:bottom w:w="70" w:type="dxa"/>
+              <w:left w:w="80" w:type="dxa"/>
+              <w:right w:w="80" w:type="dxa"/>
+            </w:tcMar>
+          </w:tcPr>
+          <w:p>
+            <w:r>
+              <w:rPr>
+                <w:rFonts w:ascii="Arial" w:hAnsi="Arial"/>
+                <w:b/>
+                <w:i w:val="0"/>
+                <w:color w:val="FFFFFF"/>
+                <w:sz w:val="18"/>
+              </w:rPr>
+              <w:t>Metric</w:t>
+            </w:r>
+          </w:p>
+        </w:tc>
+        <w:tc>
+          <w:tcPr>
+            <w:tcW w:type="dxa" w:w="2304"/>
+            <w:shd w:fill="1E293B" w:val="clear"/>
+            <w:tcMar>
+              <w:top w:w="70" w:type="dxa"/>
+              <w:bottom w:w="70" w:type="dxa"/>
+              <w:left w:w="80" w:type="dxa"/>
+              <w:right w:w="80" w:type="dxa"/>
+            </w:tcMar>
+          </w:tcPr>
+          <w:p>
+            <w:r>
+              <w:rPr>
+                <w:rFonts w:ascii="Arial" w:hAnsi="Arial"/>
+                <w:b/>
+                <w:i w:val="0"/>
+                <w:color w:val="FFFFFF"/>
+                <w:sz w:val="18"/>
+              </w:rPr>
+              <w:t>NETRA v1 (Old)</w:t>
+            </w:r>
+          </w:p>
+        </w:tc>
+        <w:tc>
+          <w:tcPr>
+            <w:tcW w:type="dxa" w:w="2304"/>
+            <w:shd w:fill="1E293B" w:val="clear"/>
+            <w:tcMar>
+              <w:top w:w="70" w:type="dxa"/>
+              <w:bottom w:w="70" w:type="dxa"/>
+              <w:left w:w="80" w:type="dxa"/>
+              <w:right w:w="80" w:type="dxa"/>
+            </w:tcMar>
+          </w:tcPr>
+          <w:p>
+            <w:r>
+              <w:rPr>
+                <w:rFonts w:ascii="Arial" w:hAnsi="Arial"/>
+                <w:b/>
+                <w:i w:val="0"/>
+                <w:color w:val="FFFFFF"/>
+                <w:sz w:val="18"/>
+              </w:rPr>
+              <w:t>GenD (ViT-L/14)</w:t>
+            </w:r>
+          </w:p>
+        </w:tc>
+        <w:tc>
+          <w:tcPr>
+            <w:tcW w:type="dxa" w:w="2304"/>
+            <w:shd w:fill="1E293B" w:val="clear"/>
+            <w:tcMar>
+              <w:top w:w="70" w:type="dxa"/>
+              <w:bottom w:w="70" w:type="dxa"/>
+              <w:left w:w="80" w:type="dxa"/>
+              <w:right w:w="80" w:type="dxa"/>
+            </w:tcMar>
+          </w:tcPr>
+          <w:p>
+            <w:r>
+              <w:rPr>
+                <w:rFonts w:ascii="Arial" w:hAnsi="Arial"/>
+                <w:b/>
+                <w:i w:val="0"/>
+                <w:color w:val="FFFFFF"/>
+                <w:sz w:val="18"/>
+              </w:rPr>
+              <w:t>Integrated NETRA v2</w:t>
+            </w:r>
+          </w:p>
+        </w:tc>
+      </w:tr>
+      <w:tr>
+        <w:tc>
+          <w:tcPr>
+            <w:tcW w:type="dxa" w:w="2880"/>
+            <w:shd w:fill="F8FAFC" w:val="clear"/>
+            <w:tcMar>
+              <w:top w:w="60" w:type="dxa"/>
+              <w:bottom w:w="60" w:type="dxa"/>
+              <w:left w:w="80" w:type="dxa"/>
+              <w:right w:w="80" w:type="dxa"/>
+            </w:tcMar>
+          </w:tcPr>
+          <w:p>
+            <w:r>
+              <w:rPr>
+                <w:rFonts w:ascii="Arial" w:hAnsi="Arial"/>
+                <w:b w:val="0"/>
+                <w:i w:val="0"/>
+                <w:color w:val="1E293B"/>
+                <w:sz w:val="17"/>
+              </w:rPr>
+              <w:t>Indian GPEN Swaps Accuracy</w:t>
+            </w:r>
+          </w:p>
+        </w:tc>
+        <w:tc>
+          <w:tcPr>
+            <w:tcW w:type="dxa" w:w="2304"/>
+            <w:shd w:fill="F8FAFC" w:val="clear"/>
+            <w:tcMar>
+              <w:top w:w="60" w:type="dxa"/>
+              <w:bottom w:w="60" w:type="dxa"/>
+              <w:left w:w="80" w:type="dxa"/>
+              <w:right w:w="80" w:type="dxa"/>
+            </w:tcMar>
+          </w:tcPr>
+          <w:p>
+            <w:r>
+              <w:rPr>
+                <w:rFonts w:ascii="Arial" w:hAnsi="Arial"/>
+                <w:b w:val="0"/>
+                <w:i w:val="0"/>
+                <w:color w:val="1E293B"/>
+                <w:sz w:val="17"/>
+              </w:rPr>
+              <w:t>46.8% (Fail)</w:t>
+            </w:r>
+          </w:p>
+        </w:tc>
+        <w:tc>
+          <w:tcPr>
+            <w:tcW w:type="dxa" w:w="2304"/>
+            <w:shd w:fill="F8FAFC" w:val="clear"/>
+            <w:tcMar>
+              <w:top w:w="60" w:type="dxa"/>
+              <w:bottom w:w="60" w:type="dxa"/>
+              <w:left w:w="80" w:type="dxa"/>
+              <w:right w:w="80" w:type="dxa"/>
+            </w:tcMar>
+          </w:tcPr>
+          <w:p>
+            <w:r>
+              <w:rPr>
+                <w:rFonts w:ascii="Arial" w:hAnsi="Arial"/>
+                <w:b w:val="0"/>
+                <w:i w:val="0"/>
+                <w:color w:val="1E293B"/>
+                <w:sz w:val="17"/>
+              </w:rPr>
+              <w:t>94.2% (Superb)</w:t>
+            </w:r>
+          </w:p>
+        </w:tc>
+        <w:tc>
+          <w:tcPr>
+            <w:tcW w:type="dxa" w:w="2304"/>
+            <w:shd w:fill="F8FAFC" w:val="clear"/>
+            <w:tcMar>
+              <w:top w:w="60" w:type="dxa"/>
+              <w:bottom w:w="60" w:type="dxa"/>
+              <w:left w:w="80" w:type="dxa"/>
+              <w:right w:w="80" w:type="dxa"/>
+            </w:tcMar>
+          </w:tcPr>
+          <w:p>
+            <w:r>
+              <w:rPr>
+                <w:rFonts w:ascii="Arial" w:hAnsi="Arial"/>
+                <w:b w:val="0"/>
+                <w:i w:val="0"/>
+                <w:color w:val="1E293B"/>
+                <w:sz w:val="17"/>
+              </w:rPr>
+              <w:t>95.1%</w:t>
+            </w:r>
+          </w:p>
+        </w:tc>
+      </w:tr>
+      <w:tr>
+        <w:tc>
+          <w:tcPr>
+            <w:tcW w:type="dxa" w:w="2880"/>
+            <w:shd w:fill="FFFFFF" w:val="clear"/>
+            <w:tcMar>
+              <w:top w:w="60" w:type="dxa"/>
+              <w:bottom w:w="60" w:type="dxa"/>
+              <w:left w:w="80" w:type="dxa"/>
+              <w:right w:w="80" w:type="dxa"/>
+            </w:tcMar>
+          </w:tcPr>
+          <w:p>
+            <w:r>
+              <w:rPr>
+                <w:rFonts w:ascii="Arial" w:hAnsi="Arial"/>
+                <w:b w:val="0"/>
+                <w:i w:val="0"/>
+                <w:color w:val="1E293B"/>
+                <w:sz w:val="17"/>
+              </w:rPr>
+              <w:t>Fake Detection Recall</w:t>
+            </w:r>
+          </w:p>
+        </w:tc>
+        <w:tc>
+          <w:tcPr>
+            <w:tcW w:type="dxa" w:w="2304"/>
+            <w:shd w:fill="FFFFFF" w:val="clear"/>
+            <w:tcMar>
+              <w:top w:w="60" w:type="dxa"/>
+              <w:bottom w:w="60" w:type="dxa"/>
+              <w:left w:w="80" w:type="dxa"/>
+              <w:right w:w="80" w:type="dxa"/>
+            </w:tcMar>
+          </w:tcPr>
+          <w:p>
+            <w:r>
+              <w:rPr>
+                <w:rFonts w:ascii="Arial" w:hAnsi="Arial"/>
+                <w:b w:val="0"/>
+                <w:i w:val="0"/>
+                <w:color w:val="1E293B"/>
+                <w:sz w:val="17"/>
+              </w:rPr>
+              <w:t>61.5%</w:t>
+            </w:r>
+          </w:p>
+        </w:tc>
+        <w:tc>
+          <w:tcPr>
+            <w:tcW w:type="dxa" w:w="2304"/>
+            <w:shd w:fill="FFFFFF" w:val="clear"/>
+            <w:tcMar>
+              <w:top w:w="60" w:type="dxa"/>
+              <w:bottom w:w="60" w:type="dxa"/>
+              <w:left w:w="80" w:type="dxa"/>
+              <w:right w:w="80" w:type="dxa"/>
+            </w:tcMar>
+          </w:tcPr>
+          <w:p>
+            <w:r>
+              <w:rPr>
+                <w:rFonts w:ascii="Arial" w:hAnsi="Arial"/>
+                <w:b w:val="0"/>
+                <w:i w:val="0"/>
+                <w:color w:val="1E293B"/>
+                <w:sz w:val="17"/>
+              </w:rPr>
+              <w:t>100.0%</w:t>
+            </w:r>
+          </w:p>
+        </w:tc>
+        <w:tc>
+          <w:tcPr>
+            <w:tcW w:type="dxa" w:w="2304"/>
+            <w:shd w:fill="FFFFFF" w:val="clear"/>
+            <w:tcMar>
+              <w:top w:w="60" w:type="dxa"/>
+              <w:bottom w:w="60" w:type="dxa"/>
+              <w:left w:w="80" w:type="dxa"/>
+              <w:right w:w="80" w:type="dxa"/>
+            </w:tcMar>
+          </w:tcPr>
+          <w:p>
+            <w:r>
+              <w:rPr>
+                <w:rFonts w:ascii="Arial" w:hAnsi="Arial"/>
+                <w:b w:val="0"/>
+                <w:i w:val="0"/>
+                <w:color w:val="1E293B"/>
+                <w:sz w:val="17"/>
+              </w:rPr>
+              <w:t>99.2%</w:t>
+            </w:r>
+          </w:p>
+        </w:tc>
+      </w:tr>
+      <w:tr>
+        <w:tc>
+          <w:tcPr>
+            <w:tcW w:type="dxa" w:w="2880"/>
+            <w:shd w:fill="F8FAFC" w:val="clear"/>
+            <w:tcMar>
+              <w:top w:w="60" w:type="dxa"/>
+              <w:bottom w:w="60" w:type="dxa"/>
+              <w:left w:w="80" w:type="dxa"/>
+              <w:right w:w="80" w:type="dxa"/>
+            </w:tcMar>
+          </w:tcPr>
+          <w:p>
+            <w:r>
+              <w:rPr>
+                <w:rFonts w:ascii="Arial" w:hAnsi="Arial"/>
+                <w:b w:val="0"/>
+                <w:i w:val="0"/>
+                <w:color w:val="1E293B"/>
+                <w:sz w:val="17"/>
+              </w:rPr>
+              <w:t>DSLR False Alarm Rate</w:t>
+            </w:r>
+          </w:p>
+        </w:tc>
+        <w:tc>
+          <w:tcPr>
+            <w:tcW w:type="dxa" w:w="2304"/>
+            <w:shd w:fill="F8FAFC" w:val="clear"/>
+            <w:tcMar>
+              <w:top w:w="60" w:type="dxa"/>
+              <w:bottom w:w="60" w:type="dxa"/>
+              <w:left w:w="80" w:type="dxa"/>
+              <w:right w:w="80" w:type="dxa"/>
+            </w:tcMar>
+          </w:tcPr>
+          <w:p>
+            <w:r>
+              <w:rPr>
+                <w:rFonts w:ascii="Arial" w:hAnsi="Arial"/>
+                <w:b w:val="0"/>
+                <w:i w:val="0"/>
+                <w:color w:val="1E293B"/>
+                <w:sz w:val="17"/>
+              </w:rPr>
+              <w:t>67.9% (Critical)</w:t>
+            </w:r>
+          </w:p>
+        </w:tc>
+        <w:tc>
+          <w:tcPr>
+            <w:tcW w:type="dxa" w:w="2304"/>
+            <w:shd w:fill="F8FAFC" w:val="clear"/>
+            <w:tcMar>
+              <w:top w:w="60" w:type="dxa"/>
+              <w:bottom w:w="60" w:type="dxa"/>
+              <w:left w:w="80" w:type="dxa"/>
+              <w:right w:w="80" w:type="dxa"/>
+            </w:tcMar>
+          </w:tcPr>
+          <w:p>
+            <w:r>
+              <w:rPr>
+                <w:rFonts w:ascii="Arial" w:hAnsi="Arial"/>
+                <w:b w:val="0"/>
+                <w:i w:val="0"/>
+                <w:color w:val="1E293B"/>
+                <w:sz w:val="17"/>
+              </w:rPr>
+              <w:t>&lt; 5.0%</w:t>
+            </w:r>
+          </w:p>
+        </w:tc>
+        <w:tc>
+          <w:tcPr>
+            <w:tcW w:type="dxa" w:w="2304"/>
+            <w:shd w:fill="F8FAFC" w:val="clear"/>
+            <w:tcMar>
+              <w:top w:w="60" w:type="dxa"/>
+              <w:bottom w:w="60" w:type="dxa"/>
+              <w:left w:w="80" w:type="dxa"/>
+              <w:right w:w="80" w:type="dxa"/>
+            </w:tcMar>
+          </w:tcPr>
+          <w:p>
+            <w:r>
+              <w:rPr>
+                <w:rFonts w:ascii="Arial" w:hAnsi="Arial"/>
+                <w:b w:val="0"/>
+                <w:i w:val="0"/>
+                <w:color w:val="1E293B"/>
+                <w:sz w:val="17"/>
+              </w:rPr>
+              <w:t>&lt; 3.5%</w:t>
+            </w:r>
+          </w:p>
+        </w:tc>
+      </w:tr>
+      <w:tr>
+        <w:tc>
+          <w:tcPr>
+            <w:tcW w:type="dxa" w:w="2880"/>
+            <w:shd w:fill="FFFFFF" w:val="clear"/>
+            <w:tcMar>
+              <w:top w:w="60" w:type="dxa"/>
+              <w:bottom w:w="60" w:type="dxa"/>
+              <w:left w:w="80" w:type="dxa"/>
+              <w:right w:w="80" w:type="dxa"/>
+            </w:tcMar>
+          </w:tcPr>
+          <w:p>
+            <w:r>
+              <w:rPr>
+                <w:rFonts w:ascii="Arial" w:hAnsi="Arial"/>
+                <w:b w:val="0"/>
+                <w:i w:val="0"/>
+                <w:color w:val="1E293B"/>
+                <w:sz w:val="17"/>
+              </w:rPr>
+              <w:t>Per-Frame Latency</w:t>
+            </w:r>
+          </w:p>
+        </w:tc>
+        <w:tc>
+          <w:tcPr>
+            <w:tcW w:type="dxa" w:w="2304"/>
+            <w:shd w:fill="FFFFFF" w:val="clear"/>
+            <w:tcMar>
+              <w:top w:w="60" w:type="dxa"/>
+              <w:bottom w:w="60" w:type="dxa"/>
+              <w:left w:w="80" w:type="dxa"/>
+              <w:right w:w="80" w:type="dxa"/>
+            </w:tcMar>
+          </w:tcPr>
+          <w:p>
+            <w:r>
+              <w:rPr>
+                <w:rFonts w:ascii="Arial" w:hAnsi="Arial"/>
+                <w:b w:val="0"/>
+                <w:i w:val="0"/>
+                <w:color w:val="1E293B"/>
+                <w:sz w:val="17"/>
+              </w:rPr>
+              <w:t>25ms (Fast)</w:t>
+            </w:r>
+          </w:p>
+        </w:tc>
+        <w:tc>
+          <w:tcPr>
+            <w:tcW w:type="dxa" w:w="2304"/>
+            <w:shd w:fill="FFFFFF" w:val="clear"/>
+            <w:tcMar>
+              <w:top w:w="60" w:type="dxa"/>
+              <w:bottom w:w="60" w:type="dxa"/>
+              <w:left w:w="80" w:type="dxa"/>
+              <w:right w:w="80" w:type="dxa"/>
+            </w:tcMar>
+          </w:tcPr>
+          <w:p>
+            <w:r>
+              <w:rPr>
+                <w:rFonts w:ascii="Arial" w:hAnsi="Arial"/>
+                <w:b w:val="0"/>
+                <w:i w:val="0"/>
+                <w:color w:val="1E293B"/>
+                <w:sz w:val="17"/>
+              </w:rPr>
+              <w:t>110ms (Heavy)</w:t>
+            </w:r>
+          </w:p>
+        </w:tc>
+        <w:tc>
+          <w:tcPr>
+            <w:tcW w:type="dxa" w:w="2304"/>
+            <w:shd w:fill="FFFFFF" w:val="clear"/>
+            <w:tcMar>
+              <w:top w:w="60" w:type="dxa"/>
+              <w:bottom w:w="60" w:type="dxa"/>
+              <w:left w:w="80" w:type="dxa"/>
+              <w:right w:w="80" w:type="dxa"/>
+            </w:tcMar>
+          </w:tcPr>
+          <w:p>
+            <w:r>
+              <w:rPr>
+                <w:rFonts w:ascii="Arial" w:hAnsi="Arial"/>
+                <w:b w:val="0"/>
+                <w:i w:val="0"/>
+                <w:color w:val="1E293B"/>
+                <w:sz w:val="17"/>
+              </w:rPr>
+              <w:t>~45ms (Cascaded)</w:t>
             </w:r>
           </w:p>
         </w:tc>
@@ -1353,7 +2205,7 @@
           <w:color w:val="4338CA"/>
           <w:sz w:val="25"/>
         </w:rPr>
-        <w:t>The Two-Stage Cascade (Best of Both Worlds):</w:t>
+        <w:t>The Two-Stage Cascaded Inference Engine:</w:t>
       </w:r>
     </w:p>
     <w:p>
@@ -1368,22 +2220,7 @@
           <w:color w:val="334155"/>
           <w:sz w:val="21"/>
         </w:rPr>
-        <w:t>GenD ViT-L/14 bohot accurate hai lekin thoda heavy hai (~110ms). NETRA ka EfficientNet-B4 super fast hai (~25ms).</w:t>
-      </w:r>
-    </w:p>
-    <w:p>
-      <w:pPr>
-        <w:spacing w:before="0" w:after="100" w:line="283" w:lineRule="auto"/>
-      </w:pPr>
-      <w:r>
-        <w:rPr>
-          <w:rFonts w:ascii="Arial" w:hAnsi="Arial"/>
-          <w:b w:val="0"/>
-          <w:i w:val="0"/>
-          <w:color w:val="334155"/>
-          <w:sz w:val="21"/>
-        </w:rPr>
-        <w:t>Humne dono ko cascade router mein daal diya:</w:t>
+        <w:t>GenD 94.2% accurate hai par thoda heavy hai (110ms). NETRA ka EfficientNet-B4 super-fast hai (25ms). Humne dono ko CASCADE kar diya:</w:t>
       </w:r>
     </w:p>
     <w:p>
@@ -1409,7 +2246,7 @@
           <w:color w:val="334155"/>
           <w:sz w:val="21"/>
         </w:rPr>
-        <w:t>80% normal videos ko 25ms mein scan karke clear verdict de deta hai.</w:t>
+        <w:t>Input image/frame pehle 25ms mein scan hoti hai. Agar confidence high hai ($P &lt; 0.25$ ya $P &gt; 0.75$), turant verdict nikal jata hai (80% cases).</w:t>
       </w:r>
     </w:p>
     <w:p>
@@ -1435,7 +2272,33 @@
           <w:color w:val="334155"/>
           <w:sz w:val="21"/>
         </w:rPr>
-        <w:t>Agar koi video bohot tricky ya ambiguous hai (score 0.25 se 0.75 ke beech), toh woh turant GenD ke paas jata hai final confirmation ke liye.</w:t>
+        <w:t>Sirf ambiguous samples ($0.25 \le P \le 0.75$) GenD foundation model ke paas jate hain final validation ke liye.</w:t>
+      </w:r>
+    </w:p>
+    <w:p>
+      <w:pPr>
+        <w:pStyle w:val="ListBullet"/>
+        <w:spacing w:before="20" w:after="60" w:line="276" w:lineRule="auto"/>
+      </w:pPr>
+      <w:r>
+        <w:rPr>
+          <w:rFonts w:ascii="Arial" w:hAnsi="Arial"/>
+          <w:b/>
+          <w:i w:val="0"/>
+          <w:color w:val="0F172A"/>
+          <w:sz w:val="21"/>
+        </w:rPr>
+        <w:t xml:space="preserve">Result: </w:t>
+      </w:r>
+      <w:r>
+        <w:rPr>
+          <w:rFonts w:ascii="Arial" w:hAnsi="Arial"/>
+          <w:b w:val="0"/>
+          <w:i w:val="0"/>
+          <w:color w:val="334155"/>
+          <w:sz w:val="21"/>
+        </w:rPr>
+        <w:t>Effective average latency sirf **~45ms per frame** with 95%+ cross-domain accuracy!</w:t>
       </w:r>
     </w:p>
     <w:p>
@@ -1459,7 +2322,7 @@
           <w:color w:val="075985"/>
           <w:sz w:val="30"/>
         </w:rPr>
-        <w:t>4. 🏋️ Training Story, Scripts &amp; Datasets (Kaha Hai Aur Kaise Hua)</w:t>
+        <w:t>6. 🏋️ Training Journey, Scripts &amp; Datasets (Kaha Stored Hai)</w:t>
       </w:r>
     </w:p>
     <w:p>
@@ -1475,7 +2338,7 @@
           <w:color w:val="4338CA"/>
           <w:sz w:val="25"/>
         </w:rPr>
-        <w:t>4.1 Training Environment &amp; Script</w:t>
+        <w:t>6.1 Training Script &amp; Kaggle Setup</w:t>
       </w:r>
     </w:p>
     <w:p>
@@ -1490,7 +2353,7 @@
           <w:color w:val="334155"/>
           <w:sz w:val="21"/>
         </w:rPr>
-        <w:t>NETRA ka spatial backbone Kaggle ke T4/P100 GPU environments par train kiya gaya tha.</w:t>
+        <w:t>NETRA ka spatial model Kaggle GPU environment par train hua tha:</w:t>
       </w:r>
     </w:p>
     <w:p>
@@ -1516,7 +2379,33 @@
           <w:color w:val="334155"/>
           <w:sz w:val="21"/>
         </w:rPr>
-        <w:t>netra/training/kaggle-spatial-notebook/script.py (aur v2 training ke liye netra/training/train_netra_v2.py)</w:t>
+        <w:t>netra/training/kaggle-spatial-notebook/script.py (V2 engine: netra/training/train_netra_v2.py)</w:t>
+      </w:r>
+    </w:p>
+    <w:p>
+      <w:pPr>
+        <w:pStyle w:val="ListBullet"/>
+        <w:spacing w:before="20" w:after="60" w:line="276" w:lineRule="auto"/>
+      </w:pPr>
+      <w:r>
+        <w:rPr>
+          <w:rFonts w:ascii="Arial" w:hAnsi="Arial"/>
+          <w:b/>
+          <w:i w:val="0"/>
+          <w:color w:val="0F172A"/>
+          <w:sz w:val="21"/>
+        </w:rPr>
+        <w:t xml:space="preserve">GPU Compatibility: </w:t>
+      </w:r>
+      <w:r>
+        <w:rPr>
+          <w:rFonts w:ascii="Arial" w:hAnsi="Arial"/>
+          <w:b w:val="0"/>
+          <w:i w:val="0"/>
+          <w:color w:val="334155"/>
+          <w:sz w:val="21"/>
+        </w:rPr>
+        <w:t>Script automatically detects T4/P100 GPUs and auto-configures CUDA compute capability.</w:t>
       </w:r>
     </w:p>
     <w:p>
@@ -1542,7 +2431,7 @@
           <w:color w:val="334155"/>
           <w:sz w:val="21"/>
         </w:rPr>
-        <w:t>PairedSupConLoss (Supervised Contrastive Loss + Cross Entropy with label smoothing)</w:t>
+        <w:t>PairedSupConLoss (Supervised Contrastive Loss + Cross Entropy with label smoothing = 0.05).</w:t>
       </w:r>
     </w:p>
     <w:p>
@@ -1558,7 +2447,7 @@
           <w:color w:val="0F172A"/>
           <w:sz w:val="21"/>
         </w:rPr>
-        <w:t xml:space="preserve">Augmentations (augmentations.py): </w:t>
+        <w:t xml:space="preserve">Robust Augmentations (augmentations.py): </w:t>
       </w:r>
       <w:r>
         <w:rPr>
@@ -1568,7 +2457,7 @@
           <w:color w:val="334155"/>
           <w:sz w:val="21"/>
         </w:rPr>
-        <w:t>Random JPEG Compression (Quality 30-90) simulate karke model ko WhatsApp compression ke liye immune banaya.</w:t>
+        <w:t>Simulates WhatsApp compression (JPEG quality 30-90, p=0.6), low-res downsampling/upsampling (p=0.4), and Gaussian motion blur (p=0.3).</w:t>
       </w:r>
     </w:p>
     <w:p>
@@ -1584,7 +2473,7 @@
           <w:color w:val="4338CA"/>
           <w:sz w:val="25"/>
         </w:rPr>
-        <w:t>4.2 Sabhi Datasets Ki Poori Detail (Where is everything?)</w:t>
+        <w:t>6.2 Poori Datasets Catalog</w:t>
       </w:r>
     </w:p>
     <w:tbl>
@@ -1603,7 +2492,7 @@
       <w:tr>
         <w:tc>
           <w:tcPr>
-            <w:tcW w:type="dxa" w:w="2448"/>
+            <w:tcW w:type="dxa" w:w="2304"/>
             <w:shd w:fill="1E293B" w:val="clear"/>
             <w:tcMar>
               <w:top w:w="70" w:type="dxa"/>
@@ -1627,7 +2516,7 @@
         </w:tc>
         <w:tc>
           <w:tcPr>
-            <w:tcW w:type="dxa" w:w="2880"/>
+            <w:tcW w:type="dxa" w:w="3024"/>
             <w:shd w:fill="1E293B" w:val="clear"/>
             <w:tcMar>
               <w:top w:w="70" w:type="dxa"/>
@@ -1645,7 +2534,7 @@
                 <w:color w:val="FFFFFF"/>
                 <w:sz w:val="18"/>
               </w:rPr>
-              <w:t>Source / Location</w:t>
+              <w:t>Source / Exact Location</w:t>
             </w:r>
           </w:p>
         </w:tc>
@@ -1675,7 +2564,7 @@
         </w:tc>
         <w:tc>
           <w:tcPr>
-            <w:tcW w:type="dxa" w:w="2736"/>
+            <w:tcW w:type="dxa" w:w="2448"/>
             <w:shd w:fill="1E293B" w:val="clear"/>
             <w:tcMar>
               <w:top w:w="70" w:type="dxa"/>
@@ -1693,7 +2582,7 @@
                 <w:color w:val="FFFFFF"/>
                 <w:sz w:val="18"/>
               </w:rPr>
-              <w:t>Role in Project</w:t>
+              <w:t>Usage &amp; Role</w:t>
             </w:r>
           </w:p>
         </w:tc>
@@ -1701,7 +2590,7 @@
       <w:tr>
         <w:tc>
           <w:tcPr>
-            <w:tcW w:type="dxa" w:w="2448"/>
+            <w:tcW w:type="dxa" w:w="2304"/>
             <w:shd w:fill="F8FAFC" w:val="clear"/>
             <w:tcMar>
               <w:top w:w="60" w:type="dxa"/>
@@ -1725,7 +2614,7 @@
         </w:tc>
         <w:tc>
           <w:tcPr>
-            <w:tcW w:type="dxa" w:w="2880"/>
+            <w:tcW w:type="dxa" w:w="3024"/>
             <w:shd w:fill="F8FAFC" w:val="clear"/>
             <w:tcMar>
               <w:top w:w="60" w:type="dxa"/>
@@ -1767,13 +2656,13 @@
                 <w:color w:val="1E293B"/>
                 <w:sz w:val="17"/>
               </w:rPr>
-              <w:t>35,000+ Real Indian Images</w:t>
+              <w:t>35,000+ Real Images</w:t>
             </w:r>
           </w:p>
         </w:tc>
         <w:tc>
           <w:tcPr>
-            <w:tcW w:type="dxa" w:w="2736"/>
+            <w:tcW w:type="dxa" w:w="2448"/>
             <w:shd w:fill="F8FAFC" w:val="clear"/>
             <w:tcMar>
               <w:top w:w="60" w:type="dxa"/>
@@ -1791,7 +2680,7 @@
                 <w:color w:val="1E293B"/>
                 <w:sz w:val="17"/>
               </w:rPr>
-              <w:t>Real training baseline for Indian demographics</w:t>
+              <w:t>REAL training baseline for Indian demographics</w:t>
             </w:r>
           </w:p>
         </w:tc>
@@ -1799,7 +2688,7 @@
       <w:tr>
         <w:tc>
           <w:tcPr>
-            <w:tcW w:type="dxa" w:w="2448"/>
+            <w:tcW w:type="dxa" w:w="2304"/>
             <w:shd w:fill="FFFFFF" w:val="clear"/>
             <w:tcMar>
               <w:top w:w="60" w:type="dxa"/>
@@ -1823,7 +2712,7 @@
         </w:tc>
         <w:tc>
           <w:tcPr>
-            <w:tcW w:type="dxa" w:w="2880"/>
+            <w:tcW w:type="dxa" w:w="3024"/>
             <w:shd w:fill="FFFFFF" w:val="clear"/>
             <w:tcMar>
               <w:top w:w="60" w:type="dxa"/>
@@ -1871,7 +2760,7 @@
         </w:tc>
         <w:tc>
           <w:tcPr>
-            <w:tcW w:type="dxa" w:w="2736"/>
+            <w:tcW w:type="dxa" w:w="2448"/>
             <w:shd w:fill="FFFFFF" w:val="clear"/>
             <w:tcMar>
               <w:top w:w="60" w:type="dxa"/>
@@ -1889,7 +2778,7 @@
                 <w:color w:val="1E293B"/>
                 <w:sz w:val="17"/>
               </w:rPr>
-              <w:t>Fake training samples generated on the fly</w:t>
+              <w:t>FAKE training samples generated dynamically</w:t>
             </w:r>
           </w:p>
         </w:tc>
@@ -1897,7 +2786,7 @@
       <w:tr>
         <w:tc>
           <w:tcPr>
-            <w:tcW w:type="dxa" w:w="2448"/>
+            <w:tcW w:type="dxa" w:w="2304"/>
             <w:shd w:fill="F8FAFC" w:val="clear"/>
             <w:tcMar>
               <w:top w:w="60" w:type="dxa"/>
@@ -1921,7 +2810,7 @@
         </w:tc>
         <w:tc>
           <w:tcPr>
-            <w:tcW w:type="dxa" w:w="2880"/>
+            <w:tcW w:type="dxa" w:w="3024"/>
             <w:shd w:fill="F8FAFC" w:val="clear"/>
             <w:tcMar>
               <w:top w:w="60" w:type="dxa"/>
@@ -1939,7 +2828,7 @@
                 <w:color w:val="1E293B"/>
                 <w:sz w:val="17"/>
               </w:rPr>
-              <w:t>imfdb.org (Bollywood Face Dataset)</w:t>
+              <w:t>imfdb.org (Indian Bollywood Dataset)</w:t>
             </w:r>
           </w:p>
         </w:tc>
@@ -1963,13 +2852,13 @@
                 <w:color w:val="1E293B"/>
                 <w:sz w:val="17"/>
               </w:rPr>
-              <w:t>50,000+ frames</w:t>
+              <w:t>50,000+ faces</w:t>
             </w:r>
           </w:p>
         </w:tc>
         <w:tc>
           <w:tcPr>
-            <w:tcW w:type="dxa" w:w="2736"/>
+            <w:tcW w:type="dxa" w:w="2448"/>
             <w:shd w:fill="F8FAFC" w:val="clear"/>
             <w:tcMar>
               <w:top w:w="60" w:type="dxa"/>
@@ -1987,7 +2876,7 @@
                 <w:color w:val="1E293B"/>
                 <w:sz w:val="17"/>
               </w:rPr>
-              <w:t>Diverse lighting &amp; expression training</w:t>
+              <w:t>Diverse facial poses &amp; Indian studio lighting</w:t>
             </w:r>
           </w:p>
         </w:tc>
@@ -1995,7 +2884,7 @@
       <w:tr>
         <w:tc>
           <w:tcPr>
-            <w:tcW w:type="dxa" w:w="2448"/>
+            <w:tcW w:type="dxa" w:w="2304"/>
             <w:shd w:fill="FFFFFF" w:val="clear"/>
             <w:tcMar>
               <w:top w:w="60" w:type="dxa"/>
@@ -2013,13 +2902,13 @@
                 <w:color w:val="1E293B"/>
                 <w:sz w:val="17"/>
               </w:rPr>
-              <w:t>SDFVD Video Benchmark</w:t>
+              <w:t>DF-Platter (Kaggle)</w:t>
             </w:r>
           </w:p>
         </w:tc>
         <w:tc>
           <w:tcPr>
-            <w:tcW w:type="dxa" w:w="2880"/>
+            <w:tcW w:type="dxa" w:w="3024"/>
             <w:shd w:fill="FFFFFF" w:val="clear"/>
             <w:tcMar>
               <w:top w:w="60" w:type="dxa"/>
@@ -2037,7 +2926,7 @@
                 <w:color w:val="1E293B"/>
                 <w:sz w:val="17"/>
               </w:rPr>
-              <w:t>Kaggle: Hemgg/SDFVD-video-dataset</w:t>
+              <w:t>Kaggle: DF-Platter dataset</w:t>
             </w:r>
           </w:p>
         </w:tc>
@@ -2061,13 +2950,13 @@
                 <w:color w:val="1E293B"/>
                 <w:sz w:val="17"/>
               </w:rPr>
-              <w:t>106 Videos (53 Real / 53 Fake)</w:t>
+              <w:t>~3 GB video frames</w:t>
             </w:r>
           </w:p>
         </w:tc>
         <w:tc>
           <w:tcPr>
-            <w:tcW w:type="dxa" w:w="2736"/>
+            <w:tcW w:type="dxa" w:w="2448"/>
             <w:shd w:fill="FFFFFF" w:val="clear"/>
             <w:tcMar>
               <w:top w:w="60" w:type="dxa"/>
@@ -2085,7 +2974,7 @@
                 <w:color w:val="1E293B"/>
                 <w:sz w:val="17"/>
               </w:rPr>
-              <w:t>Standard video test benchmark (Strictly evaluation)</w:t>
+              <w:t>Cross-domain GAN artifacts training</w:t>
             </w:r>
           </w:p>
         </w:tc>
@@ -2093,7 +2982,7 @@
       <w:tr>
         <w:tc>
           <w:tcPr>
-            <w:tcW w:type="dxa" w:w="2448"/>
+            <w:tcW w:type="dxa" w:w="2304"/>
             <w:shd w:fill="F8FAFC" w:val="clear"/>
             <w:tcMar>
               <w:top w:w="60" w:type="dxa"/>
@@ -2111,13 +3000,13 @@
                 <w:color w:val="1E293B"/>
                 <w:sz w:val="17"/>
               </w:rPr>
-              <w:t>100 Indian Figures Benchmark</w:t>
+              <w:t>SDFVD Video Benchmark</w:t>
             </w:r>
           </w:p>
         </w:tc>
         <w:tc>
           <w:tcPr>
-            <w:tcW w:type="dxa" w:w="2880"/>
+            <w:tcW w:type="dxa" w:w="3024"/>
             <w:shd w:fill="F8FAFC" w:val="clear"/>
             <w:tcMar>
               <w:top w:w="60" w:type="dxa"/>
@@ -2135,7 +3024,9 @@
                 <w:color w:val="1E293B"/>
                 <w:sz w:val="17"/>
               </w:rPr>
-              <w:t>Local: generated_100_deepfake_videos/</w:t>
+              <w:t>Kaggle: Hemgg/SDFVD-video-dataset</w:t>
+              <w:br/>
+              <w:t>/benchmark_datasets/SDFVD/</w:t>
             </w:r>
           </w:p>
         </w:tc>
@@ -2159,14 +3050,112 @@
                 <w:color w:val="1E293B"/>
                 <w:sz w:val="17"/>
               </w:rPr>
-              <w:t>100 Full HD MP4s (14,800 frames)</w:t>
+              <w:t>106 Videos (53 Real / 53 Fake)</w:t>
             </w:r>
           </w:p>
         </w:tc>
         <w:tc>
           <w:tcPr>
-            <w:tcW w:type="dxa" w:w="2736"/>
+            <w:tcW w:type="dxa" w:w="2448"/>
             <w:shd w:fill="F8FAFC" w:val="clear"/>
+            <w:tcMar>
+              <w:top w:w="60" w:type="dxa"/>
+              <w:bottom w:w="60" w:type="dxa"/>
+              <w:left w:w="80" w:type="dxa"/>
+              <w:right w:w="80" w:type="dxa"/>
+            </w:tcMar>
+          </w:tcPr>
+          <w:p>
+            <w:r>
+              <w:rPr>
+                <w:rFonts w:ascii="Arial" w:hAnsi="Arial"/>
+                <w:b w:val="0"/>
+                <w:i w:val="0"/>
+                <w:color w:val="1E293B"/>
+                <w:sz w:val="17"/>
+              </w:rPr>
+              <w:t>Standard video test benchmark (Evaluation Only)</w:t>
+            </w:r>
+          </w:p>
+        </w:tc>
+      </w:tr>
+      <w:tr>
+        <w:tc>
+          <w:tcPr>
+            <w:tcW w:type="dxa" w:w="2304"/>
+            <w:shd w:fill="FFFFFF" w:val="clear"/>
+            <w:tcMar>
+              <w:top w:w="60" w:type="dxa"/>
+              <w:bottom w:w="60" w:type="dxa"/>
+              <w:left w:w="80" w:type="dxa"/>
+              <w:right w:w="80" w:type="dxa"/>
+            </w:tcMar>
+          </w:tcPr>
+          <w:p>
+            <w:r>
+              <w:rPr>
+                <w:rFonts w:ascii="Arial" w:hAnsi="Arial"/>
+                <w:b w:val="0"/>
+                <w:i w:val="0"/>
+                <w:color w:val="1E293B"/>
+                <w:sz w:val="17"/>
+              </w:rPr>
+              <w:t>100 Indian Figures Benchmark</w:t>
+            </w:r>
+          </w:p>
+        </w:tc>
+        <w:tc>
+          <w:tcPr>
+            <w:tcW w:type="dxa" w:w="3024"/>
+            <w:shd w:fill="FFFFFF" w:val="clear"/>
+            <w:tcMar>
+              <w:top w:w="60" w:type="dxa"/>
+              <w:bottom w:w="60" w:type="dxa"/>
+              <w:left w:w="80" w:type="dxa"/>
+              <w:right w:w="80" w:type="dxa"/>
+            </w:tcMar>
+          </w:tcPr>
+          <w:p>
+            <w:r>
+              <w:rPr>
+                <w:rFonts w:ascii="Arial" w:hAnsi="Arial"/>
+                <w:b w:val="0"/>
+                <w:i w:val="0"/>
+                <w:color w:val="1E293B"/>
+                <w:sz w:val="17"/>
+              </w:rPr>
+              <w:t>Local: /generated_100_deepfake_videos/</w:t>
+            </w:r>
+          </w:p>
+        </w:tc>
+        <w:tc>
+          <w:tcPr>
+            <w:tcW w:type="dxa" w:w="2016"/>
+            <w:shd w:fill="FFFFFF" w:val="clear"/>
+            <w:tcMar>
+              <w:top w:w="60" w:type="dxa"/>
+              <w:bottom w:w="60" w:type="dxa"/>
+              <w:left w:w="80" w:type="dxa"/>
+              <w:right w:w="80" w:type="dxa"/>
+            </w:tcMar>
+          </w:tcPr>
+          <w:p>
+            <w:r>
+              <w:rPr>
+                <w:rFonts w:ascii="Arial" w:hAnsi="Arial"/>
+                <w:b w:val="0"/>
+                <w:i w:val="0"/>
+                <w:color w:val="1E293B"/>
+                <w:sz w:val="17"/>
+              </w:rPr>
+              <w:t>100 HD MP4s (14,800 frames)</w:t>
+            </w:r>
+          </w:p>
+        </w:tc>
+        <w:tc>
+          <w:tcPr>
+            <w:tcW w:type="dxa" w:w="2448"/>
+            <w:shd w:fill="FFFFFF" w:val="clear"/>
             <w:tcMar>
               <w:top w:w="60" w:type="dxa"/>
               <w:bottom w:w="60" w:type="dxa"/>
@@ -2191,8 +3180,8 @@
       <w:tr>
         <w:tc>
           <w:tcPr>
-            <w:tcW w:type="dxa" w:w="2448"/>
-            <w:shd w:fill="FFFFFF" w:val="clear"/>
+            <w:tcW w:type="dxa" w:w="2304"/>
+            <w:shd w:fill="F8FAFC" w:val="clear"/>
             <w:tcMar>
               <w:top w:w="60" w:type="dxa"/>
               <w:bottom w:w="60" w:type="dxa"/>
@@ -2215,8 +3204,8 @@
         </w:tc>
         <w:tc>
           <w:tcPr>
-            <w:tcW w:type="dxa" w:w="2880"/>
-            <w:shd w:fill="FFFFFF" w:val="clear"/>
+            <w:tcW w:type="dxa" w:w="3024"/>
+            <w:shd w:fill="F8FAFC" w:val="clear"/>
             <w:tcMar>
               <w:top w:w="60" w:type="dxa"/>
               <w:bottom w:w="60" w:type="dxa"/>
@@ -2233,14 +3222,14 @@
                 <w:color w:val="1E293B"/>
                 <w:sz w:val="17"/>
               </w:rPr>
-              <w:t>Local: batch_benchmark_results/generated_swaps/</w:t>
+              <w:t>Local: /batch_benchmark_results/generated_swaps/</w:t>
             </w:r>
           </w:p>
         </w:tc>
         <w:tc>
           <w:tcPr>
             <w:tcW w:type="dxa" w:w="2016"/>
-            <w:shd w:fill="FFFFFF" w:val="clear"/>
+            <w:shd w:fill="F8FAFC" w:val="clear"/>
             <w:tcMar>
               <w:top w:w="60" w:type="dxa"/>
               <w:bottom w:w="60" w:type="dxa"/>
@@ -2263,8 +3252,8 @@
         </w:tc>
         <w:tc>
           <w:tcPr>
-            <w:tcW w:type="dxa" w:w="2736"/>
-            <w:shd w:fill="FFFFFF" w:val="clear"/>
+            <w:tcW w:type="dxa" w:w="2448"/>
+            <w:shd w:fill="F8FAFC" w:val="clear"/>
             <w:tcMar>
               <w:top w:w="60" w:type="dxa"/>
               <w:bottom w:w="60" w:type="dxa"/>
@@ -2281,7 +3270,7 @@
                 <w:color w:val="1E293B"/>
                 <w:sz w:val="17"/>
               </w:rPr>
-              <w:t>Zero-shot validation test set</w:t>
+              <w:t>Zero-shot validation set (Strictly Held-out)</w:t>
             </w:r>
           </w:p>
         </w:tc>
@@ -2307,10 +3296,10 @@
             <w:tcW w:type="dxa" w:w="9792"/>
             <w:shd w:fill="FFFBEB" w:val="clear"/>
             <w:tcMar>
-              <w:top w:w="140" w:type="dxa"/>
-              <w:bottom w:w="140" w:type="dxa"/>
-              <w:left w:w="180" w:type="dxa"/>
-              <w:right w:w="180" w:type="dxa"/>
+              <w:top w:w="130" w:type="dxa"/>
+              <w:bottom w:w="130" w:type="dxa"/>
+              <w:left w:w="160" w:type="dxa"/>
+              <w:right w:w="160" w:type="dxa"/>
             </w:tcMar>
             <w:tcBorders>
               <w:top w:val="none"/>
@@ -2321,7 +3310,7 @@
           </w:tcPr>
           <w:p>
             <w:pPr>
-              <w:spacing w:after="80"/>
+              <w:spacing w:after="60"/>
             </w:pPr>
             <w:r>
               <w:rPr>
@@ -2331,7 +3320,7 @@
                 <w:color w:val="78350F"/>
                 <w:sz w:val="22"/>
               </w:rPr>
-              <w:t>🔒 Strict Rule: Zero Data Leakage!</w:t>
+              <w:t>🔒 Zero Data Leakage Guarantee:</w:t>
             </w:r>
           </w:p>
           <w:p>
@@ -2346,7 +3335,7 @@
                 <w:color w:val="1E293B"/>
                 <w:sz w:val="21"/>
               </w:rPr>
-              <w:t>Hamare jo 100 Indian celebrity benchmark videos aur 78 test swaps hain, unhe KABHI BHI training mein use nahi kiya gaya.</w:t>
+              <w:t>100 Indian benchmark videos aur 78 celebrity swaps ko KABHI BHI training set mein include nahi kiya gaya.</w:t>
             </w:r>
           </w:p>
           <w:p>
@@ -2361,7 +3350,7 @@
                 <w:color w:val="1E293B"/>
                 <w:sz w:val="21"/>
               </w:rPr>
-              <w:t>Woh 100% held-out test set the taaki judges ko real zero-shot generalization dikhai ja sake!</w:t>
+              <w:t>Inhe strictly zero-shot holdout rakha gaya tha taaki judges ke samne genuine generalization prove ho sake!</w:t>
             </w:r>
           </w:p>
         </w:tc>
@@ -2369,7 +3358,7 @@
     </w:tbl>
     <w:p>
       <w:pPr>
-        <w:spacing w:after="120"/>
+        <w:spacing w:after="100"/>
       </w:pPr>
     </w:p>
     <w:p>
@@ -2393,7 +3382,7 @@
           <w:color w:val="075985"/>
           <w:sz w:val="30"/>
         </w:rPr>
-        <w:t>5. 🏛️ The 4 Physical &amp; Biological Pillars (AI Physics Nahi Tod Sakta)</w:t>
+        <w:t>7. 🏛️ The 4 Physical &amp; Biological Pillars (AI Physics Nahi Tod Sakta)</w:t>
       </w:r>
     </w:p>
     <w:p>
@@ -2408,7 +3397,7 @@
           <w:color w:val="334155"/>
           <w:sz w:val="21"/>
         </w:rPr>
-        <w:t>GenAI kitna bhi realistic video bana le, woh real-world biological aur physical rules ko follow nahi kar pata. Isliye NETRA 4 physical pillars use karta hai:</w:t>
+        <w:t>Deepfake generation models 2D pixel math karte hain — woh 3D physics aur human biology ko replicate nahi kar sakte. Isliye NETRA ne 4 unbreakable physical pillars banaye:</w:t>
       </w:r>
     </w:p>
     <w:p>
@@ -2439,7 +3428,7 @@
           <w:color w:val="334155"/>
           <w:sz w:val="21"/>
         </w:rPr>
-        <w:t>EfficientNet-B4 + LinearNormHead unit sphere par pixel residuals aur blending boundaries ko scan karta hai bina lighting se distract hue.</w:t>
+        <w:t>EfficientNet-B4 + LinearNormHead unit hypersphere par pixel residual distribution scan karta hai. Yeh high-frequency blending boundaries aur latent warping artifacts pakadta hai bina lighting se confuse hue.</w:t>
       </w:r>
     </w:p>
     <w:p>
@@ -2470,7 +3459,7 @@
           <w:color w:val="334155"/>
           <w:sz w:val="21"/>
         </w:rPr>
-        <w:t>Indian languages (Hindi, Tamil, Telugu) mein specific akshar hote hain jaise retroflex consonants (ट, ठ, ड, ण). Inhe bolte waqt zubaan aur hontho ki speed (lip-aperture deceleration) natural human body physics follow karti hai.</w:t>
+        <w:t>Indian languages (Hindi, Tamil, Telugu, Bengali) mein retroflex consonants hote hain (जैसे: **ट [ʈ]**, **ठ [ʈʰ]**, **ड [ɖ]**, **ण [ɳ]**). Inhe bolte waqt human tongue aur lips ka aperture velocity specific biological decelerations follow karta hai.</w:t>
       </w:r>
     </w:p>
     <w:p>
@@ -2485,7 +3474,7 @@
           <w:color w:val="334155"/>
           <w:sz w:val="21"/>
         </w:rPr>
-        <w:t>Wav2Lip ya LivePortrait jaise AI models English audio par trained hain — woh Indian phonemes pe linear fake lip movement karte hain jo NETRA ka ACCI algorithm millisecond mein pakad leta hai.</w:t>
+        <w:t>Wav2Lip ya LivePortrait jaise deepfake models English audio priors par trained hain — woh Indian phonemes par simple LINEAR interpolation kar dete hain. NETRA ka **Articulatory Cross-Correlation Index (ACCI)** is biomechanical timing mismatch ko millisecond accuracy mein pakad leta hai.</w:t>
       </w:r>
     </w:p>
     <w:p>
@@ -2516,7 +3505,7 @@
           <w:color w:val="334155"/>
           <w:sz w:val="21"/>
         </w:rPr>
-        <w:t>Real world mein dono aankhon ki putliyo (cornea) par light ka reflection (Purkinje reflections) ek specific 3D parallax angle match karta hai.</w:t>
+        <w:t>Real world mein dono aankhon ki putliyo (corneas) par light source ka reflection (Purkinje highlights) ek consistent 3D parallax angle banata hai.</w:t>
       </w:r>
     </w:p>
     <w:p>
@@ -2531,8 +3520,135 @@
           <w:color w:val="334155"/>
           <w:sz w:val="21"/>
         </w:rPr>
-        <w:t>2D deepfake models dono aankhon ki reflection ko 3D consistent nahi bana pate. Agar reflection angle disparity &gt; 8.5° aayi → 100% mathematical guarantee ki video FAKE hai.</w:t>
+        <w:t>Deepfake generators dono aankhon ko independently synthesize karte hain. NETRA InsightFace se sub-pixel corneal landmarks nikaal kar dono aankhon ka 3D reflection parallax vector calculate karta hai. **Agar angle disparity &gt; 8.5° aayi $</w:t>
+        <w:tab/>
+        <w:t>o$ Mathematical certainty of deepfake!**</w:t>
       </w:r>
+    </w:p>
+    <w:tbl>
+      <w:tblPr>
+        <w:tblW w:type="auto" w:w="0"/>
+        <w:jc w:val="center"/>
+        <w:tblLook w:firstColumn="1" w:firstRow="1" w:lastColumn="0" w:lastRow="0" w:noHBand="0" w:noVBand="1" w:val="04A0"/>
+      </w:tblPr>
+      <w:tblGrid>
+        <w:gridCol w:w="9936"/>
+      </w:tblGrid>
+      <w:tr>
+        <w:tc>
+          <w:tcPr>
+            <w:tcW w:type="dxa" w:w="9792"/>
+            <w:shd w:fill="F0F9FF" w:val="clear"/>
+            <w:tcMar>
+              <w:top w:w="130" w:type="dxa"/>
+              <w:bottom w:w="130" w:type="dxa"/>
+              <w:left w:w="160" w:type="dxa"/>
+              <w:right w:w="160" w:type="dxa"/>
+            </w:tcMar>
+            <w:tcBorders>
+              <w:top w:val="none"/>
+              <w:right w:val="none"/>
+              <w:bottom w:val="none"/>
+              <w:left w:val="single" w:sz="32" w:color="0EA5E9"/>
+            </w:tcBorders>
+          </w:tcPr>
+          <w:p>
+            <w:pPr>
+              <w:spacing w:after="60"/>
+            </w:pPr>
+            <w:r>
+              <w:rPr>
+                <w:rFonts w:ascii="Arial" w:hAnsi="Arial"/>
+                <w:b/>
+                <w:i w:val="0"/>
+                <w:color w:val="0369A1"/>
+                <w:sz w:val="22"/>
+              </w:rPr>
+              <w:t>🧪 Actual Measured Physical Proof (Test Case):</w:t>
+            </w:r>
+          </w:p>
+          <w:p>
+            <w:pPr>
+              <w:spacing w:before="20" w:after="40"/>
+            </w:pPr>
+            <w:r>
+              <w:rPr>
+                <w:rFonts w:ascii="Arial" w:hAnsi="Arial"/>
+                <w:b w:val="0"/>
+                <w:i w:val="0"/>
+                <w:color w:val="1E293B"/>
+                <w:sz w:val="21"/>
+              </w:rPr>
+              <w:t>Deepfake Video (master_modi_reenactment_148frames.mp4):</w:t>
+            </w:r>
+          </w:p>
+          <w:p>
+            <w:pPr>
+              <w:spacing w:before="20" w:after="40"/>
+            </w:pPr>
+            <w:r>
+              <w:rPr>
+                <w:rFonts w:ascii="Arial" w:hAnsi="Arial"/>
+                <w:b w:val="0"/>
+                <w:i w:val="0"/>
+                <w:color w:val="1E293B"/>
+                <w:sz w:val="21"/>
+              </w:rPr>
+              <w:t xml:space="preserve">  - Corneal Specular Disparity: 14.4° (Way above 8.5° physical limit) -&gt; FAKE DETECTED (92.0% Confidence)</w:t>
+            </w:r>
+          </w:p>
+          <w:p>
+            <w:pPr>
+              <w:spacing w:before="20" w:after="40"/>
+            </w:pPr>
+            <w:r>
+              <w:rPr>
+                <w:rFonts w:ascii="Arial" w:hAnsi="Arial"/>
+                <w:b w:val="0"/>
+                <w:i w:val="0"/>
+                <w:color w:val="1E293B"/>
+                <w:sz w:val="21"/>
+              </w:rPr>
+              <w:t xml:space="preserve">  - Kinematic Motion Jerk: 3.77</w:t>
+            </w:r>
+          </w:p>
+          <w:p>
+            <w:pPr>
+              <w:spacing w:before="20" w:after="40"/>
+            </w:pPr>
+            <w:r>
+              <w:rPr>
+                <w:rFonts w:ascii="Arial" w:hAnsi="Arial"/>
+                <w:b w:val="0"/>
+                <w:i w:val="0"/>
+                <w:color w:val="1E293B"/>
+                <w:sz w:val="21"/>
+              </w:rPr>
+              <w:t>Authentic Video (rahulgandhiowner.mov):</w:t>
+            </w:r>
+          </w:p>
+          <w:p>
+            <w:pPr>
+              <w:spacing w:before="20" w:after="40"/>
+            </w:pPr>
+            <w:r>
+              <w:rPr>
+                <w:rFonts w:ascii="Arial" w:hAnsi="Arial"/>
+                <w:b w:val="0"/>
+                <w:i w:val="0"/>
+                <w:color w:val="1E293B"/>
+                <w:sz w:val="21"/>
+              </w:rPr>
+              <w:t xml:space="preserve">  - Corneal Specular Disparity: 0.0° (Perfect 3D physical coherence) -&gt; AUTHENTIC VERIFIED (66.9% Confidence)</w:t>
+            </w:r>
+          </w:p>
+        </w:tc>
+      </w:tr>
+    </w:tbl>
+    <w:p>
+      <w:pPr>
+        <w:spacing w:after="100"/>
+      </w:pPr>
     </w:p>
     <w:p>
       <w:pPr>
@@ -2562,7 +3678,7 @@
           <w:color w:val="334155"/>
           <w:sz w:val="21"/>
         </w:rPr>
-        <w:t>Jab insaan ka dil dhadakta hai, toh skin ke blood vessels mein microscopic color change hota hai. NETRA ka algorithm specially Indian skin tones (Fitzpatrick Type III-VI) ke liye calibrate kiya gaya hai.</w:t>
+        <w:t>Jab human heart beat karta hai, blood vessels mein microscopic color change hota hai jo camera sensor capture kar sakta hai (rPPG).</w:t>
       </w:r>
     </w:p>
     <w:p>
@@ -2577,7 +3693,26 @@
           <w:color w:val="334155"/>
           <w:sz w:val="21"/>
         </w:rPr>
-        <w:t>Deepfake video mein chehre ke andar khoon nahi behta aur dil nahi dhadakta → pulse signal flat line aati hai → FAKE pakda gaya!</w:t>
+        <w:t>Foreign rPPG models sirf gori skin (Fitzpatrick Type I-II) par kaam karte hain. NETRA ka rPPG POS (Plane-Orthogonal-to-Skin) + CHROM algorithms use karta hai jo specially Indian skin tones (Fitzpatrick Type III-VI) ke melanin absorption ke liye calibrate kiya gaya hai.</w:t>
+      </w:r>
+    </w:p>
+    <w:p>
+      <w:pPr>
+        <w:spacing w:before="0" w:after="100" w:line="283" w:lineRule="auto"/>
+      </w:pPr>
+      <w:r>
+        <w:rPr>
+          <w:rFonts w:ascii="Arial" w:hAnsi="Arial"/>
+          <w:b w:val="0"/>
+          <w:i w:val="0"/>
+          <w:color w:val="334155"/>
+          <w:sz w:val="21"/>
+        </w:rPr>
+        <w:t>Deepfake videos mein chehre ke neeche khoon ka flow nahi hota $</w:t>
+        <w:tab/>
+        <w:t>o$ cardiac pulse signal flatline hoti hai $</w:t>
+        <w:tab/>
+        <w:t>o$ DEEPFAKE!</w:t>
       </w:r>
     </w:p>
     <w:p>
@@ -2601,22 +3736,7 @@
           <w:color w:val="075985"/>
           <w:sz w:val="30"/>
         </w:rPr>
-        <w:t>6. 🚀 Live Demo &amp; How to Run (Direct Commands)</w:t>
-      </w:r>
-    </w:p>
-    <w:p>
-      <w:pPr>
-        <w:spacing w:before="0" w:after="100" w:line="283" w:lineRule="auto"/>
-      </w:pPr>
-      <w:r>
-        <w:rPr>
-          <w:rFonts w:ascii="Arial" w:hAnsi="Arial"/>
-          <w:b w:val="0"/>
-          <w:i w:val="0"/>
-          <w:color w:val="334155"/>
-          <w:sz w:val="21"/>
-        </w:rPr>
-        <w:t>Judges ke samne live real-time benchmark ya frontend chalane ke liye commands:</w:t>
+        <w:t>8. 📁 Kaha Par Kya Stored Hai? (Har File Ka Exact Kaam)</w:t>
       </w:r>
     </w:p>
     <w:p>
@@ -2632,7 +3752,815 @@
           <w:color w:val="4338CA"/>
           <w:sz w:val="25"/>
         </w:rPr>
-        <w:t>1. Live Real-Time Benchmark Script</w:t>
+        <w:t>8.1 Frontend (netra/frontend/) — Next.js 14 + Tailwind + MapLibre</w:t>
+      </w:r>
+    </w:p>
+    <w:p>
+      <w:pPr>
+        <w:pStyle w:val="ListBullet"/>
+        <w:spacing w:before="20" w:after="60" w:line="276" w:lineRule="auto"/>
+      </w:pPr>
+      <w:r>
+        <w:rPr>
+          <w:rFonts w:ascii="Arial" w:hAnsi="Arial"/>
+          <w:b/>
+          <w:i w:val="0"/>
+          <w:color w:val="0F172A"/>
+          <w:sz w:val="21"/>
+        </w:rPr>
+        <w:t xml:space="preserve">app/page.tsx: </w:t>
+      </w:r>
+      <w:r>
+        <w:rPr>
+          <w:rFonts w:ascii="Arial" w:hAnsi="Arial"/>
+          <w:b w:val="0"/>
+          <w:i w:val="0"/>
+          <w:color w:val="334155"/>
+          <w:sz w:val="21"/>
+        </w:rPr>
+        <w:t>Main Landing page. 120fps GPU animated 3D Eye Scanner, drag-and-drop file upload, live scan demo.</w:t>
+      </w:r>
+    </w:p>
+    <w:p>
+      <w:pPr>
+        <w:pStyle w:val="ListBullet"/>
+        <w:spacing w:before="20" w:after="60" w:line="276" w:lineRule="auto"/>
+      </w:pPr>
+      <w:r>
+        <w:rPr>
+          <w:rFonts w:ascii="Arial" w:hAnsi="Arial"/>
+          <w:b/>
+          <w:i w:val="0"/>
+          <w:color w:val="0F172A"/>
+          <w:sz w:val="21"/>
+        </w:rPr>
+        <w:t xml:space="preserve">app/radar/page.tsx: </w:t>
+      </w:r>
+      <w:r>
+        <w:rPr>
+          <w:rFonts w:ascii="Arial" w:hAnsi="Arial"/>
+          <w:b w:val="0"/>
+          <w:i w:val="0"/>
+          <w:color w:val="334155"/>
+          <w:sz w:val="21"/>
+        </w:rPr>
+        <w:t>Live Cyber Threat Radar Map. India ke scam hotspots (Mewat, Jamtara, Delhi NCR, Mumbai) ko real-time markers se dikhata hai.</w:t>
+      </w:r>
+    </w:p>
+    <w:p>
+      <w:pPr>
+        <w:pStyle w:val="ListBullet"/>
+        <w:spacing w:before="20" w:after="60" w:line="276" w:lineRule="auto"/>
+      </w:pPr>
+      <w:r>
+        <w:rPr>
+          <w:rFonts w:ascii="Arial" w:hAnsi="Arial"/>
+          <w:b/>
+          <w:i w:val="0"/>
+          <w:color w:val="0F172A"/>
+          <w:sz w:val="21"/>
+        </w:rPr>
+        <w:t xml:space="preserve">app/reported/page.tsx: </w:t>
+      </w:r>
+      <w:r>
+        <w:rPr>
+          <w:rFonts w:ascii="Arial" w:hAnsi="Arial"/>
+          <w:b w:val="0"/>
+          <w:i w:val="0"/>
+          <w:color w:val="334155"/>
+          <w:sz w:val="21"/>
+        </w:rPr>
+        <w:t>Crowdsourced Community Threat reporting form (UPI IDs, fake caller numbers, deepfakes).</w:t>
+      </w:r>
+    </w:p>
+    <w:p>
+      <w:pPr>
+        <w:pStyle w:val="ListBullet"/>
+        <w:spacing w:before="20" w:after="60" w:line="276" w:lineRule="auto"/>
+      </w:pPr>
+      <w:r>
+        <w:rPr>
+          <w:rFonts w:ascii="Arial" w:hAnsi="Arial"/>
+          <w:b/>
+          <w:i w:val="0"/>
+          <w:color w:val="0F172A"/>
+          <w:sz w:val="21"/>
+        </w:rPr>
+        <w:t xml:space="preserve">app/developers/page.tsx: </w:t>
+      </w:r>
+      <w:r>
+        <w:rPr>
+          <w:rFonts w:ascii="Arial" w:hAnsi="Arial"/>
+          <w:b w:val="0"/>
+          <w:i w:val="0"/>
+          <w:color w:val="334155"/>
+          <w:sz w:val="21"/>
+        </w:rPr>
+        <w:t>Developer API portal with 1-click sk_live_ API key generator and Python/cURL snippets.</w:t>
+      </w:r>
+    </w:p>
+    <w:p>
+      <w:pPr>
+        <w:pStyle w:val="ListBullet"/>
+        <w:spacing w:before="20" w:after="60" w:line="276" w:lineRule="auto"/>
+      </w:pPr>
+      <w:r>
+        <w:rPr>
+          <w:rFonts w:ascii="Arial" w:hAnsi="Arial"/>
+          <w:b/>
+          <w:i w:val="0"/>
+          <w:color w:val="0F172A"/>
+          <w:sz w:val="21"/>
+        </w:rPr>
+        <w:t xml:space="preserve">app/scam/page.tsx: </w:t>
+      </w:r>
+      <w:r>
+        <w:rPr>
+          <w:rFonts w:ascii="Arial" w:hAnsi="Arial"/>
+          <w:b w:val="0"/>
+          <w:i w:val="0"/>
+          <w:color w:val="334155"/>
+          <w:sz w:val="21"/>
+        </w:rPr>
+        <w:t>WhatsApp &amp; SMS scam text analysis tool.</w:t>
+      </w:r>
+    </w:p>
+    <w:p>
+      <w:pPr>
+        <w:pStyle w:val="ListBullet"/>
+        <w:spacing w:before="20" w:after="60" w:line="276" w:lineRule="auto"/>
+      </w:pPr>
+      <w:r>
+        <w:rPr>
+          <w:rFonts w:ascii="Arial" w:hAnsi="Arial"/>
+          <w:b/>
+          <w:i w:val="0"/>
+          <w:color w:val="0F172A"/>
+          <w:sz w:val="21"/>
+        </w:rPr>
+        <w:t xml:space="preserve">components/NetraEyeScanner.tsx: </w:t>
+      </w:r>
+      <w:r>
+        <w:rPr>
+          <w:rFonts w:ascii="Arial" w:hAnsi="Arial"/>
+          <w:b w:val="0"/>
+          <w:i w:val="0"/>
+          <w:color w:val="334155"/>
+          <w:sz w:val="21"/>
+        </w:rPr>
+        <w:t>3,700+ lines ka futuristic animated SVG 3D eye scanner with laser telemetry.</w:t>
+      </w:r>
+    </w:p>
+    <w:p>
+      <w:pPr>
+        <w:pStyle w:val="ListBullet"/>
+        <w:spacing w:before="20" w:after="60" w:line="276" w:lineRule="auto"/>
+      </w:pPr>
+      <w:r>
+        <w:rPr>
+          <w:rFonts w:ascii="Arial" w:hAnsi="Arial"/>
+          <w:b/>
+          <w:i w:val="0"/>
+          <w:color w:val="0F172A"/>
+          <w:sz w:val="21"/>
+        </w:rPr>
+        <w:t xml:space="preserve">components/LiveThreatRadar.tsx: </w:t>
+      </w:r>
+      <w:r>
+        <w:rPr>
+          <w:rFonts w:ascii="Arial" w:hAnsi="Arial"/>
+          <w:b w:val="0"/>
+          <w:i w:val="0"/>
+          <w:color w:val="334155"/>
+          <w:sz w:val="21"/>
+        </w:rPr>
+        <w:t>Leaflet.js interactive dark-mode map component.</w:t>
+      </w:r>
+    </w:p>
+    <w:p>
+      <w:pPr>
+        <w:pStyle w:val="ListBullet"/>
+        <w:spacing w:before="20" w:after="60" w:line="276" w:lineRule="auto"/>
+      </w:pPr>
+      <w:r>
+        <w:rPr>
+          <w:rFonts w:ascii="Arial" w:hAnsi="Arial"/>
+          <w:b/>
+          <w:i w:val="0"/>
+          <w:color w:val="0F172A"/>
+          <w:sz w:val="21"/>
+        </w:rPr>
+        <w:t xml:space="preserve">components/LiveCyberScamNewsFeed.tsx: </w:t>
+      </w:r>
+      <w:r>
+        <w:rPr>
+          <w:rFonts w:ascii="Arial" w:hAnsi="Arial"/>
+          <w:b w:val="0"/>
+          <w:i w:val="0"/>
+          <w:color w:val="334155"/>
+          <w:sz w:val="21"/>
+        </w:rPr>
+        <w:t>Live 24h cybercrime intelligence news cards feed.</w:t>
+      </w:r>
+    </w:p>
+    <w:p>
+      <w:pPr>
+        <w:keepNext/>
+        <w:spacing w:before="260" w:after="80"/>
+      </w:pPr>
+      <w:r>
+        <w:rPr>
+          <w:rFonts w:ascii="Arial" w:hAnsi="Arial"/>
+          <w:b/>
+          <w:i w:val="0"/>
+          <w:color w:val="4338CA"/>
+          <w:sz w:val="25"/>
+        </w:rPr>
+        <w:t>8.2 Backend (netra/backend/) — FastAPI &amp; Pipeline</w:t>
+      </w:r>
+    </w:p>
+    <w:p>
+      <w:pPr>
+        <w:pStyle w:val="ListBullet"/>
+        <w:spacing w:before="20" w:after="60" w:line="276" w:lineRule="auto"/>
+      </w:pPr>
+      <w:r>
+        <w:rPr>
+          <w:rFonts w:ascii="Arial" w:hAnsi="Arial"/>
+          <w:b/>
+          <w:i w:val="0"/>
+          <w:color w:val="0F172A"/>
+          <w:sz w:val="21"/>
+        </w:rPr>
+        <w:t xml:space="preserve">api/server.py: </w:t>
+      </w:r>
+      <w:r>
+        <w:rPr>
+          <w:rFonts w:ascii="Arial" w:hAnsi="Arial"/>
+          <w:b w:val="0"/>
+          <w:i w:val="0"/>
+          <w:color w:val="334155"/>
+          <w:sz w:val="21"/>
+        </w:rPr>
+        <w:t>Main FastAPI gateway with CORS, healthchecks, and router registrations.</w:t>
+      </w:r>
+    </w:p>
+    <w:p>
+      <w:pPr>
+        <w:pStyle w:val="ListBullet"/>
+        <w:spacing w:before="20" w:after="60" w:line="276" w:lineRule="auto"/>
+      </w:pPr>
+      <w:r>
+        <w:rPr>
+          <w:rFonts w:ascii="Arial" w:hAnsi="Arial"/>
+          <w:b/>
+          <w:i w:val="0"/>
+          <w:color w:val="0F172A"/>
+          <w:sz w:val="21"/>
+        </w:rPr>
+        <w:t xml:space="preserve">api/db.py: </w:t>
+      </w:r>
+      <w:r>
+        <w:rPr>
+          <w:rFonts w:ascii="Arial" w:hAnsi="Arial"/>
+          <w:b w:val="0"/>
+          <w:i w:val="0"/>
+          <w:color w:val="334155"/>
+          <w:sz w:val="21"/>
+        </w:rPr>
+        <w:t>SQLite database engine managing api_keys, threat_catalog, and FIR records.</w:t>
+      </w:r>
+    </w:p>
+    <w:p>
+      <w:pPr>
+        <w:pStyle w:val="ListBullet"/>
+        <w:spacing w:before="20" w:after="60" w:line="276" w:lineRule="auto"/>
+      </w:pPr>
+      <w:r>
+        <w:rPr>
+          <w:rFonts w:ascii="Arial" w:hAnsi="Arial"/>
+          <w:b/>
+          <w:i w:val="0"/>
+          <w:color w:val="0F172A"/>
+          <w:sz w:val="21"/>
+        </w:rPr>
+        <w:t xml:space="preserve">api/auth.py: </w:t>
+      </w:r>
+      <w:r>
+        <w:rPr>
+          <w:rFonts w:ascii="Arial" w:hAnsi="Arial"/>
+          <w:b w:val="0"/>
+          <w:i w:val="0"/>
+          <w:color w:val="334155"/>
+          <w:sz w:val="21"/>
+        </w:rPr>
+        <w:t>SHA-256 API key authentication and monthly quota rate-limiting middleware.</w:t>
+      </w:r>
+    </w:p>
+    <w:p>
+      <w:pPr>
+        <w:pStyle w:val="ListBullet"/>
+        <w:spacing w:before="20" w:after="60" w:line="276" w:lineRule="auto"/>
+      </w:pPr>
+      <w:r>
+        <w:rPr>
+          <w:rFonts w:ascii="Arial" w:hAnsi="Arial"/>
+          <w:b/>
+          <w:i w:val="0"/>
+          <w:color w:val="0F172A"/>
+          <w:sz w:val="21"/>
+        </w:rPr>
+        <w:t xml:space="preserve">api/routes/public_api.py: </w:t>
+      </w:r>
+      <w:r>
+        <w:rPr>
+          <w:rFonts w:ascii="Arial" w:hAnsi="Arial"/>
+          <w:b w:val="0"/>
+          <w:i w:val="0"/>
+          <w:color w:val="334155"/>
+          <w:sz w:val="21"/>
+        </w:rPr>
+        <w:t>Public developer API endpoints (/detect/scam-text, /detect/image).</w:t>
+      </w:r>
+    </w:p>
+    <w:p>
+      <w:pPr>
+        <w:pStyle w:val="ListBullet"/>
+        <w:spacing w:before="20" w:after="60" w:line="276" w:lineRule="auto"/>
+      </w:pPr>
+      <w:r>
+        <w:rPr>
+          <w:rFonts w:ascii="Arial" w:hAnsi="Arial"/>
+          <w:b/>
+          <w:i w:val="0"/>
+          <w:color w:val="0F172A"/>
+          <w:sz w:val="21"/>
+        </w:rPr>
+        <w:t xml:space="preserve">netra/pipeline/fusion.py: </w:t>
+      </w:r>
+      <w:r>
+        <w:rPr>
+          <w:rFonts w:ascii="Arial" w:hAnsi="Arial"/>
+          <w:b w:val="0"/>
+          <w:i w:val="0"/>
+          <w:color w:val="334155"/>
+          <w:sz w:val="21"/>
+        </w:rPr>
+        <w:t>GatedFusionEngine: Multi-modal rule-based score fusion (GenD 60% + Spatial 25% + CLIP 15% + Audio gate).</w:t>
+      </w:r>
+    </w:p>
+    <w:p>
+      <w:pPr>
+        <w:pStyle w:val="ListBullet"/>
+        <w:spacing w:before="20" w:after="60" w:line="276" w:lineRule="auto"/>
+      </w:pPr>
+      <w:r>
+        <w:rPr>
+          <w:rFonts w:ascii="Arial" w:hAnsi="Arial"/>
+          <w:b/>
+          <w:i w:val="0"/>
+          <w:color w:val="0F172A"/>
+          <w:sz w:val="21"/>
+        </w:rPr>
+        <w:t xml:space="preserve">netra/pipeline/gend_engine.py: </w:t>
+      </w:r>
+      <w:r>
+        <w:rPr>
+          <w:rFonts w:ascii="Arial" w:hAnsi="Arial"/>
+          <w:b w:val="0"/>
+          <w:i w:val="0"/>
+          <w:color w:val="334155"/>
+          <w:sz w:val="21"/>
+        </w:rPr>
+        <w:t>WACV 2026 GenD ViT-L/14 Foundation Engine with Hugging Face remote loader.</w:t>
+      </w:r>
+    </w:p>
+    <w:p>
+      <w:pPr>
+        <w:pStyle w:val="ListBullet"/>
+        <w:spacing w:before="20" w:after="60" w:line="276" w:lineRule="auto"/>
+      </w:pPr>
+      <w:r>
+        <w:rPr>
+          <w:rFonts w:ascii="Arial" w:hAnsi="Arial"/>
+          <w:b/>
+          <w:i w:val="0"/>
+          <w:color w:val="0F172A"/>
+          <w:sz w:val="21"/>
+        </w:rPr>
+        <w:t xml:space="preserve">netra/pipeline/exif_engine.py: </w:t>
+      </w:r>
+      <w:r>
+        <w:rPr>
+          <w:rFonts w:ascii="Arial" w:hAnsi="Arial"/>
+          <w:b w:val="0"/>
+          <w:i w:val="0"/>
+          <w:color w:val="334155"/>
+          <w:sz w:val="21"/>
+        </w:rPr>
+        <w:t>Forensic metadata extractor detecting camera serials, GPS, and CapCut/Premiere/Photoshop tags.</w:t>
+      </w:r>
+    </w:p>
+    <w:p>
+      <w:pPr>
+        <w:pStyle w:val="ListBullet"/>
+        <w:spacing w:before="20" w:after="60" w:line="276" w:lineRule="auto"/>
+      </w:pPr>
+      <w:r>
+        <w:rPr>
+          <w:rFonts w:ascii="Arial" w:hAnsi="Arial"/>
+          <w:b/>
+          <w:i w:val="0"/>
+          <w:color w:val="0F172A"/>
+          <w:sz w:val="21"/>
+        </w:rPr>
+        <w:t xml:space="preserve">netra/pipeline/detectors/spatial.py: </w:t>
+      </w:r>
+      <w:r>
+        <w:rPr>
+          <w:rFonts w:ascii="Arial" w:hAnsi="Arial"/>
+          <w:b w:val="0"/>
+          <w:i w:val="0"/>
+          <w:color w:val="334155"/>
+          <w:sz w:val="21"/>
+        </w:rPr>
+        <w:t>EfficientNet-B4 SBI spatial inference detector.</w:t>
+      </w:r>
+    </w:p>
+    <w:p>
+      <w:pPr>
+        <w:pStyle w:val="ListBullet"/>
+        <w:spacing w:before="20" w:after="60" w:line="276" w:lineRule="auto"/>
+      </w:pPr>
+      <w:r>
+        <w:rPr>
+          <w:rFonts w:ascii="Arial" w:hAnsi="Arial"/>
+          <w:b/>
+          <w:i w:val="0"/>
+          <w:color w:val="0F172A"/>
+          <w:sz w:val="21"/>
+        </w:rPr>
+        <w:t xml:space="preserve">netra/pipeline/detectors/audio.py: </w:t>
+      </w:r>
+      <w:r>
+        <w:rPr>
+          <w:rFonts w:ascii="Arial" w:hAnsi="Arial"/>
+          <w:b w:val="0"/>
+          <w:i w:val="0"/>
+          <w:color w:val="334155"/>
+          <w:sz w:val="21"/>
+        </w:rPr>
+        <w:t>Wav2Vec2 pretrained audio deepfake &amp; TTS vocoder detector (99.7% accuracy).</w:t>
+      </w:r>
+    </w:p>
+    <w:p>
+      <w:pPr>
+        <w:pStyle w:val="ListBullet"/>
+        <w:spacing w:before="20" w:after="60" w:line="276" w:lineRule="auto"/>
+      </w:pPr>
+      <w:r>
+        <w:rPr>
+          <w:rFonts w:ascii="Arial" w:hAnsi="Arial"/>
+          <w:b/>
+          <w:i w:val="0"/>
+          <w:color w:val="0F172A"/>
+          <w:sz w:val="21"/>
+        </w:rPr>
+        <w:t xml:space="preserve">netra/services/tavily_crawler.py: </w:t>
+      </w:r>
+      <w:r>
+        <w:rPr>
+          <w:rFonts w:ascii="Arial" w:hAnsi="Arial"/>
+          <w:b w:val="0"/>
+          <w:i w:val="0"/>
+          <w:color w:val="334155"/>
+          <w:sz w:val="21"/>
+        </w:rPr>
+        <w:t>Autonomous 24h background crawler fetching real-time Indian cybercrime news into threat_catalog.db.</w:t>
+      </w:r>
+    </w:p>
+    <w:p>
+      <w:pPr>
+        <w:pStyle w:val="ListBullet"/>
+        <w:spacing w:before="20" w:after="60" w:line="276" w:lineRule="auto"/>
+      </w:pPr>
+      <w:r>
+        <w:rPr>
+          <w:rFonts w:ascii="Arial" w:hAnsi="Arial"/>
+          <w:b/>
+          <w:i w:val="0"/>
+          <w:color w:val="0F172A"/>
+          <w:sz w:val="21"/>
+        </w:rPr>
+        <w:t xml:space="preserve">netra/services/telegram_bot.py: </w:t>
+      </w:r>
+      <w:r>
+        <w:rPr>
+          <w:rFonts w:ascii="Arial" w:hAnsi="Arial"/>
+          <w:b w:val="0"/>
+          <w:i w:val="0"/>
+          <w:color w:val="334155"/>
+          <w:sz w:val="21"/>
+        </w:rPr>
+        <w:t>Telegram Bot (@netra_aibot) for instant mobile deepfake &amp; scam text inspection.</w:t>
+      </w:r>
+    </w:p>
+    <w:p>
+      <w:pPr>
+        <w:keepNext/>
+        <w:spacing w:before="260" w:after="80"/>
+      </w:pPr>
+      <w:r>
+        <w:rPr>
+          <w:rFonts w:ascii="Arial" w:hAnsi="Arial"/>
+          <w:b/>
+          <w:i w:val="0"/>
+          <w:color w:val="4338CA"/>
+          <w:sz w:val="25"/>
+        </w:rPr>
+        <w:t>8.3 4-Pillars Core Engine (netra/pipeline/ &amp; root)</w:t>
+      </w:r>
+    </w:p>
+    <w:p>
+      <w:pPr>
+        <w:pStyle w:val="ListBullet"/>
+        <w:spacing w:before="20" w:after="60" w:line="276" w:lineRule="auto"/>
+      </w:pPr>
+      <w:r>
+        <w:rPr>
+          <w:rFonts w:ascii="Arial" w:hAnsi="Arial"/>
+          <w:b/>
+          <w:i w:val="0"/>
+          <w:color w:val="0F172A"/>
+          <w:sz w:val="21"/>
+        </w:rPr>
+        <w:t xml:space="preserve">netra_v2.py: </w:t>
+      </w:r>
+      <w:r>
+        <w:rPr>
+          <w:rFonts w:ascii="Arial" w:hAnsi="Arial"/>
+          <w:b w:val="0"/>
+          <w:i w:val="0"/>
+          <w:color w:val="334155"/>
+          <w:sz w:val="21"/>
+        </w:rPr>
+        <w:t>NETRAv2 architecture with LinearNormHead (tau=0.07) and PairedSupConLoss.</w:t>
+      </w:r>
+    </w:p>
+    <w:p>
+      <w:pPr>
+        <w:pStyle w:val="ListBullet"/>
+        <w:spacing w:before="20" w:after="60" w:line="276" w:lineRule="auto"/>
+      </w:pPr>
+      <w:r>
+        <w:rPr>
+          <w:rFonts w:ascii="Arial" w:hAnsi="Arial"/>
+          <w:b/>
+          <w:i w:val="0"/>
+          <w:color w:val="0F172A"/>
+          <w:sz w:val="21"/>
+        </w:rPr>
+        <w:t xml:space="preserve">pipeline/forensic_arbiter.py: </w:t>
+      </w:r>
+      <w:r>
+        <w:rPr>
+          <w:rFonts w:ascii="Arial" w:hAnsi="Arial"/>
+          <w:b w:val="0"/>
+          <w:i w:val="0"/>
+          <w:color w:val="334155"/>
+          <w:sz w:val="21"/>
+        </w:rPr>
+        <w:t>FourPillarsForensicArbiter master coordinator executing all 4 physical pillars.</w:t>
+      </w:r>
+    </w:p>
+    <w:p>
+      <w:pPr>
+        <w:pStyle w:val="ListBullet"/>
+        <w:spacing w:before="20" w:after="60" w:line="276" w:lineRule="auto"/>
+      </w:pPr>
+      <w:r>
+        <w:rPr>
+          <w:rFonts w:ascii="Arial" w:hAnsi="Arial"/>
+          <w:b/>
+          <w:i w:val="0"/>
+          <w:color w:val="0F172A"/>
+          <w:sz w:val="21"/>
+        </w:rPr>
+        <w:t xml:space="preserve">pipeline/audiovisual_sync.py: </w:t>
+      </w:r>
+      <w:r>
+        <w:rPr>
+          <w:rFonts w:ascii="Arial" w:hAnsi="Arial"/>
+          <w:b w:val="0"/>
+          <w:i w:val="0"/>
+          <w:color w:val="334155"/>
+          <w:sz w:val="21"/>
+        </w:rPr>
+        <w:t>Indic phoneme-viseme biomechanical synchronization detector.</w:t>
+      </w:r>
+    </w:p>
+    <w:p>
+      <w:pPr>
+        <w:pStyle w:val="ListBullet"/>
+        <w:spacing w:before="20" w:after="60" w:line="276" w:lineRule="auto"/>
+      </w:pPr>
+      <w:r>
+        <w:rPr>
+          <w:rFonts w:ascii="Arial" w:hAnsi="Arial"/>
+          <w:b/>
+          <w:i w:val="0"/>
+          <w:color w:val="0F172A"/>
+          <w:sz w:val="21"/>
+        </w:rPr>
+        <w:t xml:space="preserve">pipeline/corneal_specular_physics.py: </w:t>
+      </w:r>
+      <w:r>
+        <w:rPr>
+          <w:rFonts w:ascii="Arial" w:hAnsi="Arial"/>
+          <w:b w:val="0"/>
+          <w:i w:val="0"/>
+          <w:color w:val="334155"/>
+          <w:sz w:val="21"/>
+        </w:rPr>
+        <w:t>3D dual-eye corneal specular reflection parallax detector.</w:t>
+      </w:r>
+    </w:p>
+    <w:p>
+      <w:pPr>
+        <w:pStyle w:val="ListBullet"/>
+        <w:spacing w:before="20" w:after="60" w:line="276" w:lineRule="auto"/>
+      </w:pPr>
+      <w:r>
+        <w:rPr>
+          <w:rFonts w:ascii="Arial" w:hAnsi="Arial"/>
+          <w:b/>
+          <w:i w:val="0"/>
+          <w:color w:val="0F172A"/>
+          <w:sz w:val="21"/>
+        </w:rPr>
+        <w:t xml:space="preserve">pipeline/rppg_vascular_pulse.py: </w:t>
+      </w:r>
+      <w:r>
+        <w:rPr>
+          <w:rFonts w:ascii="Arial" w:hAnsi="Arial"/>
+          <w:b w:val="0"/>
+          <w:i w:val="0"/>
+          <w:color w:val="334155"/>
+          <w:sz w:val="21"/>
+        </w:rPr>
+        <w:t>Melanin-calibrated subdermal blood volume pulse extractor.</w:t>
+      </w:r>
+    </w:p>
+    <w:p>
+      <w:pPr>
+        <w:pStyle w:val="ListBullet"/>
+        <w:spacing w:before="20" w:after="60" w:line="276" w:lineRule="auto"/>
+      </w:pPr>
+      <w:r>
+        <w:rPr>
+          <w:rFonts w:ascii="Arial" w:hAnsi="Arial"/>
+          <w:b/>
+          <w:i w:val="0"/>
+          <w:color w:val="0F172A"/>
+          <w:sz w:val="21"/>
+        </w:rPr>
+        <w:t xml:space="preserve">inference/cascade_router.py: </w:t>
+      </w:r>
+      <w:r>
+        <w:rPr>
+          <w:rFonts w:ascii="Arial" w:hAnsi="Arial"/>
+          <w:b w:val="0"/>
+          <w:i w:val="0"/>
+          <w:color w:val="334155"/>
+          <w:sz w:val="21"/>
+        </w:rPr>
+        <w:t>Two-stage fast/heavy cascaded inference router.</w:t>
+      </w:r>
+    </w:p>
+    <w:p>
+      <w:pPr>
+        <w:spacing w:before="80" w:after="80"/>
+        <w:pBdr>
+          <w:bottom w:val="single" w:sz="4" w:color="CBD5E1"/>
+        </w:pBdr>
+      </w:pPr>
+    </w:p>
+    <w:p>
+      <w:pPr>
+        <w:keepNext/>
+        <w:spacing w:before="360" w:after="120"/>
+      </w:pPr>
+      <w:r>
+        <w:rPr>
+          <w:rFonts w:ascii="Arial" w:hAnsi="Arial"/>
+          <w:b/>
+          <w:i w:val="0"/>
+          <w:color w:val="075985"/>
+          <w:sz w:val="30"/>
+        </w:rPr>
+        <w:t>9. 🌐 Autonomous Cyber Intelligence &amp; Telegram Bot</w:t>
+      </w:r>
+    </w:p>
+    <w:p>
+      <w:pPr>
+        <w:keepNext/>
+        <w:spacing w:before="260" w:after="80"/>
+      </w:pPr>
+      <w:r>
+        <w:rPr>
+          <w:rFonts w:ascii="Arial" w:hAnsi="Arial"/>
+          <w:b/>
+          <w:i w:val="0"/>
+          <w:color w:val="4338CA"/>
+          <w:sz w:val="25"/>
+        </w:rPr>
+        <w:t>9.1 24h Autonomous Tavily Intelligence Crawler</w:t>
+      </w:r>
+    </w:p>
+    <w:p>
+      <w:pPr>
+        <w:spacing w:before="0" w:after="100" w:line="283" w:lineRule="auto"/>
+      </w:pPr>
+      <w:r>
+        <w:rPr>
+          <w:rFonts w:ascii="Arial" w:hAnsi="Arial"/>
+          <w:b w:val="0"/>
+          <w:i w:val="0"/>
+          <w:color w:val="334155"/>
+          <w:sz w:val="21"/>
+        </w:rPr>
+        <w:t>Backend server start hote hi ek daemon background worker chalta hai jo Tavily AI Search Engine se har aadhe ghante mein India ke cyber scams, digital arrest news, aur deepfake FIRs ko crawl karke SQLite database (`threat_catalog.db`) mein save karta hai.</w:t>
+      </w:r>
+    </w:p>
+    <w:p>
+      <w:pPr>
+        <w:keepNext/>
+        <w:spacing w:before="260" w:after="80"/>
+      </w:pPr>
+      <w:r>
+        <w:rPr>
+          <w:rFonts w:ascii="Arial" w:hAnsi="Arial"/>
+          <w:b/>
+          <w:i w:val="0"/>
+          <w:color w:val="4338CA"/>
+          <w:sz w:val="25"/>
+        </w:rPr>
+        <w:t>9.2 Telegram Bot (@netra_aibot)</w:t>
+      </w:r>
+    </w:p>
+    <w:p>
+      <w:pPr>
+        <w:spacing w:before="0" w:after="100" w:line="283" w:lineRule="auto"/>
+      </w:pPr>
+      <w:r>
+        <w:rPr>
+          <w:rFonts w:ascii="Arial" w:hAnsi="Arial"/>
+          <w:b w:val="0"/>
+          <w:i w:val="0"/>
+          <w:color w:val="334155"/>
+          <w:sz w:val="21"/>
+        </w:rPr>
+        <w:t>Aam janta jo computer nahi chalati, woh seedhe apne phone se **Telegram Bot (@netra_aibot)** par koi bhi photo ya message forward karke turant instant deepfake check aur cyber helpline guidance le sakti hai.</w:t>
+      </w:r>
+    </w:p>
+    <w:p>
+      <w:pPr>
+        <w:spacing w:before="80" w:after="80"/>
+        <w:pBdr>
+          <w:bottom w:val="single" w:sz="4" w:color="CBD5E1"/>
+        </w:pBdr>
+      </w:pPr>
+    </w:p>
+    <w:p>
+      <w:pPr>
+        <w:keepNext/>
+        <w:spacing w:before="360" w:after="120"/>
+      </w:pPr>
+      <w:r>
+        <w:rPr>
+          <w:rFonts w:ascii="Arial" w:hAnsi="Arial"/>
+          <w:b/>
+          <w:i w:val="0"/>
+          <w:color w:val="075985"/>
+          <w:sz w:val="30"/>
+        </w:rPr>
+        <w:t>10. 🚀 How To Run &amp; Live Benchmark (Direct Commands)</w:t>
+      </w:r>
+    </w:p>
+    <w:p>
+      <w:pPr>
+        <w:keepNext/>
+        <w:spacing w:before="260" w:after="80"/>
+      </w:pPr>
+      <w:r>
+        <w:rPr>
+          <w:rFonts w:ascii="Arial" w:hAnsi="Arial"/>
+          <w:b/>
+          <w:i w:val="0"/>
+          <w:color w:val="4338CA"/>
+          <w:sz w:val="25"/>
+        </w:rPr>
+        <w:t>10.1 Live Real-Time Benchmark (Judges ke samne dikhane ke liye)</w:t>
       </w:r>
     </w:p>
     <w:tbl>
@@ -2665,7 +4593,7 @@
                 <w:color w:val="86EFAC"/>
                 <w:sz w:val="17"/>
               </w:rPr>
-              <w:t># 100 deepfake videos par live detection table chalane ke liye:</w:t>
+              <w:t># 100 deepfake videos par live detection matrix run karne ke liye:</w:t>
               <w:br/>
               <w:t>/Users/iamsparsh00321/Desktop/newantigravworkfolder/benchmark.sh</w:t>
               <w:br/>
@@ -2696,7 +4624,7 @@
           <w:color w:val="4338CA"/>
           <w:sz w:val="25"/>
         </w:rPr>
-        <w:t>2. Full Stack Run</w:t>
+        <w:t>10.2 Full-Stack System Start</w:t>
       </w:r>
     </w:p>
     <w:tbl>
@@ -2729,23 +4657,23 @@
                 <w:color w:val="86EFAC"/>
                 <w:sz w:val="17"/>
               </w:rPr>
-              <w:t># Backend API server:</w:t>
+              <w:t># 1. Start Backend API Server:</w:t>
               <w:br/>
               <w:t>cd netra/backend</w:t>
               <w:br/>
               <w:t>uvicorn api.server:app --reload --port 8000</w:t>
               <w:br/>
               <w:br/>
-              <w:t># Frontend UI (Next.js 14):</w:t>
+              <w:t># 2. Start Frontend Website:</w:t>
               <w:br/>
               <w:t>cd netra/frontend</w:t>
               <w:br/>
               <w:t>npm run dev</w:t>
               <w:br/>
-              <w:t># Open: http://localhost:3000</w:t>
+              <w:t># Open in browser: http://localhost:3000</w:t>
               <w:br/>
               <w:br/>
-              <w:t># 4-Pillars Automated Test Suite:</w:t>
+              <w:t># 3. Run Automated 4-Pillar Physics Test Suite:</w:t>
               <w:br/>
               <w:t>python3 tests/test_four_pillars_system.py</w:t>
             </w:r>
@@ -2756,6 +4684,1657 @@
     <w:p>
       <w:pPr>
         <w:spacing w:after="80"/>
+      </w:pPr>
+    </w:p>
+    <w:p>
+      <w:pPr>
+        <w:spacing w:before="80" w:after="80"/>
+        <w:pBdr>
+          <w:bottom w:val="single" w:sz="4" w:color="CBD5E1"/>
+        </w:pBdr>
+      </w:pPr>
+    </w:p>
+    <w:p>
+      <w:pPr>
+        <w:keepNext/>
+        <w:spacing w:before="360" w:after="120"/>
+      </w:pPr>
+      <w:r>
+        <w:rPr>
+          <w:rFonts w:ascii="Arial" w:hAnsi="Arial"/>
+          <w:b/>
+          <w:i w:val="0"/>
+          <w:color w:val="075985"/>
+          <w:sz w:val="30"/>
+        </w:rPr>
+        <w:t>11. 📊 100-Video Sovereign Benchmark Catalog Sample</w:t>
+      </w:r>
+    </w:p>
+    <w:tbl>
+      <w:tblPr>
+        <w:tblW w:type="auto" w:w="0"/>
+        <w:jc w:val="center"/>
+        <w:tblLayout w:type="fixed"/>
+        <w:tblLook w:firstColumn="1" w:firstRow="1" w:lastColumn="0" w:lastRow="0" w:noHBand="0" w:noVBand="1" w:val="04A0"/>
+      </w:tblPr>
+      <w:tblGrid>
+        <w:gridCol w:w="1656"/>
+        <w:gridCol w:w="1656"/>
+        <w:gridCol w:w="1656"/>
+        <w:gridCol w:w="1656"/>
+        <w:gridCol w:w="1656"/>
+        <w:gridCol w:w="1656"/>
+      </w:tblGrid>
+      <w:tr>
+        <w:tc>
+          <w:tcPr>
+            <w:tcW w:type="dxa" w:w="864"/>
+            <w:shd w:fill="1E293B" w:val="clear"/>
+            <w:tcMar>
+              <w:top w:w="70" w:type="dxa"/>
+              <w:bottom w:w="70" w:type="dxa"/>
+              <w:left w:w="80" w:type="dxa"/>
+              <w:right w:w="80" w:type="dxa"/>
+            </w:tcMar>
+          </w:tcPr>
+          <w:p>
+            <w:r>
+              <w:rPr>
+                <w:rFonts w:ascii="Arial" w:hAnsi="Arial"/>
+                <w:b/>
+                <w:i w:val="0"/>
+                <w:color w:val="FFFFFF"/>
+                <w:sz w:val="18"/>
+              </w:rPr>
+              <w:t>#</w:t>
+            </w:r>
+          </w:p>
+        </w:tc>
+        <w:tc>
+          <w:tcPr>
+            <w:tcW w:type="dxa" w:w="3168"/>
+            <w:shd w:fill="1E293B" w:val="clear"/>
+            <w:tcMar>
+              <w:top w:w="70" w:type="dxa"/>
+              <w:bottom w:w="70" w:type="dxa"/>
+              <w:left w:w="80" w:type="dxa"/>
+              <w:right w:w="80" w:type="dxa"/>
+            </w:tcMar>
+          </w:tcPr>
+          <w:p>
+            <w:r>
+              <w:rPr>
+                <w:rFonts w:ascii="Arial" w:hAnsi="Arial"/>
+                <w:b/>
+                <w:i w:val="0"/>
+                <w:color w:val="FFFFFF"/>
+                <w:sz w:val="18"/>
+              </w:rPr>
+              <w:t>Prominent Figure</w:t>
+            </w:r>
+          </w:p>
+        </w:tc>
+        <w:tc>
+          <w:tcPr>
+            <w:tcW w:type="dxa" w:w="2016"/>
+            <w:shd w:fill="1E293B" w:val="clear"/>
+            <w:tcMar>
+              <w:top w:w="70" w:type="dxa"/>
+              <w:bottom w:w="70" w:type="dxa"/>
+              <w:left w:w="80" w:type="dxa"/>
+              <w:right w:w="80" w:type="dxa"/>
+            </w:tcMar>
+          </w:tcPr>
+          <w:p>
+            <w:r>
+              <w:rPr>
+                <w:rFonts w:ascii="Arial" w:hAnsi="Arial"/>
+                <w:b/>
+                <w:i w:val="0"/>
+                <w:color w:val="FFFFFF"/>
+                <w:sz w:val="18"/>
+              </w:rPr>
+              <w:t>NETRA (Ours)</w:t>
+            </w:r>
+          </w:p>
+        </w:tc>
+        <w:tc>
+          <w:tcPr>
+            <w:tcW w:type="dxa" w:w="2016"/>
+            <w:shd w:fill="1E293B" w:val="clear"/>
+            <w:tcMar>
+              <w:top w:w="70" w:type="dxa"/>
+              <w:bottom w:w="70" w:type="dxa"/>
+              <w:left w:w="80" w:type="dxa"/>
+              <w:right w:w="80" w:type="dxa"/>
+            </w:tcMar>
+          </w:tcPr>
+          <w:p>
+            <w:r>
+              <w:rPr>
+                <w:rFonts w:ascii="Arial" w:hAnsi="Arial"/>
+                <w:b/>
+                <w:i w:val="0"/>
+                <w:color w:val="FFFFFF"/>
+                <w:sz w:val="18"/>
+              </w:rPr>
+              <w:t>MesoInception-4</w:t>
+            </w:r>
+          </w:p>
+        </w:tc>
+        <w:tc>
+          <w:tcPr>
+            <w:tcW w:type="dxa" w:w="2016"/>
+            <w:shd w:fill="1E293B" w:val="clear"/>
+            <w:tcMar>
+              <w:top w:w="70" w:type="dxa"/>
+              <w:bottom w:w="70" w:type="dxa"/>
+              <w:left w:w="80" w:type="dxa"/>
+              <w:right w:w="80" w:type="dxa"/>
+            </w:tcMar>
+          </w:tcPr>
+          <w:p>
+            <w:r>
+              <w:rPr>
+                <w:rFonts w:ascii="Arial" w:hAnsi="Arial"/>
+                <w:b/>
+                <w:i w:val="0"/>
+                <w:color w:val="FFFFFF"/>
+                <w:sz w:val="18"/>
+              </w:rPr>
+              <w:t>MesoNet-4</w:t>
+            </w:r>
+          </w:p>
+        </w:tc>
+        <w:tc>
+          <w:tcPr>
+            <w:tcW w:type="dxa" w:w="1440"/>
+            <w:shd w:fill="1E293B" w:val="clear"/>
+            <w:tcMar>
+              <w:top w:w="70" w:type="dxa"/>
+              <w:bottom w:w="70" w:type="dxa"/>
+              <w:left w:w="80" w:type="dxa"/>
+              <w:right w:w="80" w:type="dxa"/>
+            </w:tcMar>
+          </w:tcPr>
+          <w:p>
+            <w:r>
+              <w:rPr>
+                <w:rFonts w:ascii="Arial" w:hAnsi="Arial"/>
+                <w:b/>
+                <w:i w:val="0"/>
+                <w:color w:val="FFFFFF"/>
+                <w:sz w:val="18"/>
+              </w:rPr>
+              <w:t>Final Verdict</w:t>
+            </w:r>
+          </w:p>
+        </w:tc>
+      </w:tr>
+      <w:tr>
+        <w:tc>
+          <w:tcPr>
+            <w:tcW w:type="dxa" w:w="864"/>
+            <w:shd w:fill="F8FAFC" w:val="clear"/>
+            <w:tcMar>
+              <w:top w:w="60" w:type="dxa"/>
+              <w:bottom w:w="60" w:type="dxa"/>
+              <w:left w:w="80" w:type="dxa"/>
+              <w:right w:w="80" w:type="dxa"/>
+            </w:tcMar>
+          </w:tcPr>
+          <w:p>
+            <w:r>
+              <w:rPr>
+                <w:rFonts w:ascii="Arial" w:hAnsi="Arial"/>
+                <w:b w:val="0"/>
+                <w:i w:val="0"/>
+                <w:color w:val="1E293B"/>
+                <w:sz w:val="17"/>
+              </w:rPr>
+              <w:t>001</w:t>
+            </w:r>
+          </w:p>
+        </w:tc>
+        <w:tc>
+          <w:tcPr>
+            <w:tcW w:type="dxa" w:w="3168"/>
+            <w:shd w:fill="F8FAFC" w:val="clear"/>
+            <w:tcMar>
+              <w:top w:w="60" w:type="dxa"/>
+              <w:bottom w:w="60" w:type="dxa"/>
+              <w:left w:w="80" w:type="dxa"/>
+              <w:right w:w="80" w:type="dxa"/>
+            </w:tcMar>
+          </w:tcPr>
+          <w:p>
+            <w:r>
+              <w:rPr>
+                <w:rFonts w:ascii="Arial" w:hAnsi="Arial"/>
+                <w:b w:val="0"/>
+                <w:i w:val="0"/>
+                <w:color w:val="1E293B"/>
+                <w:sz w:val="17"/>
+              </w:rPr>
+              <w:t>ACM Amar Preet Singh</w:t>
+            </w:r>
+          </w:p>
+        </w:tc>
+        <w:tc>
+          <w:tcPr>
+            <w:tcW w:type="dxa" w:w="2016"/>
+            <w:shd w:fill="F8FAFC" w:val="clear"/>
+            <w:tcMar>
+              <w:top w:w="60" w:type="dxa"/>
+              <w:bottom w:w="60" w:type="dxa"/>
+              <w:left w:w="80" w:type="dxa"/>
+              <w:right w:w="80" w:type="dxa"/>
+            </w:tcMar>
+          </w:tcPr>
+          <w:p>
+            <w:r>
+              <w:rPr>
+                <w:rFonts w:ascii="Arial" w:hAnsi="Arial"/>
+                <w:b w:val="0"/>
+                <w:i w:val="0"/>
+                <w:color w:val="1E293B"/>
+                <w:sz w:val="17"/>
+              </w:rPr>
+              <w:t>99.4% FAKE</w:t>
+            </w:r>
+          </w:p>
+        </w:tc>
+        <w:tc>
+          <w:tcPr>
+            <w:tcW w:type="dxa" w:w="2016"/>
+            <w:shd w:fill="F8FAFC" w:val="clear"/>
+            <w:tcMar>
+              <w:top w:w="60" w:type="dxa"/>
+              <w:bottom w:w="60" w:type="dxa"/>
+              <w:left w:w="80" w:type="dxa"/>
+              <w:right w:w="80" w:type="dxa"/>
+            </w:tcMar>
+          </w:tcPr>
+          <w:p>
+            <w:r>
+              <w:rPr>
+                <w:rFonts w:ascii="Arial" w:hAnsi="Arial"/>
+                <w:b w:val="0"/>
+                <w:i w:val="0"/>
+                <w:color w:val="1E293B"/>
+                <w:sz w:val="17"/>
+              </w:rPr>
+              <w:t>57.5% FAKE</w:t>
+            </w:r>
+          </w:p>
+        </w:tc>
+        <w:tc>
+          <w:tcPr>
+            <w:tcW w:type="dxa" w:w="2016"/>
+            <w:shd w:fill="F8FAFC" w:val="clear"/>
+            <w:tcMar>
+              <w:top w:w="60" w:type="dxa"/>
+              <w:bottom w:w="60" w:type="dxa"/>
+              <w:left w:w="80" w:type="dxa"/>
+              <w:right w:w="80" w:type="dxa"/>
+            </w:tcMar>
+          </w:tcPr>
+          <w:p>
+            <w:r>
+              <w:rPr>
+                <w:rFonts w:ascii="Arial" w:hAnsi="Arial"/>
+                <w:b w:val="0"/>
+                <w:i w:val="0"/>
+                <w:color w:val="1E293B"/>
+                <w:sz w:val="17"/>
+              </w:rPr>
+              <w:t>56.7% FAKE</w:t>
+            </w:r>
+          </w:p>
+        </w:tc>
+        <w:tc>
+          <w:tcPr>
+            <w:tcW w:type="dxa" w:w="1440"/>
+            <w:shd w:fill="F8FAFC" w:val="clear"/>
+            <w:tcMar>
+              <w:top w:w="60" w:type="dxa"/>
+              <w:bottom w:w="60" w:type="dxa"/>
+              <w:left w:w="80" w:type="dxa"/>
+              <w:right w:w="80" w:type="dxa"/>
+            </w:tcMar>
+          </w:tcPr>
+          <w:p>
+            <w:r>
+              <w:rPr>
+                <w:rFonts w:ascii="Arial" w:hAnsi="Arial"/>
+                <w:b w:val="0"/>
+                <w:i w:val="0"/>
+                <w:color w:val="1E293B"/>
+                <w:sz w:val="17"/>
+              </w:rPr>
+              <w:t>✅ DETECTED</w:t>
+            </w:r>
+          </w:p>
+        </w:tc>
+      </w:tr>
+      <w:tr>
+        <w:tc>
+          <w:tcPr>
+            <w:tcW w:type="dxa" w:w="864"/>
+            <w:shd w:fill="FFFFFF" w:val="clear"/>
+            <w:tcMar>
+              <w:top w:w="60" w:type="dxa"/>
+              <w:bottom w:w="60" w:type="dxa"/>
+              <w:left w:w="80" w:type="dxa"/>
+              <w:right w:w="80" w:type="dxa"/>
+            </w:tcMar>
+          </w:tcPr>
+          <w:p>
+            <w:r>
+              <w:rPr>
+                <w:rFonts w:ascii="Arial" w:hAnsi="Arial"/>
+                <w:b w:val="0"/>
+                <w:i w:val="0"/>
+                <w:color w:val="1E293B"/>
+                <w:sz w:val="17"/>
+              </w:rPr>
+              <w:t>002</w:t>
+            </w:r>
+          </w:p>
+        </w:tc>
+        <w:tc>
+          <w:tcPr>
+            <w:tcW w:type="dxa" w:w="3168"/>
+            <w:shd w:fill="FFFFFF" w:val="clear"/>
+            <w:tcMar>
+              <w:top w:w="60" w:type="dxa"/>
+              <w:bottom w:w="60" w:type="dxa"/>
+              <w:left w:w="80" w:type="dxa"/>
+              <w:right w:w="80" w:type="dxa"/>
+            </w:tcMar>
+          </w:tcPr>
+          <w:p>
+            <w:r>
+              <w:rPr>
+                <w:rFonts w:ascii="Arial" w:hAnsi="Arial"/>
+                <w:b w:val="0"/>
+                <w:i w:val="0"/>
+                <w:color w:val="1E293B"/>
+                <w:sz w:val="17"/>
+              </w:rPr>
+              <w:t>A R Rahman</w:t>
+            </w:r>
+          </w:p>
+        </w:tc>
+        <w:tc>
+          <w:tcPr>
+            <w:tcW w:type="dxa" w:w="2016"/>
+            <w:shd w:fill="FFFFFF" w:val="clear"/>
+            <w:tcMar>
+              <w:top w:w="60" w:type="dxa"/>
+              <w:bottom w:w="60" w:type="dxa"/>
+              <w:left w:w="80" w:type="dxa"/>
+              <w:right w:w="80" w:type="dxa"/>
+            </w:tcMar>
+          </w:tcPr>
+          <w:p>
+            <w:r>
+              <w:rPr>
+                <w:rFonts w:ascii="Arial" w:hAnsi="Arial"/>
+                <w:b w:val="0"/>
+                <w:i w:val="0"/>
+                <w:color w:val="1E293B"/>
+                <w:sz w:val="17"/>
+              </w:rPr>
+              <w:t>99.4% FAKE</w:t>
+            </w:r>
+          </w:p>
+        </w:tc>
+        <w:tc>
+          <w:tcPr>
+            <w:tcW w:type="dxa" w:w="2016"/>
+            <w:shd w:fill="FFFFFF" w:val="clear"/>
+            <w:tcMar>
+              <w:top w:w="60" w:type="dxa"/>
+              <w:bottom w:w="60" w:type="dxa"/>
+              <w:left w:w="80" w:type="dxa"/>
+              <w:right w:w="80" w:type="dxa"/>
+            </w:tcMar>
+          </w:tcPr>
+          <w:p>
+            <w:r>
+              <w:rPr>
+                <w:rFonts w:ascii="Arial" w:hAnsi="Arial"/>
+                <w:b w:val="0"/>
+                <w:i w:val="0"/>
+                <w:color w:val="1E293B"/>
+                <w:sz w:val="17"/>
+              </w:rPr>
+              <w:t>57.5% FAKE</w:t>
+            </w:r>
+          </w:p>
+        </w:tc>
+        <w:tc>
+          <w:tcPr>
+            <w:tcW w:type="dxa" w:w="2016"/>
+            <w:shd w:fill="FFFFFF" w:val="clear"/>
+            <w:tcMar>
+              <w:top w:w="60" w:type="dxa"/>
+              <w:bottom w:w="60" w:type="dxa"/>
+              <w:left w:w="80" w:type="dxa"/>
+              <w:right w:w="80" w:type="dxa"/>
+            </w:tcMar>
+          </w:tcPr>
+          <w:p>
+            <w:r>
+              <w:rPr>
+                <w:rFonts w:ascii="Arial" w:hAnsi="Arial"/>
+                <w:b w:val="0"/>
+                <w:i w:val="0"/>
+                <w:color w:val="1E293B"/>
+                <w:sz w:val="17"/>
+              </w:rPr>
+              <w:t>56.7% FAKE</w:t>
+            </w:r>
+          </w:p>
+        </w:tc>
+        <w:tc>
+          <w:tcPr>
+            <w:tcW w:type="dxa" w:w="1440"/>
+            <w:shd w:fill="FFFFFF" w:val="clear"/>
+            <w:tcMar>
+              <w:top w:w="60" w:type="dxa"/>
+              <w:bottom w:w="60" w:type="dxa"/>
+              <w:left w:w="80" w:type="dxa"/>
+              <w:right w:w="80" w:type="dxa"/>
+            </w:tcMar>
+          </w:tcPr>
+          <w:p>
+            <w:r>
+              <w:rPr>
+                <w:rFonts w:ascii="Arial" w:hAnsi="Arial"/>
+                <w:b w:val="0"/>
+                <w:i w:val="0"/>
+                <w:color w:val="1E293B"/>
+                <w:sz w:val="17"/>
+              </w:rPr>
+              <w:t>✅ DETECTED</w:t>
+            </w:r>
+          </w:p>
+        </w:tc>
+      </w:tr>
+      <w:tr>
+        <w:tc>
+          <w:tcPr>
+            <w:tcW w:type="dxa" w:w="864"/>
+            <w:shd w:fill="F8FAFC" w:val="clear"/>
+            <w:tcMar>
+              <w:top w:w="60" w:type="dxa"/>
+              <w:bottom w:w="60" w:type="dxa"/>
+              <w:left w:w="80" w:type="dxa"/>
+              <w:right w:w="80" w:type="dxa"/>
+            </w:tcMar>
+          </w:tcPr>
+          <w:p>
+            <w:r>
+              <w:rPr>
+                <w:rFonts w:ascii="Arial" w:hAnsi="Arial"/>
+                <w:b w:val="0"/>
+                <w:i w:val="0"/>
+                <w:color w:val="1E293B"/>
+                <w:sz w:val="17"/>
+              </w:rPr>
+              <w:t>008</w:t>
+            </w:r>
+          </w:p>
+        </w:tc>
+        <w:tc>
+          <w:tcPr>
+            <w:tcW w:type="dxa" w:w="3168"/>
+            <w:shd w:fill="F8FAFC" w:val="clear"/>
+            <w:tcMar>
+              <w:top w:w="60" w:type="dxa"/>
+              <w:bottom w:w="60" w:type="dxa"/>
+              <w:left w:w="80" w:type="dxa"/>
+              <w:right w:w="80" w:type="dxa"/>
+            </w:tcMar>
+          </w:tcPr>
+          <w:p>
+            <w:r>
+              <w:rPr>
+                <w:rFonts w:ascii="Arial" w:hAnsi="Arial"/>
+                <w:b w:val="0"/>
+                <w:i w:val="0"/>
+                <w:color w:val="1E293B"/>
+                <w:sz w:val="17"/>
+              </w:rPr>
+              <w:t>Amitabh Bachchan</w:t>
+            </w:r>
+          </w:p>
+        </w:tc>
+        <w:tc>
+          <w:tcPr>
+            <w:tcW w:type="dxa" w:w="2016"/>
+            <w:shd w:fill="F8FAFC" w:val="clear"/>
+            <w:tcMar>
+              <w:top w:w="60" w:type="dxa"/>
+              <w:bottom w:w="60" w:type="dxa"/>
+              <w:left w:w="80" w:type="dxa"/>
+              <w:right w:w="80" w:type="dxa"/>
+            </w:tcMar>
+          </w:tcPr>
+          <w:p>
+            <w:r>
+              <w:rPr>
+                <w:rFonts w:ascii="Arial" w:hAnsi="Arial"/>
+                <w:b w:val="0"/>
+                <w:i w:val="0"/>
+                <w:color w:val="1E293B"/>
+                <w:sz w:val="17"/>
+              </w:rPr>
+              <w:t>88.5% FAKE</w:t>
+            </w:r>
+          </w:p>
+        </w:tc>
+        <w:tc>
+          <w:tcPr>
+            <w:tcW w:type="dxa" w:w="2016"/>
+            <w:shd w:fill="F8FAFC" w:val="clear"/>
+            <w:tcMar>
+              <w:top w:w="60" w:type="dxa"/>
+              <w:bottom w:w="60" w:type="dxa"/>
+              <w:left w:w="80" w:type="dxa"/>
+              <w:right w:w="80" w:type="dxa"/>
+            </w:tcMar>
+          </w:tcPr>
+          <w:p>
+            <w:r>
+              <w:rPr>
+                <w:rFonts w:ascii="Arial" w:hAnsi="Arial"/>
+                <w:b w:val="0"/>
+                <w:i w:val="0"/>
+                <w:color w:val="1E293B"/>
+                <w:sz w:val="17"/>
+              </w:rPr>
+              <w:t>57.5% FAKE</w:t>
+            </w:r>
+          </w:p>
+        </w:tc>
+        <w:tc>
+          <w:tcPr>
+            <w:tcW w:type="dxa" w:w="2016"/>
+            <w:shd w:fill="F8FAFC" w:val="clear"/>
+            <w:tcMar>
+              <w:top w:w="60" w:type="dxa"/>
+              <w:bottom w:w="60" w:type="dxa"/>
+              <w:left w:w="80" w:type="dxa"/>
+              <w:right w:w="80" w:type="dxa"/>
+            </w:tcMar>
+          </w:tcPr>
+          <w:p>
+            <w:r>
+              <w:rPr>
+                <w:rFonts w:ascii="Arial" w:hAnsi="Arial"/>
+                <w:b w:val="0"/>
+                <w:i w:val="0"/>
+                <w:color w:val="1E293B"/>
+                <w:sz w:val="17"/>
+              </w:rPr>
+              <w:t>56.7% FAKE</w:t>
+            </w:r>
+          </w:p>
+        </w:tc>
+        <w:tc>
+          <w:tcPr>
+            <w:tcW w:type="dxa" w:w="1440"/>
+            <w:shd w:fill="F8FAFC" w:val="clear"/>
+            <w:tcMar>
+              <w:top w:w="60" w:type="dxa"/>
+              <w:bottom w:w="60" w:type="dxa"/>
+              <w:left w:w="80" w:type="dxa"/>
+              <w:right w:w="80" w:type="dxa"/>
+            </w:tcMar>
+          </w:tcPr>
+          <w:p>
+            <w:r>
+              <w:rPr>
+                <w:rFonts w:ascii="Arial" w:hAnsi="Arial"/>
+                <w:b w:val="0"/>
+                <w:i w:val="0"/>
+                <w:color w:val="1E293B"/>
+                <w:sz w:val="17"/>
+              </w:rPr>
+              <w:t>✅ DETECTED</w:t>
+            </w:r>
+          </w:p>
+        </w:tc>
+      </w:tr>
+      <w:tr>
+        <w:tc>
+          <w:tcPr>
+            <w:tcW w:type="dxa" w:w="864"/>
+            <w:shd w:fill="FFFFFF" w:val="clear"/>
+            <w:tcMar>
+              <w:top w:w="60" w:type="dxa"/>
+              <w:bottom w:w="60" w:type="dxa"/>
+              <w:left w:w="80" w:type="dxa"/>
+              <w:right w:w="80" w:type="dxa"/>
+            </w:tcMar>
+          </w:tcPr>
+          <w:p>
+            <w:r>
+              <w:rPr>
+                <w:rFonts w:ascii="Arial" w:hAnsi="Arial"/>
+                <w:b w:val="0"/>
+                <w:i w:val="0"/>
+                <w:color w:val="1E293B"/>
+                <w:sz w:val="17"/>
+              </w:rPr>
+              <w:t>027</w:t>
+            </w:r>
+          </w:p>
+        </w:tc>
+        <w:tc>
+          <w:tcPr>
+            <w:tcW w:type="dxa" w:w="3168"/>
+            <w:shd w:fill="FFFFFF" w:val="clear"/>
+            <w:tcMar>
+              <w:top w:w="60" w:type="dxa"/>
+              <w:bottom w:w="60" w:type="dxa"/>
+              <w:left w:w="80" w:type="dxa"/>
+              <w:right w:w="80" w:type="dxa"/>
+            </w:tcMar>
+          </w:tcPr>
+          <w:p>
+            <w:r>
+              <w:rPr>
+                <w:rFonts w:ascii="Arial" w:hAnsi="Arial"/>
+                <w:b w:val="0"/>
+                <w:i w:val="0"/>
+                <w:color w:val="1E293B"/>
+                <w:sz w:val="17"/>
+              </w:rPr>
+              <w:t>Gautam Adani</w:t>
+            </w:r>
+          </w:p>
+        </w:tc>
+        <w:tc>
+          <w:tcPr>
+            <w:tcW w:type="dxa" w:w="2016"/>
+            <w:shd w:fill="FFFFFF" w:val="clear"/>
+            <w:tcMar>
+              <w:top w:w="60" w:type="dxa"/>
+              <w:bottom w:w="60" w:type="dxa"/>
+              <w:left w:w="80" w:type="dxa"/>
+              <w:right w:w="80" w:type="dxa"/>
+            </w:tcMar>
+          </w:tcPr>
+          <w:p>
+            <w:r>
+              <w:rPr>
+                <w:rFonts w:ascii="Arial" w:hAnsi="Arial"/>
+                <w:b w:val="0"/>
+                <w:i w:val="0"/>
+                <w:color w:val="1E293B"/>
+                <w:sz w:val="17"/>
+              </w:rPr>
+              <w:t>99.2% FAKE</w:t>
+            </w:r>
+          </w:p>
+        </w:tc>
+        <w:tc>
+          <w:tcPr>
+            <w:tcW w:type="dxa" w:w="2016"/>
+            <w:shd w:fill="FFFFFF" w:val="clear"/>
+            <w:tcMar>
+              <w:top w:w="60" w:type="dxa"/>
+              <w:bottom w:w="60" w:type="dxa"/>
+              <w:left w:w="80" w:type="dxa"/>
+              <w:right w:w="80" w:type="dxa"/>
+            </w:tcMar>
+          </w:tcPr>
+          <w:p>
+            <w:r>
+              <w:rPr>
+                <w:rFonts w:ascii="Arial" w:hAnsi="Arial"/>
+                <w:b w:val="0"/>
+                <w:i w:val="0"/>
+                <w:color w:val="1E293B"/>
+                <w:sz w:val="17"/>
+              </w:rPr>
+              <w:t>57.5% FAKE</w:t>
+            </w:r>
+          </w:p>
+        </w:tc>
+        <w:tc>
+          <w:tcPr>
+            <w:tcW w:type="dxa" w:w="2016"/>
+            <w:shd w:fill="FFFFFF" w:val="clear"/>
+            <w:tcMar>
+              <w:top w:w="60" w:type="dxa"/>
+              <w:bottom w:w="60" w:type="dxa"/>
+              <w:left w:w="80" w:type="dxa"/>
+              <w:right w:w="80" w:type="dxa"/>
+            </w:tcMar>
+          </w:tcPr>
+          <w:p>
+            <w:r>
+              <w:rPr>
+                <w:rFonts w:ascii="Arial" w:hAnsi="Arial"/>
+                <w:b w:val="0"/>
+                <w:i w:val="0"/>
+                <w:color w:val="1E293B"/>
+                <w:sz w:val="17"/>
+              </w:rPr>
+              <w:t>56.7% FAKE</w:t>
+            </w:r>
+          </w:p>
+        </w:tc>
+        <w:tc>
+          <w:tcPr>
+            <w:tcW w:type="dxa" w:w="1440"/>
+            <w:shd w:fill="FFFFFF" w:val="clear"/>
+            <w:tcMar>
+              <w:top w:w="60" w:type="dxa"/>
+              <w:bottom w:w="60" w:type="dxa"/>
+              <w:left w:w="80" w:type="dxa"/>
+              <w:right w:w="80" w:type="dxa"/>
+            </w:tcMar>
+          </w:tcPr>
+          <w:p>
+            <w:r>
+              <w:rPr>
+                <w:rFonts w:ascii="Arial" w:hAnsi="Arial"/>
+                <w:b w:val="0"/>
+                <w:i w:val="0"/>
+                <w:color w:val="1E293B"/>
+                <w:sz w:val="17"/>
+              </w:rPr>
+              <w:t>✅ DETECTED</w:t>
+            </w:r>
+          </w:p>
+        </w:tc>
+      </w:tr>
+      <w:tr>
+        <w:tc>
+          <w:tcPr>
+            <w:tcW w:type="dxa" w:w="864"/>
+            <w:shd w:fill="F8FAFC" w:val="clear"/>
+            <w:tcMar>
+              <w:top w:w="60" w:type="dxa"/>
+              <w:bottom w:w="60" w:type="dxa"/>
+              <w:left w:w="80" w:type="dxa"/>
+              <w:right w:w="80" w:type="dxa"/>
+            </w:tcMar>
+          </w:tcPr>
+          <w:p>
+            <w:r>
+              <w:rPr>
+                <w:rFonts w:ascii="Arial" w:hAnsi="Arial"/>
+                <w:b w:val="0"/>
+                <w:i w:val="0"/>
+                <w:color w:val="1E293B"/>
+                <w:sz w:val="17"/>
+              </w:rPr>
+              <w:t>051</w:t>
+            </w:r>
+          </w:p>
+        </w:tc>
+        <w:tc>
+          <w:tcPr>
+            <w:tcW w:type="dxa" w:w="3168"/>
+            <w:shd w:fill="F8FAFC" w:val="clear"/>
+            <w:tcMar>
+              <w:top w:w="60" w:type="dxa"/>
+              <w:bottom w:w="60" w:type="dxa"/>
+              <w:left w:w="80" w:type="dxa"/>
+              <w:right w:w="80" w:type="dxa"/>
+            </w:tcMar>
+          </w:tcPr>
+          <w:p>
+            <w:r>
+              <w:rPr>
+                <w:rFonts w:ascii="Arial" w:hAnsi="Arial"/>
+                <w:b w:val="0"/>
+                <w:i w:val="0"/>
+                <w:color w:val="1E293B"/>
+                <w:sz w:val="17"/>
+              </w:rPr>
+              <w:t>Narendra Modi</w:t>
+            </w:r>
+          </w:p>
+        </w:tc>
+        <w:tc>
+          <w:tcPr>
+            <w:tcW w:type="dxa" w:w="2016"/>
+            <w:shd w:fill="F8FAFC" w:val="clear"/>
+            <w:tcMar>
+              <w:top w:w="60" w:type="dxa"/>
+              <w:bottom w:w="60" w:type="dxa"/>
+              <w:left w:w="80" w:type="dxa"/>
+              <w:right w:w="80" w:type="dxa"/>
+            </w:tcMar>
+          </w:tcPr>
+          <w:p>
+            <w:r>
+              <w:rPr>
+                <w:rFonts w:ascii="Arial" w:hAnsi="Arial"/>
+                <w:b w:val="0"/>
+                <w:i w:val="0"/>
+                <w:color w:val="1E293B"/>
+                <w:sz w:val="17"/>
+              </w:rPr>
+              <w:t>99.2% FAKE</w:t>
+            </w:r>
+          </w:p>
+        </w:tc>
+        <w:tc>
+          <w:tcPr>
+            <w:tcW w:type="dxa" w:w="2016"/>
+            <w:shd w:fill="F8FAFC" w:val="clear"/>
+            <w:tcMar>
+              <w:top w:w="60" w:type="dxa"/>
+              <w:bottom w:w="60" w:type="dxa"/>
+              <w:left w:w="80" w:type="dxa"/>
+              <w:right w:w="80" w:type="dxa"/>
+            </w:tcMar>
+          </w:tcPr>
+          <w:p>
+            <w:r>
+              <w:rPr>
+                <w:rFonts w:ascii="Arial" w:hAnsi="Arial"/>
+                <w:b w:val="0"/>
+                <w:i w:val="0"/>
+                <w:color w:val="1E293B"/>
+                <w:sz w:val="17"/>
+              </w:rPr>
+              <w:t>57.5% FAKE</w:t>
+            </w:r>
+          </w:p>
+        </w:tc>
+        <w:tc>
+          <w:tcPr>
+            <w:tcW w:type="dxa" w:w="2016"/>
+            <w:shd w:fill="F8FAFC" w:val="clear"/>
+            <w:tcMar>
+              <w:top w:w="60" w:type="dxa"/>
+              <w:bottom w:w="60" w:type="dxa"/>
+              <w:left w:w="80" w:type="dxa"/>
+              <w:right w:w="80" w:type="dxa"/>
+            </w:tcMar>
+          </w:tcPr>
+          <w:p>
+            <w:r>
+              <w:rPr>
+                <w:rFonts w:ascii="Arial" w:hAnsi="Arial"/>
+                <w:b w:val="0"/>
+                <w:i w:val="0"/>
+                <w:color w:val="1E293B"/>
+                <w:sz w:val="17"/>
+              </w:rPr>
+              <w:t>56.7% FAKE</w:t>
+            </w:r>
+          </w:p>
+        </w:tc>
+        <w:tc>
+          <w:tcPr>
+            <w:tcW w:type="dxa" w:w="1440"/>
+            <w:shd w:fill="F8FAFC" w:val="clear"/>
+            <w:tcMar>
+              <w:top w:w="60" w:type="dxa"/>
+              <w:bottom w:w="60" w:type="dxa"/>
+              <w:left w:w="80" w:type="dxa"/>
+              <w:right w:w="80" w:type="dxa"/>
+            </w:tcMar>
+          </w:tcPr>
+          <w:p>
+            <w:r>
+              <w:rPr>
+                <w:rFonts w:ascii="Arial" w:hAnsi="Arial"/>
+                <w:b w:val="0"/>
+                <w:i w:val="0"/>
+                <w:color w:val="1E293B"/>
+                <w:sz w:val="17"/>
+              </w:rPr>
+              <w:t>✅ DETECTED</w:t>
+            </w:r>
+          </w:p>
+        </w:tc>
+      </w:tr>
+      <w:tr>
+        <w:tc>
+          <w:tcPr>
+            <w:tcW w:type="dxa" w:w="864"/>
+            <w:shd w:fill="FFFFFF" w:val="clear"/>
+            <w:tcMar>
+              <w:top w:w="60" w:type="dxa"/>
+              <w:bottom w:w="60" w:type="dxa"/>
+              <w:left w:w="80" w:type="dxa"/>
+              <w:right w:w="80" w:type="dxa"/>
+            </w:tcMar>
+          </w:tcPr>
+          <w:p>
+            <w:r>
+              <w:rPr>
+                <w:rFonts w:ascii="Arial" w:hAnsi="Arial"/>
+                <w:b w:val="0"/>
+                <w:i w:val="0"/>
+                <w:color w:val="1E293B"/>
+                <w:sz w:val="17"/>
+              </w:rPr>
+              <w:t>078</w:t>
+            </w:r>
+          </w:p>
+        </w:tc>
+        <w:tc>
+          <w:tcPr>
+            <w:tcW w:type="dxa" w:w="3168"/>
+            <w:shd w:fill="FFFFFF" w:val="clear"/>
+            <w:tcMar>
+              <w:top w:w="60" w:type="dxa"/>
+              <w:bottom w:w="60" w:type="dxa"/>
+              <w:left w:w="80" w:type="dxa"/>
+              <w:right w:w="80" w:type="dxa"/>
+            </w:tcMar>
+          </w:tcPr>
+          <w:p>
+            <w:r>
+              <w:rPr>
+                <w:rFonts w:ascii="Arial" w:hAnsi="Arial"/>
+                <w:b w:val="0"/>
+                <w:i w:val="0"/>
+                <w:color w:val="1E293B"/>
+                <w:sz w:val="17"/>
+              </w:rPr>
+              <w:t>Sachin Tendulkar</w:t>
+            </w:r>
+          </w:p>
+        </w:tc>
+        <w:tc>
+          <w:tcPr>
+            <w:tcW w:type="dxa" w:w="2016"/>
+            <w:shd w:fill="FFFFFF" w:val="clear"/>
+            <w:tcMar>
+              <w:top w:w="60" w:type="dxa"/>
+              <w:bottom w:w="60" w:type="dxa"/>
+              <w:left w:w="80" w:type="dxa"/>
+              <w:right w:w="80" w:type="dxa"/>
+            </w:tcMar>
+          </w:tcPr>
+          <w:p>
+            <w:r>
+              <w:rPr>
+                <w:rFonts w:ascii="Arial" w:hAnsi="Arial"/>
+                <w:b w:val="0"/>
+                <w:i w:val="0"/>
+                <w:color w:val="1E293B"/>
+                <w:sz w:val="17"/>
+              </w:rPr>
+              <w:t>99.2% FAKE</w:t>
+            </w:r>
+          </w:p>
+        </w:tc>
+        <w:tc>
+          <w:tcPr>
+            <w:tcW w:type="dxa" w:w="2016"/>
+            <w:shd w:fill="FFFFFF" w:val="clear"/>
+            <w:tcMar>
+              <w:top w:w="60" w:type="dxa"/>
+              <w:bottom w:w="60" w:type="dxa"/>
+              <w:left w:w="80" w:type="dxa"/>
+              <w:right w:w="80" w:type="dxa"/>
+            </w:tcMar>
+          </w:tcPr>
+          <w:p>
+            <w:r>
+              <w:rPr>
+                <w:rFonts w:ascii="Arial" w:hAnsi="Arial"/>
+                <w:b w:val="0"/>
+                <w:i w:val="0"/>
+                <w:color w:val="1E293B"/>
+                <w:sz w:val="17"/>
+              </w:rPr>
+              <w:t>57.5% FAKE</w:t>
+            </w:r>
+          </w:p>
+        </w:tc>
+        <w:tc>
+          <w:tcPr>
+            <w:tcW w:type="dxa" w:w="2016"/>
+            <w:shd w:fill="FFFFFF" w:val="clear"/>
+            <w:tcMar>
+              <w:top w:w="60" w:type="dxa"/>
+              <w:bottom w:w="60" w:type="dxa"/>
+              <w:left w:w="80" w:type="dxa"/>
+              <w:right w:w="80" w:type="dxa"/>
+            </w:tcMar>
+          </w:tcPr>
+          <w:p>
+            <w:r>
+              <w:rPr>
+                <w:rFonts w:ascii="Arial" w:hAnsi="Arial"/>
+                <w:b w:val="0"/>
+                <w:i w:val="0"/>
+                <w:color w:val="1E293B"/>
+                <w:sz w:val="17"/>
+              </w:rPr>
+              <w:t>56.7% FAKE</w:t>
+            </w:r>
+          </w:p>
+        </w:tc>
+        <w:tc>
+          <w:tcPr>
+            <w:tcW w:type="dxa" w:w="1440"/>
+            <w:shd w:fill="FFFFFF" w:val="clear"/>
+            <w:tcMar>
+              <w:top w:w="60" w:type="dxa"/>
+              <w:bottom w:w="60" w:type="dxa"/>
+              <w:left w:w="80" w:type="dxa"/>
+              <w:right w:w="80" w:type="dxa"/>
+            </w:tcMar>
+          </w:tcPr>
+          <w:p>
+            <w:r>
+              <w:rPr>
+                <w:rFonts w:ascii="Arial" w:hAnsi="Arial"/>
+                <w:b w:val="0"/>
+                <w:i w:val="0"/>
+                <w:color w:val="1E293B"/>
+                <w:sz w:val="17"/>
+              </w:rPr>
+              <w:t>✅ DETECTED</w:t>
+            </w:r>
+          </w:p>
+        </w:tc>
+      </w:tr>
+      <w:tr>
+        <w:tc>
+          <w:tcPr>
+            <w:tcW w:type="dxa" w:w="864"/>
+            <w:shd w:fill="F8FAFC" w:val="clear"/>
+            <w:tcMar>
+              <w:top w:w="60" w:type="dxa"/>
+              <w:bottom w:w="60" w:type="dxa"/>
+              <w:left w:w="80" w:type="dxa"/>
+              <w:right w:w="80" w:type="dxa"/>
+            </w:tcMar>
+          </w:tcPr>
+          <w:p>
+            <w:r>
+              <w:rPr>
+                <w:rFonts w:ascii="Arial" w:hAnsi="Arial"/>
+                <w:b w:val="0"/>
+                <w:i w:val="0"/>
+                <w:color w:val="1E293B"/>
+                <w:sz w:val="17"/>
+              </w:rPr>
+              <w:t>082</w:t>
+            </w:r>
+          </w:p>
+        </w:tc>
+        <w:tc>
+          <w:tcPr>
+            <w:tcW w:type="dxa" w:w="3168"/>
+            <w:shd w:fill="F8FAFC" w:val="clear"/>
+            <w:tcMar>
+              <w:top w:w="60" w:type="dxa"/>
+              <w:bottom w:w="60" w:type="dxa"/>
+              <w:left w:w="80" w:type="dxa"/>
+              <w:right w:w="80" w:type="dxa"/>
+            </w:tcMar>
+          </w:tcPr>
+          <w:p>
+            <w:r>
+              <w:rPr>
+                <w:rFonts w:ascii="Arial" w:hAnsi="Arial"/>
+                <w:b w:val="0"/>
+                <w:i w:val="0"/>
+                <w:color w:val="1E293B"/>
+                <w:sz w:val="17"/>
+              </w:rPr>
+              <w:t>Shah Rukh Khan</w:t>
+            </w:r>
+          </w:p>
+        </w:tc>
+        <w:tc>
+          <w:tcPr>
+            <w:tcW w:type="dxa" w:w="2016"/>
+            <w:shd w:fill="F8FAFC" w:val="clear"/>
+            <w:tcMar>
+              <w:top w:w="60" w:type="dxa"/>
+              <w:bottom w:w="60" w:type="dxa"/>
+              <w:left w:w="80" w:type="dxa"/>
+              <w:right w:w="80" w:type="dxa"/>
+            </w:tcMar>
+          </w:tcPr>
+          <w:p>
+            <w:r>
+              <w:rPr>
+                <w:rFonts w:ascii="Arial" w:hAnsi="Arial"/>
+                <w:b w:val="0"/>
+                <w:i w:val="0"/>
+                <w:color w:val="1E293B"/>
+                <w:sz w:val="17"/>
+              </w:rPr>
+              <w:t>98.1% FAKE</w:t>
+            </w:r>
+          </w:p>
+        </w:tc>
+        <w:tc>
+          <w:tcPr>
+            <w:tcW w:type="dxa" w:w="2016"/>
+            <w:shd w:fill="F8FAFC" w:val="clear"/>
+            <w:tcMar>
+              <w:top w:w="60" w:type="dxa"/>
+              <w:bottom w:w="60" w:type="dxa"/>
+              <w:left w:w="80" w:type="dxa"/>
+              <w:right w:w="80" w:type="dxa"/>
+            </w:tcMar>
+          </w:tcPr>
+          <w:p>
+            <w:r>
+              <w:rPr>
+                <w:rFonts w:ascii="Arial" w:hAnsi="Arial"/>
+                <w:b w:val="0"/>
+                <w:i w:val="0"/>
+                <w:color w:val="1E293B"/>
+                <w:sz w:val="17"/>
+              </w:rPr>
+              <w:t>57.5% FAKE</w:t>
+            </w:r>
+          </w:p>
+        </w:tc>
+        <w:tc>
+          <w:tcPr>
+            <w:tcW w:type="dxa" w:w="2016"/>
+            <w:shd w:fill="F8FAFC" w:val="clear"/>
+            <w:tcMar>
+              <w:top w:w="60" w:type="dxa"/>
+              <w:bottom w:w="60" w:type="dxa"/>
+              <w:left w:w="80" w:type="dxa"/>
+              <w:right w:w="80" w:type="dxa"/>
+            </w:tcMar>
+          </w:tcPr>
+          <w:p>
+            <w:r>
+              <w:rPr>
+                <w:rFonts w:ascii="Arial" w:hAnsi="Arial"/>
+                <w:b w:val="0"/>
+                <w:i w:val="0"/>
+                <w:color w:val="1E293B"/>
+                <w:sz w:val="17"/>
+              </w:rPr>
+              <w:t>56.7% FAKE</w:t>
+            </w:r>
+          </w:p>
+        </w:tc>
+        <w:tc>
+          <w:tcPr>
+            <w:tcW w:type="dxa" w:w="1440"/>
+            <w:shd w:fill="F8FAFC" w:val="clear"/>
+            <w:tcMar>
+              <w:top w:w="60" w:type="dxa"/>
+              <w:bottom w:w="60" w:type="dxa"/>
+              <w:left w:w="80" w:type="dxa"/>
+              <w:right w:w="80" w:type="dxa"/>
+            </w:tcMar>
+          </w:tcPr>
+          <w:p>
+            <w:r>
+              <w:rPr>
+                <w:rFonts w:ascii="Arial" w:hAnsi="Arial"/>
+                <w:b w:val="0"/>
+                <w:i w:val="0"/>
+                <w:color w:val="1E293B"/>
+                <w:sz w:val="17"/>
+              </w:rPr>
+              <w:t>✅ DETECTED</w:t>
+            </w:r>
+          </w:p>
+        </w:tc>
+      </w:tr>
+      <w:tr>
+        <w:tc>
+          <w:tcPr>
+            <w:tcW w:type="dxa" w:w="864"/>
+            <w:shd w:fill="FFFFFF" w:val="clear"/>
+            <w:tcMar>
+              <w:top w:w="60" w:type="dxa"/>
+              <w:bottom w:w="60" w:type="dxa"/>
+              <w:left w:w="80" w:type="dxa"/>
+              <w:right w:w="80" w:type="dxa"/>
+            </w:tcMar>
+          </w:tcPr>
+          <w:p>
+            <w:r>
+              <w:rPr>
+                <w:rFonts w:ascii="Arial" w:hAnsi="Arial"/>
+                <w:b w:val="0"/>
+                <w:i w:val="0"/>
+                <w:color w:val="1E293B"/>
+                <w:sz w:val="17"/>
+              </w:rPr>
+              <w:t>098</w:t>
+            </w:r>
+          </w:p>
+        </w:tc>
+        <w:tc>
+          <w:tcPr>
+            <w:tcW w:type="dxa" w:w="3168"/>
+            <w:shd w:fill="FFFFFF" w:val="clear"/>
+            <w:tcMar>
+              <w:top w:w="60" w:type="dxa"/>
+              <w:bottom w:w="60" w:type="dxa"/>
+              <w:left w:w="80" w:type="dxa"/>
+              <w:right w:w="80" w:type="dxa"/>
+            </w:tcMar>
+          </w:tcPr>
+          <w:p>
+            <w:r>
+              <w:rPr>
+                <w:rFonts w:ascii="Arial" w:hAnsi="Arial"/>
+                <w:b w:val="0"/>
+                <w:i w:val="0"/>
+                <w:color w:val="1E293B"/>
+                <w:sz w:val="17"/>
+              </w:rPr>
+              <w:t>Virat Kohli</w:t>
+            </w:r>
+          </w:p>
+        </w:tc>
+        <w:tc>
+          <w:tcPr>
+            <w:tcW w:type="dxa" w:w="2016"/>
+            <w:shd w:fill="FFFFFF" w:val="clear"/>
+            <w:tcMar>
+              <w:top w:w="60" w:type="dxa"/>
+              <w:bottom w:w="60" w:type="dxa"/>
+              <w:left w:w="80" w:type="dxa"/>
+              <w:right w:w="80" w:type="dxa"/>
+            </w:tcMar>
+          </w:tcPr>
+          <w:p>
+            <w:r>
+              <w:rPr>
+                <w:rFonts w:ascii="Arial" w:hAnsi="Arial"/>
+                <w:b w:val="0"/>
+                <w:i w:val="0"/>
+                <w:color w:val="1E293B"/>
+                <w:sz w:val="17"/>
+              </w:rPr>
+              <w:t>81.2% FAKE</w:t>
+            </w:r>
+          </w:p>
+        </w:tc>
+        <w:tc>
+          <w:tcPr>
+            <w:tcW w:type="dxa" w:w="2016"/>
+            <w:shd w:fill="FFFFFF" w:val="clear"/>
+            <w:tcMar>
+              <w:top w:w="60" w:type="dxa"/>
+              <w:bottom w:w="60" w:type="dxa"/>
+              <w:left w:w="80" w:type="dxa"/>
+              <w:right w:w="80" w:type="dxa"/>
+            </w:tcMar>
+          </w:tcPr>
+          <w:p>
+            <w:r>
+              <w:rPr>
+                <w:rFonts w:ascii="Arial" w:hAnsi="Arial"/>
+                <w:b w:val="0"/>
+                <w:i w:val="0"/>
+                <w:color w:val="1E293B"/>
+                <w:sz w:val="17"/>
+              </w:rPr>
+              <w:t>57.5% FAKE</w:t>
+            </w:r>
+          </w:p>
+        </w:tc>
+        <w:tc>
+          <w:tcPr>
+            <w:tcW w:type="dxa" w:w="2016"/>
+            <w:shd w:fill="FFFFFF" w:val="clear"/>
+            <w:tcMar>
+              <w:top w:w="60" w:type="dxa"/>
+              <w:bottom w:w="60" w:type="dxa"/>
+              <w:left w:w="80" w:type="dxa"/>
+              <w:right w:w="80" w:type="dxa"/>
+            </w:tcMar>
+          </w:tcPr>
+          <w:p>
+            <w:r>
+              <w:rPr>
+                <w:rFonts w:ascii="Arial" w:hAnsi="Arial"/>
+                <w:b w:val="0"/>
+                <w:i w:val="0"/>
+                <w:color w:val="1E293B"/>
+                <w:sz w:val="17"/>
+              </w:rPr>
+              <w:t>56.6% FAKE</w:t>
+            </w:r>
+          </w:p>
+        </w:tc>
+        <w:tc>
+          <w:tcPr>
+            <w:tcW w:type="dxa" w:w="1440"/>
+            <w:shd w:fill="FFFFFF" w:val="clear"/>
+            <w:tcMar>
+              <w:top w:w="60" w:type="dxa"/>
+              <w:bottom w:w="60" w:type="dxa"/>
+              <w:left w:w="80" w:type="dxa"/>
+              <w:right w:w="80" w:type="dxa"/>
+            </w:tcMar>
+          </w:tcPr>
+          <w:p>
+            <w:r>
+              <w:rPr>
+                <w:rFonts w:ascii="Arial" w:hAnsi="Arial"/>
+                <w:b w:val="0"/>
+                <w:i w:val="0"/>
+                <w:color w:val="1E293B"/>
+                <w:sz w:val="17"/>
+              </w:rPr>
+              <w:t>✅ DETECTED</w:t>
+            </w:r>
+          </w:p>
+        </w:tc>
+      </w:tr>
+      <w:tr>
+        <w:tc>
+          <w:tcPr>
+            <w:tcW w:type="dxa" w:w="864"/>
+            <w:shd w:fill="F8FAFC" w:val="clear"/>
+            <w:tcMar>
+              <w:top w:w="60" w:type="dxa"/>
+              <w:bottom w:w="60" w:type="dxa"/>
+              <w:left w:w="80" w:type="dxa"/>
+              <w:right w:w="80" w:type="dxa"/>
+            </w:tcMar>
+          </w:tcPr>
+          <w:p>
+            <w:r>
+              <w:rPr>
+                <w:rFonts w:ascii="Arial" w:hAnsi="Arial"/>
+                <w:b w:val="0"/>
+                <w:i w:val="0"/>
+                <w:color w:val="1E293B"/>
+                <w:sz w:val="17"/>
+              </w:rPr>
+              <w:t>100</w:t>
+            </w:r>
+          </w:p>
+        </w:tc>
+        <w:tc>
+          <w:tcPr>
+            <w:tcW w:type="dxa" w:w="3168"/>
+            <w:shd w:fill="F8FAFC" w:val="clear"/>
+            <w:tcMar>
+              <w:top w:w="60" w:type="dxa"/>
+              <w:bottom w:w="60" w:type="dxa"/>
+              <w:left w:w="80" w:type="dxa"/>
+              <w:right w:w="80" w:type="dxa"/>
+            </w:tcMar>
+          </w:tcPr>
+          <w:p>
+            <w:r>
+              <w:rPr>
+                <w:rFonts w:ascii="Arial" w:hAnsi="Arial"/>
+                <w:b w:val="0"/>
+                <w:i w:val="0"/>
+                <w:color w:val="1E293B"/>
+                <w:sz w:val="17"/>
+              </w:rPr>
+              <w:t>Yogi Adityanath</w:t>
+            </w:r>
+          </w:p>
+        </w:tc>
+        <w:tc>
+          <w:tcPr>
+            <w:tcW w:type="dxa" w:w="2016"/>
+            <w:shd w:fill="F8FAFC" w:val="clear"/>
+            <w:tcMar>
+              <w:top w:w="60" w:type="dxa"/>
+              <w:bottom w:w="60" w:type="dxa"/>
+              <w:left w:w="80" w:type="dxa"/>
+              <w:right w:w="80" w:type="dxa"/>
+            </w:tcMar>
+          </w:tcPr>
+          <w:p>
+            <w:r>
+              <w:rPr>
+                <w:rFonts w:ascii="Arial" w:hAnsi="Arial"/>
+                <w:b w:val="0"/>
+                <w:i w:val="0"/>
+                <w:color w:val="1E293B"/>
+                <w:sz w:val="17"/>
+              </w:rPr>
+              <w:t>88.6% FAKE</w:t>
+            </w:r>
+          </w:p>
+        </w:tc>
+        <w:tc>
+          <w:tcPr>
+            <w:tcW w:type="dxa" w:w="2016"/>
+            <w:shd w:fill="F8FAFC" w:val="clear"/>
+            <w:tcMar>
+              <w:top w:w="60" w:type="dxa"/>
+              <w:bottom w:w="60" w:type="dxa"/>
+              <w:left w:w="80" w:type="dxa"/>
+              <w:right w:w="80" w:type="dxa"/>
+            </w:tcMar>
+          </w:tcPr>
+          <w:p>
+            <w:r>
+              <w:rPr>
+                <w:rFonts w:ascii="Arial" w:hAnsi="Arial"/>
+                <w:b w:val="0"/>
+                <w:i w:val="0"/>
+                <w:color w:val="1E293B"/>
+                <w:sz w:val="17"/>
+              </w:rPr>
+              <w:t>57.5% FAKE</w:t>
+            </w:r>
+          </w:p>
+        </w:tc>
+        <w:tc>
+          <w:tcPr>
+            <w:tcW w:type="dxa" w:w="2016"/>
+            <w:shd w:fill="F8FAFC" w:val="clear"/>
+            <w:tcMar>
+              <w:top w:w="60" w:type="dxa"/>
+              <w:bottom w:w="60" w:type="dxa"/>
+              <w:left w:w="80" w:type="dxa"/>
+              <w:right w:w="80" w:type="dxa"/>
+            </w:tcMar>
+          </w:tcPr>
+          <w:p>
+            <w:r>
+              <w:rPr>
+                <w:rFonts w:ascii="Arial" w:hAnsi="Arial"/>
+                <w:b w:val="0"/>
+                <w:i w:val="0"/>
+                <w:color w:val="1E293B"/>
+                <w:sz w:val="17"/>
+              </w:rPr>
+              <w:t>56.7% FAKE</w:t>
+            </w:r>
+          </w:p>
+        </w:tc>
+        <w:tc>
+          <w:tcPr>
+            <w:tcW w:type="dxa" w:w="1440"/>
+            <w:shd w:fill="F8FAFC" w:val="clear"/>
+            <w:tcMar>
+              <w:top w:w="60" w:type="dxa"/>
+              <w:bottom w:w="60" w:type="dxa"/>
+              <w:left w:w="80" w:type="dxa"/>
+              <w:right w:w="80" w:type="dxa"/>
+            </w:tcMar>
+          </w:tcPr>
+          <w:p>
+            <w:r>
+              <w:rPr>
+                <w:rFonts w:ascii="Arial" w:hAnsi="Arial"/>
+                <w:b w:val="0"/>
+                <w:i w:val="0"/>
+                <w:color w:val="1E293B"/>
+                <w:sz w:val="17"/>
+              </w:rPr>
+              <w:t>✅ DETECTED</w:t>
+            </w:r>
+          </w:p>
+        </w:tc>
+      </w:tr>
+      <w:tr>
+        <w:tc>
+          <w:tcPr>
+            <w:tcW w:type="dxa" w:w="864"/>
+            <w:shd w:fill="FFFFFF" w:val="clear"/>
+            <w:tcMar>
+              <w:top w:w="60" w:type="dxa"/>
+              <w:bottom w:w="60" w:type="dxa"/>
+              <w:left w:w="80" w:type="dxa"/>
+              <w:right w:w="80" w:type="dxa"/>
+            </w:tcMar>
+          </w:tcPr>
+          <w:p>
+            <w:r>
+              <w:rPr>
+                <w:rFonts w:ascii="Arial" w:hAnsi="Arial"/>
+                <w:b w:val="0"/>
+                <w:i w:val="0"/>
+                <w:color w:val="1E293B"/>
+                <w:sz w:val="17"/>
+              </w:rPr>
+              <w:t>AVG</w:t>
+            </w:r>
+          </w:p>
+        </w:tc>
+        <w:tc>
+          <w:tcPr>
+            <w:tcW w:type="dxa" w:w="3168"/>
+            <w:shd w:fill="FFFFFF" w:val="clear"/>
+            <w:tcMar>
+              <w:top w:w="60" w:type="dxa"/>
+              <w:bottom w:w="60" w:type="dxa"/>
+              <w:left w:w="80" w:type="dxa"/>
+              <w:right w:w="80" w:type="dxa"/>
+            </w:tcMar>
+          </w:tcPr>
+          <w:p>
+            <w:r>
+              <w:rPr>
+                <w:rFonts w:ascii="Arial" w:hAnsi="Arial"/>
+                <w:b w:val="0"/>
+                <w:i w:val="0"/>
+                <w:color w:val="1E293B"/>
+                <w:sz w:val="17"/>
+              </w:rPr>
+              <w:t>100 Indian Figures Total</w:t>
+            </w:r>
+          </w:p>
+        </w:tc>
+        <w:tc>
+          <w:tcPr>
+            <w:tcW w:type="dxa" w:w="2016"/>
+            <w:shd w:fill="FFFFFF" w:val="clear"/>
+            <w:tcMar>
+              <w:top w:w="60" w:type="dxa"/>
+              <w:bottom w:w="60" w:type="dxa"/>
+              <w:left w:w="80" w:type="dxa"/>
+              <w:right w:w="80" w:type="dxa"/>
+            </w:tcMar>
+          </w:tcPr>
+          <w:p>
+            <w:r>
+              <w:rPr>
+                <w:rFonts w:ascii="Arial" w:hAnsi="Arial"/>
+                <w:b w:val="0"/>
+                <w:i w:val="0"/>
+                <w:color w:val="1E293B"/>
+                <w:sz w:val="17"/>
+              </w:rPr>
+              <w:t>94.6% FAKE</w:t>
+            </w:r>
+          </w:p>
+        </w:tc>
+        <w:tc>
+          <w:tcPr>
+            <w:tcW w:type="dxa" w:w="2016"/>
+            <w:shd w:fill="FFFFFF" w:val="clear"/>
+            <w:tcMar>
+              <w:top w:w="60" w:type="dxa"/>
+              <w:bottom w:w="60" w:type="dxa"/>
+              <w:left w:w="80" w:type="dxa"/>
+              <w:right w:w="80" w:type="dxa"/>
+            </w:tcMar>
+          </w:tcPr>
+          <w:p>
+            <w:r>
+              <w:rPr>
+                <w:rFonts w:ascii="Arial" w:hAnsi="Arial"/>
+                <w:b w:val="0"/>
+                <w:i w:val="0"/>
+                <w:color w:val="1E293B"/>
+                <w:sz w:val="17"/>
+              </w:rPr>
+              <w:t>57.5% FAKE</w:t>
+            </w:r>
+          </w:p>
+        </w:tc>
+        <w:tc>
+          <w:tcPr>
+            <w:tcW w:type="dxa" w:w="2016"/>
+            <w:shd w:fill="FFFFFF" w:val="clear"/>
+            <w:tcMar>
+              <w:top w:w="60" w:type="dxa"/>
+              <w:bottom w:w="60" w:type="dxa"/>
+              <w:left w:w="80" w:type="dxa"/>
+              <w:right w:w="80" w:type="dxa"/>
+            </w:tcMar>
+          </w:tcPr>
+          <w:p>
+            <w:r>
+              <w:rPr>
+                <w:rFonts w:ascii="Arial" w:hAnsi="Arial"/>
+                <w:b w:val="0"/>
+                <w:i w:val="0"/>
+                <w:color w:val="1E293B"/>
+                <w:sz w:val="17"/>
+              </w:rPr>
+              <w:t>56.7% FAKE</w:t>
+            </w:r>
+          </w:p>
+        </w:tc>
+        <w:tc>
+          <w:tcPr>
+            <w:tcW w:type="dxa" w:w="1440"/>
+            <w:shd w:fill="FFFFFF" w:val="clear"/>
+            <w:tcMar>
+              <w:top w:w="60" w:type="dxa"/>
+              <w:bottom w:w="60" w:type="dxa"/>
+              <w:left w:w="80" w:type="dxa"/>
+              <w:right w:w="80" w:type="dxa"/>
+            </w:tcMar>
+          </w:tcPr>
+          <w:p>
+            <w:r>
+              <w:rPr>
+                <w:rFonts w:ascii="Arial" w:hAnsi="Arial"/>
+                <w:b w:val="0"/>
+                <w:i w:val="0"/>
+                <w:color w:val="1E293B"/>
+                <w:sz w:val="17"/>
+              </w:rPr>
+              <w:t>🏆 100% RECALL</w:t>
+            </w:r>
+          </w:p>
+        </w:tc>
+      </w:tr>
+    </w:tbl>
+    <w:p>
+      <w:pPr>
+        <w:spacing w:after="120"/>
       </w:pPr>
     </w:p>
     <w:tbl>
@@ -2773,10 +6352,10 @@
             <w:tcW w:type="dxa" w:w="9792"/>
             <w:shd w:fill="F0FDF4" w:val="clear"/>
             <w:tcMar>
-              <w:top w:w="140" w:type="dxa"/>
-              <w:bottom w:w="140" w:type="dxa"/>
-              <w:left w:w="180" w:type="dxa"/>
-              <w:right w:w="180" w:type="dxa"/>
+              <w:top w:w="130" w:type="dxa"/>
+              <w:bottom w:w="130" w:type="dxa"/>
+              <w:left w:w="160" w:type="dxa"/>
+              <w:right w:w="160" w:type="dxa"/>
             </w:tcMar>
             <w:tcBorders>
               <w:top w:val="none"/>
@@ -2787,7 +6366,7 @@
           </w:tcPr>
           <w:p>
             <w:pPr>
-              <w:spacing w:after="80"/>
+              <w:spacing w:after="60"/>
             </w:pPr>
             <w:r>
               <w:rPr>
@@ -2797,7 +6376,7 @@
                 <w:color w:val="14532D"/>
                 <w:sz w:val="22"/>
               </w:rPr>
-              <w:t>🇮🇳 Project NETRA Summary in 3 Lines:</w:t>
+              <w:t>🇮🇳 The NETRA Verdict:</w:t>
             </w:r>
           </w:p>
           <w:p>
@@ -2812,7 +6391,7 @@
                 <w:color w:val="1E293B"/>
                 <w:sz w:val="21"/>
               </w:rPr>
-              <w:t>1. No LLM Text Hallucinations — Pure deterministic Computer Vision &amp; Biological Physics.</w:t>
+              <w:t>1. No LLM Hallucinations: Pure Deterministic Computer Vision + Biological Physics.</w:t>
             </w:r>
           </w:p>
           <w:p>
@@ -2827,7 +6406,7 @@
                 <w:color w:val="1E293B"/>
                 <w:sz w:val="21"/>
               </w:rPr>
-              <w:t>2. GenD ViT-L/14 Foundation + LinearNorm Head eliminates DSLR false alarms.</w:t>
+              <w:t>2. GenD ViT-L/14 Hyperspherical Normalization eliminates DSLR sharpness false alarms.</w:t>
             </w:r>
           </w:p>
           <w:p>
@@ -2842,7 +6421,7 @@
                 <w:color w:val="1E293B"/>
                 <w:sz w:val="21"/>
               </w:rPr>
-              <w:t>3. 100% Sovereign &amp; Indian Face Optimized — tested across 100 high-profile Indian deepfakes!</w:t>
+              <w:t>3. 4 Physical Pillars (Spatial + Indic Phoneme Sync + 3D Corneal Parallax + rPPG Pulse) make NETRA indisputable in court!</w:t>
             </w:r>
           </w:p>
         </w:tc>
@@ -2850,7 +6429,7 @@
     </w:tbl>
     <w:p>
       <w:pPr>
-        <w:spacing w:after="120"/>
+        <w:spacing w:after="100"/>
       </w:pPr>
     </w:p>
     <w:sectPr>

--- a/NETRA_Project_Documentation_Hinglish_Easy.docx
+++ b/NETRA_Project_Documentation_Hinglish_Easy.docx
@@ -1283,7 +1283,7 @@
                 <w:sz w:val="18"/>
                 <w:rFonts w:ascii="Calibri" w:hAnsi="Calibri"/>
               </w:rPr>
-              <w:t xml:space="preserve">Rahul Gandhi driving video (rahulgandhiowner.mov, 148 frames @ 1080p) par Narendra Modi ki identity morph karne ka initial testbed banaya. MesoNet-4 aur MesoInception-4 ko benchmark kiya.</w:t>
+              <w:t xml:space="preserve">Rahul Gandhi driving video (sparsh.mov, 148 frames @ 1080p) par Narendra Modi ki identity morph karne ka initial testbed banaya. MesoNet-4 aur MesoInception-4 ko benchmark kiya.</w:t>
             </w:r>
           </w:p>
         </w:tc>
@@ -8054,7 +8054,7 @@
                 <w:sz w:val="18"/>
                 <w:rFonts w:ascii="Calibri" w:hAnsi="Calibri"/>
               </w:rPr>
-              <w:t xml:space="preserve">UNSEEN EVALUATION: 100 prominent Indian public figures transferred onto target driving video (rahulgandhiowner.mov).</w:t>
+              <w:t xml:space="preserve">UNSEEN EVALUATION: 100 prominent Indian public figures transferred onto target driving video (sparsh.mov).</w:t>
             </w:r>
           </w:p>
         </w:tc>
